--- a/EXPORTS/DOCX/published/niveau2/English/CivilServants.docx
+++ b/EXPORTS/DOCX/published/niveau2/English/CivilServants.docx
@@ -135,7 +135,7 @@
           <w:rFonts w:ascii="Charis SIL Regular" w:hAnsi="Charis SIL Regular" w:eastAsia="Charis SIL Regular"/>
           <w:b w:val="0"/>
           <w:i w:val="0"/>
-          <w:color w:val="0066CC"/>
+          <w:color w:val="0000FF"/>
           <w:sz w:val="24"/>
           <w:u w:val="single"/>
         </w:rPr>
@@ -153,7 +153,7 @@
           <w:rFonts w:ascii="Charis SIL Regular" w:hAnsi="Charis SIL Regular" w:eastAsia="Charis SIL Regular"/>
           <w:b w:val="0"/>
           <w:i w:val="0"/>
-          <w:color w:val="0066CC"/>
+          <w:color w:val="0000FF"/>
           <w:sz w:val="24"/>
           <w:u w:val="single"/>
         </w:rPr>
@@ -164,7 +164,7 @@
           <w:rFonts w:ascii="Charis SIL Regular" w:hAnsi="Charis SIL Regular" w:eastAsia="Charis SIL Regular"/>
           <w:b w:val="0"/>
           <w:i w:val="0"/>
-          <w:color w:val="0066CC"/>
+          <w:color w:val="0000FF"/>
           <w:sz w:val="24"/>
           <w:u w:val="single"/>
         </w:rPr>
@@ -182,7 +182,7 @@
           <w:rFonts w:ascii="Charis SIL Regular" w:hAnsi="Charis SIL Regular" w:eastAsia="Charis SIL Regular"/>
           <w:b w:val="0"/>
           <w:i w:val="0"/>
-          <w:color w:val="0066CC"/>
+          <w:color w:val="0000FF"/>
           <w:sz w:val="24"/>
           <w:u w:val="single"/>
         </w:rPr>
@@ -193,7 +193,7 @@
           <w:rFonts w:ascii="Charis SIL Regular" w:hAnsi="Charis SIL Regular" w:eastAsia="Charis SIL Regular"/>
           <w:b w:val="0"/>
           <w:i w:val="0"/>
-          <w:color w:val="0066CC"/>
+          <w:color w:val="0000FF"/>
           <w:sz w:val="24"/>
           <w:u w:val="single"/>
         </w:rPr>
@@ -221,7 +221,7 @@
           <w:rFonts w:ascii="Charis SIL Regular" w:hAnsi="Charis SIL Regular" w:eastAsia="Charis SIL Regular"/>
           <w:b w:val="0"/>
           <w:i w:val="0"/>
-          <w:color w:val="0066CC"/>
+          <w:color w:val="0000FF"/>
           <w:sz w:val="24"/>
           <w:u w:val="single"/>
         </w:rPr>
@@ -246,7 +246,7 @@
       </w:r>
       <w:r>
         <w:rPr>
-          <w:u w:val="single" w:color="0066cc"/>
+          <w:u w:val="single" w:color="0000ff"/>
           <w:rFonts w:ascii="Charis SIL Regular" w:hAnsi="Charis SIL Regular" w:eastAsia="Charis SIL Regular"/>
           <w:b w:val="0"/>
           <w:i w:val="0"/>
@@ -264,7 +264,7 @@
       </w:r>
       <w:r>
         <w:rPr>
-          <w:u w:val="single" w:color="0066cc"/>
+          <w:u w:val="single" w:color="0000ff"/>
           <w:rFonts w:ascii="Charis SIL Regular" w:hAnsi="Charis SIL Regular" w:eastAsia="Charis SIL Regular"/>
           <w:b w:val="0"/>
           <w:i w:val="0"/>
@@ -282,7 +282,7 @@
       </w:r>
       <w:r>
         <w:rPr>
-          <w:u w:val="single" w:color="0066cc"/>
+          <w:u w:val="single" w:color="0000ff"/>
           <w:rFonts w:ascii="Charis SIL Regular" w:hAnsi="Charis SIL Regular" w:eastAsia="Charis SIL Regular"/>
           <w:b w:val="0"/>
           <w:i w:val="0"/>
@@ -320,7 +320,7 @@
       </w:r>
       <w:r>
         <w:rPr>
-          <w:u w:val="single" w:color="0066cc"/>
+          <w:u w:val="single" w:color="0000ff"/>
           <w:rFonts w:ascii="Charis SIL Regular" w:hAnsi="Charis SIL Regular" w:eastAsia="Charis SIL Regular"/>
           <w:b w:val="0"/>
           <w:i w:val="0"/>
@@ -480,7 +480,7 @@
           <w:rFonts w:ascii="Charis SIL Regular" w:hAnsi="Charis SIL Regular" w:eastAsia="Charis SIL Regular"/>
           <w:b w:val="0"/>
           <w:i w:val="0"/>
-          <w:color w:val="0066CC"/>
+          <w:color w:val="0000FF"/>
           <w:sz w:val="24"/>
           <w:u w:val="single"/>
         </w:rPr>
@@ -498,7 +498,7 @@
           <w:rFonts w:ascii="Charis SIL Regular" w:hAnsi="Charis SIL Regular" w:eastAsia="Charis SIL Regular"/>
           <w:b w:val="0"/>
           <w:i w:val="0"/>
-          <w:color w:val="0066CC"/>
+          <w:color w:val="0000FF"/>
           <w:sz w:val="24"/>
           <w:u w:val="single"/>
         </w:rPr>
@@ -509,7 +509,7 @@
           <w:rFonts w:ascii="Charis SIL Regular" w:hAnsi="Charis SIL Regular" w:eastAsia="Charis SIL Regular"/>
           <w:b w:val="0"/>
           <w:i w:val="0"/>
-          <w:color w:val="0066CC"/>
+          <w:color w:val="0000FF"/>
           <w:sz w:val="24"/>
           <w:u w:val="single"/>
         </w:rPr>
@@ -527,7 +527,7 @@
           <w:rFonts w:ascii="Charis SIL Regular" w:hAnsi="Charis SIL Regular" w:eastAsia="Charis SIL Regular"/>
           <w:b w:val="0"/>
           <w:i w:val="0"/>
-          <w:color w:val="0066CC"/>
+          <w:color w:val="0000FF"/>
           <w:sz w:val="24"/>
           <w:u w:val="single"/>
         </w:rPr>
@@ -538,7 +538,7 @@
           <w:rFonts w:ascii="Charis SIL Regular" w:hAnsi="Charis SIL Regular" w:eastAsia="Charis SIL Regular"/>
           <w:b w:val="0"/>
           <w:i w:val="0"/>
-          <w:color w:val="0066CC"/>
+          <w:color w:val="0000FF"/>
           <w:sz w:val="24"/>
           <w:u w:val="single"/>
         </w:rPr>
@@ -556,24 +556,18 @@
           <w:rFonts w:ascii="Charis SIL Regular" w:hAnsi="Charis SIL Regular" w:eastAsia="Charis SIL Regular"/>
           <w:b w:val="0"/>
           <w:i w:val="0"/>
-          <w:color w:val="0066CC"/>
-          <w:sz w:val="24"/>
-        </w:rPr>
-        <w:hyperlink r:id="rId11" w:history="1">
-          <w:r>
-            <w:rPr>
-              <w:rStyle w:val="Hyperlink"/>
-            </w:rPr>
-            <w:t>fl</w:t>
-          </w:r>
-        </w:hyperlink>
+          <w:color w:val="0000FF"/>
+          <w:sz w:val="24"/>
+          <w:u w:val="single"/>
+        </w:rPr>
+        <w:t>fl</w:t>
       </w:r>
       <w:r>
         <w:rPr>
           <w:rFonts w:ascii="Charis SIL Regular" w:hAnsi="Charis SIL Regular" w:eastAsia="Charis SIL Regular"/>
           <w:b w:val="0"/>
           <w:i w:val="0"/>
-          <w:color w:val="0066CC"/>
+          <w:color w:val="0000FF"/>
           <w:sz w:val="24"/>
         </w:rPr>
         <w:t>es</w:t>
@@ -600,7 +594,7 @@
       </w:r>
       <w:r>
         <w:rPr>
-          <w:u w:val="single" w:color="0066cc"/>
+          <w:u w:val="single" w:color="0000ff"/>
           <w:rFonts w:ascii="Charis SIL Regular" w:hAnsi="Charis SIL Regular" w:eastAsia="Charis SIL Regular"/>
           <w:b w:val="0"/>
           <w:i w:val="0"/>
@@ -664,7 +658,7 @@
           <w:rFonts w:ascii="Charis SIL Regular" w:hAnsi="Charis SIL Regular" w:eastAsia="Charis SIL Regular"/>
           <w:b w:val="0"/>
           <w:i w:val="0"/>
-          <w:color w:val="0066CC"/>
+          <w:color w:val="0000FF"/>
           <w:sz w:val="24"/>
           <w:u w:val="single"/>
         </w:rPr>
@@ -682,7 +676,7 @@
           <w:rFonts w:ascii="Charis SIL Regular" w:hAnsi="Charis SIL Regular" w:eastAsia="Charis SIL Regular"/>
           <w:b w:val="0"/>
           <w:i w:val="0"/>
-          <w:color w:val="0066CC"/>
+          <w:color w:val="0000FF"/>
           <w:sz w:val="24"/>
           <w:u w:val="single"/>
         </w:rPr>
@@ -693,7 +687,7 @@
           <w:rFonts w:ascii="Charis SIL Regular" w:hAnsi="Charis SIL Regular" w:eastAsia="Charis SIL Regular"/>
           <w:b w:val="0"/>
           <w:i w:val="0"/>
-          <w:color w:val="0066CC"/>
+          <w:color w:val="0000FF"/>
           <w:sz w:val="24"/>
           <w:u w:val="single"/>
         </w:rPr>
@@ -711,7 +705,7 @@
           <w:rFonts w:ascii="Charis SIL Regular" w:hAnsi="Charis SIL Regular" w:eastAsia="Charis SIL Regular"/>
           <w:b w:val="0"/>
           <w:i w:val="0"/>
-          <w:color w:val="0066CC"/>
+          <w:color w:val="0000FF"/>
           <w:sz w:val="24"/>
           <w:u w:val="single"/>
         </w:rPr>
@@ -722,7 +716,7 @@
           <w:rFonts w:ascii="Charis SIL Regular" w:hAnsi="Charis SIL Regular" w:eastAsia="Charis SIL Regular"/>
           <w:b w:val="0"/>
           <w:i w:val="0"/>
-          <w:color w:val="0066CC"/>
+          <w:color w:val="0000FF"/>
           <w:sz w:val="24"/>
           <w:u w:val="single"/>
         </w:rPr>
@@ -740,7 +734,7 @@
           <w:rFonts w:ascii="Charis SIL Regular" w:hAnsi="Charis SIL Regular" w:eastAsia="Charis SIL Regular"/>
           <w:b w:val="0"/>
           <w:i w:val="0"/>
-          <w:color w:val="0066CC"/>
+          <w:color w:val="0000FF"/>
           <w:sz w:val="24"/>
           <w:u w:val="single"/>
         </w:rPr>
@@ -751,7 +745,7 @@
           <w:rFonts w:ascii="Charis SIL Regular" w:hAnsi="Charis SIL Regular" w:eastAsia="Charis SIL Regular"/>
           <w:b w:val="0"/>
           <w:i w:val="0"/>
-          <w:color w:val="0066CC"/>
+          <w:color w:val="0000FF"/>
           <w:sz w:val="24"/>
           <w:u w:val="single"/>
         </w:rPr>
@@ -769,7 +763,7 @@
           <w:rFonts w:ascii="Charis SIL Regular" w:hAnsi="Charis SIL Regular" w:eastAsia="Charis SIL Regular"/>
           <w:b w:val="0"/>
           <w:i w:val="0"/>
-          <w:color w:val="0066CC"/>
+          <w:color w:val="0000FF"/>
           <w:sz w:val="24"/>
           <w:u w:val="single"/>
         </w:rPr>
@@ -780,7 +774,7 @@
           <w:rFonts w:ascii="Charis SIL Regular" w:hAnsi="Charis SIL Regular" w:eastAsia="Charis SIL Regular"/>
           <w:b w:val="0"/>
           <w:i w:val="0"/>
-          <w:color w:val="0066CC"/>
+          <w:color w:val="0000FF"/>
           <w:sz w:val="24"/>
           <w:u w:val="single"/>
         </w:rPr>
@@ -798,7 +792,7 @@
           <w:rFonts w:ascii="Charis SIL Regular" w:hAnsi="Charis SIL Regular" w:eastAsia="Charis SIL Regular"/>
           <w:b w:val="0"/>
           <w:i w:val="0"/>
-          <w:color w:val="0066CC"/>
+          <w:color w:val="0000FF"/>
           <w:sz w:val="24"/>
           <w:u w:val="single"/>
         </w:rPr>
@@ -809,7 +803,7 @@
           <w:rFonts w:ascii="Charis SIL Regular" w:hAnsi="Charis SIL Regular" w:eastAsia="Charis SIL Regular"/>
           <w:b w:val="0"/>
           <w:i w:val="0"/>
-          <w:color w:val="0066CC"/>
+          <w:color w:val="0000FF"/>
           <w:sz w:val="24"/>
           <w:u w:val="single"/>
         </w:rPr>
@@ -834,7 +828,7 @@
       </w:r>
       <w:r>
         <w:rPr>
-          <w:u w:val="single" w:color="0066cc"/>
+          <w:u w:val="single" w:color="0000ff"/>
           <w:rFonts w:ascii="Charis SIL Regular" w:hAnsi="Charis SIL Regular" w:eastAsia="Charis SIL Regular"/>
           <w:b w:val="0"/>
           <w:i w:val="0"/>
@@ -852,7 +846,7 @@
       </w:r>
       <w:r>
         <w:rPr>
-          <w:u w:val="single" w:color="0066cc"/>
+          <w:u w:val="single" w:color="0000ff"/>
           <w:rFonts w:ascii="Charis SIL Regular" w:hAnsi="Charis SIL Regular" w:eastAsia="Charis SIL Regular"/>
           <w:b w:val="0"/>
           <w:i w:val="0"/>
@@ -870,7 +864,7 @@
       </w:r>
       <w:r>
         <w:rPr>
-          <w:u w:val="single" w:color="0066cc"/>
+          <w:u w:val="single" w:color="0000ff"/>
           <w:rFonts w:ascii="Charis SIL Regular" w:hAnsi="Charis SIL Regular" w:eastAsia="Charis SIL Regular"/>
           <w:b w:val="0"/>
           <w:i w:val="0"/>
@@ -888,7 +882,7 @@
       </w:r>
       <w:r>
         <w:rPr>
-          <w:u w:val="single" w:color="0066cc"/>
+          <w:u w:val="single" w:color="0000ff"/>
           <w:rFonts w:ascii="Charis SIL Regular" w:hAnsi="Charis SIL Regular" w:eastAsia="Charis SIL Regular"/>
           <w:b w:val="0"/>
           <w:i w:val="0"/>
@@ -906,7 +900,7 @@
       </w:r>
       <w:r>
         <w:rPr>
-          <w:u w:val="single" w:color="0066cc"/>
+          <w:u w:val="single" w:color="0000ff"/>
           <w:rFonts w:ascii="Charis SIL Regular" w:hAnsi="Charis SIL Regular" w:eastAsia="Charis SIL Regular"/>
           <w:b w:val="0"/>
           <w:i w:val="0"/>
@@ -924,7 +918,7 @@
       </w:r>
       <w:r>
         <w:rPr>
-          <w:u w:val="single" w:color="0066cc"/>
+          <w:u w:val="single" w:color="0000ff"/>
           <w:rFonts w:ascii="Charis SIL Regular" w:hAnsi="Charis SIL Regular" w:eastAsia="Charis SIL Regular"/>
           <w:b w:val="0"/>
           <w:i w:val="0"/>
@@ -942,7 +936,7 @@
       </w:r>
       <w:r>
         <w:rPr>
-          <w:u w:val="single" w:color="0066cc"/>
+          <w:u w:val="single" w:color="0000ff"/>
           <w:rFonts w:ascii="Charis SIL Regular" w:hAnsi="Charis SIL Regular" w:eastAsia="Charis SIL Regular"/>
           <w:b w:val="0"/>
           <w:i w:val="0"/>
@@ -960,7 +954,7 @@
       </w:r>
       <w:r>
         <w:rPr>
-          <w:u w:val="single" w:color="0066cc"/>
+          <w:u w:val="single" w:color="0000ff"/>
           <w:rFonts w:ascii="Charis SIL Regular" w:hAnsi="Charis SIL Regular" w:eastAsia="Charis SIL Regular"/>
           <w:b w:val="0"/>
           <w:i w:val="0"/>
@@ -1081,7 +1075,7 @@
           <w:rFonts w:ascii="Charis SIL Regular" w:hAnsi="Charis SIL Regular" w:eastAsia="Charis SIL Regular"/>
           <w:b w:val="0"/>
           <w:i w:val="0"/>
-          <w:color w:val="0066CC"/>
+          <w:color w:val="0000FF"/>
           <w:sz w:val="24"/>
           <w:u w:val="single"/>
         </w:rPr>
@@ -1099,7 +1093,7 @@
           <w:rFonts w:ascii="Charis SIL Regular" w:hAnsi="Charis SIL Regular" w:eastAsia="Charis SIL Regular"/>
           <w:b w:val="0"/>
           <w:i w:val="0"/>
-          <w:color w:val="0066CC"/>
+          <w:color w:val="0000FF"/>
           <w:sz w:val="24"/>
           <w:u w:val="single"/>
         </w:rPr>
@@ -1110,7 +1104,7 @@
           <w:rFonts w:ascii="Charis SIL Regular" w:hAnsi="Charis SIL Regular" w:eastAsia="Charis SIL Regular"/>
           <w:b w:val="0"/>
           <w:i w:val="0"/>
-          <w:color w:val="0066CC"/>
+          <w:color w:val="0000FF"/>
           <w:sz w:val="24"/>
           <w:u w:val="single"/>
         </w:rPr>
@@ -1198,7 +1192,7 @@
           <w:rFonts w:ascii="Charis SIL Regular" w:hAnsi="Charis SIL Regular" w:eastAsia="Charis SIL Regular"/>
           <w:b w:val="0"/>
           <w:i w:val="0"/>
-          <w:color w:val="0066CC"/>
+          <w:color w:val="0000FF"/>
           <w:sz w:val="24"/>
           <w:u w:val="single"/>
         </w:rPr>
@@ -1233,7 +1227,7 @@
       </w:r>
       <w:r>
         <w:rPr>
-          <w:u w:val="single" w:color="0066cc"/>
+          <w:u w:val="single" w:color="0000ff"/>
           <w:rFonts w:ascii="Charis SIL Regular" w:hAnsi="Charis SIL Regular" w:eastAsia="Charis SIL Regular"/>
           <w:b w:val="0"/>
           <w:i w:val="0"/>
@@ -1274,7 +1268,7 @@
           <w:rFonts w:ascii="Charis SIL Regular" w:hAnsi="Charis SIL Regular" w:eastAsia="Charis SIL Regular"/>
           <w:b w:val="0"/>
           <w:i w:val="0"/>
-          <w:color w:val="0066CC"/>
+          <w:color w:val="0000FF"/>
           <w:sz w:val="24"/>
           <w:u w:val="single"/>
         </w:rPr>
@@ -1292,7 +1286,7 @@
           <w:rFonts w:ascii="Charis SIL Regular" w:hAnsi="Charis SIL Regular" w:eastAsia="Charis SIL Regular"/>
           <w:b w:val="0"/>
           <w:i w:val="0"/>
-          <w:color w:val="0066CC"/>
+          <w:color w:val="0000FF"/>
           <w:sz w:val="24"/>
           <w:u w:val="single"/>
         </w:rPr>
@@ -1303,7 +1297,7 @@
           <w:rFonts w:ascii="Charis SIL Regular" w:hAnsi="Charis SIL Regular" w:eastAsia="Charis SIL Regular"/>
           <w:b w:val="0"/>
           <w:i w:val="0"/>
-          <w:color w:val="0066CC"/>
+          <w:color w:val="0000FF"/>
           <w:sz w:val="24"/>
           <w:u w:val="single"/>
         </w:rPr>
@@ -1321,7 +1315,7 @@
           <w:rFonts w:ascii="Charis SIL Regular" w:hAnsi="Charis SIL Regular" w:eastAsia="Charis SIL Regular"/>
           <w:b w:val="0"/>
           <w:i w:val="0"/>
-          <w:color w:val="0066CC"/>
+          <w:color w:val="0000FF"/>
           <w:sz w:val="24"/>
           <w:u w:val="single"/>
         </w:rPr>
@@ -1332,7 +1326,7 @@
           <w:rFonts w:ascii="Charis SIL Regular" w:hAnsi="Charis SIL Regular" w:eastAsia="Charis SIL Regular"/>
           <w:b w:val="0"/>
           <w:i w:val="0"/>
-          <w:color w:val="0066CC"/>
+          <w:color w:val="0000FF"/>
           <w:sz w:val="24"/>
           <w:u w:val="single"/>
         </w:rPr>
@@ -1350,7 +1344,7 @@
           <w:rFonts w:ascii="Charis SIL Regular" w:hAnsi="Charis SIL Regular" w:eastAsia="Charis SIL Regular"/>
           <w:b w:val="0"/>
           <w:i w:val="0"/>
-          <w:color w:val="0066CC"/>
+          <w:color w:val="0000FF"/>
           <w:sz w:val="24"/>
           <w:u w:val="single"/>
         </w:rPr>
@@ -1361,7 +1355,7 @@
           <w:rFonts w:ascii="Charis SIL Regular" w:hAnsi="Charis SIL Regular" w:eastAsia="Charis SIL Regular"/>
           <w:b w:val="0"/>
           <w:i w:val="0"/>
-          <w:color w:val="0066CC"/>
+          <w:color w:val="0000FF"/>
           <w:sz w:val="24"/>
           <w:u w:val="single"/>
         </w:rPr>
@@ -1396,7 +1390,7 @@
       </w:r>
       <w:r>
         <w:rPr>
-          <w:u w:val="single" w:color="0066cc"/>
+          <w:u w:val="single" w:color="0000ff"/>
           <w:rFonts w:ascii="Charis SIL Regular" w:hAnsi="Charis SIL Regular" w:eastAsia="Charis SIL Regular"/>
           <w:b w:val="0"/>
           <w:i w:val="0"/>
@@ -1414,7 +1408,7 @@
       </w:r>
       <w:r>
         <w:rPr>
-          <w:u w:val="single" w:color="0066cc"/>
+          <w:u w:val="single" w:color="0000ff"/>
           <w:rFonts w:ascii="Charis SIL Regular" w:hAnsi="Charis SIL Regular" w:eastAsia="Charis SIL Regular"/>
           <w:b w:val="0"/>
           <w:i w:val="0"/>
@@ -1425,7 +1419,7 @@
       </w:r>
       <w:r>
         <w:rPr>
-          <w:u w:val="single" w:color="0066cc"/>
+          <w:u w:val="single" w:color="0000ff"/>
           <w:rFonts w:ascii="Charis SIL Regular" w:hAnsi="Charis SIL Regular" w:eastAsia="Charis SIL Regular"/>
           <w:b w:val="0"/>
           <w:i w:val="0"/>
@@ -1443,7 +1437,7 @@
       </w:r>
       <w:r>
         <w:rPr>
-          <w:u w:val="single" w:color="0066cc"/>
+          <w:u w:val="single" w:color="0000ff"/>
           <w:rFonts w:ascii="Charis SIL Regular" w:hAnsi="Charis SIL Regular" w:eastAsia="Charis SIL Regular"/>
           <w:b w:val="0"/>
           <w:i w:val="0"/>
@@ -1461,7 +1455,7 @@
       </w:r>
       <w:r>
         <w:rPr>
-          <w:u w:val="single" w:color="0066cc"/>
+          <w:u w:val="single" w:color="0000ff"/>
           <w:rFonts w:ascii="Charis SIL Regular" w:hAnsi="Charis SIL Regular" w:eastAsia="Charis SIL Regular"/>
           <w:b w:val="0"/>
           <w:i w:val="0"/>
@@ -1479,7 +1473,7 @@
       </w:r>
       <w:r>
         <w:rPr>
-          <w:u w:val="single" w:color="0066cc"/>
+          <w:u w:val="single" w:color="0000ff"/>
           <w:rFonts w:ascii="Charis SIL Regular" w:hAnsi="Charis SIL Regular" w:eastAsia="Charis SIL Regular"/>
           <w:b w:val="0"/>
           <w:i w:val="0"/>
@@ -1510,8 +1504,9 @@
           <w:rFonts w:ascii="Charis SIL Regular" w:hAnsi="Charis SIL Regular" w:eastAsia="Charis SIL Regular"/>
           <w:b w:val="0"/>
           <w:i w:val="0"/>
-          <w:color w:val="0066CC"/>
-          <w:sz w:val="24"/>
+          <w:color w:val="0000FF"/>
+          <w:sz w:val="24"/>
+          <w:u w:val="single"/>
         </w:rPr>
         <w:hyperlink r:id="rId16" w:history="1">
           <w:r>
@@ -1649,7 +1644,7 @@
           <w:rFonts w:ascii="Charis SIL Regular" w:hAnsi="Charis SIL Regular" w:eastAsia="Charis SIL Regular"/>
           <w:b w:val="0"/>
           <w:i w:val="0"/>
-          <w:color w:val="0066CC"/>
+          <w:color w:val="0000FF"/>
           <w:sz w:val="24"/>
           <w:u w:val="single"/>
         </w:rPr>
@@ -1677,7 +1672,7 @@
           <w:rFonts w:ascii="Charis SIL Regular" w:hAnsi="Charis SIL Regular" w:eastAsia="Charis SIL Regular"/>
           <w:b w:val="0"/>
           <w:i w:val="0"/>
-          <w:color w:val="0066CC"/>
+          <w:color w:val="0000FF"/>
           <w:sz w:val="24"/>
           <w:u w:val="single"/>
         </w:rPr>
@@ -1695,7 +1690,7 @@
           <w:rFonts w:ascii="Charis SIL Regular" w:hAnsi="Charis SIL Regular" w:eastAsia="Charis SIL Regular"/>
           <w:b w:val="0"/>
           <w:i w:val="0"/>
-          <w:color w:val="0066CC"/>
+          <w:color w:val="0000FF"/>
           <w:sz w:val="24"/>
           <w:u w:val="single"/>
         </w:rPr>
@@ -1706,7 +1701,7 @@
           <w:rFonts w:ascii="Charis SIL Regular" w:hAnsi="Charis SIL Regular" w:eastAsia="Charis SIL Regular"/>
           <w:b w:val="0"/>
           <w:i w:val="0"/>
-          <w:color w:val="0066CC"/>
+          <w:color w:val="0000FF"/>
           <w:sz w:val="24"/>
           <w:u w:val="single"/>
         </w:rPr>
@@ -1731,7 +1726,7 @@
       </w:r>
       <w:r>
         <w:rPr>
-          <w:u w:val="single" w:color="0066cc"/>
+          <w:u w:val="single" w:color="0000ff"/>
           <w:rFonts w:ascii="Charis SIL Regular" w:hAnsi="Charis SIL Regular" w:eastAsia="Charis SIL Regular"/>
           <w:b w:val="0"/>
           <w:i w:val="0"/>
@@ -1759,7 +1754,7 @@
       </w:r>
       <w:r>
         <w:rPr>
-          <w:u w:val="single" w:color="0066cc"/>
+          <w:u w:val="single" w:color="0000ff"/>
           <w:rFonts w:ascii="Charis SIL Regular" w:hAnsi="Charis SIL Regular" w:eastAsia="Charis SIL Regular"/>
           <w:b w:val="0"/>
           <w:i w:val="0"/>
@@ -1777,7 +1772,7 @@
       </w:r>
       <w:r>
         <w:rPr>
-          <w:u w:val="single" w:color="0066cc"/>
+          <w:u w:val="single" w:color="0000ff"/>
           <w:rFonts w:ascii="Charis SIL Regular" w:hAnsi="Charis SIL Regular" w:eastAsia="Charis SIL Regular"/>
           <w:b w:val="0"/>
           <w:i w:val="0"/>
@@ -1788,7 +1783,7 @@
       </w:r>
       <w:r>
         <w:rPr>
-          <w:u w:val="single" w:color="0066cc"/>
+          <w:u w:val="single" w:color="0000ff"/>
           <w:rFonts w:ascii="Charis SIL Regular" w:hAnsi="Charis SIL Regular" w:eastAsia="Charis SIL Regular"/>
           <w:b w:val="0"/>
           <w:i w:val="0"/>
@@ -1806,7 +1801,7 @@
       </w:r>
       <w:r>
         <w:rPr>
-          <w:u w:val="single" w:color="0066cc"/>
+          <w:u w:val="single" w:color="0000ff"/>
           <w:rFonts w:ascii="Charis SIL Regular" w:hAnsi="Charis SIL Regular" w:eastAsia="Charis SIL Regular"/>
           <w:b w:val="0"/>
           <w:i w:val="0"/>
@@ -1980,7 +1975,7 @@
           <w:rFonts w:ascii="Charis SIL Regular" w:hAnsi="Charis SIL Regular" w:eastAsia="Charis SIL Regular"/>
           <w:b w:val="0"/>
           <w:i w:val="0"/>
-          <w:color w:val="0066CC"/>
+          <w:color w:val="0000FF"/>
           <w:sz w:val="24"/>
           <w:u w:val="single"/>
         </w:rPr>
@@ -2015,7 +2010,7 @@
       </w:r>
       <w:r>
         <w:rPr>
-          <w:u w:val="single" w:color="0066cc"/>
+          <w:u w:val="single" w:color="0000ff"/>
           <w:rFonts w:ascii="Charis SIL Regular" w:hAnsi="Charis SIL Regular" w:eastAsia="Charis SIL Regular"/>
           <w:b w:val="0"/>
           <w:i w:val="0"/>
@@ -2132,7 +2127,7 @@
           <w:rFonts w:ascii="Charis SIL Regular" w:hAnsi="Charis SIL Regular" w:eastAsia="Charis SIL Regular"/>
           <w:b w:val="0"/>
           <w:i w:val="0"/>
-          <w:color w:val="0066CC"/>
+          <w:color w:val="0000FF"/>
           <w:sz w:val="24"/>
           <w:u w:val="single"/>
         </w:rPr>
@@ -2156,7 +2151,7 @@
           <w:rFonts w:ascii="Charis SIL Regular" w:hAnsi="Charis SIL Regular" w:eastAsia="Charis SIL Regular"/>
           <w:b w:val="0"/>
           <w:i w:val="0"/>
-          <w:color w:val="0066CC"/>
+          <w:color w:val="0000FF"/>
           <w:sz w:val="24"/>
           <w:u w:val="single"/>
         </w:rPr>
@@ -2167,7 +2162,7 @@
           <w:rFonts w:ascii="Charis SIL Regular" w:hAnsi="Charis SIL Regular" w:eastAsia="Charis SIL Regular"/>
           <w:b w:val="0"/>
           <w:i w:val="0"/>
-          <w:color w:val="0066CC"/>
+          <w:color w:val="0000FF"/>
           <w:sz w:val="24"/>
           <w:u w:val="single"/>
         </w:rPr>
@@ -2191,7 +2186,7 @@
           <w:rFonts w:ascii="Charis SIL Regular" w:hAnsi="Charis SIL Regular" w:eastAsia="Charis SIL Regular"/>
           <w:b w:val="0"/>
           <w:i w:val="0"/>
-          <w:color w:val="0066CC"/>
+          <w:color w:val="0000FF"/>
           <w:sz w:val="24"/>
           <w:u w:val="single"/>
         </w:rPr>
@@ -2202,7 +2197,7 @@
           <w:rFonts w:ascii="Charis SIL Regular" w:hAnsi="Charis SIL Regular" w:eastAsia="Charis SIL Regular"/>
           <w:b w:val="0"/>
           <w:i w:val="0"/>
-          <w:color w:val="0066CC"/>
+          <w:color w:val="0000FF"/>
           <w:sz w:val="24"/>
           <w:u w:val="single"/>
         </w:rPr>
@@ -2226,7 +2221,7 @@
           <w:rFonts w:ascii="Charis SIL Regular" w:hAnsi="Charis SIL Regular" w:eastAsia="Charis SIL Regular"/>
           <w:b w:val="0"/>
           <w:i w:val="0"/>
-          <w:color w:val="0066CC"/>
+          <w:color w:val="0000FF"/>
           <w:sz w:val="24"/>
           <w:u w:val="single"/>
         </w:rPr>
@@ -2250,11 +2245,22 @@
           <w:rFonts w:ascii="Charis SIL Regular" w:hAnsi="Charis SIL Regular" w:eastAsia="Charis SIL Regular"/>
           <w:b w:val="0"/>
           <w:i w:val="0"/>
-          <w:color w:val="0066CC"/>
+          <w:color w:val="0000FF"/>
           <w:sz w:val="24"/>
           <w:u w:val="single"/>
         </w:rPr>
-        <w:t>Koninklijk Bataviaasch Genootschap van Kunsten en Wetenschappen</w:t>
+        <w:t>Koninklijk</w:t>
+      </w:r>
+      <w:r>
+        <w:rPr>
+          <w:rFonts w:ascii="Charis SIL Regular" w:hAnsi="Charis SIL Regular" w:eastAsia="Charis SIL Regular"/>
+          <w:b w:val="0"/>
+          <w:i w:val="0"/>
+          <w:color w:val="0000FF"/>
+          <w:sz w:val="24"/>
+          <w:u w:val="single"/>
+        </w:rPr>
+        <w:t xml:space="preserve"> Bataviaasch Genootschap van Kunsten en Wetenschappen</w:t>
       </w:r>
       <w:r>
         <w:br/>
@@ -2274,7 +2280,7 @@
           <w:rFonts w:ascii="Charis SIL Regular" w:hAnsi="Charis SIL Regular" w:eastAsia="Charis SIL Regular"/>
           <w:b w:val="0"/>
           <w:i w:val="0"/>
-          <w:color w:val="0066CC"/>
+          <w:color w:val="0000FF"/>
           <w:sz w:val="24"/>
           <w:u w:val="single"/>
         </w:rPr>
@@ -2298,32 +2304,33 @@
           <w:rFonts w:ascii="Charis SIL Regular" w:hAnsi="Charis SIL Regular" w:eastAsia="Charis SIL Regular"/>
           <w:b w:val="0"/>
           <w:i w:val="0"/>
-          <w:color w:val="0066CC"/>
+          <w:color w:val="0000FF"/>
           <w:sz w:val="24"/>
           <w:u w:val="single"/>
         </w:rPr>
-        <w:t>Scientific research in colo</w:t>
+        <w:t>Scientific research in col</w:t>
       </w:r>
       <w:r>
         <w:rPr>
           <w:rFonts w:ascii="Charis SIL Regular" w:hAnsi="Charis SIL Regular" w:eastAsia="Charis SIL Regular"/>
           <w:b w:val="0"/>
           <w:i w:val="0"/>
-          <w:color w:val="0066CC"/>
+          <w:color w:val="0000FF"/>
           <w:sz w:val="24"/>
           <w:u w:val="single"/>
         </w:rPr>
-        <w:t>nised territorie</w:t>
+        <w:t>o</w:t>
       </w:r>
       <w:r>
         <w:rPr>
           <w:rFonts w:ascii="Charis SIL Regular" w:hAnsi="Charis SIL Regular" w:eastAsia="Charis SIL Regular"/>
           <w:b w:val="0"/>
           <w:i w:val="0"/>
-          <w:color w:val="0066CC"/>
-          <w:sz w:val="24"/>
-        </w:rPr>
-        <w:t>s</w:t>
+          <w:color w:val="0000FF"/>
+          <w:sz w:val="24"/>
+          <w:u w:val="single"/>
+        </w:rPr>
+        <w:t>nised territories</w:t>
       </w:r>
       <w:r>
         <w:br/>
@@ -2343,7 +2350,7 @@
           <w:rFonts w:ascii="Charis SIL Regular" w:hAnsi="Charis SIL Regular" w:eastAsia="Charis SIL Regular"/>
           <w:b w:val="0"/>
           <w:i w:val="0"/>
-          <w:color w:val="0066CC"/>
+          <w:color w:val="0000FF"/>
           <w:sz w:val="24"/>
           <w:u w:val="single"/>
         </w:rPr>
@@ -2354,7 +2361,7 @@
           <w:rFonts w:ascii="Charis SIL Regular" w:hAnsi="Charis SIL Regular" w:eastAsia="Charis SIL Regular"/>
           <w:b w:val="0"/>
           <w:i w:val="0"/>
-          <w:color w:val="0066CC"/>
+          <w:color w:val="0000FF"/>
           <w:sz w:val="24"/>
           <w:u w:val="single"/>
         </w:rPr>
@@ -2378,7 +2385,7 @@
           <w:rFonts w:ascii="Charis SIL Regular" w:hAnsi="Charis SIL Regular" w:eastAsia="Charis SIL Regular"/>
           <w:b w:val="0"/>
           <w:i w:val="0"/>
-          <w:color w:val="0066CC"/>
+          <w:color w:val="0000FF"/>
           <w:sz w:val="24"/>
           <w:u w:val="single"/>
         </w:rPr>
@@ -2389,7 +2396,7 @@
           <w:rFonts w:ascii="Charis SIL Regular" w:hAnsi="Charis SIL Regular" w:eastAsia="Charis SIL Regular"/>
           <w:b w:val="0"/>
           <w:i w:val="0"/>
-          <w:color w:val="0066CC"/>
+          <w:color w:val="0000FF"/>
           <w:sz w:val="24"/>
         </w:rPr>
         <w:t>an and Caribbean Studies (KITLV)</w:t>
@@ -2409,7 +2416,7 @@
           <w:rFonts w:ascii="Charis SIL Regular" w:hAnsi="Charis SIL Regular" w:eastAsia="Charis SIL Regular"/>
           <w:b w:val="0"/>
           <w:i w:val="0"/>
-          <w:color w:val="0066CC"/>
+          <w:color w:val="0000FF"/>
           <w:sz w:val="24"/>
           <w:u w:val="single"/>
         </w:rPr>
@@ -2433,7 +2440,7 @@
           <w:rFonts w:ascii="Charis SIL Regular" w:hAnsi="Charis SIL Regular" w:eastAsia="Charis SIL Regular"/>
           <w:b w:val="0"/>
           <w:i w:val="0"/>
-          <w:color w:val="0066CC"/>
+          <w:color w:val="0000FF"/>
           <w:sz w:val="24"/>
           <w:u w:val="single"/>
         </w:rPr>
@@ -2457,7 +2464,7 @@
           <w:rFonts w:ascii="Charis SIL Regular" w:hAnsi="Charis SIL Regular" w:eastAsia="Charis SIL Regular"/>
           <w:b w:val="0"/>
           <w:i w:val="0"/>
-          <w:color w:val="0066CC"/>
+          <w:color w:val="0000FF"/>
           <w:sz w:val="24"/>
           <w:u w:val="single"/>
         </w:rPr>
@@ -2481,7 +2488,7 @@
           <w:rFonts w:ascii="Charis SIL Regular" w:hAnsi="Charis SIL Regular" w:eastAsia="Charis SIL Regular"/>
           <w:b w:val="0"/>
           <w:i w:val="0"/>
-          <w:color w:val="0066CC"/>
+          <w:color w:val="0000FF"/>
           <w:sz w:val="24"/>
           <w:u w:val="single"/>
         </w:rPr>
@@ -2492,7 +2499,7 @@
           <w:rFonts w:ascii="Charis SIL Regular" w:hAnsi="Charis SIL Regular" w:eastAsia="Charis SIL Regular"/>
           <w:b w:val="0"/>
           <w:i w:val="0"/>
-          <w:color w:val="0066CC"/>
+          <w:color w:val="0000FF"/>
           <w:sz w:val="24"/>
           <w:u w:val="single"/>
         </w:rPr>
@@ -2516,7 +2523,7 @@
           <w:rFonts w:ascii="Charis SIL Regular" w:hAnsi="Charis SIL Regular" w:eastAsia="Charis SIL Regular"/>
           <w:b w:val="0"/>
           <w:i w:val="0"/>
-          <w:color w:val="0066CC"/>
+          <w:color w:val="0000FF"/>
           <w:sz w:val="24"/>
           <w:u w:val="single"/>
         </w:rPr>
@@ -2540,7 +2547,7 @@
           <w:rFonts w:ascii="Charis SIL Regular" w:hAnsi="Charis SIL Regular" w:eastAsia="Charis SIL Regular"/>
           <w:b w:val="0"/>
           <w:i w:val="0"/>
-          <w:color w:val="0066CC"/>
+          <w:color w:val="0000FF"/>
           <w:sz w:val="24"/>
           <w:u w:val="single"/>
         </w:rPr>
@@ -2564,7 +2571,7 @@
           <w:rFonts w:ascii="Charis SIL Regular" w:hAnsi="Charis SIL Regular" w:eastAsia="Charis SIL Regular"/>
           <w:b w:val="0"/>
           <w:i w:val="0"/>
-          <w:color w:val="0066CC"/>
+          <w:color w:val="0000FF"/>
           <w:sz w:val="24"/>
           <w:u w:val="single"/>
         </w:rPr>
@@ -2575,7 +2582,7 @@
           <w:rFonts w:ascii="Charis SIL Regular" w:hAnsi="Charis SIL Regular" w:eastAsia="Charis SIL Regular"/>
           <w:b w:val="0"/>
           <w:i w:val="0"/>
-          <w:color w:val="0066CC"/>
+          <w:color w:val="0000FF"/>
           <w:sz w:val="24"/>
           <w:u w:val="single"/>
         </w:rPr>
@@ -2599,7 +2606,7 @@
           <w:rFonts w:ascii="Charis SIL Regular" w:hAnsi="Charis SIL Regular" w:eastAsia="Charis SIL Regular"/>
           <w:b w:val="0"/>
           <w:i w:val="0"/>
-          <w:color w:val="0066CC"/>
+          <w:color w:val="0000FF"/>
           <w:sz w:val="24"/>
           <w:u w:val="single"/>
         </w:rPr>
@@ -2610,7 +2617,7 @@
           <w:rFonts w:ascii="Charis SIL Regular" w:hAnsi="Charis SIL Regular" w:eastAsia="Charis SIL Regular"/>
           <w:b w:val="0"/>
           <w:i w:val="0"/>
-          <w:color w:val="0066CC"/>
+          <w:color w:val="0000FF"/>
           <w:sz w:val="24"/>
           <w:u w:val="single"/>
         </w:rPr>
@@ -2634,7 +2641,7 @@
           <w:rFonts w:ascii="Charis SIL Regular" w:hAnsi="Charis SIL Regular" w:eastAsia="Charis SIL Regular"/>
           <w:b w:val="0"/>
           <w:i w:val="0"/>
-          <w:color w:val="0066CC"/>
+          <w:color w:val="0000FF"/>
           <w:sz w:val="24"/>
           <w:u w:val="single"/>
         </w:rPr>
@@ -2645,7 +2652,7 @@
           <w:rFonts w:ascii="Charis SIL Regular" w:hAnsi="Charis SIL Regular" w:eastAsia="Charis SIL Regular"/>
           <w:b w:val="0"/>
           <w:i w:val="0"/>
-          <w:color w:val="0066CC"/>
+          <w:color w:val="0000FF"/>
           <w:sz w:val="24"/>
           <w:u w:val="single"/>
         </w:rPr>
@@ -2784,7 +2791,7 @@
           <w:rFonts w:ascii="Charis SIL Regular" w:hAnsi="Charis SIL Regular" w:eastAsia="Charis SIL Regular"/>
           <w:b w:val="0"/>
           <w:i w:val="0"/>
-          <w:color w:val="0066CC"/>
+          <w:color w:val="0000FF"/>
           <w:sz w:val="24"/>
           <w:u w:val="single"/>
         </w:rPr>
@@ -2802,7 +2809,7 @@
           <w:rFonts w:ascii="Charis SIL Regular" w:hAnsi="Charis SIL Regular" w:eastAsia="Charis SIL Regular"/>
           <w:b w:val="0"/>
           <w:i w:val="0"/>
-          <w:color w:val="0066CC"/>
+          <w:color w:val="0000FF"/>
           <w:sz w:val="24"/>
           <w:u w:val="single"/>
         </w:rPr>
@@ -2820,7 +2827,7 @@
           <w:rFonts w:ascii="Charis SIL Regular" w:hAnsi="Charis SIL Regular" w:eastAsia="Charis SIL Regular"/>
           <w:b w:val="0"/>
           <w:i w:val="0"/>
-          <w:color w:val="0066CC"/>
+          <w:color w:val="0000FF"/>
           <w:sz w:val="24"/>
           <w:u w:val="single"/>
         </w:rPr>
@@ -2838,7 +2845,7 @@
           <w:rFonts w:ascii="Charis SIL Regular" w:hAnsi="Charis SIL Regular" w:eastAsia="Charis SIL Regular"/>
           <w:b w:val="0"/>
           <w:i w:val="0"/>
-          <w:color w:val="0066CC"/>
+          <w:color w:val="0000FF"/>
           <w:sz w:val="24"/>
           <w:u w:val="single"/>
         </w:rPr>
@@ -2950,7 +2957,7 @@
           <w:rFonts w:ascii="Charis SIL Regular" w:hAnsi="Charis SIL Regular" w:eastAsia="Charis SIL Regular"/>
           <w:b w:val="0"/>
           <w:i w:val="0"/>
-          <w:color w:val="0066CC"/>
+          <w:color w:val="0000FF"/>
           <w:sz w:val="24"/>
           <w:u w:val="single"/>
         </w:rPr>
@@ -2968,7 +2975,7 @@
           <w:rFonts w:ascii="Charis SIL Regular" w:hAnsi="Charis SIL Regular" w:eastAsia="Charis SIL Regular"/>
           <w:b w:val="0"/>
           <w:i w:val="0"/>
-          <w:color w:val="0066CC"/>
+          <w:color w:val="0000FF"/>
           <w:sz w:val="24"/>
           <w:u w:val="single"/>
         </w:rPr>
@@ -2996,7 +3003,7 @@
           <w:rFonts w:ascii="Charis SIL Regular" w:hAnsi="Charis SIL Regular" w:eastAsia="Charis SIL Regular"/>
           <w:b w:val="0"/>
           <w:i w:val="0"/>
-          <w:color w:val="0066CC"/>
+          <w:color w:val="0000FF"/>
           <w:sz w:val="24"/>
           <w:u w:val="single"/>
         </w:rPr>
@@ -3014,7 +3021,7 @@
           <w:rFonts w:ascii="Charis SIL Regular" w:hAnsi="Charis SIL Regular" w:eastAsia="Charis SIL Regular"/>
           <w:b w:val="0"/>
           <w:i w:val="0"/>
-          <w:color w:val="0066CC"/>
+          <w:color w:val="0000FF"/>
           <w:sz w:val="24"/>
           <w:u w:val="single"/>
         </w:rPr>
@@ -3032,7 +3039,7 @@
           <w:rFonts w:ascii="Charis SIL Regular" w:hAnsi="Charis SIL Regular" w:eastAsia="Charis SIL Regular"/>
           <w:b w:val="0"/>
           <w:i w:val="0"/>
-          <w:color w:val="0066CC"/>
+          <w:color w:val="0000FF"/>
           <w:sz w:val="24"/>
           <w:u w:val="single"/>
         </w:rPr>
@@ -3151,7 +3158,7 @@
           <w:rFonts w:ascii="Charis SIL Regular" w:hAnsi="Charis SIL Regular" w:eastAsia="Charis SIL Regular"/>
           <w:b w:val="0"/>
           <w:i w:val="0"/>
-          <w:color w:val="0066CC"/>
+          <w:color w:val="0000FF"/>
           <w:sz w:val="24"/>
           <w:u w:val="single"/>
         </w:rPr>
@@ -3169,7 +3176,7 @@
           <w:rFonts w:ascii="Charis SIL Regular" w:hAnsi="Charis SIL Regular" w:eastAsia="Charis SIL Regular"/>
           <w:b w:val="0"/>
           <w:i w:val="0"/>
-          <w:color w:val="0066CC"/>
+          <w:color w:val="0000FF"/>
           <w:sz w:val="24"/>
           <w:u w:val="single"/>
         </w:rPr>
@@ -3187,7 +3194,7 @@
           <w:rFonts w:ascii="Charis SIL Regular" w:hAnsi="Charis SIL Regular" w:eastAsia="Charis SIL Regular"/>
           <w:b w:val="0"/>
           <w:i w:val="0"/>
-          <w:color w:val="0066CC"/>
+          <w:color w:val="0000FF"/>
           <w:sz w:val="24"/>
           <w:u w:val="single"/>
         </w:rPr>
@@ -3205,7 +3212,7 @@
           <w:rFonts w:ascii="Charis SIL Regular" w:hAnsi="Charis SIL Regular" w:eastAsia="Charis SIL Regular"/>
           <w:b w:val="0"/>
           <w:i w:val="0"/>
-          <w:color w:val="0066CC"/>
+          <w:color w:val="0000FF"/>
           <w:sz w:val="24"/>
           <w:u w:val="single"/>
         </w:rPr>
@@ -3223,7 +3230,7 @@
           <w:rFonts w:ascii="Charis SIL Regular" w:hAnsi="Charis SIL Regular" w:eastAsia="Charis SIL Regular"/>
           <w:b w:val="0"/>
           <w:i w:val="0"/>
-          <w:color w:val="0066CC"/>
+          <w:color w:val="0000FF"/>
           <w:sz w:val="24"/>
           <w:u w:val="single"/>
         </w:rPr>
@@ -3241,7 +3248,7 @@
           <w:rFonts w:ascii="Charis SIL Regular" w:hAnsi="Charis SIL Regular" w:eastAsia="Charis SIL Regular"/>
           <w:b w:val="0"/>
           <w:i w:val="0"/>
-          <w:color w:val="0066CC"/>
+          <w:color w:val="0000FF"/>
           <w:sz w:val="24"/>
           <w:u w:val="single"/>
         </w:rPr>
@@ -3324,7 +3331,7 @@
           <w:rFonts w:ascii="Charis SIL Regular" w:hAnsi="Charis SIL Regular" w:eastAsia="Charis SIL Regular"/>
           <w:b w:val="0"/>
           <w:i w:val="0"/>
-          <w:color w:val="0066CC"/>
+          <w:color w:val="0000FF"/>
           <w:sz w:val="24"/>
           <w:u w:val="single"/>
         </w:rPr>
@@ -3342,7 +3349,7 @@
           <w:rFonts w:ascii="Charis SIL Regular" w:hAnsi="Charis SIL Regular" w:eastAsia="Charis SIL Regular"/>
           <w:b w:val="0"/>
           <w:i w:val="0"/>
-          <w:color w:val="0066CC"/>
+          <w:color w:val="0000FF"/>
           <w:sz w:val="24"/>
           <w:u w:val="single"/>
         </w:rPr>
@@ -3360,24 +3367,18 @@
           <w:rFonts w:ascii="Charis SIL Regular" w:hAnsi="Charis SIL Regular" w:eastAsia="Charis SIL Regular"/>
           <w:b w:val="0"/>
           <w:i w:val="0"/>
-          <w:color w:val="0066CC"/>
-          <w:sz w:val="24"/>
-        </w:rPr>
-        <w:hyperlink r:id="rId22" w:history="1">
-          <w:r>
-            <w:rPr>
-              <w:rStyle w:val="Hyperlink"/>
-            </w:rPr>
-            <w:t>.n</w:t>
-          </w:r>
-        </w:hyperlink>
+          <w:color w:val="0000FF"/>
+          <w:sz w:val="24"/>
+          <w:u w:val="single"/>
+        </w:rPr>
+        <w:t>.n</w:t>
       </w:r>
       <w:r>
         <w:rPr>
           <w:rFonts w:ascii="Charis SIL Regular" w:hAnsi="Charis SIL Regular" w:eastAsia="Charis SIL Regular"/>
           <w:b w:val="0"/>
           <w:i w:val="0"/>
-          <w:color w:val="0066CC"/>
+          <w:color w:val="0000FF"/>
           <w:sz w:val="24"/>
         </w:rPr>
         <w:t xml:space="preserve">l/ </w:t>
@@ -3462,7 +3463,7 @@
           <w:rFonts w:ascii="Charis SIL Regular" w:hAnsi="Charis SIL Regular" w:eastAsia="Charis SIL Regular"/>
           <w:b w:val="0"/>
           <w:i w:val="0"/>
-          <w:color w:val="0066CC"/>
+          <w:color w:val="0000FF"/>
           <w:sz w:val="24"/>
           <w:u w:val="single"/>
         </w:rPr>
@@ -3480,7 +3481,7 @@
           <w:rFonts w:ascii="Charis SIL Regular" w:hAnsi="Charis SIL Regular" w:eastAsia="Charis SIL Regular"/>
           <w:b w:val="0"/>
           <w:i w:val="0"/>
-          <w:color w:val="0066CC"/>
+          <w:color w:val="0000FF"/>
           <w:sz w:val="24"/>
           <w:u w:val="single"/>
         </w:rPr>
@@ -3498,7 +3499,7 @@
           <w:rFonts w:ascii="Charis SIL Regular" w:hAnsi="Charis SIL Regular" w:eastAsia="Charis SIL Regular"/>
           <w:b w:val="0"/>
           <w:i w:val="0"/>
-          <w:color w:val="0066CC"/>
+          <w:color w:val="0000FF"/>
           <w:sz w:val="24"/>
           <w:u w:val="single"/>
         </w:rPr>
@@ -3516,7 +3517,7 @@
           <w:rFonts w:ascii="Charis SIL Regular" w:hAnsi="Charis SIL Regular" w:eastAsia="Charis SIL Regular"/>
           <w:b w:val="0"/>
           <w:i w:val="0"/>
-          <w:color w:val="0066CC"/>
+          <w:color w:val="0000FF"/>
           <w:sz w:val="24"/>
           <w:u w:val="single"/>
         </w:rPr>
@@ -3534,7 +3535,7 @@
           <w:rFonts w:ascii="Charis SIL Regular" w:hAnsi="Charis SIL Regular" w:eastAsia="Charis SIL Regular"/>
           <w:b w:val="0"/>
           <w:i w:val="0"/>
-          <w:color w:val="0066CC"/>
+          <w:color w:val="0000FF"/>
           <w:sz w:val="24"/>
           <w:u w:val="single"/>
         </w:rPr>
@@ -3552,7 +3553,7 @@
           <w:rFonts w:ascii="Charis SIL Regular" w:hAnsi="Charis SIL Regular" w:eastAsia="Charis SIL Regular"/>
           <w:b w:val="0"/>
           <w:i w:val="0"/>
-          <w:color w:val="0066CC"/>
+          <w:color w:val="0000FF"/>
           <w:sz w:val="24"/>
           <w:u w:val="single"/>
         </w:rPr>
@@ -3683,7 +3684,7 @@
           <w:rFonts w:ascii="Charis SIL Regular" w:hAnsi="Charis SIL Regular" w:eastAsia="Charis SIL Regular"/>
           <w:b w:val="0"/>
           <w:i w:val="0"/>
-          <w:color w:val="0066CC"/>
+          <w:color w:val="0000FF"/>
           <w:sz w:val="24"/>
           <w:u w:val="single"/>
         </w:rPr>
@@ -3701,7 +3702,7 @@
           <w:rFonts w:ascii="Charis SIL Regular" w:hAnsi="Charis SIL Regular" w:eastAsia="Charis SIL Regular"/>
           <w:b w:val="0"/>
           <w:i w:val="0"/>
-          <w:color w:val="0066CC"/>
+          <w:color w:val="0000FF"/>
           <w:sz w:val="24"/>
           <w:u w:val="single"/>
         </w:rPr>
@@ -3719,7 +3720,7 @@
           <w:rFonts w:ascii="Charis SIL Regular" w:hAnsi="Charis SIL Regular" w:eastAsia="Charis SIL Regular"/>
           <w:b w:val="0"/>
           <w:i w:val="0"/>
-          <w:color w:val="0066CC"/>
+          <w:color w:val="0000FF"/>
           <w:sz w:val="24"/>
           <w:u w:val="single"/>
         </w:rPr>
@@ -3737,7 +3738,7 @@
           <w:rFonts w:ascii="Charis SIL Regular" w:hAnsi="Charis SIL Regular" w:eastAsia="Charis SIL Regular"/>
           <w:b w:val="0"/>
           <w:i w:val="0"/>
-          <w:color w:val="0066CC"/>
+          <w:color w:val="0000FF"/>
           <w:sz w:val="24"/>
           <w:u w:val="single"/>
         </w:rPr>
@@ -3755,7 +3756,7 @@
           <w:rFonts w:ascii="Charis SIL Regular" w:hAnsi="Charis SIL Regular" w:eastAsia="Charis SIL Regular"/>
           <w:b w:val="0"/>
           <w:i w:val="0"/>
-          <w:color w:val="0066CC"/>
+          <w:color w:val="0000FF"/>
           <w:sz w:val="24"/>
           <w:u w:val="single"/>
         </w:rPr>
@@ -3773,7 +3774,7 @@
           <w:rFonts w:ascii="Charis SIL Regular" w:hAnsi="Charis SIL Regular" w:eastAsia="Charis SIL Regular"/>
           <w:b w:val="0"/>
           <w:i w:val="0"/>
-          <w:color w:val="0066CC"/>
+          <w:color w:val="0000FF"/>
           <w:sz w:val="24"/>
           <w:u w:val="single"/>
         </w:rPr>
@@ -3820,7 +3821,7 @@
           <w:rFonts w:ascii="Charis SIL Regular" w:hAnsi="Charis SIL Regular" w:eastAsia="Charis SIL Regular"/>
           <w:b w:val="0"/>
           <w:i w:val="0"/>
-          <w:color w:val="0066CC"/>
+          <w:color w:val="0000FF"/>
           <w:sz w:val="24"/>
           <w:u w:val="single"/>
         </w:rPr>
@@ -3838,7 +3839,7 @@
           <w:rFonts w:ascii="Charis SIL Regular" w:hAnsi="Charis SIL Regular" w:eastAsia="Charis SIL Regular"/>
           <w:b w:val="0"/>
           <w:i w:val="0"/>
-          <w:color w:val="0066CC"/>
+          <w:color w:val="0000FF"/>
           <w:sz w:val="24"/>
           <w:u w:val="single"/>
         </w:rPr>
@@ -3956,7 +3957,7 @@
           <w:rFonts w:ascii="Charis SIL Regular" w:hAnsi="Charis SIL Regular" w:eastAsia="Charis SIL Regular"/>
           <w:b w:val="0"/>
           <w:i w:val="0"/>
-          <w:color w:val="0066CC"/>
+          <w:color w:val="0000FF"/>
           <w:sz w:val="24"/>
           <w:u w:val="single"/>
         </w:rPr>
@@ -3974,7 +3975,7 @@
           <w:rFonts w:ascii="Charis SIL Regular" w:hAnsi="Charis SIL Regular" w:eastAsia="Charis SIL Regular"/>
           <w:b w:val="0"/>
           <w:i w:val="0"/>
-          <w:color w:val="0066CC"/>
+          <w:color w:val="0000FF"/>
           <w:sz w:val="24"/>
           <w:u w:val="single"/>
         </w:rPr>
@@ -3992,7 +3993,7 @@
           <w:rFonts w:ascii="Charis SIL Regular" w:hAnsi="Charis SIL Regular" w:eastAsia="Charis SIL Regular"/>
           <w:b w:val="0"/>
           <w:i w:val="0"/>
-          <w:color w:val="0066CC"/>
+          <w:color w:val="0000FF"/>
           <w:sz w:val="24"/>
           <w:u w:val="single"/>
         </w:rPr>
@@ -4010,7 +4011,7 @@
           <w:rFonts w:ascii="Charis SIL Regular" w:hAnsi="Charis SIL Regular" w:eastAsia="Charis SIL Regular"/>
           <w:b w:val="0"/>
           <w:i w:val="0"/>
-          <w:color w:val="0066CC"/>
+          <w:color w:val="0000FF"/>
           <w:sz w:val="24"/>
           <w:u w:val="single"/>
         </w:rPr>
@@ -4028,7 +4029,7 @@
           <w:rFonts w:ascii="Charis SIL Regular" w:hAnsi="Charis SIL Regular" w:eastAsia="Charis SIL Regular"/>
           <w:b w:val="0"/>
           <w:i w:val="0"/>
-          <w:color w:val="0066CC"/>
+          <w:color w:val="0000FF"/>
           <w:sz w:val="24"/>
           <w:u w:val="single"/>
         </w:rPr>
@@ -4046,7 +4047,7 @@
           <w:rFonts w:ascii="Charis SIL Regular" w:hAnsi="Charis SIL Regular" w:eastAsia="Charis SIL Regular"/>
           <w:b w:val="0"/>
           <w:i w:val="0"/>
-          <w:color w:val="0066CC"/>
+          <w:color w:val="0000FF"/>
           <w:sz w:val="24"/>
           <w:u w:val="single"/>
         </w:rPr>
@@ -4064,7 +4065,7 @@
           <w:rFonts w:ascii="Charis SIL Regular" w:hAnsi="Charis SIL Regular" w:eastAsia="Charis SIL Regular"/>
           <w:b w:val="0"/>
           <w:i w:val="0"/>
-          <w:color w:val="0066CC"/>
+          <w:color w:val="0000FF"/>
           <w:sz w:val="24"/>
           <w:u w:val="single"/>
         </w:rPr>
@@ -4082,7 +4083,7 @@
           <w:rFonts w:ascii="Charis SIL Regular" w:hAnsi="Charis SIL Regular" w:eastAsia="Charis SIL Regular"/>
           <w:b w:val="0"/>
           <w:i w:val="0"/>
-          <w:color w:val="0066CC"/>
+          <w:color w:val="0000FF"/>
           <w:sz w:val="24"/>
           <w:u w:val="single"/>
         </w:rPr>
@@ -4100,7 +4101,7 @@
           <w:rFonts w:ascii="Charis SIL Regular" w:hAnsi="Charis SIL Regular" w:eastAsia="Charis SIL Regular"/>
           <w:b w:val="0"/>
           <w:i w:val="0"/>
-          <w:color w:val="0066CC"/>
+          <w:color w:val="0000FF"/>
           <w:sz w:val="24"/>
           <w:u w:val="single"/>
         </w:rPr>
@@ -4118,7 +4119,7 @@
           <w:rFonts w:ascii="Charis SIL Regular" w:hAnsi="Charis SIL Regular" w:eastAsia="Charis SIL Regular"/>
           <w:b w:val="0"/>
           <w:i w:val="0"/>
-          <w:color w:val="0066CC"/>
+          <w:color w:val="0000FF"/>
           <w:sz w:val="24"/>
           <w:u w:val="single"/>
         </w:rPr>
@@ -4136,7 +4137,7 @@
           <w:rFonts w:ascii="Charis SIL Regular" w:hAnsi="Charis SIL Regular" w:eastAsia="Charis SIL Regular"/>
           <w:b w:val="0"/>
           <w:i w:val="0"/>
-          <w:color w:val="0066CC"/>
+          <w:color w:val="0000FF"/>
           <w:sz w:val="24"/>
           <w:u w:val="single"/>
         </w:rPr>
@@ -4154,7 +4155,7 @@
           <w:rFonts w:ascii="Charis SIL Regular" w:hAnsi="Charis SIL Regular" w:eastAsia="Charis SIL Regular"/>
           <w:b w:val="0"/>
           <w:i w:val="0"/>
-          <w:color w:val="0066CC"/>
+          <w:color w:val="0000FF"/>
           <w:sz w:val="24"/>
           <w:u w:val="single"/>
         </w:rPr>
@@ -4172,7 +4173,7 @@
           <w:rFonts w:ascii="Charis SIL Regular" w:hAnsi="Charis SIL Regular" w:eastAsia="Charis SIL Regular"/>
           <w:b w:val="0"/>
           <w:i w:val="0"/>
-          <w:color w:val="0066CC"/>
+          <w:color w:val="0000FF"/>
           <w:sz w:val="24"/>
           <w:u w:val="single"/>
         </w:rPr>
@@ -4190,7 +4191,7 @@
           <w:rFonts w:ascii="Charis SIL Regular" w:hAnsi="Charis SIL Regular" w:eastAsia="Charis SIL Regular"/>
           <w:b w:val="0"/>
           <w:i w:val="0"/>
-          <w:color w:val="0066CC"/>
+          <w:color w:val="0000FF"/>
           <w:sz w:val="24"/>
           <w:u w:val="single"/>
         </w:rPr>
@@ -4298,7 +4299,7 @@
           <w:rFonts w:ascii="Charis SIL Regular" w:hAnsi="Charis SIL Regular" w:eastAsia="Charis SIL Regular"/>
           <w:b w:val="0"/>
           <w:i w:val="0"/>
-          <w:color w:val="0066CC"/>
+          <w:color w:val="0000FF"/>
           <w:sz w:val="24"/>
           <w:u w:val="single"/>
         </w:rPr>
@@ -4316,7 +4317,7 @@
           <w:rFonts w:ascii="Charis SIL Regular" w:hAnsi="Charis SIL Regular" w:eastAsia="Charis SIL Regular"/>
           <w:b w:val="0"/>
           <w:i w:val="0"/>
-          <w:color w:val="0066CC"/>
+          <w:color w:val="0000FF"/>
           <w:sz w:val="24"/>
           <w:u w:val="single"/>
         </w:rPr>
@@ -4334,7 +4335,7 @@
           <w:rFonts w:ascii="Charis SIL Regular" w:hAnsi="Charis SIL Regular" w:eastAsia="Charis SIL Regular"/>
           <w:b w:val="0"/>
           <w:i w:val="0"/>
-          <w:color w:val="0066CC"/>
+          <w:color w:val="0000FF"/>
           <w:sz w:val="24"/>
           <w:u w:val="single"/>
         </w:rPr>
@@ -4352,7 +4353,7 @@
           <w:rFonts w:ascii="Charis SIL Regular" w:hAnsi="Charis SIL Regular" w:eastAsia="Charis SIL Regular"/>
           <w:b w:val="0"/>
           <w:i w:val="0"/>
-          <w:color w:val="0066CC"/>
+          <w:color w:val="0000FF"/>
           <w:sz w:val="24"/>
           <w:u w:val="single"/>
         </w:rPr>
@@ -4370,7 +4371,7 @@
           <w:rFonts w:ascii="Charis SIL Regular" w:hAnsi="Charis SIL Regular" w:eastAsia="Charis SIL Regular"/>
           <w:b w:val="0"/>
           <w:i w:val="0"/>
-          <w:color w:val="0066CC"/>
+          <w:color w:val="0000FF"/>
           <w:sz w:val="24"/>
           <w:u w:val="single"/>
         </w:rPr>
@@ -4388,7 +4389,7 @@
           <w:rFonts w:ascii="Charis SIL Regular" w:hAnsi="Charis SIL Regular" w:eastAsia="Charis SIL Regular"/>
           <w:b w:val="0"/>
           <w:i w:val="0"/>
-          <w:color w:val="0066CC"/>
+          <w:color w:val="0000FF"/>
           <w:sz w:val="24"/>
           <w:u w:val="single"/>
         </w:rPr>
@@ -4406,7 +4407,7 @@
           <w:rFonts w:ascii="Charis SIL Regular" w:hAnsi="Charis SIL Regular" w:eastAsia="Charis SIL Regular"/>
           <w:b w:val="0"/>
           <w:i w:val="0"/>
-          <w:color w:val="0066CC"/>
+          <w:color w:val="0000FF"/>
           <w:sz w:val="24"/>
           <w:u w:val="single"/>
         </w:rPr>
@@ -4424,7 +4425,7 @@
           <w:rFonts w:ascii="Charis SIL Regular" w:hAnsi="Charis SIL Regular" w:eastAsia="Charis SIL Regular"/>
           <w:b w:val="0"/>
           <w:i w:val="0"/>
-          <w:color w:val="0066CC"/>
+          <w:color w:val="0000FF"/>
           <w:sz w:val="24"/>
           <w:u w:val="single"/>
         </w:rPr>
@@ -4442,7 +4443,7 @@
           <w:rFonts w:ascii="Charis SIL Regular" w:hAnsi="Charis SIL Regular" w:eastAsia="Charis SIL Regular"/>
           <w:b w:val="0"/>
           <w:i w:val="0"/>
-          <w:color w:val="0066CC"/>
+          <w:color w:val="0000FF"/>
           <w:sz w:val="24"/>
           <w:u w:val="single"/>
         </w:rPr>
@@ -4460,7 +4461,7 @@
           <w:rFonts w:ascii="Charis SIL Regular" w:hAnsi="Charis SIL Regular" w:eastAsia="Charis SIL Regular"/>
           <w:b w:val="0"/>
           <w:i w:val="0"/>
-          <w:color w:val="0066CC"/>
+          <w:color w:val="0000FF"/>
           <w:sz w:val="24"/>
           <w:u w:val="single"/>
         </w:rPr>
@@ -4478,7 +4479,7 @@
           <w:rFonts w:ascii="Charis SIL Regular" w:hAnsi="Charis SIL Regular" w:eastAsia="Charis SIL Regular"/>
           <w:b w:val="0"/>
           <w:i w:val="0"/>
-          <w:color w:val="0066CC"/>
+          <w:color w:val="0000FF"/>
           <w:sz w:val="24"/>
           <w:u w:val="single"/>
         </w:rPr>
@@ -4586,7 +4587,7 @@
           <w:rFonts w:ascii="Charis SIL Regular" w:hAnsi="Charis SIL Regular" w:eastAsia="Charis SIL Regular"/>
           <w:b w:val="0"/>
           <w:i w:val="0"/>
-          <w:color w:val="0066CC"/>
+          <w:color w:val="0000FF"/>
           <w:sz w:val="24"/>
           <w:u w:val="single"/>
         </w:rPr>
@@ -4604,7 +4605,7 @@
           <w:rFonts w:ascii="Charis SIL Regular" w:hAnsi="Charis SIL Regular" w:eastAsia="Charis SIL Regular"/>
           <w:b w:val="0"/>
           <w:i w:val="0"/>
-          <w:color w:val="0066CC"/>
+          <w:color w:val="0000FF"/>
           <w:sz w:val="24"/>
           <w:u w:val="single"/>
         </w:rPr>
@@ -4622,7 +4623,7 @@
           <w:rFonts w:ascii="Charis SIL Regular" w:hAnsi="Charis SIL Regular" w:eastAsia="Charis SIL Regular"/>
           <w:b w:val="0"/>
           <w:i w:val="0"/>
-          <w:color w:val="0066CC"/>
+          <w:color w:val="0000FF"/>
           <w:sz w:val="24"/>
           <w:u w:val="single"/>
         </w:rPr>
@@ -4650,7 +4651,7 @@
           <w:rFonts w:ascii="Charis SIL Regular" w:hAnsi="Charis SIL Regular" w:eastAsia="Charis SIL Regular"/>
           <w:b w:val="0"/>
           <w:i w:val="0"/>
-          <w:color w:val="0066CC"/>
+          <w:color w:val="0000FF"/>
           <w:sz w:val="24"/>
           <w:u w:val="single"/>
         </w:rPr>
@@ -4668,7 +4669,7 @@
           <w:rFonts w:ascii="Charis SIL Regular" w:hAnsi="Charis SIL Regular" w:eastAsia="Charis SIL Regular"/>
           <w:b w:val="0"/>
           <w:i w:val="0"/>
-          <w:color w:val="0066CC"/>
+          <w:color w:val="0000FF"/>
           <w:sz w:val="24"/>
           <w:u w:val="single"/>
         </w:rPr>
@@ -4679,7 +4680,7 @@
           <w:rFonts w:ascii="Charis SIL Regular" w:hAnsi="Charis SIL Regular" w:eastAsia="Charis SIL Regular"/>
           <w:b w:val="0"/>
           <w:i w:val="0"/>
-          <w:color w:val="0066CC"/>
+          <w:color w:val="0000FF"/>
           <w:sz w:val="24"/>
           <w:u w:val="single"/>
         </w:rPr>
@@ -4707,7 +4708,7 @@
           <w:rFonts w:ascii="Charis SIL Regular" w:hAnsi="Charis SIL Regular" w:eastAsia="Charis SIL Regular"/>
           <w:b w:val="0"/>
           <w:i w:val="0"/>
-          <w:color w:val="0066CC"/>
+          <w:color w:val="0000FF"/>
           <w:sz w:val="24"/>
           <w:u w:val="single"/>
         </w:rPr>
@@ -4725,7 +4726,7 @@
           <w:rFonts w:ascii="Charis SIL Regular" w:hAnsi="Charis SIL Regular" w:eastAsia="Charis SIL Regular"/>
           <w:b w:val="0"/>
           <w:i w:val="0"/>
-          <w:color w:val="0066CC"/>
+          <w:color w:val="0000FF"/>
           <w:sz w:val="24"/>
           <w:u w:val="single"/>
         </w:rPr>
@@ -4743,7 +4744,7 @@
           <w:rFonts w:ascii="Charis SIL Regular" w:hAnsi="Charis SIL Regular" w:eastAsia="Charis SIL Regular"/>
           <w:b w:val="0"/>
           <w:i w:val="0"/>
-          <w:color w:val="0066CC"/>
+          <w:color w:val="0000FF"/>
           <w:sz w:val="24"/>
           <w:u w:val="single"/>
         </w:rPr>
@@ -4841,7 +4842,7 @@
           <w:rFonts w:ascii="Charis SIL Regular" w:hAnsi="Charis SIL Regular" w:eastAsia="Charis SIL Regular"/>
           <w:b w:val="0"/>
           <w:i w:val="0"/>
-          <w:color w:val="0066CC"/>
+          <w:color w:val="0000FF"/>
           <w:sz w:val="24"/>
           <w:u w:val="single"/>
         </w:rPr>
@@ -4859,7 +4860,7 @@
           <w:rFonts w:ascii="Charis SIL Regular" w:hAnsi="Charis SIL Regular" w:eastAsia="Charis SIL Regular"/>
           <w:b w:val="0"/>
           <w:i w:val="0"/>
-          <w:color w:val="0066CC"/>
+          <w:color w:val="0000FF"/>
           <w:sz w:val="24"/>
           <w:u w:val="single"/>
         </w:rPr>
@@ -4877,7 +4878,7 @@
           <w:rFonts w:ascii="Charis SIL Regular" w:hAnsi="Charis SIL Regular" w:eastAsia="Charis SIL Regular"/>
           <w:b w:val="0"/>
           <w:i w:val="0"/>
-          <w:color w:val="0066CC"/>
+          <w:color w:val="0000FF"/>
           <w:sz w:val="24"/>
           <w:u w:val="single"/>
         </w:rPr>
@@ -4895,7 +4896,7 @@
           <w:rFonts w:ascii="Charis SIL Regular" w:hAnsi="Charis SIL Regular" w:eastAsia="Charis SIL Regular"/>
           <w:b w:val="0"/>
           <w:i w:val="0"/>
-          <w:color w:val="0066CC"/>
+          <w:color w:val="0000FF"/>
           <w:sz w:val="24"/>
           <w:u w:val="single"/>
         </w:rPr>
@@ -4923,7 +4924,7 @@
           <w:rFonts w:ascii="Charis SIL Regular" w:hAnsi="Charis SIL Regular" w:eastAsia="Charis SIL Regular"/>
           <w:b w:val="0"/>
           <w:i w:val="0"/>
-          <w:color w:val="0066CC"/>
+          <w:color w:val="0000FF"/>
           <w:sz w:val="24"/>
           <w:u w:val="single"/>
         </w:rPr>
@@ -4941,7 +4942,7 @@
           <w:rFonts w:ascii="Charis SIL Regular" w:hAnsi="Charis SIL Regular" w:eastAsia="Charis SIL Regular"/>
           <w:b w:val="0"/>
           <w:i w:val="0"/>
-          <w:color w:val="0066CC"/>
+          <w:color w:val="0000FF"/>
           <w:sz w:val="24"/>
           <w:u w:val="single"/>
         </w:rPr>
@@ -4959,7 +4960,7 @@
           <w:rFonts w:ascii="Charis SIL Regular" w:hAnsi="Charis SIL Regular" w:eastAsia="Charis SIL Regular"/>
           <w:b w:val="0"/>
           <w:i w:val="0"/>
-          <w:color w:val="0066CC"/>
+          <w:color w:val="0000FF"/>
           <w:sz w:val="24"/>
           <w:u w:val="single"/>
         </w:rPr>
@@ -4970,7 +4971,7 @@
           <w:rFonts w:ascii="Charis SIL Regular" w:hAnsi="Charis SIL Regular" w:eastAsia="Charis SIL Regular"/>
           <w:b w:val="0"/>
           <w:i w:val="0"/>
-          <w:color w:val="0066CC"/>
+          <w:color w:val="0000FF"/>
           <w:sz w:val="24"/>
           <w:u w:val="single"/>
         </w:rPr>
@@ -5071,7 +5072,7 @@
           <w:rFonts w:ascii="Charis SIL Regular" w:hAnsi="Charis SIL Regular" w:eastAsia="Charis SIL Regular"/>
           <w:b w:val="0"/>
           <w:i w:val="0"/>
-          <w:color w:val="0066CC"/>
+          <w:color w:val="0000FF"/>
           <w:sz w:val="24"/>
           <w:u w:val="single"/>
         </w:rPr>
@@ -5089,7 +5090,7 @@
           <w:rFonts w:ascii="Charis SIL Regular" w:hAnsi="Charis SIL Regular" w:eastAsia="Charis SIL Regular"/>
           <w:b w:val="0"/>
           <w:i w:val="0"/>
-          <w:color w:val="0066CC"/>
+          <w:color w:val="0000FF"/>
           <w:sz w:val="24"/>
           <w:u w:val="single"/>
         </w:rPr>
@@ -5107,7 +5108,7 @@
           <w:rFonts w:ascii="Charis SIL Regular" w:hAnsi="Charis SIL Regular" w:eastAsia="Charis SIL Regular"/>
           <w:b w:val="0"/>
           <w:i w:val="0"/>
-          <w:color w:val="0066CC"/>
+          <w:color w:val="0000FF"/>
           <w:sz w:val="24"/>
           <w:u w:val="single"/>
         </w:rPr>
@@ -5135,7 +5136,7 @@
           <w:rFonts w:ascii="Charis SIL Regular" w:hAnsi="Charis SIL Regular" w:eastAsia="Charis SIL Regular"/>
           <w:b w:val="0"/>
           <w:i w:val="0"/>
-          <w:color w:val="0066CC"/>
+          <w:color w:val="0000FF"/>
           <w:sz w:val="24"/>
           <w:u w:val="single"/>
         </w:rPr>
@@ -5153,7 +5154,7 @@
           <w:rFonts w:ascii="Charis SIL Regular" w:hAnsi="Charis SIL Regular" w:eastAsia="Charis SIL Regular"/>
           <w:b w:val="0"/>
           <w:i w:val="0"/>
-          <w:color w:val="0066CC"/>
+          <w:color w:val="0000FF"/>
           <w:sz w:val="24"/>
           <w:u w:val="single"/>
         </w:rPr>
@@ -5164,7 +5165,7 @@
           <w:rFonts w:ascii="Charis SIL Regular" w:hAnsi="Charis SIL Regular" w:eastAsia="Charis SIL Regular"/>
           <w:b w:val="0"/>
           <w:i w:val="0"/>
-          <w:color w:val="0066CC"/>
+          <w:color w:val="0000FF"/>
           <w:sz w:val="24"/>
           <w:u w:val="single"/>
         </w:rPr>
@@ -5192,7 +5193,7 @@
           <w:rFonts w:ascii="Charis SIL Regular" w:hAnsi="Charis SIL Regular" w:eastAsia="Charis SIL Regular"/>
           <w:b w:val="0"/>
           <w:i w:val="0"/>
-          <w:color w:val="0066CC"/>
+          <w:color w:val="0000FF"/>
           <w:sz w:val="24"/>
           <w:u w:val="single"/>
         </w:rPr>
@@ -5210,7 +5211,7 @@
           <w:rFonts w:ascii="Charis SIL Regular" w:hAnsi="Charis SIL Regular" w:eastAsia="Charis SIL Regular"/>
           <w:b w:val="0"/>
           <w:i w:val="0"/>
-          <w:color w:val="0066CC"/>
+          <w:color w:val="0000FF"/>
           <w:sz w:val="24"/>
           <w:u w:val="single"/>
         </w:rPr>
@@ -5228,7 +5229,7 @@
           <w:rFonts w:ascii="Charis SIL Regular" w:hAnsi="Charis SIL Regular" w:eastAsia="Charis SIL Regular"/>
           <w:b w:val="0"/>
           <w:i w:val="0"/>
-          <w:color w:val="0066CC"/>
+          <w:color w:val="0000FF"/>
           <w:sz w:val="24"/>
           <w:u w:val="single"/>
         </w:rPr>
@@ -5239,7 +5240,7 @@
           <w:rFonts w:ascii="Charis SIL Regular" w:hAnsi="Charis SIL Regular" w:eastAsia="Charis SIL Regular"/>
           <w:b w:val="0"/>
           <w:i w:val="0"/>
-          <w:color w:val="0066CC"/>
+          <w:color w:val="0000FF"/>
           <w:sz w:val="24"/>
           <w:u w:val="single"/>
         </w:rPr>

--- a/EXPORTS/DOCX/published/niveau2/English/CivilServants.docx
+++ b/EXPORTS/DOCX/published/niveau2/English/CivilServants.docx
@@ -242,43 +242,7 @@
           <w:color w:val="000000"/>
           <w:sz w:val="24"/>
         </w:rPr>
-        <w:t xml:space="preserve"> in particular had a large number of civil servants, who we</w:t>
-      </w:r>
-      <w:r>
-        <w:rPr>
-          <w:u w:val="single" w:color="0000ff"/>
-          <w:rFonts w:ascii="Charis SIL Regular" w:hAnsi="Charis SIL Regular" w:eastAsia="Charis SIL Regular"/>
-          <w:b w:val="0"/>
-          <w:i w:val="0"/>
-          <w:color w:val="000000"/>
-          <w:sz w:val="24"/>
-        </w:rPr>
-        <w:hyperlink r:id="rId9" w:history="1">
-          <w:r>
-            <w:rPr>
-              <w:rStyle w:val="Hyperlink"/>
-            </w:rPr>
-            <w:t>re par</w:t>
-          </w:r>
-        </w:hyperlink>
-      </w:r>
-      <w:r>
-        <w:rPr>
-          <w:u w:val="single" w:color="0000ff"/>
-          <w:rFonts w:ascii="Charis SIL Regular" w:hAnsi="Charis SIL Regular" w:eastAsia="Charis SIL Regular"/>
-          <w:b w:val="0"/>
-          <w:i w:val="0"/>
-          <w:color w:val="000000"/>
-          <w:sz w:val="24"/>
-        </w:rPr>
-        <w:hyperlink r:id="rId9" w:history="1">
-          <w:r>
-            <w:rPr>
-              <w:rStyle w:val="Hyperlink"/>
-            </w:rPr>
-            <w:t>tly m</w:t>
-          </w:r>
-        </w:hyperlink>
+        <w:t xml:space="preserve"> in particular had a large number of civil servants, who were partly m</w:t>
       </w:r>
       <w:r>
         <w:rPr>
@@ -835,104 +799,7 @@
           <w:color w:val="000000"/>
           <w:sz w:val="24"/>
         </w:rPr>
-        <w:hyperlink r:id="rId12" w:history="1">
-          <w:r>
-            <w:rPr>
-              <w:rStyle w:val="Hyperlink"/>
-            </w:rPr>
-            <w:t>Sciences), w</w:t>
-          </w:r>
-        </w:hyperlink>
-      </w:r>
-      <w:r>
-        <w:rPr>
-          <w:u w:val="single" w:color="0000ff"/>
-          <w:rFonts w:ascii="Charis SIL Regular" w:hAnsi="Charis SIL Regular" w:eastAsia="Charis SIL Regular"/>
-          <w:b w:val="0"/>
-          <w:i w:val="0"/>
-          <w:color w:val="000000"/>
-          <w:sz w:val="24"/>
-        </w:rPr>
-        <w:hyperlink r:id="rId12" w:history="1">
-          <w:r>
-            <w:rPr>
-              <w:rStyle w:val="Hyperlink"/>
-            </w:rPr>
-            <w:t>hich would t</w:t>
-          </w:r>
-        </w:hyperlink>
-      </w:r>
-      <w:r>
-        <w:rPr>
-          <w:u w:val="single" w:color="0000ff"/>
-          <w:rFonts w:ascii="Charis SIL Regular" w:hAnsi="Charis SIL Regular" w:eastAsia="Charis SIL Regular"/>
-          <w:b w:val="0"/>
-          <w:i w:val="0"/>
-          <w:color w:val="000000"/>
-          <w:sz w:val="24"/>
-        </w:rPr>
-        <w:hyperlink r:id="rId12" w:history="1">
-          <w:r>
-            <w:rPr>
-              <w:rStyle w:val="Hyperlink"/>
-            </w:rPr>
-            <w:t>h</w:t>
-          </w:r>
-        </w:hyperlink>
-      </w:r>
-      <w:r>
-        <w:rPr>
-          <w:u w:val="single" w:color="0000ff"/>
-          <w:rFonts w:ascii="Charis SIL Regular" w:hAnsi="Charis SIL Regular" w:eastAsia="Charis SIL Regular"/>
-          <w:b w:val="0"/>
-          <w:i w:val="0"/>
-          <w:color w:val="000000"/>
-          <w:sz w:val="24"/>
-        </w:rPr>
-        <w:hyperlink r:id="rId12" w:history="1">
-          <w:r>
-            <w:rPr>
-              <w:rStyle w:val="Hyperlink"/>
-            </w:rPr>
-            <w:t xml:space="preserve">en </w:t>
-          </w:r>
-        </w:hyperlink>
-      </w:r>
-      <w:r>
-        <w:rPr>
-          <w:u w:val="single" w:color="0000ff"/>
-          <w:rFonts w:ascii="Charis SIL Regular" w:hAnsi="Charis SIL Regular" w:eastAsia="Charis SIL Regular"/>
-          <w:b w:val="0"/>
-          <w:i w:val="0"/>
-          <w:color w:val="000000"/>
-          <w:sz w:val="24"/>
-        </w:rPr>
-        <w:hyperlink r:id="rId12" w:history="1">
-          <w:r>
-            <w:rPr>
-              <w:rStyle w:val="Hyperlink"/>
-            </w:rPr>
-            <w:t>d</w:t>
-          </w:r>
-        </w:hyperlink>
-      </w:r>
-      <w:r>
-        <w:rPr>
-          <w:u w:val="single" w:color="0000ff"/>
-          <w:rFonts w:ascii="Charis SIL Regular" w:hAnsi="Charis SIL Regular" w:eastAsia="Charis SIL Regular"/>
-          <w:b w:val="0"/>
-          <w:i w:val="0"/>
-          <w:color w:val="000000"/>
-          <w:sz w:val="24"/>
-        </w:rPr>
-        <w:hyperlink r:id="rId12" w:history="1">
-          <w:r>
-            <w:rPr>
-              <w:rStyle w:val="Hyperlink"/>
-            </w:rPr>
-            <w:t>istribute</w:t>
-          </w:r>
-        </w:hyperlink>
+        <w:t>Sciences), which would then distribute</w:t>
       </w:r>
       <w:r>
         <w:rPr>
@@ -1783,6 +1650,16 @@
       </w:r>
       <w:r>
         <w:rPr>
+          <w:rFonts w:ascii="Charis SIL Regular" w:hAnsi="Charis SIL Regular" w:eastAsia="Charis SIL Regular"/>
+          <w:b w:val="0"/>
+          <w:i w:val="0"/>
+          <w:color w:val="000000"/>
+          <w:sz w:val="24"/>
+        </w:rPr>
+        <w:t>i</w:t>
+      </w:r>
+      <w:r>
+        <w:rPr>
           <w:u w:val="single" w:color="0000ff"/>
           <w:rFonts w:ascii="Charis SIL Regular" w:hAnsi="Charis SIL Regular" w:eastAsia="Charis SIL Regular"/>
           <w:b w:val="0"/>
@@ -1795,37 +1672,19 @@
             <w:rPr>
               <w:rStyle w:val="Hyperlink"/>
             </w:rPr>
-            <w:t>i</w:t>
+            <w:t xml:space="preserve">n the </w:t>
           </w:r>
         </w:hyperlink>
       </w:r>
       <w:r>
         <w:rPr>
-          <w:u w:val="single" w:color="0000ff"/>
           <w:rFonts w:ascii="Charis SIL Regular" w:hAnsi="Charis SIL Regular" w:eastAsia="Charis SIL Regular"/>
           <w:b w:val="0"/>
           <w:i w:val="0"/>
           <w:color w:val="000000"/>
           <w:sz w:val="24"/>
         </w:rPr>
-        <w:hyperlink r:id="rId17" w:history="1">
-          <w:r>
-            <w:rPr>
-              <w:rStyle w:val="Hyperlink"/>
-            </w:rPr>
-            <w:t>n the</w:t>
-          </w:r>
-        </w:hyperlink>
-      </w:r>
-      <w:r>
-        <w:rPr>
-          <w:rFonts w:ascii="Charis SIL Regular" w:hAnsi="Charis SIL Regular" w:eastAsia="Charis SIL Regular"/>
-          <w:b w:val="0"/>
-          <w:i w:val="0"/>
-          <w:color w:val="000000"/>
-          <w:sz w:val="24"/>
-        </w:rPr>
-        <w:t xml:space="preserve"> various colonies through the Koloniaal Verslag (Colonial Report). This </w:t>
+        <w:t xml:space="preserve">various colonies through the Koloniaal Verslag (Colonial Report). This </w:t>
       </w:r>
       <w:r>
         <w:br/>
@@ -3369,9 +3228,15 @@
           <w:i w:val="0"/>
           <w:color w:val="0000FF"/>
           <w:sz w:val="24"/>
-          <w:u w:val="single"/>
-        </w:rPr>
-        <w:t>.n</w:t>
+        </w:rPr>
+        <w:hyperlink r:id="rId22" w:history="1">
+          <w:r>
+            <w:rPr>
+              <w:rStyle w:val="Hyperlink"/>
+            </w:rPr>
+            <w:t>.n</w:t>
+          </w:r>
+        </w:hyperlink>
       </w:r>
       <w:r>
         <w:rPr>
@@ -4928,7 +4793,7 @@
           <w:sz w:val="24"/>
           <w:u w:val="single"/>
         </w:rPr>
-        <w:hyperlink r:id="rId29" w:history="1">
+        <w:hyperlink r:id="rId30" w:history="1">
           <w:r>
             <w:rPr>
               <w:rStyle w:val="Hyperlink"/>
@@ -5076,7 +4941,7 @@
           <w:sz w:val="24"/>
           <w:u w:val="single"/>
         </w:rPr>
-        <w:hyperlink r:id="rId30" w:history="1">
+        <w:hyperlink r:id="rId31" w:history="1">
           <w:r>
             <w:rPr>
               <w:rStyle w:val="Hyperlink"/>
@@ -5094,7 +4959,7 @@
           <w:sz w:val="24"/>
           <w:u w:val="single"/>
         </w:rPr>
-        <w:hyperlink r:id="rId30" w:history="1">
+        <w:hyperlink r:id="rId31" w:history="1">
           <w:r>
             <w:rPr>
               <w:rStyle w:val="Hyperlink"/>
@@ -5112,7 +4977,7 @@
           <w:sz w:val="24"/>
           <w:u w:val="single"/>
         </w:rPr>
-        <w:hyperlink r:id="rId30" w:history="1">
+        <w:hyperlink r:id="rId31" w:history="1">
           <w:r>
             <w:rPr>
               <w:rStyle w:val="Hyperlink"/>
@@ -5140,7 +5005,7 @@
           <w:sz w:val="24"/>
           <w:u w:val="single"/>
         </w:rPr>
-        <w:hyperlink r:id="rId31" w:history="1">
+        <w:hyperlink r:id="rId32" w:history="1">
           <w:r>
             <w:rPr>
               <w:rStyle w:val="Hyperlink"/>
@@ -5169,7 +5034,7 @@
           <w:sz w:val="24"/>
           <w:u w:val="single"/>
         </w:rPr>
-        <w:hyperlink r:id="rId31" w:history="1">
+        <w:hyperlink r:id="rId32" w:history="1">
           <w:r>
             <w:rPr>
               <w:rStyle w:val="Hyperlink"/>
@@ -5197,7 +5062,7 @@
           <w:sz w:val="24"/>
           <w:u w:val="single"/>
         </w:rPr>
-        <w:hyperlink r:id="rId30" w:history="1">
+        <w:hyperlink r:id="rId31" w:history="1">
           <w:r>
             <w:rPr>
               <w:rStyle w:val="Hyperlink"/>
@@ -5215,7 +5080,7 @@
           <w:sz w:val="24"/>
           <w:u w:val="single"/>
         </w:rPr>
-        <w:hyperlink r:id="rId30" w:history="1">
+        <w:hyperlink r:id="rId31" w:history="1">
           <w:r>
             <w:rPr>
               <w:rStyle w:val="Hyperlink"/>
@@ -5244,7 +5109,7 @@
           <w:sz w:val="24"/>
           <w:u w:val="single"/>
         </w:rPr>
-        <w:hyperlink r:id="rId30" w:history="1">
+        <w:hyperlink r:id="rId31" w:history="1">
           <w:r>
             <w:rPr>
               <w:rStyle w:val="Hyperlink"/>

--- a/EXPORTS/DOCX/published/niveau2/English/CivilServants.docx
+++ b/EXPORTS/DOCX/published/niveau2/English/CivilServants.docx
@@ -242,7 +242,43 @@
           <w:color w:val="000000"/>
           <w:sz w:val="24"/>
         </w:rPr>
-        <w:t xml:space="preserve"> in particular had a large number of civil servants, who were partly m</w:t>
+        <w:t xml:space="preserve"> in particular had a large number of civil servants, who we</w:t>
+      </w:r>
+      <w:r>
+        <w:rPr>
+          <w:u w:val="single" w:color="0000ff"/>
+          <w:rFonts w:ascii="Charis SIL Regular" w:hAnsi="Charis SIL Regular" w:eastAsia="Charis SIL Regular"/>
+          <w:b w:val="0"/>
+          <w:i w:val="0"/>
+          <w:color w:val="000000"/>
+          <w:sz w:val="24"/>
+        </w:rPr>
+        <w:hyperlink r:id="rId9" w:history="1">
+          <w:r>
+            <w:rPr>
+              <w:rStyle w:val="Hyperlink"/>
+            </w:rPr>
+            <w:t>re par</w:t>
+          </w:r>
+        </w:hyperlink>
+      </w:r>
+      <w:r>
+        <w:rPr>
+          <w:u w:val="single" w:color="0000ff"/>
+          <w:rFonts w:ascii="Charis SIL Regular" w:hAnsi="Charis SIL Regular" w:eastAsia="Charis SIL Regular"/>
+          <w:b w:val="0"/>
+          <w:i w:val="0"/>
+          <w:color w:val="000000"/>
+          <w:sz w:val="24"/>
+        </w:rPr>
+        <w:hyperlink r:id="rId9" w:history="1">
+          <w:r>
+            <w:rPr>
+              <w:rStyle w:val="Hyperlink"/>
+            </w:rPr>
+            <w:t>tly m</w:t>
+          </w:r>
+        </w:hyperlink>
       </w:r>
       <w:r>
         <w:rPr>
@@ -799,7 +835,104 @@
           <w:color w:val="000000"/>
           <w:sz w:val="24"/>
         </w:rPr>
-        <w:t>Sciences), which would then distribute</w:t>
+        <w:hyperlink r:id="rId12" w:history="1">
+          <w:r>
+            <w:rPr>
+              <w:rStyle w:val="Hyperlink"/>
+            </w:rPr>
+            <w:t>Sciences), w</w:t>
+          </w:r>
+        </w:hyperlink>
+      </w:r>
+      <w:r>
+        <w:rPr>
+          <w:u w:val="single" w:color="0000ff"/>
+          <w:rFonts w:ascii="Charis SIL Regular" w:hAnsi="Charis SIL Regular" w:eastAsia="Charis SIL Regular"/>
+          <w:b w:val="0"/>
+          <w:i w:val="0"/>
+          <w:color w:val="000000"/>
+          <w:sz w:val="24"/>
+        </w:rPr>
+        <w:hyperlink r:id="rId12" w:history="1">
+          <w:r>
+            <w:rPr>
+              <w:rStyle w:val="Hyperlink"/>
+            </w:rPr>
+            <w:t>hich would t</w:t>
+          </w:r>
+        </w:hyperlink>
+      </w:r>
+      <w:r>
+        <w:rPr>
+          <w:u w:val="single" w:color="0000ff"/>
+          <w:rFonts w:ascii="Charis SIL Regular" w:hAnsi="Charis SIL Regular" w:eastAsia="Charis SIL Regular"/>
+          <w:b w:val="0"/>
+          <w:i w:val="0"/>
+          <w:color w:val="000000"/>
+          <w:sz w:val="24"/>
+        </w:rPr>
+        <w:hyperlink r:id="rId12" w:history="1">
+          <w:r>
+            <w:rPr>
+              <w:rStyle w:val="Hyperlink"/>
+            </w:rPr>
+            <w:t>h</w:t>
+          </w:r>
+        </w:hyperlink>
+      </w:r>
+      <w:r>
+        <w:rPr>
+          <w:u w:val="single" w:color="0000ff"/>
+          <w:rFonts w:ascii="Charis SIL Regular" w:hAnsi="Charis SIL Regular" w:eastAsia="Charis SIL Regular"/>
+          <w:b w:val="0"/>
+          <w:i w:val="0"/>
+          <w:color w:val="000000"/>
+          <w:sz w:val="24"/>
+        </w:rPr>
+        <w:hyperlink r:id="rId12" w:history="1">
+          <w:r>
+            <w:rPr>
+              <w:rStyle w:val="Hyperlink"/>
+            </w:rPr>
+            <w:t xml:space="preserve">en </w:t>
+          </w:r>
+        </w:hyperlink>
+      </w:r>
+      <w:r>
+        <w:rPr>
+          <w:u w:val="single" w:color="0000ff"/>
+          <w:rFonts w:ascii="Charis SIL Regular" w:hAnsi="Charis SIL Regular" w:eastAsia="Charis SIL Regular"/>
+          <w:b w:val="0"/>
+          <w:i w:val="0"/>
+          <w:color w:val="000000"/>
+          <w:sz w:val="24"/>
+        </w:rPr>
+        <w:hyperlink r:id="rId12" w:history="1">
+          <w:r>
+            <w:rPr>
+              <w:rStyle w:val="Hyperlink"/>
+            </w:rPr>
+            <w:t>d</w:t>
+          </w:r>
+        </w:hyperlink>
+      </w:r>
+      <w:r>
+        <w:rPr>
+          <w:u w:val="single" w:color="0000ff"/>
+          <w:rFonts w:ascii="Charis SIL Regular" w:hAnsi="Charis SIL Regular" w:eastAsia="Charis SIL Regular"/>
+          <w:b w:val="0"/>
+          <w:i w:val="0"/>
+          <w:color w:val="000000"/>
+          <w:sz w:val="24"/>
+        </w:rPr>
+        <w:hyperlink r:id="rId12" w:history="1">
+          <w:r>
+            <w:rPr>
+              <w:rStyle w:val="Hyperlink"/>
+            </w:rPr>
+            <w:t>istribute</w:t>
+          </w:r>
+        </w:hyperlink>
       </w:r>
       <w:r>
         <w:rPr>
@@ -1633,7 +1766,7 @@
             <w:rPr>
               <w:rStyle w:val="Hyperlink"/>
             </w:rPr>
-            <w:t>affairs</w:t>
+            <w:t>affair</w:t>
           </w:r>
         </w:hyperlink>
       </w:r>
@@ -1646,17 +1779,35 @@
           <w:color w:val="000000"/>
           <w:sz w:val="24"/>
         </w:rPr>
+        <w:t>s</w:t>
+      </w:r>
+      <w:r>
+        <w:rPr>
+          <w:rFonts w:ascii="Charis SIL Regular" w:hAnsi="Charis SIL Regular" w:eastAsia="Charis SIL Regular"/>
+          <w:b w:val="0"/>
+          <w:i w:val="0"/>
+          <w:color w:val="000000"/>
+          <w:sz w:val="24"/>
+        </w:rPr>
         <w:t xml:space="preserve"> </w:t>
       </w:r>
       <w:r>
         <w:rPr>
+          <w:u w:val="single" w:color="0000ff"/>
           <w:rFonts w:ascii="Charis SIL Regular" w:hAnsi="Charis SIL Regular" w:eastAsia="Charis SIL Regular"/>
           <w:b w:val="0"/>
           <w:i w:val="0"/>
           <w:color w:val="000000"/>
           <w:sz w:val="24"/>
         </w:rPr>
-        <w:t>i</w:t>
+        <w:hyperlink r:id="rId17" w:history="1">
+          <w:r>
+            <w:rPr>
+              <w:rStyle w:val="Hyperlink"/>
+            </w:rPr>
+            <w:t>i</w:t>
+          </w:r>
+        </w:hyperlink>
       </w:r>
       <w:r>
         <w:rPr>
@@ -4811,7 +4962,7 @@
           <w:sz w:val="24"/>
           <w:u w:val="single"/>
         </w:rPr>
-        <w:hyperlink r:id="rId29" w:history="1">
+        <w:hyperlink r:id="rId30" w:history="1">
           <w:r>
             <w:rPr>
               <w:rStyle w:val="Hyperlink"/>
@@ -4840,7 +4991,7 @@
           <w:sz w:val="24"/>
           <w:u w:val="single"/>
         </w:rPr>
-        <w:hyperlink r:id="rId29" w:history="1">
+        <w:hyperlink r:id="rId30" w:history="1">
           <w:r>
             <w:rPr>
               <w:rStyle w:val="Hyperlink"/>

--- a/EXPORTS/DOCX/published/niveau2/English/CivilServants.docx
+++ b/EXPORTS/DOCX/published/niveau2/English/CivilServants.docx
@@ -3379,15 +3379,9 @@
           <w:i w:val="0"/>
           <w:color w:val="0000FF"/>
           <w:sz w:val="24"/>
-        </w:rPr>
-        <w:hyperlink r:id="rId22" w:history="1">
-          <w:r>
-            <w:rPr>
-              <w:rStyle w:val="Hyperlink"/>
-            </w:rPr>
-            <w:t>.n</w:t>
-          </w:r>
-        </w:hyperlink>
+          <w:u w:val="single"/>
+        </w:rPr>
+        <w:t>.n</w:t>
       </w:r>
       <w:r>
         <w:rPr>

--- a/EXPORTS/DOCX/published/niveau2/English/CivilServants.docx
+++ b/EXPORTS/DOCX/published/niveau2/English/CivilServants.docx
@@ -558,9 +558,15 @@
           <w:i w:val="0"/>
           <w:color w:val="0000FF"/>
           <w:sz w:val="24"/>
-          <w:u w:val="single"/>
-        </w:rPr>
-        <w:t>fl</w:t>
+        </w:rPr>
+        <w:hyperlink r:id="rId11" w:history="1">
+          <w:r>
+            <w:rPr>
+              <w:rStyle w:val="Hyperlink"/>
+            </w:rPr>
+            <w:t>fl</w:t>
+          </w:r>
+        </w:hyperlink>
       </w:r>
       <w:r>
         <w:rPr>
@@ -2318,7 +2324,7 @@
           <w:sz w:val="24"/>
           <w:u w:val="single"/>
         </w:rPr>
-        <w:t>Scientific research in col</w:t>
+        <w:t>Scientific research in colo</w:t>
       </w:r>
       <w:r>
         <w:rPr>
@@ -2329,7 +2335,7 @@
           <w:sz w:val="24"/>
           <w:u w:val="single"/>
         </w:rPr>
-        <w:t>o</w:t>
+        <w:t>nised territorie</w:t>
       </w:r>
       <w:r>
         <w:rPr>
@@ -2338,9 +2344,8 @@
           <w:i w:val="0"/>
           <w:color w:val="0000FF"/>
           <w:sz w:val="24"/>
-          <w:u w:val="single"/>
-        </w:rPr>
-        <w:t>nised territories</w:t>
+        </w:rPr>
+        <w:t>s</w:t>
       </w:r>
       <w:r>
         <w:br/>
@@ -3379,9 +3384,15 @@
           <w:i w:val="0"/>
           <w:color w:val="0000FF"/>
           <w:sz w:val="24"/>
-          <w:u w:val="single"/>
-        </w:rPr>
-        <w:t>.n</w:t>
+        </w:rPr>
+        <w:hyperlink r:id="rId22" w:history="1">
+          <w:r>
+            <w:rPr>
+              <w:rStyle w:val="Hyperlink"/>
+            </w:rPr>
+            <w:t>.n</w:t>
+          </w:r>
+        </w:hyperlink>
       </w:r>
       <w:r>
         <w:rPr>
@@ -4938,7 +4949,7 @@
           <w:sz w:val="24"/>
           <w:u w:val="single"/>
         </w:rPr>
-        <w:hyperlink r:id="rId30" w:history="1">
+        <w:hyperlink r:id="rId29" w:history="1">
           <w:r>
             <w:rPr>
               <w:rStyle w:val="Hyperlink"/>
@@ -4956,7 +4967,7 @@
           <w:sz w:val="24"/>
           <w:u w:val="single"/>
         </w:rPr>
-        <w:hyperlink r:id="rId30" w:history="1">
+        <w:hyperlink r:id="rId29" w:history="1">
           <w:r>
             <w:rPr>
               <w:rStyle w:val="Hyperlink"/>
@@ -4985,7 +4996,7 @@
           <w:sz w:val="24"/>
           <w:u w:val="single"/>
         </w:rPr>
-        <w:hyperlink r:id="rId30" w:history="1">
+        <w:hyperlink r:id="rId29" w:history="1">
           <w:r>
             <w:rPr>
               <w:rStyle w:val="Hyperlink"/>
@@ -5086,7 +5097,7 @@
           <w:sz w:val="24"/>
           <w:u w:val="single"/>
         </w:rPr>
-        <w:hyperlink r:id="rId31" w:history="1">
+        <w:hyperlink r:id="rId30" w:history="1">
           <w:r>
             <w:rPr>
               <w:rStyle w:val="Hyperlink"/>
@@ -5104,7 +5115,7 @@
           <w:sz w:val="24"/>
           <w:u w:val="single"/>
         </w:rPr>
-        <w:hyperlink r:id="rId31" w:history="1">
+        <w:hyperlink r:id="rId30" w:history="1">
           <w:r>
             <w:rPr>
               <w:rStyle w:val="Hyperlink"/>
@@ -5122,7 +5133,7 @@
           <w:sz w:val="24"/>
           <w:u w:val="single"/>
         </w:rPr>
-        <w:hyperlink r:id="rId31" w:history="1">
+        <w:hyperlink r:id="rId30" w:history="1">
           <w:r>
             <w:rPr>
               <w:rStyle w:val="Hyperlink"/>
@@ -5150,7 +5161,7 @@
           <w:sz w:val="24"/>
           <w:u w:val="single"/>
         </w:rPr>
-        <w:hyperlink r:id="rId32" w:history="1">
+        <w:hyperlink r:id="rId31" w:history="1">
           <w:r>
             <w:rPr>
               <w:rStyle w:val="Hyperlink"/>
@@ -5179,7 +5190,7 @@
           <w:sz w:val="24"/>
           <w:u w:val="single"/>
         </w:rPr>
-        <w:hyperlink r:id="rId32" w:history="1">
+        <w:hyperlink r:id="rId31" w:history="1">
           <w:r>
             <w:rPr>
               <w:rStyle w:val="Hyperlink"/>
@@ -5207,7 +5218,7 @@
           <w:sz w:val="24"/>
           <w:u w:val="single"/>
         </w:rPr>
-        <w:hyperlink r:id="rId31" w:history="1">
+        <w:hyperlink r:id="rId30" w:history="1">
           <w:r>
             <w:rPr>
               <w:rStyle w:val="Hyperlink"/>
@@ -5225,7 +5236,7 @@
           <w:sz w:val="24"/>
           <w:u w:val="single"/>
         </w:rPr>
-        <w:hyperlink r:id="rId31" w:history="1">
+        <w:hyperlink r:id="rId30" w:history="1">
           <w:r>
             <w:rPr>
               <w:rStyle w:val="Hyperlink"/>
@@ -5254,7 +5265,7 @@
           <w:sz w:val="24"/>
           <w:u w:val="single"/>
         </w:rPr>
-        <w:hyperlink r:id="rId31" w:history="1">
+        <w:hyperlink r:id="rId30" w:history="1">
           <w:r>
             <w:rPr>
               <w:rStyle w:val="Hyperlink"/>

--- a/EXPORTS/DOCX/published/niveau2/English/CivilServants.docx
+++ b/EXPORTS/DOCX/published/niveau2/English/CivilServants.docx
@@ -242,43 +242,7 @@
           <w:color w:val="000000"/>
           <w:sz w:val="24"/>
         </w:rPr>
-        <w:t xml:space="preserve"> in particular had a large number of civil servants, who we</w:t>
-      </w:r>
-      <w:r>
-        <w:rPr>
-          <w:u w:val="single" w:color="0000ff"/>
-          <w:rFonts w:ascii="Charis SIL Regular" w:hAnsi="Charis SIL Regular" w:eastAsia="Charis SIL Regular"/>
-          <w:b w:val="0"/>
-          <w:i w:val="0"/>
-          <w:color w:val="000000"/>
-          <w:sz w:val="24"/>
-        </w:rPr>
-        <w:hyperlink r:id="rId9" w:history="1">
-          <w:r>
-            <w:rPr>
-              <w:rStyle w:val="Hyperlink"/>
-            </w:rPr>
-            <w:t>re par</w:t>
-          </w:r>
-        </w:hyperlink>
-      </w:r>
-      <w:r>
-        <w:rPr>
-          <w:u w:val="single" w:color="0000ff"/>
-          <w:rFonts w:ascii="Charis SIL Regular" w:hAnsi="Charis SIL Regular" w:eastAsia="Charis SIL Regular"/>
-          <w:b w:val="0"/>
-          <w:i w:val="0"/>
-          <w:color w:val="000000"/>
-          <w:sz w:val="24"/>
-        </w:rPr>
-        <w:hyperlink r:id="rId9" w:history="1">
-          <w:r>
-            <w:rPr>
-              <w:rStyle w:val="Hyperlink"/>
-            </w:rPr>
-            <w:t>tly m</w:t>
-          </w:r>
-        </w:hyperlink>
+        <w:t xml:space="preserve"> in particular had a large number of civil servants, who were partly m</w:t>
       </w:r>
       <w:r>
         <w:rPr>
@@ -558,15 +522,9 @@
           <w:i w:val="0"/>
           <w:color w:val="0000FF"/>
           <w:sz w:val="24"/>
-        </w:rPr>
-        <w:hyperlink r:id="rId11" w:history="1">
-          <w:r>
-            <w:rPr>
-              <w:rStyle w:val="Hyperlink"/>
-            </w:rPr>
-            <w:t>fl</w:t>
-          </w:r>
-        </w:hyperlink>
+          <w:u w:val="single"/>
+        </w:rPr>
+        <w:t>fl</w:t>
       </w:r>
       <w:r>
         <w:rPr>
@@ -1772,23 +1730,13 @@
             <w:rPr>
               <w:rStyle w:val="Hyperlink"/>
             </w:rPr>
-            <w:t>affair</w:t>
+            <w:t>affairs</w:t>
           </w:r>
         </w:hyperlink>
       </w:r>
       <w:r>
         <w:rPr>
           <w:u w:val="single" w:color="0000ff"/>
-          <w:rFonts w:ascii="Charis SIL Regular" w:hAnsi="Charis SIL Regular" w:eastAsia="Charis SIL Regular"/>
-          <w:b w:val="0"/>
-          <w:i w:val="0"/>
-          <w:color w:val="000000"/>
-          <w:sz w:val="24"/>
-        </w:rPr>
-        <w:t>s</w:t>
-      </w:r>
-      <w:r>
-        <w:rPr>
           <w:rFonts w:ascii="Charis SIL Regular" w:hAnsi="Charis SIL Regular" w:eastAsia="Charis SIL Regular"/>
           <w:b w:val="0"/>
           <w:i w:val="0"/>
@@ -1829,7 +1777,7 @@
             <w:rPr>
               <w:rStyle w:val="Hyperlink"/>
             </w:rPr>
-            <w:t xml:space="preserve">n the </w:t>
+            <w:t>n the</w:t>
           </w:r>
         </w:hyperlink>
       </w:r>
@@ -1841,7 +1789,7 @@
           <w:color w:val="000000"/>
           <w:sz w:val="24"/>
         </w:rPr>
-        <w:t xml:space="preserve">various colonies through the Koloniaal Verslag (Colonial Report). This </w:t>
+        <w:t xml:space="preserve"> various colonies through the Koloniaal Verslag (Colonial Report). This </w:t>
       </w:r>
       <w:r>
         <w:br/>
@@ -4949,7 +4897,7 @@
           <w:sz w:val="24"/>
           <w:u w:val="single"/>
         </w:rPr>
-        <w:hyperlink r:id="rId29" w:history="1">
+        <w:hyperlink r:id="rId30" w:history="1">
           <w:r>
             <w:rPr>
               <w:rStyle w:val="Hyperlink"/>
@@ -4967,7 +4915,7 @@
           <w:sz w:val="24"/>
           <w:u w:val="single"/>
         </w:rPr>
-        <w:hyperlink r:id="rId29" w:history="1">
+        <w:hyperlink r:id="rId30" w:history="1">
           <w:r>
             <w:rPr>
               <w:rStyle w:val="Hyperlink"/>
@@ -4996,7 +4944,7 @@
           <w:sz w:val="24"/>
           <w:u w:val="single"/>
         </w:rPr>
-        <w:hyperlink r:id="rId29" w:history="1">
+        <w:hyperlink r:id="rId30" w:history="1">
           <w:r>
             <w:rPr>
               <w:rStyle w:val="Hyperlink"/>
@@ -5097,7 +5045,7 @@
           <w:sz w:val="24"/>
           <w:u w:val="single"/>
         </w:rPr>
-        <w:hyperlink r:id="rId30" w:history="1">
+        <w:hyperlink r:id="rId31" w:history="1">
           <w:r>
             <w:rPr>
               <w:rStyle w:val="Hyperlink"/>
@@ -5115,7 +5063,7 @@
           <w:sz w:val="24"/>
           <w:u w:val="single"/>
         </w:rPr>
-        <w:hyperlink r:id="rId30" w:history="1">
+        <w:hyperlink r:id="rId31" w:history="1">
           <w:r>
             <w:rPr>
               <w:rStyle w:val="Hyperlink"/>
@@ -5133,7 +5081,7 @@
           <w:sz w:val="24"/>
           <w:u w:val="single"/>
         </w:rPr>
-        <w:hyperlink r:id="rId30" w:history="1">
+        <w:hyperlink r:id="rId31" w:history="1">
           <w:r>
             <w:rPr>
               <w:rStyle w:val="Hyperlink"/>
@@ -5161,7 +5109,7 @@
           <w:sz w:val="24"/>
           <w:u w:val="single"/>
         </w:rPr>
-        <w:hyperlink r:id="rId31" w:history="1">
+        <w:hyperlink r:id="rId32" w:history="1">
           <w:r>
             <w:rPr>
               <w:rStyle w:val="Hyperlink"/>
@@ -5190,7 +5138,7 @@
           <w:sz w:val="24"/>
           <w:u w:val="single"/>
         </w:rPr>
-        <w:hyperlink r:id="rId31" w:history="1">
+        <w:hyperlink r:id="rId32" w:history="1">
           <w:r>
             <w:rPr>
               <w:rStyle w:val="Hyperlink"/>
@@ -5218,7 +5166,7 @@
           <w:sz w:val="24"/>
           <w:u w:val="single"/>
         </w:rPr>
-        <w:hyperlink r:id="rId30" w:history="1">
+        <w:hyperlink r:id="rId31" w:history="1">
           <w:r>
             <w:rPr>
               <w:rStyle w:val="Hyperlink"/>
@@ -5236,7 +5184,7 @@
           <w:sz w:val="24"/>
           <w:u w:val="single"/>
         </w:rPr>
-        <w:hyperlink r:id="rId30" w:history="1">
+        <w:hyperlink r:id="rId31" w:history="1">
           <w:r>
             <w:rPr>
               <w:rStyle w:val="Hyperlink"/>
@@ -5265,7 +5213,7 @@
           <w:sz w:val="24"/>
           <w:u w:val="single"/>
         </w:rPr>
-        <w:hyperlink r:id="rId30" w:history="1">
+        <w:hyperlink r:id="rId31" w:history="1">
           <w:r>
             <w:rPr>
               <w:rStyle w:val="Hyperlink"/>

--- a/EXPORTS/DOCX/published/niveau2/English/CivilServants.docx
+++ b/EXPORTS/DOCX/published/niveau2/English/CivilServants.docx
@@ -242,7 +242,36 @@
           <w:color w:val="000000"/>
           <w:sz w:val="24"/>
         </w:rPr>
-        <w:t xml:space="preserve"> in particular had a large number of civil servants, who were partly m</w:t>
+        <w:t xml:space="preserve"> in particular had a large number of civil servants, who we</w:t>
+      </w:r>
+      <w:r>
+        <w:rPr>
+          <w:u w:val="single" w:color="0000ff"/>
+          <w:rFonts w:ascii="Charis SIL Regular" w:hAnsi="Charis SIL Regular" w:eastAsia="Charis SIL Regular"/>
+          <w:b w:val="0"/>
+          <w:i w:val="0"/>
+          <w:color w:val="000000"/>
+          <w:sz w:val="24"/>
+        </w:rPr>
+        <w:t>re par</w:t>
+      </w:r>
+      <w:r>
+        <w:rPr>
+          <w:u w:val="single" w:color="0000ff"/>
+          <w:rFonts w:ascii="Charis SIL Regular" w:hAnsi="Charis SIL Regular" w:eastAsia="Charis SIL Regular"/>
+          <w:b w:val="0"/>
+          <w:i w:val="0"/>
+          <w:color w:val="000000"/>
+          <w:sz w:val="24"/>
+        </w:rPr>
+        <w:hyperlink r:id="rId9" w:history="1">
+          <w:r>
+            <w:rPr>
+              <w:rStyle w:val="Hyperlink"/>
+            </w:rPr>
+            <w:t>tly m</w:t>
+          </w:r>
+        </w:hyperlink>
       </w:r>
       <w:r>
         <w:rPr>
@@ -2272,7 +2301,7 @@
           <w:sz w:val="24"/>
           <w:u w:val="single"/>
         </w:rPr>
-        <w:t>Scientific research in colo</w:t>
+        <w:t>Scientific research in col</w:t>
       </w:r>
       <w:r>
         <w:rPr>
@@ -2283,7 +2312,7 @@
           <w:sz w:val="24"/>
           <w:u w:val="single"/>
         </w:rPr>
-        <w:t>nised territorie</w:t>
+        <w:t>o</w:t>
       </w:r>
       <w:r>
         <w:rPr>
@@ -2292,8 +2321,9 @@
           <w:i w:val="0"/>
           <w:color w:val="0000FF"/>
           <w:sz w:val="24"/>
-        </w:rPr>
-        <w:t>s</w:t>
+          <w:u w:val="single"/>
+        </w:rPr>
+        <w:t>nised territories</w:t>
       </w:r>
       <w:r>
         <w:br/>
@@ -3332,15 +3362,9 @@
           <w:i w:val="0"/>
           <w:color w:val="0000FF"/>
           <w:sz w:val="24"/>
-        </w:rPr>
-        <w:hyperlink r:id="rId22" w:history="1">
-          <w:r>
-            <w:rPr>
-              <w:rStyle w:val="Hyperlink"/>
-            </w:rPr>
-            <w:t>.n</w:t>
-          </w:r>
-        </w:hyperlink>
+          <w:u w:val="single"/>
+        </w:rPr>
+        <w:t>.n</w:t>
       </w:r>
       <w:r>
         <w:rPr>
@@ -4897,7 +4921,7 @@
           <w:sz w:val="24"/>
           <w:u w:val="single"/>
         </w:rPr>
-        <w:hyperlink r:id="rId30" w:history="1">
+        <w:hyperlink r:id="rId29" w:history="1">
           <w:r>
             <w:rPr>
               <w:rStyle w:val="Hyperlink"/>
@@ -4915,7 +4939,7 @@
           <w:sz w:val="24"/>
           <w:u w:val="single"/>
         </w:rPr>
-        <w:hyperlink r:id="rId30" w:history="1">
+        <w:hyperlink r:id="rId29" w:history="1">
           <w:r>
             <w:rPr>
               <w:rStyle w:val="Hyperlink"/>
@@ -4944,7 +4968,7 @@
           <w:sz w:val="24"/>
           <w:u w:val="single"/>
         </w:rPr>
-        <w:hyperlink r:id="rId30" w:history="1">
+        <w:hyperlink r:id="rId29" w:history="1">
           <w:r>
             <w:rPr>
               <w:rStyle w:val="Hyperlink"/>
@@ -5045,7 +5069,7 @@
           <w:sz w:val="24"/>
           <w:u w:val="single"/>
         </w:rPr>
-        <w:hyperlink r:id="rId31" w:history="1">
+        <w:hyperlink r:id="rId30" w:history="1">
           <w:r>
             <w:rPr>
               <w:rStyle w:val="Hyperlink"/>
@@ -5063,7 +5087,7 @@
           <w:sz w:val="24"/>
           <w:u w:val="single"/>
         </w:rPr>
-        <w:hyperlink r:id="rId31" w:history="1">
+        <w:hyperlink r:id="rId30" w:history="1">
           <w:r>
             <w:rPr>
               <w:rStyle w:val="Hyperlink"/>
@@ -5081,7 +5105,7 @@
           <w:sz w:val="24"/>
           <w:u w:val="single"/>
         </w:rPr>
-        <w:hyperlink r:id="rId31" w:history="1">
+        <w:hyperlink r:id="rId30" w:history="1">
           <w:r>
             <w:rPr>
               <w:rStyle w:val="Hyperlink"/>
@@ -5109,7 +5133,7 @@
           <w:sz w:val="24"/>
           <w:u w:val="single"/>
         </w:rPr>
-        <w:hyperlink r:id="rId32" w:history="1">
+        <w:hyperlink r:id="rId31" w:history="1">
           <w:r>
             <w:rPr>
               <w:rStyle w:val="Hyperlink"/>
@@ -5138,7 +5162,7 @@
           <w:sz w:val="24"/>
           <w:u w:val="single"/>
         </w:rPr>
-        <w:hyperlink r:id="rId32" w:history="1">
+        <w:hyperlink r:id="rId31" w:history="1">
           <w:r>
             <w:rPr>
               <w:rStyle w:val="Hyperlink"/>
@@ -5166,7 +5190,7 @@
           <w:sz w:val="24"/>
           <w:u w:val="single"/>
         </w:rPr>
-        <w:hyperlink r:id="rId31" w:history="1">
+        <w:hyperlink r:id="rId30" w:history="1">
           <w:r>
             <w:rPr>
               <w:rStyle w:val="Hyperlink"/>
@@ -5184,7 +5208,7 @@
           <w:sz w:val="24"/>
           <w:u w:val="single"/>
         </w:rPr>
-        <w:hyperlink r:id="rId31" w:history="1">
+        <w:hyperlink r:id="rId30" w:history="1">
           <w:r>
             <w:rPr>
               <w:rStyle w:val="Hyperlink"/>
@@ -5213,7 +5237,7 @@
           <w:sz w:val="24"/>
           <w:u w:val="single"/>
         </w:rPr>
-        <w:hyperlink r:id="rId31" w:history="1">
+        <w:hyperlink r:id="rId30" w:history="1">
           <w:r>
             <w:rPr>
               <w:rStyle w:val="Hyperlink"/>

--- a/EXPORTS/DOCX/published/niveau2/English/CivilServants.docx
+++ b/EXPORTS/DOCX/published/niveau2/English/CivilServants.docx
@@ -242,18 +242,7 @@
           <w:color w:val="000000"/>
           <w:sz w:val="24"/>
         </w:rPr>
-        <w:t xml:space="preserve"> in particular had a large number of civil servants, who we</w:t>
-      </w:r>
-      <w:r>
-        <w:rPr>
-          <w:u w:val="single" w:color="0000ff"/>
-          <w:rFonts w:ascii="Charis SIL Regular" w:hAnsi="Charis SIL Regular" w:eastAsia="Charis SIL Regular"/>
-          <w:b w:val="0"/>
-          <w:i w:val="0"/>
-          <w:color w:val="000000"/>
-          <w:sz w:val="24"/>
-        </w:rPr>
-        <w:t>re par</w:t>
+        <w:t xml:space="preserve"> in particular had a large number of civil servants, who were par</w:t>
       </w:r>
       <w:r>
         <w:rPr>
@@ -821,129 +810,13 @@
       </w:r>
       <w:r>
         <w:rPr>
-          <w:u w:val="single" w:color="0000ff"/>
           <w:rFonts w:ascii="Charis SIL Regular" w:hAnsi="Charis SIL Regular" w:eastAsia="Charis SIL Regular"/>
           <w:b w:val="0"/>
           <w:i w:val="0"/>
           <w:color w:val="000000"/>
           <w:sz w:val="24"/>
         </w:rPr>
-        <w:hyperlink r:id="rId12" w:history="1">
-          <w:r>
-            <w:rPr>
-              <w:rStyle w:val="Hyperlink"/>
-            </w:rPr>
-            <w:t>Sciences), w</w:t>
-          </w:r>
-        </w:hyperlink>
-      </w:r>
-      <w:r>
-        <w:rPr>
-          <w:u w:val="single" w:color="0000ff"/>
-          <w:rFonts w:ascii="Charis SIL Regular" w:hAnsi="Charis SIL Regular" w:eastAsia="Charis SIL Regular"/>
-          <w:b w:val="0"/>
-          <w:i w:val="0"/>
-          <w:color w:val="000000"/>
-          <w:sz w:val="24"/>
-        </w:rPr>
-        <w:hyperlink r:id="rId12" w:history="1">
-          <w:r>
-            <w:rPr>
-              <w:rStyle w:val="Hyperlink"/>
-            </w:rPr>
-            <w:t>hich would t</w:t>
-          </w:r>
-        </w:hyperlink>
-      </w:r>
-      <w:r>
-        <w:rPr>
-          <w:u w:val="single" w:color="0000ff"/>
-          <w:rFonts w:ascii="Charis SIL Regular" w:hAnsi="Charis SIL Regular" w:eastAsia="Charis SIL Regular"/>
-          <w:b w:val="0"/>
-          <w:i w:val="0"/>
-          <w:color w:val="000000"/>
-          <w:sz w:val="24"/>
-        </w:rPr>
-        <w:hyperlink r:id="rId12" w:history="1">
-          <w:r>
-            <w:rPr>
-              <w:rStyle w:val="Hyperlink"/>
-            </w:rPr>
-            <w:t>h</w:t>
-          </w:r>
-        </w:hyperlink>
-      </w:r>
-      <w:r>
-        <w:rPr>
-          <w:u w:val="single" w:color="0000ff"/>
-          <w:rFonts w:ascii="Charis SIL Regular" w:hAnsi="Charis SIL Regular" w:eastAsia="Charis SIL Regular"/>
-          <w:b w:val="0"/>
-          <w:i w:val="0"/>
-          <w:color w:val="000000"/>
-          <w:sz w:val="24"/>
-        </w:rPr>
-        <w:hyperlink r:id="rId12" w:history="1">
-          <w:r>
-            <w:rPr>
-              <w:rStyle w:val="Hyperlink"/>
-            </w:rPr>
-            <w:t xml:space="preserve">en </w:t>
-          </w:r>
-        </w:hyperlink>
-      </w:r>
-      <w:r>
-        <w:rPr>
-          <w:u w:val="single" w:color="0000ff"/>
-          <w:rFonts w:ascii="Charis SIL Regular" w:hAnsi="Charis SIL Regular" w:eastAsia="Charis SIL Regular"/>
-          <w:b w:val="0"/>
-          <w:i w:val="0"/>
-          <w:color w:val="000000"/>
-          <w:sz w:val="24"/>
-        </w:rPr>
-        <w:hyperlink r:id="rId12" w:history="1">
-          <w:r>
-            <w:rPr>
-              <w:rStyle w:val="Hyperlink"/>
-            </w:rPr>
-            <w:t>d</w:t>
-          </w:r>
-        </w:hyperlink>
-      </w:r>
-      <w:r>
-        <w:rPr>
-          <w:u w:val="single" w:color="0000ff"/>
-          <w:rFonts w:ascii="Charis SIL Regular" w:hAnsi="Charis SIL Regular" w:eastAsia="Charis SIL Regular"/>
-          <w:b w:val="0"/>
-          <w:i w:val="0"/>
-          <w:color w:val="000000"/>
-          <w:sz w:val="24"/>
-        </w:rPr>
-        <w:hyperlink r:id="rId12" w:history="1">
-          <w:r>
-            <w:rPr>
-              <w:rStyle w:val="Hyperlink"/>
-            </w:rPr>
-            <w:t>istribute</w:t>
-          </w:r>
-        </w:hyperlink>
-      </w:r>
-      <w:r>
-        <w:rPr>
-          <w:u w:val="single" w:color="0000ff"/>
-          <w:rFonts w:ascii="Charis SIL Regular" w:hAnsi="Charis SIL Regular" w:eastAsia="Charis SIL Regular"/>
-          <w:b w:val="0"/>
-          <w:i w:val="0"/>
-          <w:color w:val="000000"/>
-          <w:sz w:val="24"/>
-        </w:rPr>
-        <w:hyperlink r:id="rId12" w:history="1">
-          <w:r>
-            <w:rPr>
-              <w:rStyle w:val="Hyperlink"/>
-            </w:rPr>
-            <w:t xml:space="preserve"> th</w:t>
-          </w:r>
-        </w:hyperlink>
+        <w:t>Sciences), which would then distribute th</w:t>
       </w:r>
       <w:r>
         <w:rPr>
@@ -1776,6 +1649,16 @@
       </w:r>
       <w:r>
         <w:rPr>
+          <w:rFonts w:ascii="Charis SIL Regular" w:hAnsi="Charis SIL Regular" w:eastAsia="Charis SIL Regular"/>
+          <w:b w:val="0"/>
+          <w:i w:val="0"/>
+          <w:color w:val="000000"/>
+          <w:sz w:val="24"/>
+        </w:rPr>
+        <w:t>i</w:t>
+      </w:r>
+      <w:r>
+        <w:rPr>
           <w:u w:val="single" w:color="0000ff"/>
           <w:rFonts w:ascii="Charis SIL Regular" w:hAnsi="Charis SIL Regular" w:eastAsia="Charis SIL Regular"/>
           <w:b w:val="0"/>
@@ -1788,37 +1671,19 @@
             <w:rPr>
               <w:rStyle w:val="Hyperlink"/>
             </w:rPr>
-            <w:t>i</w:t>
+            <w:t xml:space="preserve">n the </w:t>
           </w:r>
         </w:hyperlink>
       </w:r>
       <w:r>
         <w:rPr>
-          <w:u w:val="single" w:color="0000ff"/>
           <w:rFonts w:ascii="Charis SIL Regular" w:hAnsi="Charis SIL Regular" w:eastAsia="Charis SIL Regular"/>
           <w:b w:val="0"/>
           <w:i w:val="0"/>
           <w:color w:val="000000"/>
           <w:sz w:val="24"/>
         </w:rPr>
-        <w:hyperlink r:id="rId17" w:history="1">
-          <w:r>
-            <w:rPr>
-              <w:rStyle w:val="Hyperlink"/>
-            </w:rPr>
-            <w:t>n the</w:t>
-          </w:r>
-        </w:hyperlink>
-      </w:r>
-      <w:r>
-        <w:rPr>
-          <w:rFonts w:ascii="Charis SIL Regular" w:hAnsi="Charis SIL Regular" w:eastAsia="Charis SIL Regular"/>
-          <w:b w:val="0"/>
-          <w:i w:val="0"/>
-          <w:color w:val="000000"/>
-          <w:sz w:val="24"/>
-        </w:rPr>
-        <w:t xml:space="preserve"> various colonies through the Koloniaal Verslag (Colonial Report). This </w:t>
+        <w:t xml:space="preserve">various colonies through the Koloniaal Verslag (Colonial Report). This </w:t>
       </w:r>
       <w:r>
         <w:br/>
@@ -3362,9 +3227,15 @@
           <w:i w:val="0"/>
           <w:color w:val="0000FF"/>
           <w:sz w:val="24"/>
-          <w:u w:val="single"/>
-        </w:rPr>
-        <w:t>.n</w:t>
+        </w:rPr>
+        <w:hyperlink r:id="rId22" w:history="1">
+          <w:r>
+            <w:rPr>
+              <w:rStyle w:val="Hyperlink"/>
+            </w:rPr>
+            <w:t>.n</w:t>
+          </w:r>
+        </w:hyperlink>
       </w:r>
       <w:r>
         <w:rPr>
@@ -4921,7 +4792,7 @@
           <w:sz w:val="24"/>
           <w:u w:val="single"/>
         </w:rPr>
-        <w:hyperlink r:id="rId29" w:history="1">
+        <w:hyperlink r:id="rId30" w:history="1">
           <w:r>
             <w:rPr>
               <w:rStyle w:val="Hyperlink"/>
@@ -5069,7 +4940,7 @@
           <w:sz w:val="24"/>
           <w:u w:val="single"/>
         </w:rPr>
-        <w:hyperlink r:id="rId30" w:history="1">
+        <w:hyperlink r:id="rId31" w:history="1">
           <w:r>
             <w:rPr>
               <w:rStyle w:val="Hyperlink"/>
@@ -5087,7 +4958,7 @@
           <w:sz w:val="24"/>
           <w:u w:val="single"/>
         </w:rPr>
-        <w:hyperlink r:id="rId30" w:history="1">
+        <w:hyperlink r:id="rId31" w:history="1">
           <w:r>
             <w:rPr>
               <w:rStyle w:val="Hyperlink"/>
@@ -5105,7 +4976,7 @@
           <w:sz w:val="24"/>
           <w:u w:val="single"/>
         </w:rPr>
-        <w:hyperlink r:id="rId30" w:history="1">
+        <w:hyperlink r:id="rId31" w:history="1">
           <w:r>
             <w:rPr>
               <w:rStyle w:val="Hyperlink"/>
@@ -5133,7 +5004,7 @@
           <w:sz w:val="24"/>
           <w:u w:val="single"/>
         </w:rPr>
-        <w:hyperlink r:id="rId31" w:history="1">
+        <w:hyperlink r:id="rId32" w:history="1">
           <w:r>
             <w:rPr>
               <w:rStyle w:val="Hyperlink"/>
@@ -5162,7 +5033,7 @@
           <w:sz w:val="24"/>
           <w:u w:val="single"/>
         </w:rPr>
-        <w:hyperlink r:id="rId31" w:history="1">
+        <w:hyperlink r:id="rId32" w:history="1">
           <w:r>
             <w:rPr>
               <w:rStyle w:val="Hyperlink"/>
@@ -5190,7 +5061,7 @@
           <w:sz w:val="24"/>
           <w:u w:val="single"/>
         </w:rPr>
-        <w:hyperlink r:id="rId30" w:history="1">
+        <w:hyperlink r:id="rId31" w:history="1">
           <w:r>
             <w:rPr>
               <w:rStyle w:val="Hyperlink"/>
@@ -5208,7 +5079,7 @@
           <w:sz w:val="24"/>
           <w:u w:val="single"/>
         </w:rPr>
-        <w:hyperlink r:id="rId30" w:history="1">
+        <w:hyperlink r:id="rId31" w:history="1">
           <w:r>
             <w:rPr>
               <w:rStyle w:val="Hyperlink"/>
@@ -5237,7 +5108,7 @@
           <w:sz w:val="24"/>
           <w:u w:val="single"/>
         </w:rPr>
-        <w:hyperlink r:id="rId30" w:history="1">
+        <w:hyperlink r:id="rId31" w:history="1">
           <w:r>
             <w:rPr>
               <w:rStyle w:val="Hyperlink"/>

--- a/EXPORTS/DOCX/published/niveau2/English/CivilServants.docx
+++ b/EXPORTS/DOCX/published/niveau2/English/CivilServants.docx
@@ -242,7 +242,18 @@
           <w:color w:val="000000"/>
           <w:sz w:val="24"/>
         </w:rPr>
-        <w:t xml:space="preserve"> in particular had a large number of civil servants, who were par</w:t>
+        <w:t xml:space="preserve"> in particular had a large number of civil servants, who we</w:t>
+      </w:r>
+      <w:r>
+        <w:rPr>
+          <w:u w:val="single" w:color="0000ff"/>
+          <w:rFonts w:ascii="Charis SIL Regular" w:hAnsi="Charis SIL Regular" w:eastAsia="Charis SIL Regular"/>
+          <w:b w:val="0"/>
+          <w:i w:val="0"/>
+          <w:color w:val="000000"/>
+          <w:sz w:val="24"/>
+        </w:rPr>
+        <w:t>re par</w:t>
       </w:r>
       <w:r>
         <w:rPr>
@@ -810,13 +821,129 @@
       </w:r>
       <w:r>
         <w:rPr>
+          <w:u w:val="single" w:color="0000ff"/>
           <w:rFonts w:ascii="Charis SIL Regular" w:hAnsi="Charis SIL Regular" w:eastAsia="Charis SIL Regular"/>
           <w:b w:val="0"/>
           <w:i w:val="0"/>
           <w:color w:val="000000"/>
           <w:sz w:val="24"/>
         </w:rPr>
-        <w:t>Sciences), which would then distribute th</w:t>
+        <w:hyperlink r:id="rId12" w:history="1">
+          <w:r>
+            <w:rPr>
+              <w:rStyle w:val="Hyperlink"/>
+            </w:rPr>
+            <w:t>Sciences), w</w:t>
+          </w:r>
+        </w:hyperlink>
+      </w:r>
+      <w:r>
+        <w:rPr>
+          <w:u w:val="single" w:color="0000ff"/>
+          <w:rFonts w:ascii="Charis SIL Regular" w:hAnsi="Charis SIL Regular" w:eastAsia="Charis SIL Regular"/>
+          <w:b w:val="0"/>
+          <w:i w:val="0"/>
+          <w:color w:val="000000"/>
+          <w:sz w:val="24"/>
+        </w:rPr>
+        <w:hyperlink r:id="rId12" w:history="1">
+          <w:r>
+            <w:rPr>
+              <w:rStyle w:val="Hyperlink"/>
+            </w:rPr>
+            <w:t>hich would t</w:t>
+          </w:r>
+        </w:hyperlink>
+      </w:r>
+      <w:r>
+        <w:rPr>
+          <w:u w:val="single" w:color="0000ff"/>
+          <w:rFonts w:ascii="Charis SIL Regular" w:hAnsi="Charis SIL Regular" w:eastAsia="Charis SIL Regular"/>
+          <w:b w:val="0"/>
+          <w:i w:val="0"/>
+          <w:color w:val="000000"/>
+          <w:sz w:val="24"/>
+        </w:rPr>
+        <w:hyperlink r:id="rId12" w:history="1">
+          <w:r>
+            <w:rPr>
+              <w:rStyle w:val="Hyperlink"/>
+            </w:rPr>
+            <w:t>h</w:t>
+          </w:r>
+        </w:hyperlink>
+      </w:r>
+      <w:r>
+        <w:rPr>
+          <w:u w:val="single" w:color="0000ff"/>
+          <w:rFonts w:ascii="Charis SIL Regular" w:hAnsi="Charis SIL Regular" w:eastAsia="Charis SIL Regular"/>
+          <w:b w:val="0"/>
+          <w:i w:val="0"/>
+          <w:color w:val="000000"/>
+          <w:sz w:val="24"/>
+        </w:rPr>
+        <w:hyperlink r:id="rId12" w:history="1">
+          <w:r>
+            <w:rPr>
+              <w:rStyle w:val="Hyperlink"/>
+            </w:rPr>
+            <w:t xml:space="preserve">en </w:t>
+          </w:r>
+        </w:hyperlink>
+      </w:r>
+      <w:r>
+        <w:rPr>
+          <w:u w:val="single" w:color="0000ff"/>
+          <w:rFonts w:ascii="Charis SIL Regular" w:hAnsi="Charis SIL Regular" w:eastAsia="Charis SIL Regular"/>
+          <w:b w:val="0"/>
+          <w:i w:val="0"/>
+          <w:color w:val="000000"/>
+          <w:sz w:val="24"/>
+        </w:rPr>
+        <w:hyperlink r:id="rId12" w:history="1">
+          <w:r>
+            <w:rPr>
+              <w:rStyle w:val="Hyperlink"/>
+            </w:rPr>
+            <w:t>d</w:t>
+          </w:r>
+        </w:hyperlink>
+      </w:r>
+      <w:r>
+        <w:rPr>
+          <w:u w:val="single" w:color="0000ff"/>
+          <w:rFonts w:ascii="Charis SIL Regular" w:hAnsi="Charis SIL Regular" w:eastAsia="Charis SIL Regular"/>
+          <w:b w:val="0"/>
+          <w:i w:val="0"/>
+          <w:color w:val="000000"/>
+          <w:sz w:val="24"/>
+        </w:rPr>
+        <w:hyperlink r:id="rId12" w:history="1">
+          <w:r>
+            <w:rPr>
+              <w:rStyle w:val="Hyperlink"/>
+            </w:rPr>
+            <w:t>istribute</w:t>
+          </w:r>
+        </w:hyperlink>
+      </w:r>
+      <w:r>
+        <w:rPr>
+          <w:u w:val="single" w:color="0000ff"/>
+          <w:rFonts w:ascii="Charis SIL Regular" w:hAnsi="Charis SIL Regular" w:eastAsia="Charis SIL Regular"/>
+          <w:b w:val="0"/>
+          <w:i w:val="0"/>
+          <w:color w:val="000000"/>
+          <w:sz w:val="24"/>
+        </w:rPr>
+        <w:hyperlink r:id="rId12" w:history="1">
+          <w:r>
+            <w:rPr>
+              <w:rStyle w:val="Hyperlink"/>
+            </w:rPr>
+            <w:t xml:space="preserve"> th</w:t>
+          </w:r>
+        </w:hyperlink>
       </w:r>
       <w:r>
         <w:rPr>
@@ -1252,54 +1379,7 @@
           <w:color w:val="000000"/>
           <w:sz w:val="24"/>
         </w:rPr>
-        <w:t>relating to the Du</w:t>
-      </w:r>
-      <w:r>
-        <w:rPr>
-          <w:u w:val="single" w:color="0000ff"/>
-          <w:rFonts w:ascii="Charis SIL Regular" w:hAnsi="Charis SIL Regular" w:eastAsia="Charis SIL Regular"/>
-          <w:b w:val="0"/>
-          <w:i w:val="0"/>
-          <w:color w:val="000000"/>
-          <w:sz w:val="24"/>
-        </w:rPr>
-        <w:hyperlink r:id="rId15" w:history="1">
-          <w:r>
-            <w:rPr>
-              <w:rStyle w:val="Hyperlink"/>
-            </w:rPr>
-            <w:t>tch</w:t>
-          </w:r>
-        </w:hyperlink>
-      </w:r>
-      <w:r>
-        <w:rPr>
-          <w:u w:val="single" w:color="0000ff"/>
-          <w:rFonts w:ascii="Charis SIL Regular" w:hAnsi="Charis SIL Regular" w:eastAsia="Charis SIL Regular"/>
-          <w:b w:val="0"/>
-          <w:i w:val="0"/>
-          <w:color w:val="000000"/>
-          <w:sz w:val="24"/>
-        </w:rPr>
-        <w:t xml:space="preserve"> </w:t>
-      </w:r>
-      <w:r>
-        <w:rPr>
-          <w:u w:val="single" w:color="0000ff"/>
-          <w:rFonts w:ascii="Charis SIL Regular" w:hAnsi="Charis SIL Regular" w:eastAsia="Charis SIL Regular"/>
-          <w:b w:val="0"/>
-          <w:i w:val="0"/>
-          <w:color w:val="000000"/>
-          <w:sz w:val="24"/>
-        </w:rPr>
-        <w:hyperlink r:id="rId15" w:history="1">
-          <w:r>
-            <w:rPr>
-              <w:rStyle w:val="Hyperlink"/>
-            </w:rPr>
-            <w:t>East Indi</w:t>
-          </w:r>
-        </w:hyperlink>
+        <w:t>relating to the Dutch East Indi</w:t>
       </w:r>
       <w:r>
         <w:rPr>
@@ -1649,16 +1729,6 @@
       </w:r>
       <w:r>
         <w:rPr>
-          <w:rFonts w:ascii="Charis SIL Regular" w:hAnsi="Charis SIL Regular" w:eastAsia="Charis SIL Regular"/>
-          <w:b w:val="0"/>
-          <w:i w:val="0"/>
-          <w:color w:val="000000"/>
-          <w:sz w:val="24"/>
-        </w:rPr>
-        <w:t>i</w:t>
-      </w:r>
-      <w:r>
-        <w:rPr>
           <w:u w:val="single" w:color="0000ff"/>
           <w:rFonts w:ascii="Charis SIL Regular" w:hAnsi="Charis SIL Regular" w:eastAsia="Charis SIL Regular"/>
           <w:b w:val="0"/>
@@ -1671,19 +1741,37 @@
             <w:rPr>
               <w:rStyle w:val="Hyperlink"/>
             </w:rPr>
-            <w:t xml:space="preserve">n the </w:t>
+            <w:t>i</w:t>
           </w:r>
         </w:hyperlink>
       </w:r>
       <w:r>
         <w:rPr>
+          <w:u w:val="single" w:color="0000ff"/>
           <w:rFonts w:ascii="Charis SIL Regular" w:hAnsi="Charis SIL Regular" w:eastAsia="Charis SIL Regular"/>
           <w:b w:val="0"/>
           <w:i w:val="0"/>
           <w:color w:val="000000"/>
           <w:sz w:val="24"/>
         </w:rPr>
-        <w:t xml:space="preserve">various colonies through the Koloniaal Verslag (Colonial Report). This </w:t>
+        <w:hyperlink r:id="rId17" w:history="1">
+          <w:r>
+            <w:rPr>
+              <w:rStyle w:val="Hyperlink"/>
+            </w:rPr>
+            <w:t>n the</w:t>
+          </w:r>
+        </w:hyperlink>
+      </w:r>
+      <w:r>
+        <w:rPr>
+          <w:rFonts w:ascii="Charis SIL Regular" w:hAnsi="Charis SIL Regular" w:eastAsia="Charis SIL Regular"/>
+          <w:b w:val="0"/>
+          <w:i w:val="0"/>
+          <w:color w:val="000000"/>
+          <w:sz w:val="24"/>
+        </w:rPr>
+        <w:t xml:space="preserve"> various colonies through the Koloniaal Verslag (Colonial Report). This </w:t>
       </w:r>
       <w:r>
         <w:br/>
@@ -3227,15 +3315,9 @@
           <w:i w:val="0"/>
           <w:color w:val="0000FF"/>
           <w:sz w:val="24"/>
-        </w:rPr>
-        <w:hyperlink r:id="rId22" w:history="1">
-          <w:r>
-            <w:rPr>
-              <w:rStyle w:val="Hyperlink"/>
-            </w:rPr>
-            <w:t>.n</w:t>
-          </w:r>
-        </w:hyperlink>
+          <w:u w:val="single"/>
+        </w:rPr>
+        <w:t>.n</w:t>
       </w:r>
       <w:r>
         <w:rPr>
@@ -4792,7 +4874,7 @@
           <w:sz w:val="24"/>
           <w:u w:val="single"/>
         </w:rPr>
-        <w:hyperlink r:id="rId30" w:history="1">
+        <w:hyperlink r:id="rId29" w:history="1">
           <w:r>
             <w:rPr>
               <w:rStyle w:val="Hyperlink"/>
@@ -4940,7 +5022,7 @@
           <w:sz w:val="24"/>
           <w:u w:val="single"/>
         </w:rPr>
-        <w:hyperlink r:id="rId31" w:history="1">
+        <w:hyperlink r:id="rId30" w:history="1">
           <w:r>
             <w:rPr>
               <w:rStyle w:val="Hyperlink"/>
@@ -4958,7 +5040,7 @@
           <w:sz w:val="24"/>
           <w:u w:val="single"/>
         </w:rPr>
-        <w:hyperlink r:id="rId31" w:history="1">
+        <w:hyperlink r:id="rId30" w:history="1">
           <w:r>
             <w:rPr>
               <w:rStyle w:val="Hyperlink"/>
@@ -4976,7 +5058,7 @@
           <w:sz w:val="24"/>
           <w:u w:val="single"/>
         </w:rPr>
-        <w:hyperlink r:id="rId31" w:history="1">
+        <w:hyperlink r:id="rId30" w:history="1">
           <w:r>
             <w:rPr>
               <w:rStyle w:val="Hyperlink"/>
@@ -5004,7 +5086,7 @@
           <w:sz w:val="24"/>
           <w:u w:val="single"/>
         </w:rPr>
-        <w:hyperlink r:id="rId32" w:history="1">
+        <w:hyperlink r:id="rId31" w:history="1">
           <w:r>
             <w:rPr>
               <w:rStyle w:val="Hyperlink"/>
@@ -5033,7 +5115,7 @@
           <w:sz w:val="24"/>
           <w:u w:val="single"/>
         </w:rPr>
-        <w:hyperlink r:id="rId32" w:history="1">
+        <w:hyperlink r:id="rId31" w:history="1">
           <w:r>
             <w:rPr>
               <w:rStyle w:val="Hyperlink"/>
@@ -5061,7 +5143,7 @@
           <w:sz w:val="24"/>
           <w:u w:val="single"/>
         </w:rPr>
-        <w:hyperlink r:id="rId31" w:history="1">
+        <w:hyperlink r:id="rId30" w:history="1">
           <w:r>
             <w:rPr>
               <w:rStyle w:val="Hyperlink"/>
@@ -5079,7 +5161,7 @@
           <w:sz w:val="24"/>
           <w:u w:val="single"/>
         </w:rPr>
-        <w:hyperlink r:id="rId31" w:history="1">
+        <w:hyperlink r:id="rId30" w:history="1">
           <w:r>
             <w:rPr>
               <w:rStyle w:val="Hyperlink"/>
@@ -5108,7 +5190,7 @@
           <w:sz w:val="24"/>
           <w:u w:val="single"/>
         </w:rPr>
-        <w:hyperlink r:id="rId31" w:history="1">
+        <w:hyperlink r:id="rId30" w:history="1">
           <w:r>
             <w:rPr>
               <w:rStyle w:val="Hyperlink"/>

--- a/EXPORTS/DOCX/published/niveau2/English/CivilServants.docx
+++ b/EXPORTS/DOCX/published/niveau2/English/CivilServants.docx
@@ -242,18 +242,7 @@
           <w:color w:val="000000"/>
           <w:sz w:val="24"/>
         </w:rPr>
-        <w:t xml:space="preserve"> in particular had a large number of civil servants, who we</w:t>
-      </w:r>
-      <w:r>
-        <w:rPr>
-          <w:u w:val="single" w:color="0000ff"/>
-          <w:rFonts w:ascii="Charis SIL Regular" w:hAnsi="Charis SIL Regular" w:eastAsia="Charis SIL Regular"/>
-          <w:b w:val="0"/>
-          <w:i w:val="0"/>
-          <w:color w:val="000000"/>
-          <w:sz w:val="24"/>
-        </w:rPr>
-        <w:t>re par</w:t>
+        <w:t xml:space="preserve"> in particular had a large number of civil servants, who were par</w:t>
       </w:r>
       <w:r>
         <w:rPr>
@@ -4874,7 +4863,7 @@
           <w:sz w:val="24"/>
           <w:u w:val="single"/>
         </w:rPr>
-        <w:hyperlink r:id="rId29" w:history="1">
+        <w:hyperlink r:id="rId30" w:history="1">
           <w:r>
             <w:rPr>
               <w:rStyle w:val="Hyperlink"/>
@@ -4892,7 +4881,7 @@
           <w:sz w:val="24"/>
           <w:u w:val="single"/>
         </w:rPr>
-        <w:hyperlink r:id="rId29" w:history="1">
+        <w:hyperlink r:id="rId30" w:history="1">
           <w:r>
             <w:rPr>
               <w:rStyle w:val="Hyperlink"/>
@@ -4921,7 +4910,7 @@
           <w:sz w:val="24"/>
           <w:u w:val="single"/>
         </w:rPr>
-        <w:hyperlink r:id="rId29" w:history="1">
+        <w:hyperlink r:id="rId30" w:history="1">
           <w:r>
             <w:rPr>
               <w:rStyle w:val="Hyperlink"/>
@@ -5022,7 +5011,7 @@
           <w:sz w:val="24"/>
           <w:u w:val="single"/>
         </w:rPr>
-        <w:hyperlink r:id="rId30" w:history="1">
+        <w:hyperlink r:id="rId31" w:history="1">
           <w:r>
             <w:rPr>
               <w:rStyle w:val="Hyperlink"/>
@@ -5040,7 +5029,7 @@
           <w:sz w:val="24"/>
           <w:u w:val="single"/>
         </w:rPr>
-        <w:hyperlink r:id="rId30" w:history="1">
+        <w:hyperlink r:id="rId31" w:history="1">
           <w:r>
             <w:rPr>
               <w:rStyle w:val="Hyperlink"/>
@@ -5058,7 +5047,7 @@
           <w:sz w:val="24"/>
           <w:u w:val="single"/>
         </w:rPr>
-        <w:hyperlink r:id="rId30" w:history="1">
+        <w:hyperlink r:id="rId31" w:history="1">
           <w:r>
             <w:rPr>
               <w:rStyle w:val="Hyperlink"/>
@@ -5086,7 +5075,7 @@
           <w:sz w:val="24"/>
           <w:u w:val="single"/>
         </w:rPr>
-        <w:hyperlink r:id="rId31" w:history="1">
+        <w:hyperlink r:id="rId32" w:history="1">
           <w:r>
             <w:rPr>
               <w:rStyle w:val="Hyperlink"/>
@@ -5115,7 +5104,7 @@
           <w:sz w:val="24"/>
           <w:u w:val="single"/>
         </w:rPr>
-        <w:hyperlink r:id="rId31" w:history="1">
+        <w:hyperlink r:id="rId32" w:history="1">
           <w:r>
             <w:rPr>
               <w:rStyle w:val="Hyperlink"/>
@@ -5143,7 +5132,7 @@
           <w:sz w:val="24"/>
           <w:u w:val="single"/>
         </w:rPr>
-        <w:hyperlink r:id="rId30" w:history="1">
+        <w:hyperlink r:id="rId31" w:history="1">
           <w:r>
             <w:rPr>
               <w:rStyle w:val="Hyperlink"/>
@@ -5161,7 +5150,7 @@
           <w:sz w:val="24"/>
           <w:u w:val="single"/>
         </w:rPr>
-        <w:hyperlink r:id="rId30" w:history="1">
+        <w:hyperlink r:id="rId31" w:history="1">
           <w:r>
             <w:rPr>
               <w:rStyle w:val="Hyperlink"/>
@@ -5190,7 +5179,7 @@
           <w:sz w:val="24"/>
           <w:u w:val="single"/>
         </w:rPr>
-        <w:hyperlink r:id="rId30" w:history="1">
+        <w:hyperlink r:id="rId31" w:history="1">
           <w:r>
             <w:rPr>
               <w:rStyle w:val="Hyperlink"/>

--- a/EXPORTS/DOCX/published/niveau2/English/CivilServants.docx
+++ b/EXPORTS/DOCX/published/niveau2/English/CivilServants.docx
@@ -242,25 +242,7 @@
           <w:color w:val="000000"/>
           <w:sz w:val="24"/>
         </w:rPr>
-        <w:t xml:space="preserve"> in particular had a large number of civil servants, who were par</w:t>
-      </w:r>
-      <w:r>
-        <w:rPr>
-          <w:u w:val="single" w:color="0000ff"/>
-          <w:rFonts w:ascii="Charis SIL Regular" w:hAnsi="Charis SIL Regular" w:eastAsia="Charis SIL Regular"/>
-          <w:b w:val="0"/>
-          <w:i w:val="0"/>
-          <w:color w:val="000000"/>
-          <w:sz w:val="24"/>
-        </w:rPr>
-        <w:hyperlink r:id="rId9" w:history="1">
-          <w:r>
-            <w:rPr>
-              <w:rStyle w:val="Hyperlink"/>
-            </w:rPr>
-            <w:t>tly m</w:t>
-          </w:r>
-        </w:hyperlink>
+        <w:t xml:space="preserve"> in particular had a large number of civil servants, who were partly m</w:t>
       </w:r>
       <w:r>
         <w:rPr>
@@ -1368,7 +1350,54 @@
           <w:color w:val="000000"/>
           <w:sz w:val="24"/>
         </w:rPr>
-        <w:t>relating to the Dutch East Indi</w:t>
+        <w:t>relating to the Du</w:t>
+      </w:r>
+      <w:r>
+        <w:rPr>
+          <w:u w:val="single" w:color="0000ff"/>
+          <w:rFonts w:ascii="Charis SIL Regular" w:hAnsi="Charis SIL Regular" w:eastAsia="Charis SIL Regular"/>
+          <w:b w:val="0"/>
+          <w:i w:val="0"/>
+          <w:color w:val="000000"/>
+          <w:sz w:val="24"/>
+        </w:rPr>
+        <w:hyperlink r:id="rId15" w:history="1">
+          <w:r>
+            <w:rPr>
+              <w:rStyle w:val="Hyperlink"/>
+            </w:rPr>
+            <w:t>tch</w:t>
+          </w:r>
+        </w:hyperlink>
+      </w:r>
+      <w:r>
+        <w:rPr>
+          <w:u w:val="single" w:color="0000ff"/>
+          <w:rFonts w:ascii="Charis SIL Regular" w:hAnsi="Charis SIL Regular" w:eastAsia="Charis SIL Regular"/>
+          <w:b w:val="0"/>
+          <w:i w:val="0"/>
+          <w:color w:val="000000"/>
+          <w:sz w:val="24"/>
+        </w:rPr>
+        <w:t xml:space="preserve"> </w:t>
+      </w:r>
+      <w:r>
+        <w:rPr>
+          <w:u w:val="single" w:color="0000ff"/>
+          <w:rFonts w:ascii="Charis SIL Regular" w:hAnsi="Charis SIL Regular" w:eastAsia="Charis SIL Regular"/>
+          <w:b w:val="0"/>
+          <w:i w:val="0"/>
+          <w:color w:val="000000"/>
+          <w:sz w:val="24"/>
+        </w:rPr>
+        <w:hyperlink r:id="rId15" w:history="1">
+          <w:r>
+            <w:rPr>
+              <w:rStyle w:val="Hyperlink"/>
+            </w:rPr>
+            <w:t>East Indi</w:t>
+          </w:r>
+        </w:hyperlink>
       </w:r>
       <w:r>
         <w:rPr>
@@ -1701,13 +1730,29 @@
             <w:rPr>
               <w:rStyle w:val="Hyperlink"/>
             </w:rPr>
-            <w:t>affairs</w:t>
+            <w:t>affair</w:t>
           </w:r>
         </w:hyperlink>
       </w:r>
       <w:r>
         <w:rPr>
-          <w:u w:val="single" w:color="0000ff"/>
+          <w:rFonts w:ascii="Charis SIL Regular" w:hAnsi="Charis SIL Regular" w:eastAsia="Charis SIL Regular"/>
+          <w:b w:val="0"/>
+          <w:i w:val="0"/>
+          <w:color w:val="000000"/>
+          <w:sz w:val="24"/>
+        </w:rPr>
+        <w:hyperlink r:id="rId17" w:history="1">
+          <w:r>
+            <w:rPr>
+              <w:rStyle w:val="Hyperlink"/>
+            </w:rPr>
+            <w:t>s</w:t>
+          </w:r>
+        </w:hyperlink>
+      </w:r>
+      <w:r>
+        <w:rPr>
           <w:rFonts w:ascii="Charis SIL Regular" w:hAnsi="Charis SIL Regular" w:eastAsia="Charis SIL Regular"/>
           <w:b w:val="0"/>
           <w:i w:val="0"/>
@@ -1748,7 +1793,7 @@
             <w:rPr>
               <w:rStyle w:val="Hyperlink"/>
             </w:rPr>
-            <w:t>n the</w:t>
+            <w:t xml:space="preserve">n the </w:t>
           </w:r>
         </w:hyperlink>
       </w:r>
@@ -1760,7 +1805,7 @@
           <w:color w:val="000000"/>
           <w:sz w:val="24"/>
         </w:rPr>
-        <w:t xml:space="preserve"> various colonies through the Koloniaal Verslag (Colonial Report). This </w:t>
+        <w:t xml:space="preserve">various colonies through the Koloniaal Verslag (Colonial Report). This </w:t>
       </w:r>
       <w:r>
         <w:br/>
@@ -3304,9 +3349,15 @@
           <w:i w:val="0"/>
           <w:color w:val="0000FF"/>
           <w:sz w:val="24"/>
-          <w:u w:val="single"/>
-        </w:rPr>
-        <w:t>.n</w:t>
+        </w:rPr>
+        <w:hyperlink r:id="rId22" w:history="1">
+          <w:r>
+            <w:rPr>
+              <w:rStyle w:val="Hyperlink"/>
+            </w:rPr>
+            <w:t>.n</w:t>
+          </w:r>
+        </w:hyperlink>
       </w:r>
       <w:r>
         <w:rPr>
@@ -4863,7 +4914,7 @@
           <w:sz w:val="24"/>
           <w:u w:val="single"/>
         </w:rPr>
-        <w:hyperlink r:id="rId30" w:history="1">
+        <w:hyperlink r:id="rId29" w:history="1">
           <w:r>
             <w:rPr>
               <w:rStyle w:val="Hyperlink"/>
@@ -4881,7 +4932,7 @@
           <w:sz w:val="24"/>
           <w:u w:val="single"/>
         </w:rPr>
-        <w:hyperlink r:id="rId30" w:history="1">
+        <w:hyperlink r:id="rId29" w:history="1">
           <w:r>
             <w:rPr>
               <w:rStyle w:val="Hyperlink"/>
@@ -4910,7 +4961,7 @@
           <w:sz w:val="24"/>
           <w:u w:val="single"/>
         </w:rPr>
-        <w:hyperlink r:id="rId30" w:history="1">
+        <w:hyperlink r:id="rId29" w:history="1">
           <w:r>
             <w:rPr>
               <w:rStyle w:val="Hyperlink"/>
@@ -5011,7 +5062,7 @@
           <w:sz w:val="24"/>
           <w:u w:val="single"/>
         </w:rPr>
-        <w:hyperlink r:id="rId31" w:history="1">
+        <w:hyperlink r:id="rId30" w:history="1">
           <w:r>
             <w:rPr>
               <w:rStyle w:val="Hyperlink"/>
@@ -5029,7 +5080,7 @@
           <w:sz w:val="24"/>
           <w:u w:val="single"/>
         </w:rPr>
-        <w:hyperlink r:id="rId31" w:history="1">
+        <w:hyperlink r:id="rId30" w:history="1">
           <w:r>
             <w:rPr>
               <w:rStyle w:val="Hyperlink"/>
@@ -5047,7 +5098,7 @@
           <w:sz w:val="24"/>
           <w:u w:val="single"/>
         </w:rPr>
-        <w:hyperlink r:id="rId31" w:history="1">
+        <w:hyperlink r:id="rId30" w:history="1">
           <w:r>
             <w:rPr>
               <w:rStyle w:val="Hyperlink"/>
@@ -5075,7 +5126,7 @@
           <w:sz w:val="24"/>
           <w:u w:val="single"/>
         </w:rPr>
-        <w:hyperlink r:id="rId32" w:history="1">
+        <w:hyperlink r:id="rId31" w:history="1">
           <w:r>
             <w:rPr>
               <w:rStyle w:val="Hyperlink"/>
@@ -5104,7 +5155,7 @@
           <w:sz w:val="24"/>
           <w:u w:val="single"/>
         </w:rPr>
-        <w:hyperlink r:id="rId32" w:history="1">
+        <w:hyperlink r:id="rId31" w:history="1">
           <w:r>
             <w:rPr>
               <w:rStyle w:val="Hyperlink"/>
@@ -5132,7 +5183,7 @@
           <w:sz w:val="24"/>
           <w:u w:val="single"/>
         </w:rPr>
-        <w:hyperlink r:id="rId31" w:history="1">
+        <w:hyperlink r:id="rId30" w:history="1">
           <w:r>
             <w:rPr>
               <w:rStyle w:val="Hyperlink"/>
@@ -5150,7 +5201,7 @@
           <w:sz w:val="24"/>
           <w:u w:val="single"/>
         </w:rPr>
-        <w:hyperlink r:id="rId31" w:history="1">
+        <w:hyperlink r:id="rId30" w:history="1">
           <w:r>
             <w:rPr>
               <w:rStyle w:val="Hyperlink"/>
@@ -5179,7 +5230,7 @@
           <w:sz w:val="24"/>
           <w:u w:val="single"/>
         </w:rPr>
-        <w:hyperlink r:id="rId31" w:history="1">
+        <w:hyperlink r:id="rId30" w:history="1">
           <w:r>
             <w:rPr>
               <w:rStyle w:val="Hyperlink"/>

--- a/EXPORTS/DOCX/published/niveau2/English/CivilServants.docx
+++ b/EXPORTS/DOCX/published/niveau2/English/CivilServants.docx
@@ -242,7 +242,18 @@
           <w:color w:val="000000"/>
           <w:sz w:val="24"/>
         </w:rPr>
-        <w:t xml:space="preserve"> in particular had a large number of civil servants, who were partly m</w:t>
+        <w:t xml:space="preserve"> in particular had a large number of civil servants, who we</w:t>
+      </w:r>
+      <w:r>
+        <w:rPr>
+          <w:u w:val="single" w:color="0000ff"/>
+          <w:rFonts w:ascii="Charis SIL Regular" w:hAnsi="Charis SIL Regular" w:eastAsia="Charis SIL Regular"/>
+          <w:b w:val="0"/>
+          <w:i w:val="0"/>
+          <w:color w:val="000000"/>
+          <w:sz w:val="24"/>
+        </w:rPr>
+        <w:t>re partly m</w:t>
       </w:r>
       <w:r>
         <w:rPr>
@@ -522,9 +533,15 @@
           <w:i w:val="0"/>
           <w:color w:val="0000FF"/>
           <w:sz w:val="24"/>
-          <w:u w:val="single"/>
-        </w:rPr>
-        <w:t>fl</w:t>
+        </w:rPr>
+        <w:hyperlink r:id="rId11" w:history="1">
+          <w:r>
+            <w:rPr>
+              <w:rStyle w:val="Hyperlink"/>
+            </w:rPr>
+            <w:t>fl</w:t>
+          </w:r>
+        </w:hyperlink>
       </w:r>
       <w:r>
         <w:rPr>
@@ -907,14 +924,7 @@
           <w:color w:val="000000"/>
           <w:sz w:val="24"/>
         </w:rPr>
-        <w:hyperlink r:id="rId12" w:history="1">
-          <w:r>
-            <w:rPr>
-              <w:rStyle w:val="Hyperlink"/>
-            </w:rPr>
-            <w:t xml:space="preserve"> th</w:t>
-          </w:r>
-        </w:hyperlink>
+        <w:t xml:space="preserve"> th</w:t>
       </w:r>
       <w:r>
         <w:rPr>
@@ -1730,29 +1740,13 @@
             <w:rPr>
               <w:rStyle w:val="Hyperlink"/>
             </w:rPr>
-            <w:t>affair</w:t>
+            <w:t>affairs</w:t>
           </w:r>
         </w:hyperlink>
       </w:r>
       <w:r>
         <w:rPr>
-          <w:rFonts w:ascii="Charis SIL Regular" w:hAnsi="Charis SIL Regular" w:eastAsia="Charis SIL Regular"/>
-          <w:b w:val="0"/>
-          <w:i w:val="0"/>
-          <w:color w:val="000000"/>
-          <w:sz w:val="24"/>
-        </w:rPr>
-        <w:hyperlink r:id="rId17" w:history="1">
-          <w:r>
-            <w:rPr>
-              <w:rStyle w:val="Hyperlink"/>
-            </w:rPr>
-            <w:t>s</w:t>
-          </w:r>
-        </w:hyperlink>
-      </w:r>
-      <w:r>
-        <w:rPr>
+          <w:u w:val="single" w:color="0000ff"/>
           <w:rFonts w:ascii="Charis SIL Regular" w:hAnsi="Charis SIL Regular" w:eastAsia="Charis SIL Regular"/>
           <w:b w:val="0"/>
           <w:i w:val="0"/>
@@ -1793,7 +1787,7 @@
             <w:rPr>
               <w:rStyle w:val="Hyperlink"/>
             </w:rPr>
-            <w:t xml:space="preserve">n the </w:t>
+            <w:t>n the</w:t>
           </w:r>
         </w:hyperlink>
       </w:r>
@@ -1805,7 +1799,7 @@
           <w:color w:val="000000"/>
           <w:sz w:val="24"/>
         </w:rPr>
-        <w:t xml:space="preserve">various colonies through the Koloniaal Verslag (Colonial Report). This </w:t>
+        <w:t xml:space="preserve"> various colonies through the Koloniaal Verslag (Colonial Report). This </w:t>
       </w:r>
       <w:r>
         <w:br/>
@@ -4914,7 +4908,7 @@
           <w:sz w:val="24"/>
           <w:u w:val="single"/>
         </w:rPr>
-        <w:hyperlink r:id="rId29" w:history="1">
+        <w:hyperlink r:id="rId30" w:history="1">
           <w:r>
             <w:rPr>
               <w:rStyle w:val="Hyperlink"/>
@@ -4932,7 +4926,7 @@
           <w:sz w:val="24"/>
           <w:u w:val="single"/>
         </w:rPr>
-        <w:hyperlink r:id="rId29" w:history="1">
+        <w:hyperlink r:id="rId30" w:history="1">
           <w:r>
             <w:rPr>
               <w:rStyle w:val="Hyperlink"/>
@@ -4961,7 +4955,7 @@
           <w:sz w:val="24"/>
           <w:u w:val="single"/>
         </w:rPr>
-        <w:hyperlink r:id="rId29" w:history="1">
+        <w:hyperlink r:id="rId30" w:history="1">
           <w:r>
             <w:rPr>
               <w:rStyle w:val="Hyperlink"/>
@@ -5062,7 +5056,7 @@
           <w:sz w:val="24"/>
           <w:u w:val="single"/>
         </w:rPr>
-        <w:hyperlink r:id="rId30" w:history="1">
+        <w:hyperlink r:id="rId31" w:history="1">
           <w:r>
             <w:rPr>
               <w:rStyle w:val="Hyperlink"/>
@@ -5080,7 +5074,7 @@
           <w:sz w:val="24"/>
           <w:u w:val="single"/>
         </w:rPr>
-        <w:hyperlink r:id="rId30" w:history="1">
+        <w:hyperlink r:id="rId31" w:history="1">
           <w:r>
             <w:rPr>
               <w:rStyle w:val="Hyperlink"/>
@@ -5098,7 +5092,7 @@
           <w:sz w:val="24"/>
           <w:u w:val="single"/>
         </w:rPr>
-        <w:hyperlink r:id="rId30" w:history="1">
+        <w:hyperlink r:id="rId31" w:history="1">
           <w:r>
             <w:rPr>
               <w:rStyle w:val="Hyperlink"/>
@@ -5126,7 +5120,7 @@
           <w:sz w:val="24"/>
           <w:u w:val="single"/>
         </w:rPr>
-        <w:hyperlink r:id="rId31" w:history="1">
+        <w:hyperlink r:id="rId32" w:history="1">
           <w:r>
             <w:rPr>
               <w:rStyle w:val="Hyperlink"/>
@@ -5155,7 +5149,7 @@
           <w:sz w:val="24"/>
           <w:u w:val="single"/>
         </w:rPr>
-        <w:hyperlink r:id="rId31" w:history="1">
+        <w:hyperlink r:id="rId32" w:history="1">
           <w:r>
             <w:rPr>
               <w:rStyle w:val="Hyperlink"/>
@@ -5183,7 +5177,7 @@
           <w:sz w:val="24"/>
           <w:u w:val="single"/>
         </w:rPr>
-        <w:hyperlink r:id="rId30" w:history="1">
+        <w:hyperlink r:id="rId31" w:history="1">
           <w:r>
             <w:rPr>
               <w:rStyle w:val="Hyperlink"/>
@@ -5201,7 +5195,7 @@
           <w:sz w:val="24"/>
           <w:u w:val="single"/>
         </w:rPr>
-        <w:hyperlink r:id="rId30" w:history="1">
+        <w:hyperlink r:id="rId31" w:history="1">
           <w:r>
             <w:rPr>
               <w:rStyle w:val="Hyperlink"/>
@@ -5230,7 +5224,7 @@
           <w:sz w:val="24"/>
           <w:u w:val="single"/>
         </w:rPr>
-        <w:hyperlink r:id="rId30" w:history="1">
+        <w:hyperlink r:id="rId31" w:history="1">
           <w:r>
             <w:rPr>
               <w:rStyle w:val="Hyperlink"/>

--- a/EXPORTS/DOCX/published/niveau2/English/CivilServants.docx
+++ b/EXPORTS/DOCX/published/niveau2/English/CivilServants.docx
@@ -253,7 +253,32 @@
           <w:color w:val="000000"/>
           <w:sz w:val="24"/>
         </w:rPr>
-        <w:t>re partly m</w:t>
+        <w:hyperlink r:id="rId9" w:history="1">
+          <w:r>
+            <w:rPr>
+              <w:rStyle w:val="Hyperlink"/>
+            </w:rPr>
+            <w:t>re par</w:t>
+          </w:r>
+        </w:hyperlink>
+      </w:r>
+      <w:r>
+        <w:rPr>
+          <w:u w:val="single" w:color="0000ff"/>
+          <w:rFonts w:ascii="Charis SIL Regular" w:hAnsi="Charis SIL Regular" w:eastAsia="Charis SIL Regular"/>
+          <w:b w:val="0"/>
+          <w:i w:val="0"/>
+          <w:color w:val="000000"/>
+          <w:sz w:val="24"/>
+        </w:rPr>
+        <w:hyperlink r:id="rId9" w:history="1">
+          <w:r>
+            <w:rPr>
+              <w:rStyle w:val="Hyperlink"/>
+            </w:rPr>
+            <w:t>tly m</w:t>
+          </w:r>
+        </w:hyperlink>
       </w:r>
       <w:r>
         <w:rPr>
@@ -533,15 +558,9 @@
           <w:i w:val="0"/>
           <w:color w:val="0000FF"/>
           <w:sz w:val="24"/>
-        </w:rPr>
-        <w:hyperlink r:id="rId11" w:history="1">
-          <w:r>
-            <w:rPr>
-              <w:rStyle w:val="Hyperlink"/>
-            </w:rPr>
-            <w:t>fl</w:t>
-          </w:r>
-        </w:hyperlink>
+          <w:u w:val="single"/>
+        </w:rPr>
+        <w:t>fl</w:t>
       </w:r>
       <w:r>
         <w:rPr>
@@ -924,7 +943,14 @@
           <w:color w:val="000000"/>
           <w:sz w:val="24"/>
         </w:rPr>
-        <w:t xml:space="preserve"> th</w:t>
+        <w:hyperlink r:id="rId12" w:history="1">
+          <w:r>
+            <w:rPr>
+              <w:rStyle w:val="Hyperlink"/>
+            </w:rPr>
+            <w:t xml:space="preserve"> th</w:t>
+          </w:r>
+        </w:hyperlink>
       </w:r>
       <w:r>
         <w:rPr>
@@ -3343,15 +3369,9 @@
           <w:i w:val="0"/>
           <w:color w:val="0000FF"/>
           <w:sz w:val="24"/>
-        </w:rPr>
-        <w:hyperlink r:id="rId22" w:history="1">
-          <w:r>
-            <w:rPr>
-              <w:rStyle w:val="Hyperlink"/>
-            </w:rPr>
-            <w:t>.n</w:t>
-          </w:r>
-        </w:hyperlink>
+          <w:u w:val="single"/>
+        </w:rPr>
+        <w:t>.n</w:t>
       </w:r>
       <w:r>
         <w:rPr>

--- a/EXPORTS/DOCX/published/niveau2/English/CivilServants.docx
+++ b/EXPORTS/DOCX/published/niveau2/English/CivilServants.docx
@@ -1766,13 +1766,29 @@
             <w:rPr>
               <w:rStyle w:val="Hyperlink"/>
             </w:rPr>
-            <w:t>affairs</w:t>
+            <w:t>affair</w:t>
           </w:r>
         </w:hyperlink>
       </w:r>
       <w:r>
         <w:rPr>
-          <w:u w:val="single" w:color="0000ff"/>
+          <w:rFonts w:ascii="Charis SIL Regular" w:hAnsi="Charis SIL Regular" w:eastAsia="Charis SIL Regular"/>
+          <w:b w:val="0"/>
+          <w:i w:val="0"/>
+          <w:color w:val="000000"/>
+          <w:sz w:val="24"/>
+        </w:rPr>
+        <w:hyperlink r:id="rId17" w:history="1">
+          <w:r>
+            <w:rPr>
+              <w:rStyle w:val="Hyperlink"/>
+            </w:rPr>
+            <w:t>s</w:t>
+          </w:r>
+        </w:hyperlink>
+      </w:r>
+      <w:r>
+        <w:rPr>
           <w:rFonts w:ascii="Charis SIL Regular" w:hAnsi="Charis SIL Regular" w:eastAsia="Charis SIL Regular"/>
           <w:b w:val="0"/>
           <w:i w:val="0"/>
@@ -1813,7 +1829,7 @@
             <w:rPr>
               <w:rStyle w:val="Hyperlink"/>
             </w:rPr>
-            <w:t>n the</w:t>
+            <w:t xml:space="preserve">n the </w:t>
           </w:r>
         </w:hyperlink>
       </w:r>
@@ -1825,7 +1841,7 @@
           <w:color w:val="000000"/>
           <w:sz w:val="24"/>
         </w:rPr>
-        <w:t xml:space="preserve"> various colonies through the Koloniaal Verslag (Colonial Report). This </w:t>
+        <w:t xml:space="preserve">various colonies through the Koloniaal Verslag (Colonial Report). This </w:t>
       </w:r>
       <w:r>
         <w:br/>
@@ -3369,9 +3385,15 @@
           <w:i w:val="0"/>
           <w:color w:val="0000FF"/>
           <w:sz w:val="24"/>
-          <w:u w:val="single"/>
-        </w:rPr>
-        <w:t>.n</w:t>
+        </w:rPr>
+        <w:hyperlink r:id="rId22" w:history="1">
+          <w:r>
+            <w:rPr>
+              <w:rStyle w:val="Hyperlink"/>
+            </w:rPr>
+            <w:t>.n</w:t>
+          </w:r>
+        </w:hyperlink>
       </w:r>
       <w:r>
         <w:rPr>

--- a/EXPORTS/DOCX/published/niveau2/English/CivilServants.docx
+++ b/EXPORTS/DOCX/published/niveau2/English/CivilServants.docx
@@ -3385,15 +3385,9 @@
           <w:i w:val="0"/>
           <w:color w:val="0000FF"/>
           <w:sz w:val="24"/>
-        </w:rPr>
-        <w:hyperlink r:id="rId22" w:history="1">
-          <w:r>
-            <w:rPr>
-              <w:rStyle w:val="Hyperlink"/>
-            </w:rPr>
-            <w:t>.n</w:t>
-          </w:r>
-        </w:hyperlink>
+          <w:u w:val="single"/>
+        </w:rPr>
+        <w:t>.n</w:t>
       </w:r>
       <w:r>
         <w:rPr>
@@ -4968,7 +4962,7 @@
           <w:sz w:val="24"/>
           <w:u w:val="single"/>
         </w:rPr>
-        <w:hyperlink r:id="rId30" w:history="1">
+        <w:hyperlink r:id="rId29" w:history="1">
           <w:r>
             <w:rPr>
               <w:rStyle w:val="Hyperlink"/>
@@ -4997,7 +4991,7 @@
           <w:sz w:val="24"/>
           <w:u w:val="single"/>
         </w:rPr>
-        <w:hyperlink r:id="rId30" w:history="1">
+        <w:hyperlink r:id="rId29" w:history="1">
           <w:r>
             <w:rPr>
               <w:rStyle w:val="Hyperlink"/>

--- a/EXPORTS/DOCX/published/niveau2/English/CivilServants.docx
+++ b/EXPORTS/DOCX/published/niveau2/English/CivilServants.docx
@@ -1772,20 +1772,14 @@
       </w:r>
       <w:r>
         <w:rPr>
+          <w:u w:val="single" w:color="0000ff"/>
           <w:rFonts w:ascii="Charis SIL Regular" w:hAnsi="Charis SIL Regular" w:eastAsia="Charis SIL Regular"/>
           <w:b w:val="0"/>
           <w:i w:val="0"/>
           <w:color w:val="000000"/>
           <w:sz w:val="24"/>
         </w:rPr>
-        <w:hyperlink r:id="rId17" w:history="1">
-          <w:r>
-            <w:rPr>
-              <w:rStyle w:val="Hyperlink"/>
-            </w:rPr>
-            <w:t>s</w:t>
-          </w:r>
-        </w:hyperlink>
+        <w:t>s</w:t>
       </w:r>
       <w:r>
         <w:rPr>
@@ -3385,9 +3379,15 @@
           <w:i w:val="0"/>
           <w:color w:val="0000FF"/>
           <w:sz w:val="24"/>
-          <w:u w:val="single"/>
-        </w:rPr>
-        <w:t>.n</w:t>
+        </w:rPr>
+        <w:hyperlink r:id="rId22" w:history="1">
+          <w:r>
+            <w:rPr>
+              <w:rStyle w:val="Hyperlink"/>
+            </w:rPr>
+            <w:t>.n</w:t>
+          </w:r>
+        </w:hyperlink>
       </w:r>
       <w:r>
         <w:rPr>

--- a/EXPORTS/DOCX/published/niveau2/English/CivilServants.docx
+++ b/EXPORTS/DOCX/published/niveau2/English/CivilServants.docx
@@ -828,21 +828,13 @@
       </w:r>
       <w:r>
         <w:rPr>
-          <w:u w:val="single" w:color="0000ff"/>
           <w:rFonts w:ascii="Charis SIL Regular" w:hAnsi="Charis SIL Regular" w:eastAsia="Charis SIL Regular"/>
           <w:b w:val="0"/>
           <w:i w:val="0"/>
           <w:color w:val="000000"/>
           <w:sz w:val="24"/>
         </w:rPr>
-        <w:hyperlink r:id="rId12" w:history="1">
-          <w:r>
-            <w:rPr>
-              <w:rStyle w:val="Hyperlink"/>
-            </w:rPr>
-            <w:t>Sciences), w</w:t>
-          </w:r>
-        </w:hyperlink>
+        <w:t>Sciences), w</w:t>
       </w:r>
       <w:r>
         <w:rPr>
@@ -1772,17 +1764,24 @@
       </w:r>
       <w:r>
         <w:rPr>
+          <w:rFonts w:ascii="Charis SIL Regular" w:hAnsi="Charis SIL Regular" w:eastAsia="Charis SIL Regular"/>
+          <w:b w:val="0"/>
+          <w:i w:val="0"/>
+          <w:color w:val="000000"/>
+          <w:sz w:val="24"/>
+        </w:rPr>
+        <w:hyperlink r:id="rId17" w:history="1">
+          <w:r>
+            <w:rPr>
+              <w:rStyle w:val="Hyperlink"/>
+            </w:rPr>
+            <w:t>s</w:t>
+          </w:r>
+        </w:hyperlink>
+      </w:r>
+      <w:r>
+        <w:rPr>
           <w:u w:val="single" w:color="0000ff"/>
-          <w:rFonts w:ascii="Charis SIL Regular" w:hAnsi="Charis SIL Regular" w:eastAsia="Charis SIL Regular"/>
-          <w:b w:val="0"/>
-          <w:i w:val="0"/>
-          <w:color w:val="000000"/>
-          <w:sz w:val="24"/>
-        </w:rPr>
-        <w:t>s</w:t>
-      </w:r>
-      <w:r>
-        <w:rPr>
           <w:rFonts w:ascii="Charis SIL Regular" w:hAnsi="Charis SIL Regular" w:eastAsia="Charis SIL Regular"/>
           <w:b w:val="0"/>
           <w:i w:val="0"/>
@@ -3379,15 +3378,9 @@
           <w:i w:val="0"/>
           <w:color w:val="0000FF"/>
           <w:sz w:val="24"/>
-        </w:rPr>
-        <w:hyperlink r:id="rId22" w:history="1">
-          <w:r>
-            <w:rPr>
-              <w:rStyle w:val="Hyperlink"/>
-            </w:rPr>
-            <w:t>.n</w:t>
-          </w:r>
-        </w:hyperlink>
+          <w:u w:val="single"/>
+        </w:rPr>
+        <w:t>.n</w:t>
       </w:r>
       <w:r>
         <w:rPr>
@@ -4944,7 +4937,7 @@
           <w:sz w:val="24"/>
           <w:u w:val="single"/>
         </w:rPr>
-        <w:hyperlink r:id="rId30" w:history="1">
+        <w:hyperlink r:id="rId29" w:history="1">
           <w:r>
             <w:rPr>
               <w:rStyle w:val="Hyperlink"/>
@@ -4991,7 +4984,7 @@
           <w:sz w:val="24"/>
           <w:u w:val="single"/>
         </w:rPr>
-        <w:hyperlink r:id="rId29" w:history="1">
+        <w:hyperlink r:id="rId30" w:history="1">
           <w:r>
             <w:rPr>
               <w:rStyle w:val="Hyperlink"/>

--- a/EXPORTS/DOCX/published/niveau2/English/CivilServants.docx
+++ b/EXPORTS/DOCX/published/niveau2/English/CivilServants.docx
@@ -242,43 +242,7 @@
           <w:color w:val="000000"/>
           <w:sz w:val="24"/>
         </w:rPr>
-        <w:t xml:space="preserve"> in particular had a large number of civil servants, who we</w:t>
-      </w:r>
-      <w:r>
-        <w:rPr>
-          <w:u w:val="single" w:color="0000ff"/>
-          <w:rFonts w:ascii="Charis SIL Regular" w:hAnsi="Charis SIL Regular" w:eastAsia="Charis SIL Regular"/>
-          <w:b w:val="0"/>
-          <w:i w:val="0"/>
-          <w:color w:val="000000"/>
-          <w:sz w:val="24"/>
-        </w:rPr>
-        <w:hyperlink r:id="rId9" w:history="1">
-          <w:r>
-            <w:rPr>
-              <w:rStyle w:val="Hyperlink"/>
-            </w:rPr>
-            <w:t>re par</w:t>
-          </w:r>
-        </w:hyperlink>
-      </w:r>
-      <w:r>
-        <w:rPr>
-          <w:u w:val="single" w:color="0000ff"/>
-          <w:rFonts w:ascii="Charis SIL Regular" w:hAnsi="Charis SIL Regular" w:eastAsia="Charis SIL Regular"/>
-          <w:b w:val="0"/>
-          <w:i w:val="0"/>
-          <w:color w:val="000000"/>
-          <w:sz w:val="24"/>
-        </w:rPr>
-        <w:hyperlink r:id="rId9" w:history="1">
-          <w:r>
-            <w:rPr>
-              <w:rStyle w:val="Hyperlink"/>
-            </w:rPr>
-            <w:t>tly m</w:t>
-          </w:r>
-        </w:hyperlink>
+        <w:t xml:space="preserve"> in particular had a large number of civil servants, who were partly m</w:t>
       </w:r>
       <w:r>
         <w:rPr>
@@ -828,13 +792,21 @@
       </w:r>
       <w:r>
         <w:rPr>
+          <w:u w:val="single" w:color="0000ff"/>
           <w:rFonts w:ascii="Charis SIL Regular" w:hAnsi="Charis SIL Regular" w:eastAsia="Charis SIL Regular"/>
           <w:b w:val="0"/>
           <w:i w:val="0"/>
           <w:color w:val="000000"/>
           <w:sz w:val="24"/>
         </w:rPr>
-        <w:t>Sciences), w</w:t>
+        <w:hyperlink r:id="rId12" w:history="1">
+          <w:r>
+            <w:rPr>
+              <w:rStyle w:val="Hyperlink"/>
+            </w:rPr>
+            <w:t>Sciences), w</w:t>
+          </w:r>
+        </w:hyperlink>
       </w:r>
       <w:r>
         <w:rPr>
@@ -4937,7 +4909,7 @@
           <w:sz w:val="24"/>
           <w:u w:val="single"/>
         </w:rPr>
-        <w:hyperlink r:id="rId29" w:history="1">
+        <w:hyperlink r:id="rId30" w:history="1">
           <w:r>
             <w:rPr>
               <w:rStyle w:val="Hyperlink"/>
@@ -4955,7 +4927,7 @@
           <w:sz w:val="24"/>
           <w:u w:val="single"/>
         </w:rPr>
-        <w:hyperlink r:id="rId29" w:history="1">
+        <w:hyperlink r:id="rId30" w:history="1">
           <w:r>
             <w:rPr>
               <w:rStyle w:val="Hyperlink"/>

--- a/EXPORTS/DOCX/published/niveau2/English/CivilServants.docx
+++ b/EXPORTS/DOCX/published/niveau2/English/CivilServants.docx
@@ -242,7 +242,43 @@
           <w:color w:val="000000"/>
           <w:sz w:val="24"/>
         </w:rPr>
-        <w:t xml:space="preserve"> in particular had a large number of civil servants, who were partly m</w:t>
+        <w:t xml:space="preserve"> in particular had a large number of civil servants, who we</w:t>
+      </w:r>
+      <w:r>
+        <w:rPr>
+          <w:u w:val="single" w:color="0000ff"/>
+          <w:rFonts w:ascii="Charis SIL Regular" w:hAnsi="Charis SIL Regular" w:eastAsia="Charis SIL Regular"/>
+          <w:b w:val="0"/>
+          <w:i w:val="0"/>
+          <w:color w:val="000000"/>
+          <w:sz w:val="24"/>
+        </w:rPr>
+        <w:hyperlink r:id="rId9" w:history="1">
+          <w:r>
+            <w:rPr>
+              <w:rStyle w:val="Hyperlink"/>
+            </w:rPr>
+            <w:t>re par</w:t>
+          </w:r>
+        </w:hyperlink>
+      </w:r>
+      <w:r>
+        <w:rPr>
+          <w:u w:val="single" w:color="0000ff"/>
+          <w:rFonts w:ascii="Charis SIL Regular" w:hAnsi="Charis SIL Regular" w:eastAsia="Charis SIL Regular"/>
+          <w:b w:val="0"/>
+          <w:i w:val="0"/>
+          <w:color w:val="000000"/>
+          <w:sz w:val="24"/>
+        </w:rPr>
+        <w:hyperlink r:id="rId9" w:history="1">
+          <w:r>
+            <w:rPr>
+              <w:rStyle w:val="Hyperlink"/>
+            </w:rPr>
+            <w:t>tly m</w:t>
+          </w:r>
+        </w:hyperlink>
       </w:r>
       <w:r>
         <w:rPr>
@@ -1730,24 +1766,7 @@
             <w:rPr>
               <w:rStyle w:val="Hyperlink"/>
             </w:rPr>
-            <w:t>affair</w:t>
-          </w:r>
-        </w:hyperlink>
-      </w:r>
-      <w:r>
-        <w:rPr>
-          <w:rFonts w:ascii="Charis SIL Regular" w:hAnsi="Charis SIL Regular" w:eastAsia="Charis SIL Regular"/>
-          <w:b w:val="0"/>
-          <w:i w:val="0"/>
-          <w:color w:val="000000"/>
-          <w:sz w:val="24"/>
-        </w:rPr>
-        <w:hyperlink r:id="rId17" w:history="1">
-          <w:r>
-            <w:rPr>
-              <w:rStyle w:val="Hyperlink"/>
-            </w:rPr>
-            <w:t>s</w:t>
+            <w:t>affairs</w:t>
           </w:r>
         </w:hyperlink>
       </w:r>
@@ -1794,7 +1813,7 @@
             <w:rPr>
               <w:rStyle w:val="Hyperlink"/>
             </w:rPr>
-            <w:t xml:space="preserve">n the </w:t>
+            <w:t>n the</w:t>
           </w:r>
         </w:hyperlink>
       </w:r>
@@ -1806,7 +1825,7 @@
           <w:color w:val="000000"/>
           <w:sz w:val="24"/>
         </w:rPr>
-        <w:t xml:space="preserve">various colonies through the Koloniaal Verslag (Colonial Report). This </w:t>
+        <w:t xml:space="preserve"> various colonies through the Koloniaal Verslag (Colonial Report). This </w:t>
       </w:r>
       <w:r>
         <w:br/>
@@ -2289,7 +2308,7 @@
           <w:sz w:val="24"/>
           <w:u w:val="single"/>
         </w:rPr>
-        <w:t>Scientific research in col</w:t>
+        <w:t>Scientific research in colo</w:t>
       </w:r>
       <w:r>
         <w:rPr>
@@ -2300,7 +2319,7 @@
           <w:sz w:val="24"/>
           <w:u w:val="single"/>
         </w:rPr>
-        <w:t>o</w:t>
+        <w:t>nised territorie</w:t>
       </w:r>
       <w:r>
         <w:rPr>
@@ -2309,9 +2328,8 @@
           <w:i w:val="0"/>
           <w:color w:val="0000FF"/>
           <w:sz w:val="24"/>
-          <w:u w:val="single"/>
-        </w:rPr>
-        <w:t>nised territories</w:t>
+        </w:rPr>
+        <w:t>s</w:t>
       </w:r>
       <w:r>
         <w:br/>
@@ -3350,9 +3368,15 @@
           <w:i w:val="0"/>
           <w:color w:val="0000FF"/>
           <w:sz w:val="24"/>
-          <w:u w:val="single"/>
-        </w:rPr>
-        <w:t>.n</w:t>
+        </w:rPr>
+        <w:hyperlink r:id="rId22" w:history="1">
+          <w:r>
+            <w:rPr>
+              <w:rStyle w:val="Hyperlink"/>
+            </w:rPr>
+            <w:t>.n</w:t>
+          </w:r>
+        </w:hyperlink>
       </w:r>
       <w:r>
         <w:rPr>
@@ -4927,7 +4951,7 @@
           <w:sz w:val="24"/>
           <w:u w:val="single"/>
         </w:rPr>
-        <w:hyperlink r:id="rId30" w:history="1">
+        <w:hyperlink r:id="rId29" w:history="1">
           <w:r>
             <w:rPr>
               <w:rStyle w:val="Hyperlink"/>
@@ -4956,7 +4980,7 @@
           <w:sz w:val="24"/>
           <w:u w:val="single"/>
         </w:rPr>
-        <w:hyperlink r:id="rId30" w:history="1">
+        <w:hyperlink r:id="rId29" w:history="1">
           <w:r>
             <w:rPr>
               <w:rStyle w:val="Hyperlink"/>

--- a/EXPORTS/DOCX/published/niveau2/English/CivilServants.docx
+++ b/EXPORTS/DOCX/published/niveau2/English/CivilServants.docx
@@ -1766,13 +1766,29 @@
             <w:rPr>
               <w:rStyle w:val="Hyperlink"/>
             </w:rPr>
-            <w:t>affairs</w:t>
+            <w:t>affair</w:t>
           </w:r>
         </w:hyperlink>
       </w:r>
       <w:r>
         <w:rPr>
-          <w:u w:val="single" w:color="0000ff"/>
+          <w:rFonts w:ascii="Charis SIL Regular" w:hAnsi="Charis SIL Regular" w:eastAsia="Charis SIL Regular"/>
+          <w:b w:val="0"/>
+          <w:i w:val="0"/>
+          <w:color w:val="000000"/>
+          <w:sz w:val="24"/>
+        </w:rPr>
+        <w:hyperlink r:id="rId17" w:history="1">
+          <w:r>
+            <w:rPr>
+              <w:rStyle w:val="Hyperlink"/>
+            </w:rPr>
+            <w:t>s</w:t>
+          </w:r>
+        </w:hyperlink>
+      </w:r>
+      <w:r>
+        <w:rPr>
           <w:rFonts w:ascii="Charis SIL Regular" w:hAnsi="Charis SIL Regular" w:eastAsia="Charis SIL Regular"/>
           <w:b w:val="0"/>
           <w:i w:val="0"/>
@@ -1813,7 +1829,7 @@
             <w:rPr>
               <w:rStyle w:val="Hyperlink"/>
             </w:rPr>
-            <w:t>n the</w:t>
+            <w:t xml:space="preserve">n the </w:t>
           </w:r>
         </w:hyperlink>
       </w:r>
@@ -1825,7 +1841,7 @@
           <w:color w:val="000000"/>
           <w:sz w:val="24"/>
         </w:rPr>
-        <w:t xml:space="preserve"> various colonies through the Koloniaal Verslag (Colonial Report). This </w:t>
+        <w:t xml:space="preserve">various colonies through the Koloniaal Verslag (Colonial Report). This </w:t>
       </w:r>
       <w:r>
         <w:br/>
@@ -2308,7 +2324,7 @@
           <w:sz w:val="24"/>
           <w:u w:val="single"/>
         </w:rPr>
-        <w:t>Scientific research in colo</w:t>
+        <w:t>Scientific research in col</w:t>
       </w:r>
       <w:r>
         <w:rPr>
@@ -2319,7 +2335,7 @@
           <w:sz w:val="24"/>
           <w:u w:val="single"/>
         </w:rPr>
-        <w:t>nised territorie</w:t>
+        <w:t>o</w:t>
       </w:r>
       <w:r>
         <w:rPr>
@@ -2328,8 +2344,9 @@
           <w:i w:val="0"/>
           <w:color w:val="0000FF"/>
           <w:sz w:val="24"/>
-        </w:rPr>
-        <w:t>s</w:t>
+          <w:u w:val="single"/>
+        </w:rPr>
+        <w:t>nised territories</w:t>
       </w:r>
       <w:r>
         <w:br/>
@@ -3368,15 +3385,9 @@
           <w:i w:val="0"/>
           <w:color w:val="0000FF"/>
           <w:sz w:val="24"/>
-        </w:rPr>
-        <w:hyperlink r:id="rId22" w:history="1">
-          <w:r>
-            <w:rPr>
-              <w:rStyle w:val="Hyperlink"/>
-            </w:rPr>
-            <w:t>.n</w:t>
-          </w:r>
-        </w:hyperlink>
+          <w:u w:val="single"/>
+        </w:rPr>
+        <w:t>.n</w:t>
       </w:r>
       <w:r>
         <w:rPr>
@@ -4933,7 +4944,7 @@
           <w:sz w:val="24"/>
           <w:u w:val="single"/>
         </w:rPr>
-        <w:hyperlink r:id="rId30" w:history="1">
+        <w:hyperlink r:id="rId29" w:history="1">
           <w:r>
             <w:rPr>
               <w:rStyle w:val="Hyperlink"/>
@@ -5081,7 +5092,7 @@
           <w:sz w:val="24"/>
           <w:u w:val="single"/>
         </w:rPr>
-        <w:hyperlink r:id="rId31" w:history="1">
+        <w:hyperlink r:id="rId30" w:history="1">
           <w:r>
             <w:rPr>
               <w:rStyle w:val="Hyperlink"/>
@@ -5099,7 +5110,7 @@
           <w:sz w:val="24"/>
           <w:u w:val="single"/>
         </w:rPr>
-        <w:hyperlink r:id="rId31" w:history="1">
+        <w:hyperlink r:id="rId30" w:history="1">
           <w:r>
             <w:rPr>
               <w:rStyle w:val="Hyperlink"/>
@@ -5117,7 +5128,7 @@
           <w:sz w:val="24"/>
           <w:u w:val="single"/>
         </w:rPr>
-        <w:hyperlink r:id="rId31" w:history="1">
+        <w:hyperlink r:id="rId30" w:history="1">
           <w:r>
             <w:rPr>
               <w:rStyle w:val="Hyperlink"/>
@@ -5145,7 +5156,7 @@
           <w:sz w:val="24"/>
           <w:u w:val="single"/>
         </w:rPr>
-        <w:hyperlink r:id="rId32" w:history="1">
+        <w:hyperlink r:id="rId31" w:history="1">
           <w:r>
             <w:rPr>
               <w:rStyle w:val="Hyperlink"/>
@@ -5174,7 +5185,7 @@
           <w:sz w:val="24"/>
           <w:u w:val="single"/>
         </w:rPr>
-        <w:hyperlink r:id="rId32" w:history="1">
+        <w:hyperlink r:id="rId31" w:history="1">
           <w:r>
             <w:rPr>
               <w:rStyle w:val="Hyperlink"/>
@@ -5202,7 +5213,7 @@
           <w:sz w:val="24"/>
           <w:u w:val="single"/>
         </w:rPr>
-        <w:hyperlink r:id="rId31" w:history="1">
+        <w:hyperlink r:id="rId30" w:history="1">
           <w:r>
             <w:rPr>
               <w:rStyle w:val="Hyperlink"/>
@@ -5220,7 +5231,7 @@
           <w:sz w:val="24"/>
           <w:u w:val="single"/>
         </w:rPr>
-        <w:hyperlink r:id="rId31" w:history="1">
+        <w:hyperlink r:id="rId30" w:history="1">
           <w:r>
             <w:rPr>
               <w:rStyle w:val="Hyperlink"/>
@@ -5249,7 +5260,7 @@
           <w:sz w:val="24"/>
           <w:u w:val="single"/>
         </w:rPr>
-        <w:hyperlink r:id="rId31" w:history="1">
+        <w:hyperlink r:id="rId30" w:history="1">
           <w:r>
             <w:rPr>
               <w:rStyle w:val="Hyperlink"/>

--- a/EXPORTS/DOCX/published/niveau2/English/CivilServants.docx
+++ b/EXPORTS/DOCX/published/niveau2/English/CivilServants.docx
@@ -558,9 +558,15 @@
           <w:i w:val="0"/>
           <w:color w:val="0000FF"/>
           <w:sz w:val="24"/>
-          <w:u w:val="single"/>
-        </w:rPr>
-        <w:t>fl</w:t>
+        </w:rPr>
+        <w:hyperlink r:id="rId11" w:history="1">
+          <w:r>
+            <w:rPr>
+              <w:rStyle w:val="Hyperlink"/>
+            </w:rPr>
+            <w:t>fl</w:t>
+          </w:r>
+        </w:hyperlink>
       </w:r>
       <w:r>
         <w:rPr>
@@ -1766,29 +1772,13 @@
             <w:rPr>
               <w:rStyle w:val="Hyperlink"/>
             </w:rPr>
-            <w:t>affair</w:t>
+            <w:t>affairs</w:t>
           </w:r>
         </w:hyperlink>
       </w:r>
       <w:r>
         <w:rPr>
-          <w:rFonts w:ascii="Charis SIL Regular" w:hAnsi="Charis SIL Regular" w:eastAsia="Charis SIL Regular"/>
-          <w:b w:val="0"/>
-          <w:i w:val="0"/>
-          <w:color w:val="000000"/>
-          <w:sz w:val="24"/>
-        </w:rPr>
-        <w:hyperlink r:id="rId17" w:history="1">
-          <w:r>
-            <w:rPr>
-              <w:rStyle w:val="Hyperlink"/>
-            </w:rPr>
-            <w:t>s</w:t>
-          </w:r>
-        </w:hyperlink>
-      </w:r>
-      <w:r>
-        <w:rPr>
+          <w:u w:val="single" w:color="0000ff"/>
           <w:rFonts w:ascii="Charis SIL Regular" w:hAnsi="Charis SIL Regular" w:eastAsia="Charis SIL Regular"/>
           <w:b w:val="0"/>
           <w:i w:val="0"/>
@@ -1829,7 +1819,7 @@
             <w:rPr>
               <w:rStyle w:val="Hyperlink"/>
             </w:rPr>
-            <w:t xml:space="preserve">n the </w:t>
+            <w:t>n the</w:t>
           </w:r>
         </w:hyperlink>
       </w:r>
@@ -1841,7 +1831,7 @@
           <w:color w:val="000000"/>
           <w:sz w:val="24"/>
         </w:rPr>
-        <w:t xml:space="preserve">various colonies through the Koloniaal Verslag (Colonial Report). This </w:t>
+        <w:t xml:space="preserve"> various colonies through the Koloniaal Verslag (Colonial Report). This </w:t>
       </w:r>
       <w:r>
         <w:br/>
@@ -3385,9 +3375,15 @@
           <w:i w:val="0"/>
           <w:color w:val="0000FF"/>
           <w:sz w:val="24"/>
-          <w:u w:val="single"/>
-        </w:rPr>
-        <w:t>.n</w:t>
+        </w:rPr>
+        <w:hyperlink r:id="rId22" w:history="1">
+          <w:r>
+            <w:rPr>
+              <w:rStyle w:val="Hyperlink"/>
+            </w:rPr>
+            <w:t>.n</w:t>
+          </w:r>
+        </w:hyperlink>
       </w:r>
       <w:r>
         <w:rPr>
@@ -4944,7 +4940,7 @@
           <w:sz w:val="24"/>
           <w:u w:val="single"/>
         </w:rPr>
-        <w:hyperlink r:id="rId29" w:history="1">
+        <w:hyperlink r:id="rId30" w:history="1">
           <w:r>
             <w:rPr>
               <w:rStyle w:val="Hyperlink"/>
@@ -4962,7 +4958,7 @@
           <w:sz w:val="24"/>
           <w:u w:val="single"/>
         </w:rPr>
-        <w:hyperlink r:id="rId29" w:history="1">
+        <w:hyperlink r:id="rId30" w:history="1">
           <w:r>
             <w:rPr>
               <w:rStyle w:val="Hyperlink"/>
@@ -4991,7 +4987,7 @@
           <w:sz w:val="24"/>
           <w:u w:val="single"/>
         </w:rPr>
-        <w:hyperlink r:id="rId29" w:history="1">
+        <w:hyperlink r:id="rId30" w:history="1">
           <w:r>
             <w:rPr>
               <w:rStyle w:val="Hyperlink"/>
@@ -5092,7 +5088,7 @@
           <w:sz w:val="24"/>
           <w:u w:val="single"/>
         </w:rPr>
-        <w:hyperlink r:id="rId30" w:history="1">
+        <w:hyperlink r:id="rId31" w:history="1">
           <w:r>
             <w:rPr>
               <w:rStyle w:val="Hyperlink"/>
@@ -5110,7 +5106,7 @@
           <w:sz w:val="24"/>
           <w:u w:val="single"/>
         </w:rPr>
-        <w:hyperlink r:id="rId30" w:history="1">
+        <w:hyperlink r:id="rId31" w:history="1">
           <w:r>
             <w:rPr>
               <w:rStyle w:val="Hyperlink"/>
@@ -5128,7 +5124,7 @@
           <w:sz w:val="24"/>
           <w:u w:val="single"/>
         </w:rPr>
-        <w:hyperlink r:id="rId30" w:history="1">
+        <w:hyperlink r:id="rId31" w:history="1">
           <w:r>
             <w:rPr>
               <w:rStyle w:val="Hyperlink"/>
@@ -5156,7 +5152,7 @@
           <w:sz w:val="24"/>
           <w:u w:val="single"/>
         </w:rPr>
-        <w:hyperlink r:id="rId31" w:history="1">
+        <w:hyperlink r:id="rId32" w:history="1">
           <w:r>
             <w:rPr>
               <w:rStyle w:val="Hyperlink"/>
@@ -5185,7 +5181,7 @@
           <w:sz w:val="24"/>
           <w:u w:val="single"/>
         </w:rPr>
-        <w:hyperlink r:id="rId31" w:history="1">
+        <w:hyperlink r:id="rId32" w:history="1">
           <w:r>
             <w:rPr>
               <w:rStyle w:val="Hyperlink"/>
@@ -5213,7 +5209,7 @@
           <w:sz w:val="24"/>
           <w:u w:val="single"/>
         </w:rPr>
-        <w:hyperlink r:id="rId30" w:history="1">
+        <w:hyperlink r:id="rId31" w:history="1">
           <w:r>
             <w:rPr>
               <w:rStyle w:val="Hyperlink"/>
@@ -5231,7 +5227,7 @@
           <w:sz w:val="24"/>
           <w:u w:val="single"/>
         </w:rPr>
-        <w:hyperlink r:id="rId30" w:history="1">
+        <w:hyperlink r:id="rId31" w:history="1">
           <w:r>
             <w:rPr>
               <w:rStyle w:val="Hyperlink"/>
@@ -5260,7 +5256,7 @@
           <w:sz w:val="24"/>
           <w:u w:val="single"/>
         </w:rPr>
-        <w:hyperlink r:id="rId30" w:history="1">
+        <w:hyperlink r:id="rId31" w:history="1">
           <w:r>
             <w:rPr>
               <w:rStyle w:val="Hyperlink"/>

--- a/EXPORTS/DOCX/published/niveau2/English/CivilServants.docx
+++ b/EXPORTS/DOCX/published/niveau2/English/CivilServants.docx
@@ -558,15 +558,9 @@
           <w:i w:val="0"/>
           <w:color w:val="0000FF"/>
           <w:sz w:val="24"/>
-        </w:rPr>
-        <w:hyperlink r:id="rId11" w:history="1">
-          <w:r>
-            <w:rPr>
-              <w:rStyle w:val="Hyperlink"/>
-            </w:rPr>
-            <w:t>fl</w:t>
-          </w:r>
-        </w:hyperlink>
+          <w:u w:val="single"/>
+        </w:rPr>
+        <w:t>fl</w:t>
       </w:r>
       <w:r>
         <w:rPr>
@@ -1421,25 +1415,7 @@
           <w:color w:val="000000"/>
           <w:sz w:val="24"/>
         </w:rPr>
-        <w:t xml:space="preserve"> </w:t>
-      </w:r>
-      <w:r>
-        <w:rPr>
-          <w:u w:val="single" w:color="0000ff"/>
-          <w:rFonts w:ascii="Charis SIL Regular" w:hAnsi="Charis SIL Regular" w:eastAsia="Charis SIL Regular"/>
-          <w:b w:val="0"/>
-          <w:i w:val="0"/>
-          <w:color w:val="000000"/>
-          <w:sz w:val="24"/>
-        </w:rPr>
-        <w:hyperlink r:id="rId15" w:history="1">
-          <w:r>
-            <w:rPr>
-              <w:rStyle w:val="Hyperlink"/>
-            </w:rPr>
-            <w:t>East Indi</w:t>
-          </w:r>
-        </w:hyperlink>
+        <w:t xml:space="preserve"> East Indi</w:t>
       </w:r>
       <w:r>
         <w:rPr>
@@ -1772,13 +1748,23 @@
             <w:rPr>
               <w:rStyle w:val="Hyperlink"/>
             </w:rPr>
-            <w:t>affairs</w:t>
+            <w:t>affair</w:t>
           </w:r>
         </w:hyperlink>
       </w:r>
       <w:r>
         <w:rPr>
           <w:u w:val="single" w:color="0000ff"/>
+          <w:rFonts w:ascii="Charis SIL Regular" w:hAnsi="Charis SIL Regular" w:eastAsia="Charis SIL Regular"/>
+          <w:b w:val="0"/>
+          <w:i w:val="0"/>
+          <w:color w:val="000000"/>
+          <w:sz w:val="24"/>
+        </w:rPr>
+        <w:t>s</w:t>
+      </w:r>
+      <w:r>
+        <w:rPr>
           <w:rFonts w:ascii="Charis SIL Regular" w:hAnsi="Charis SIL Regular" w:eastAsia="Charis SIL Regular"/>
           <w:b w:val="0"/>
           <w:i w:val="0"/>
@@ -1819,7 +1805,7 @@
             <w:rPr>
               <w:rStyle w:val="Hyperlink"/>
             </w:rPr>
-            <w:t>n the</w:t>
+            <w:t xml:space="preserve">n the </w:t>
           </w:r>
         </w:hyperlink>
       </w:r>
@@ -1831,7 +1817,7 @@
           <w:color w:val="000000"/>
           <w:sz w:val="24"/>
         </w:rPr>
-        <w:t xml:space="preserve"> various colonies through the Koloniaal Verslag (Colonial Report). This </w:t>
+        <w:t xml:space="preserve">various colonies through the Koloniaal Verslag (Colonial Report). This </w:t>
       </w:r>
       <w:r>
         <w:br/>
@@ -3375,15 +3361,9 @@
           <w:i w:val="0"/>
           <w:color w:val="0000FF"/>
           <w:sz w:val="24"/>
-        </w:rPr>
-        <w:hyperlink r:id="rId22" w:history="1">
-          <w:r>
-            <w:rPr>
-              <w:rStyle w:val="Hyperlink"/>
-            </w:rPr>
-            <w:t>.n</w:t>
-          </w:r>
-        </w:hyperlink>
+          <w:u w:val="single"/>
+        </w:rPr>
+        <w:t>.n</w:t>
       </w:r>
       <w:r>
         <w:rPr>

--- a/EXPORTS/DOCX/published/niveau2/English/CivilServants.docx
+++ b/EXPORTS/DOCX/published/niveau2/English/CivilServants.docx
@@ -242,43 +242,7 @@
           <w:color w:val="000000"/>
           <w:sz w:val="24"/>
         </w:rPr>
-        <w:t xml:space="preserve"> in particular had a large number of civil servants, who we</w:t>
-      </w:r>
-      <w:r>
-        <w:rPr>
-          <w:u w:val="single" w:color="0000ff"/>
-          <w:rFonts w:ascii="Charis SIL Regular" w:hAnsi="Charis SIL Regular" w:eastAsia="Charis SIL Regular"/>
-          <w:b w:val="0"/>
-          <w:i w:val="0"/>
-          <w:color w:val="000000"/>
-          <w:sz w:val="24"/>
-        </w:rPr>
-        <w:hyperlink r:id="rId9" w:history="1">
-          <w:r>
-            <w:rPr>
-              <w:rStyle w:val="Hyperlink"/>
-            </w:rPr>
-            <w:t>re par</w:t>
-          </w:r>
-        </w:hyperlink>
-      </w:r>
-      <w:r>
-        <w:rPr>
-          <w:u w:val="single" w:color="0000ff"/>
-          <w:rFonts w:ascii="Charis SIL Regular" w:hAnsi="Charis SIL Regular" w:eastAsia="Charis SIL Regular"/>
-          <w:b w:val="0"/>
-          <w:i w:val="0"/>
-          <w:color w:val="000000"/>
-          <w:sz w:val="24"/>
-        </w:rPr>
-        <w:hyperlink r:id="rId9" w:history="1">
-          <w:r>
-            <w:rPr>
-              <w:rStyle w:val="Hyperlink"/>
-            </w:rPr>
-            <w:t>tly m</w:t>
-          </w:r>
-        </w:hyperlink>
+        <w:t xml:space="preserve"> in particular had a large number of civil servants, who were partly m</w:t>
       </w:r>
       <w:r>
         <w:rPr>
@@ -1415,7 +1379,25 @@
           <w:color w:val="000000"/>
           <w:sz w:val="24"/>
         </w:rPr>
-        <w:t xml:space="preserve"> East Indi</w:t>
+        <w:t xml:space="preserve"> </w:t>
+      </w:r>
+      <w:r>
+        <w:rPr>
+          <w:u w:val="single" w:color="0000ff"/>
+          <w:rFonts w:ascii="Charis SIL Regular" w:hAnsi="Charis SIL Regular" w:eastAsia="Charis SIL Regular"/>
+          <w:b w:val="0"/>
+          <w:i w:val="0"/>
+          <w:color w:val="000000"/>
+          <w:sz w:val="24"/>
+        </w:rPr>
+        <w:hyperlink r:id="rId15" w:history="1">
+          <w:r>
+            <w:rPr>
+              <w:rStyle w:val="Hyperlink"/>
+            </w:rPr>
+            <w:t>East Indi</w:t>
+          </w:r>
+        </w:hyperlink>
       </w:r>
       <w:r>
         <w:rPr>
@@ -1748,23 +1730,13 @@
             <w:rPr>
               <w:rStyle w:val="Hyperlink"/>
             </w:rPr>
-            <w:t>affair</w:t>
+            <w:t>affairs</w:t>
           </w:r>
         </w:hyperlink>
       </w:r>
       <w:r>
         <w:rPr>
           <w:u w:val="single" w:color="0000ff"/>
-          <w:rFonts w:ascii="Charis SIL Regular" w:hAnsi="Charis SIL Regular" w:eastAsia="Charis SIL Regular"/>
-          <w:b w:val="0"/>
-          <w:i w:val="0"/>
-          <w:color w:val="000000"/>
-          <w:sz w:val="24"/>
-        </w:rPr>
-        <w:t>s</w:t>
-      </w:r>
-      <w:r>
-        <w:rPr>
           <w:rFonts w:ascii="Charis SIL Regular" w:hAnsi="Charis SIL Regular" w:eastAsia="Charis SIL Regular"/>
           <w:b w:val="0"/>
           <w:i w:val="0"/>
@@ -1805,7 +1777,7 @@
             <w:rPr>
               <w:rStyle w:val="Hyperlink"/>
             </w:rPr>
-            <w:t xml:space="preserve">n the </w:t>
+            <w:t>n the</w:t>
           </w:r>
         </w:hyperlink>
       </w:r>
@@ -1817,7 +1789,7 @@
           <w:color w:val="000000"/>
           <w:sz w:val="24"/>
         </w:rPr>
-        <w:t xml:space="preserve">various colonies through the Koloniaal Verslag (Colonial Report). This </w:t>
+        <w:t xml:space="preserve"> various colonies through the Koloniaal Verslag (Colonial Report). This </w:t>
       </w:r>
       <w:r>
         <w:br/>
@@ -3361,9 +3333,15 @@
           <w:i w:val="0"/>
           <w:color w:val="0000FF"/>
           <w:sz w:val="24"/>
-          <w:u w:val="single"/>
-        </w:rPr>
-        <w:t>.n</w:t>
+        </w:rPr>
+        <w:hyperlink r:id="rId22" w:history="1">
+          <w:r>
+            <w:rPr>
+              <w:rStyle w:val="Hyperlink"/>
+            </w:rPr>
+            <w:t>.n</w:t>
+          </w:r>
+        </w:hyperlink>
       </w:r>
       <w:r>
         <w:rPr>

--- a/EXPORTS/DOCX/published/niveau2/English/CivilServants.docx
+++ b/EXPORTS/DOCX/published/niveau2/English/CivilServants.docx
@@ -242,7 +242,43 @@
           <w:color w:val="000000"/>
           <w:sz w:val="24"/>
         </w:rPr>
-        <w:t xml:space="preserve"> in particular had a large number of civil servants, who were partly m</w:t>
+        <w:t xml:space="preserve"> in particular had a large number of civil servants, who we</w:t>
+      </w:r>
+      <w:r>
+        <w:rPr>
+          <w:u w:val="single" w:color="0000ff"/>
+          <w:rFonts w:ascii="Charis SIL Regular" w:hAnsi="Charis SIL Regular" w:eastAsia="Charis SIL Regular"/>
+          <w:b w:val="0"/>
+          <w:i w:val="0"/>
+          <w:color w:val="000000"/>
+          <w:sz w:val="24"/>
+        </w:rPr>
+        <w:hyperlink r:id="rId9" w:history="1">
+          <w:r>
+            <w:rPr>
+              <w:rStyle w:val="Hyperlink"/>
+            </w:rPr>
+            <w:t>re par</w:t>
+          </w:r>
+        </w:hyperlink>
+      </w:r>
+      <w:r>
+        <w:rPr>
+          <w:u w:val="single" w:color="0000ff"/>
+          <w:rFonts w:ascii="Charis SIL Regular" w:hAnsi="Charis SIL Regular" w:eastAsia="Charis SIL Regular"/>
+          <w:b w:val="0"/>
+          <w:i w:val="0"/>
+          <w:color w:val="000000"/>
+          <w:sz w:val="24"/>
+        </w:rPr>
+        <w:hyperlink r:id="rId9" w:history="1">
+          <w:r>
+            <w:rPr>
+              <w:rStyle w:val="Hyperlink"/>
+            </w:rPr>
+            <w:t>tly m</w:t>
+          </w:r>
+        </w:hyperlink>
       </w:r>
       <w:r>
         <w:rPr>
@@ -792,129 +828,13 @@
       </w:r>
       <w:r>
         <w:rPr>
-          <w:u w:val="single" w:color="0000ff"/>
           <w:rFonts w:ascii="Charis SIL Regular" w:hAnsi="Charis SIL Regular" w:eastAsia="Charis SIL Regular"/>
           <w:b w:val="0"/>
           <w:i w:val="0"/>
           <w:color w:val="000000"/>
           <w:sz w:val="24"/>
         </w:rPr>
-        <w:hyperlink r:id="rId12" w:history="1">
-          <w:r>
-            <w:rPr>
-              <w:rStyle w:val="Hyperlink"/>
-            </w:rPr>
-            <w:t>Sciences), w</w:t>
-          </w:r>
-        </w:hyperlink>
-      </w:r>
-      <w:r>
-        <w:rPr>
-          <w:u w:val="single" w:color="0000ff"/>
-          <w:rFonts w:ascii="Charis SIL Regular" w:hAnsi="Charis SIL Regular" w:eastAsia="Charis SIL Regular"/>
-          <w:b w:val="0"/>
-          <w:i w:val="0"/>
-          <w:color w:val="000000"/>
-          <w:sz w:val="24"/>
-        </w:rPr>
-        <w:hyperlink r:id="rId12" w:history="1">
-          <w:r>
-            <w:rPr>
-              <w:rStyle w:val="Hyperlink"/>
-            </w:rPr>
-            <w:t>hich would t</w:t>
-          </w:r>
-        </w:hyperlink>
-      </w:r>
-      <w:r>
-        <w:rPr>
-          <w:u w:val="single" w:color="0000ff"/>
-          <w:rFonts w:ascii="Charis SIL Regular" w:hAnsi="Charis SIL Regular" w:eastAsia="Charis SIL Regular"/>
-          <w:b w:val="0"/>
-          <w:i w:val="0"/>
-          <w:color w:val="000000"/>
-          <w:sz w:val="24"/>
-        </w:rPr>
-        <w:hyperlink r:id="rId12" w:history="1">
-          <w:r>
-            <w:rPr>
-              <w:rStyle w:val="Hyperlink"/>
-            </w:rPr>
-            <w:t>h</w:t>
-          </w:r>
-        </w:hyperlink>
-      </w:r>
-      <w:r>
-        <w:rPr>
-          <w:u w:val="single" w:color="0000ff"/>
-          <w:rFonts w:ascii="Charis SIL Regular" w:hAnsi="Charis SIL Regular" w:eastAsia="Charis SIL Regular"/>
-          <w:b w:val="0"/>
-          <w:i w:val="0"/>
-          <w:color w:val="000000"/>
-          <w:sz w:val="24"/>
-        </w:rPr>
-        <w:hyperlink r:id="rId12" w:history="1">
-          <w:r>
-            <w:rPr>
-              <w:rStyle w:val="Hyperlink"/>
-            </w:rPr>
-            <w:t xml:space="preserve">en </w:t>
-          </w:r>
-        </w:hyperlink>
-      </w:r>
-      <w:r>
-        <w:rPr>
-          <w:u w:val="single" w:color="0000ff"/>
-          <w:rFonts w:ascii="Charis SIL Regular" w:hAnsi="Charis SIL Regular" w:eastAsia="Charis SIL Regular"/>
-          <w:b w:val="0"/>
-          <w:i w:val="0"/>
-          <w:color w:val="000000"/>
-          <w:sz w:val="24"/>
-        </w:rPr>
-        <w:hyperlink r:id="rId12" w:history="1">
-          <w:r>
-            <w:rPr>
-              <w:rStyle w:val="Hyperlink"/>
-            </w:rPr>
-            <w:t>d</w:t>
-          </w:r>
-        </w:hyperlink>
-      </w:r>
-      <w:r>
-        <w:rPr>
-          <w:u w:val="single" w:color="0000ff"/>
-          <w:rFonts w:ascii="Charis SIL Regular" w:hAnsi="Charis SIL Regular" w:eastAsia="Charis SIL Regular"/>
-          <w:b w:val="0"/>
-          <w:i w:val="0"/>
-          <w:color w:val="000000"/>
-          <w:sz w:val="24"/>
-        </w:rPr>
-        <w:hyperlink r:id="rId12" w:history="1">
-          <w:r>
-            <w:rPr>
-              <w:rStyle w:val="Hyperlink"/>
-            </w:rPr>
-            <w:t>istribute</w:t>
-          </w:r>
-        </w:hyperlink>
-      </w:r>
-      <w:r>
-        <w:rPr>
-          <w:u w:val="single" w:color="0000ff"/>
-          <w:rFonts w:ascii="Charis SIL Regular" w:hAnsi="Charis SIL Regular" w:eastAsia="Charis SIL Regular"/>
-          <w:b w:val="0"/>
-          <w:i w:val="0"/>
-          <w:color w:val="000000"/>
-          <w:sz w:val="24"/>
-        </w:rPr>
-        <w:hyperlink r:id="rId12" w:history="1">
-          <w:r>
-            <w:rPr>
-              <w:rStyle w:val="Hyperlink"/>
-            </w:rPr>
-            <w:t xml:space="preserve"> th</w:t>
-          </w:r>
-        </w:hyperlink>
+        <w:t>Sciences), which would then distribute th</w:t>
       </w:r>
       <w:r>
         <w:rPr>
@@ -1390,14 +1310,7 @@
           <w:color w:val="000000"/>
           <w:sz w:val="24"/>
         </w:rPr>
-        <w:hyperlink r:id="rId15" w:history="1">
-          <w:r>
-            <w:rPr>
-              <w:rStyle w:val="Hyperlink"/>
-            </w:rPr>
-            <w:t>East Indi</w:t>
-          </w:r>
-        </w:hyperlink>
+        <w:t>East Indi</w:t>
       </w:r>
       <w:r>
         <w:rPr>
@@ -2272,7 +2185,7 @@
           <w:sz w:val="24"/>
           <w:u w:val="single"/>
         </w:rPr>
-        <w:t>Scientific research in col</w:t>
+        <w:t>Scientific research in colo</w:t>
       </w:r>
       <w:r>
         <w:rPr>
@@ -2283,7 +2196,7 @@
           <w:sz w:val="24"/>
           <w:u w:val="single"/>
         </w:rPr>
-        <w:t>o</w:t>
+        <w:t>nised territorie</w:t>
       </w:r>
       <w:r>
         <w:rPr>
@@ -2292,9 +2205,8 @@
           <w:i w:val="0"/>
           <w:color w:val="0000FF"/>
           <w:sz w:val="24"/>
-          <w:u w:val="single"/>
-        </w:rPr>
-        <w:t>nised territories</w:t>
+        </w:rPr>
+        <w:t>s</w:t>
       </w:r>
       <w:r>
         <w:br/>

--- a/EXPORTS/DOCX/published/niveau2/English/CivilServants.docx
+++ b/EXPORTS/DOCX/published/niveau2/English/CivilServants.docx
@@ -1310,7 +1310,14 @@
           <w:color w:val="000000"/>
           <w:sz w:val="24"/>
         </w:rPr>
-        <w:t>East Indi</w:t>
+        <w:hyperlink r:id="rId15" w:history="1">
+          <w:r>
+            <w:rPr>
+              <w:rStyle w:val="Hyperlink"/>
+            </w:rPr>
+            <w:t>East Indi</w:t>
+          </w:r>
+        </w:hyperlink>
       </w:r>
       <w:r>
         <w:rPr>
@@ -1643,13 +1650,29 @@
             <w:rPr>
               <w:rStyle w:val="Hyperlink"/>
             </w:rPr>
-            <w:t>affairs</w:t>
+            <w:t>affair</w:t>
           </w:r>
         </w:hyperlink>
       </w:r>
       <w:r>
         <w:rPr>
-          <w:u w:val="single" w:color="0000ff"/>
+          <w:rFonts w:ascii="Charis SIL Regular" w:hAnsi="Charis SIL Regular" w:eastAsia="Charis SIL Regular"/>
+          <w:b w:val="0"/>
+          <w:i w:val="0"/>
+          <w:color w:val="000000"/>
+          <w:sz w:val="24"/>
+        </w:rPr>
+        <w:hyperlink r:id="rId17" w:history="1">
+          <w:r>
+            <w:rPr>
+              <w:rStyle w:val="Hyperlink"/>
+            </w:rPr>
+            <w:t>s</w:t>
+          </w:r>
+        </w:hyperlink>
+      </w:r>
+      <w:r>
+        <w:rPr>
           <w:rFonts w:ascii="Charis SIL Regular" w:hAnsi="Charis SIL Regular" w:eastAsia="Charis SIL Regular"/>
           <w:b w:val="0"/>
           <w:i w:val="0"/>
@@ -1690,7 +1713,7 @@
             <w:rPr>
               <w:rStyle w:val="Hyperlink"/>
             </w:rPr>
-            <w:t>n the</w:t>
+            <w:t xml:space="preserve">n the </w:t>
           </w:r>
         </w:hyperlink>
       </w:r>
@@ -1702,7 +1725,7 @@
           <w:color w:val="000000"/>
           <w:sz w:val="24"/>
         </w:rPr>
-        <w:t xml:space="preserve"> various colonies through the Koloniaal Verslag (Colonial Report). This </w:t>
+        <w:t xml:space="preserve">various colonies through the Koloniaal Verslag (Colonial Report). This </w:t>
       </w:r>
       <w:r>
         <w:br/>
@@ -2185,7 +2208,7 @@
           <w:sz w:val="24"/>
           <w:u w:val="single"/>
         </w:rPr>
-        <w:t>Scientific research in colo</w:t>
+        <w:t>Scientific research in col</w:t>
       </w:r>
       <w:r>
         <w:rPr>
@@ -2196,7 +2219,7 @@
           <w:sz w:val="24"/>
           <w:u w:val="single"/>
         </w:rPr>
-        <w:t>nised territorie</w:t>
+        <w:t>o</w:t>
       </w:r>
       <w:r>
         <w:rPr>
@@ -2205,8 +2228,9 @@
           <w:i w:val="0"/>
           <w:color w:val="0000FF"/>
           <w:sz w:val="24"/>
-        </w:rPr>
-        <w:t>s</w:t>
+          <w:u w:val="single"/>
+        </w:rPr>
+        <w:t>nised territories</w:t>
       </w:r>
       <w:r>
         <w:br/>
@@ -3245,15 +3269,9 @@
           <w:i w:val="0"/>
           <w:color w:val="0000FF"/>
           <w:sz w:val="24"/>
-        </w:rPr>
-        <w:hyperlink r:id="rId22" w:history="1">
-          <w:r>
-            <w:rPr>
-              <w:rStyle w:val="Hyperlink"/>
-            </w:rPr>
-            <w:t>.n</w:t>
-          </w:r>
-        </w:hyperlink>
+          <w:u w:val="single"/>
+        </w:rPr>
+        <w:t>.n</w:t>
       </w:r>
       <w:r>
         <w:rPr>

--- a/EXPORTS/DOCX/published/niveau2/English/CivilServants.docx
+++ b/EXPORTS/DOCX/published/niveau2/English/CivilServants.docx
@@ -253,32 +253,7 @@
           <w:color w:val="000000"/>
           <w:sz w:val="24"/>
         </w:rPr>
-        <w:hyperlink r:id="rId9" w:history="1">
-          <w:r>
-            <w:rPr>
-              <w:rStyle w:val="Hyperlink"/>
-            </w:rPr>
-            <w:t>re par</w:t>
-          </w:r>
-        </w:hyperlink>
-      </w:r>
-      <w:r>
-        <w:rPr>
-          <w:u w:val="single" w:color="0000ff"/>
-          <w:rFonts w:ascii="Charis SIL Regular" w:hAnsi="Charis SIL Regular" w:eastAsia="Charis SIL Regular"/>
-          <w:b w:val="0"/>
-          <w:i w:val="0"/>
-          <w:color w:val="000000"/>
-          <w:sz w:val="24"/>
-        </w:rPr>
-        <w:hyperlink r:id="rId9" w:history="1">
-          <w:r>
-            <w:rPr>
-              <w:rStyle w:val="Hyperlink"/>
-            </w:rPr>
-            <w:t>tly m</w:t>
-          </w:r>
-        </w:hyperlink>
+        <w:t>re partly m</w:t>
       </w:r>
       <w:r>
         <w:rPr>
@@ -558,9 +533,15 @@
           <w:i w:val="0"/>
           <w:color w:val="0000FF"/>
           <w:sz w:val="24"/>
-          <w:u w:val="single"/>
-        </w:rPr>
-        <w:t>fl</w:t>
+        </w:rPr>
+        <w:hyperlink r:id="rId11" w:history="1">
+          <w:r>
+            <w:rPr>
+              <w:rStyle w:val="Hyperlink"/>
+            </w:rPr>
+            <w:t>fl</w:t>
+          </w:r>
+        </w:hyperlink>
       </w:r>
       <w:r>
         <w:rPr>
@@ -834,7 +815,53 @@
           <w:color w:val="000000"/>
           <w:sz w:val="24"/>
         </w:rPr>
-        <w:t>Sciences), which would then distribute th</w:t>
+        <w:t>Sciences), w</w:t>
+      </w:r>
+      <w:r>
+        <w:rPr>
+          <w:u w:val="single" w:color="0000ff"/>
+          <w:rFonts w:ascii="Charis SIL Regular" w:hAnsi="Charis SIL Regular" w:eastAsia="Charis SIL Regular"/>
+          <w:b w:val="0"/>
+          <w:i w:val="0"/>
+          <w:color w:val="000000"/>
+          <w:sz w:val="24"/>
+        </w:rPr>
+        <w:hyperlink r:id="rId12" w:history="1">
+          <w:r>
+            <w:rPr>
+              <w:rStyle w:val="Hyperlink"/>
+            </w:rPr>
+            <w:t>hich would t</w:t>
+          </w:r>
+        </w:hyperlink>
+      </w:r>
+      <w:r>
+        <w:rPr>
+          <w:rFonts w:ascii="Charis SIL Regular" w:hAnsi="Charis SIL Regular" w:eastAsia="Charis SIL Regular"/>
+          <w:b w:val="0"/>
+          <w:i w:val="0"/>
+          <w:color w:val="000000"/>
+          <w:sz w:val="24"/>
+        </w:rPr>
+        <w:t>hen distribute</w:t>
+      </w:r>
+      <w:r>
+        <w:rPr>
+          <w:u w:val="single" w:color="0000ff"/>
+          <w:rFonts w:ascii="Charis SIL Regular" w:hAnsi="Charis SIL Regular" w:eastAsia="Charis SIL Regular"/>
+          <w:b w:val="0"/>
+          <w:i w:val="0"/>
+          <w:color w:val="000000"/>
+          <w:sz w:val="24"/>
+        </w:rPr>
+        <w:hyperlink r:id="rId12" w:history="1">
+          <w:r>
+            <w:rPr>
+              <w:rStyle w:val="Hyperlink"/>
+            </w:rPr>
+            <w:t xml:space="preserve"> th</w:t>
+          </w:r>
+        </w:hyperlink>
       </w:r>
       <w:r>
         <w:rPr>
@@ -1270,54 +1297,7 @@
           <w:color w:val="000000"/>
           <w:sz w:val="24"/>
         </w:rPr>
-        <w:t>relating to the Du</w:t>
-      </w:r>
-      <w:r>
-        <w:rPr>
-          <w:u w:val="single" w:color="0000ff"/>
-          <w:rFonts w:ascii="Charis SIL Regular" w:hAnsi="Charis SIL Regular" w:eastAsia="Charis SIL Regular"/>
-          <w:b w:val="0"/>
-          <w:i w:val="0"/>
-          <w:color w:val="000000"/>
-          <w:sz w:val="24"/>
-        </w:rPr>
-        <w:hyperlink r:id="rId15" w:history="1">
-          <w:r>
-            <w:rPr>
-              <w:rStyle w:val="Hyperlink"/>
-            </w:rPr>
-            <w:t>tch</w:t>
-          </w:r>
-        </w:hyperlink>
-      </w:r>
-      <w:r>
-        <w:rPr>
-          <w:u w:val="single" w:color="0000ff"/>
-          <w:rFonts w:ascii="Charis SIL Regular" w:hAnsi="Charis SIL Regular" w:eastAsia="Charis SIL Regular"/>
-          <w:b w:val="0"/>
-          <w:i w:val="0"/>
-          <w:color w:val="000000"/>
-          <w:sz w:val="24"/>
-        </w:rPr>
-        <w:t xml:space="preserve"> </w:t>
-      </w:r>
-      <w:r>
-        <w:rPr>
-          <w:u w:val="single" w:color="0000ff"/>
-          <w:rFonts w:ascii="Charis SIL Regular" w:hAnsi="Charis SIL Regular" w:eastAsia="Charis SIL Regular"/>
-          <w:b w:val="0"/>
-          <w:i w:val="0"/>
-          <w:color w:val="000000"/>
-          <w:sz w:val="24"/>
-        </w:rPr>
-        <w:hyperlink r:id="rId15" w:history="1">
-          <w:r>
-            <w:rPr>
-              <w:rStyle w:val="Hyperlink"/>
-            </w:rPr>
-            <w:t>East Indi</w:t>
-          </w:r>
-        </w:hyperlink>
+        <w:t>relating to the Dutch East Indi</w:t>
       </w:r>
       <w:r>
         <w:rPr>
@@ -1656,20 +1636,14 @@
       </w:r>
       <w:r>
         <w:rPr>
+          <w:u w:val="single" w:color="0000ff"/>
           <w:rFonts w:ascii="Charis SIL Regular" w:hAnsi="Charis SIL Regular" w:eastAsia="Charis SIL Regular"/>
           <w:b w:val="0"/>
           <w:i w:val="0"/>
           <w:color w:val="000000"/>
           <w:sz w:val="24"/>
         </w:rPr>
-        <w:hyperlink r:id="rId17" w:history="1">
-          <w:r>
-            <w:rPr>
-              <w:rStyle w:val="Hyperlink"/>
-            </w:rPr>
-            <w:t>s</w:t>
-          </w:r>
-        </w:hyperlink>
+        <w:t>s</w:t>
       </w:r>
       <w:r>
         <w:rPr>
@@ -3269,9 +3243,15 @@
           <w:i w:val="0"/>
           <w:color w:val="0000FF"/>
           <w:sz w:val="24"/>
-          <w:u w:val="single"/>
-        </w:rPr>
-        <w:t>.n</w:t>
+        </w:rPr>
+        <w:hyperlink r:id="rId22" w:history="1">
+          <w:r>
+            <w:rPr>
+              <w:rStyle w:val="Hyperlink"/>
+            </w:rPr>
+            <w:t>.n</w:t>
+          </w:r>
+        </w:hyperlink>
       </w:r>
       <w:r>
         <w:rPr>
@@ -4828,7 +4808,7 @@
           <w:sz w:val="24"/>
           <w:u w:val="single"/>
         </w:rPr>
-        <w:hyperlink r:id="rId30" w:history="1">
+        <w:hyperlink r:id="rId29" w:history="1">
           <w:r>
             <w:rPr>
               <w:rStyle w:val="Hyperlink"/>
@@ -4846,7 +4826,7 @@
           <w:sz w:val="24"/>
           <w:u w:val="single"/>
         </w:rPr>
-        <w:hyperlink r:id="rId30" w:history="1">
+        <w:hyperlink r:id="rId29" w:history="1">
           <w:r>
             <w:rPr>
               <w:rStyle w:val="Hyperlink"/>
@@ -4875,7 +4855,7 @@
           <w:sz w:val="24"/>
           <w:u w:val="single"/>
         </w:rPr>
-        <w:hyperlink r:id="rId30" w:history="1">
+        <w:hyperlink r:id="rId29" w:history="1">
           <w:r>
             <w:rPr>
               <w:rStyle w:val="Hyperlink"/>
@@ -4976,7 +4956,7 @@
           <w:sz w:val="24"/>
           <w:u w:val="single"/>
         </w:rPr>
-        <w:hyperlink r:id="rId31" w:history="1">
+        <w:hyperlink r:id="rId30" w:history="1">
           <w:r>
             <w:rPr>
               <w:rStyle w:val="Hyperlink"/>
@@ -4994,7 +4974,7 @@
           <w:sz w:val="24"/>
           <w:u w:val="single"/>
         </w:rPr>
-        <w:hyperlink r:id="rId31" w:history="1">
+        <w:hyperlink r:id="rId30" w:history="1">
           <w:r>
             <w:rPr>
               <w:rStyle w:val="Hyperlink"/>
@@ -5012,7 +4992,7 @@
           <w:sz w:val="24"/>
           <w:u w:val="single"/>
         </w:rPr>
-        <w:hyperlink r:id="rId31" w:history="1">
+        <w:hyperlink r:id="rId30" w:history="1">
           <w:r>
             <w:rPr>
               <w:rStyle w:val="Hyperlink"/>
@@ -5040,7 +5020,7 @@
           <w:sz w:val="24"/>
           <w:u w:val="single"/>
         </w:rPr>
-        <w:hyperlink r:id="rId32" w:history="1">
+        <w:hyperlink r:id="rId31" w:history="1">
           <w:r>
             <w:rPr>
               <w:rStyle w:val="Hyperlink"/>
@@ -5069,7 +5049,7 @@
           <w:sz w:val="24"/>
           <w:u w:val="single"/>
         </w:rPr>
-        <w:hyperlink r:id="rId32" w:history="1">
+        <w:hyperlink r:id="rId31" w:history="1">
           <w:r>
             <w:rPr>
               <w:rStyle w:val="Hyperlink"/>
@@ -5097,7 +5077,7 @@
           <w:sz w:val="24"/>
           <w:u w:val="single"/>
         </w:rPr>
-        <w:hyperlink r:id="rId31" w:history="1">
+        <w:hyperlink r:id="rId30" w:history="1">
           <w:r>
             <w:rPr>
               <w:rStyle w:val="Hyperlink"/>
@@ -5115,7 +5095,7 @@
           <w:sz w:val="24"/>
           <w:u w:val="single"/>
         </w:rPr>
-        <w:hyperlink r:id="rId31" w:history="1">
+        <w:hyperlink r:id="rId30" w:history="1">
           <w:r>
             <w:rPr>
               <w:rStyle w:val="Hyperlink"/>
@@ -5144,7 +5124,7 @@
           <w:sz w:val="24"/>
           <w:u w:val="single"/>
         </w:rPr>
-        <w:hyperlink r:id="rId31" w:history="1">
+        <w:hyperlink r:id="rId30" w:history="1">
           <w:r>
             <w:rPr>
               <w:rStyle w:val="Hyperlink"/>

--- a/EXPORTS/DOCX/published/niveau2/English/CivilServants.docx
+++ b/EXPORTS/DOCX/published/niveau2/English/CivilServants.docx
@@ -817,7 +817,14 @@
           <w:color w:val="000000"/>
           <w:sz w:val="24"/>
         </w:rPr>
-        <w:t>Sciences), w</w:t>
+        <w:hyperlink r:id="rId12" w:history="1">
+          <w:r>
+            <w:rPr>
+              <w:rStyle w:val="Hyperlink"/>
+            </w:rPr>
+            <w:t>Sciences), w</w:t>
+          </w:r>
+        </w:hyperlink>
       </w:r>
       <w:r>
         <w:rPr>
@@ -3360,9 +3367,15 @@
           <w:i w:val="0"/>
           <w:color w:val="0000FF"/>
           <w:sz w:val="24"/>
-          <w:u w:val="single"/>
-        </w:rPr>
-        <w:t>.n</w:t>
+        </w:rPr>
+        <w:hyperlink r:id="rId22" w:history="1">
+          <w:r>
+            <w:rPr>
+              <w:rStyle w:val="Hyperlink"/>
+            </w:rPr>
+            <w:t>.n</w:t>
+          </w:r>
+        </w:hyperlink>
       </w:r>
       <w:r>
         <w:rPr>
@@ -4966,7 +4979,7 @@
           <w:sz w:val="24"/>
           <w:u w:val="single"/>
         </w:rPr>
-        <w:hyperlink r:id="rId30" w:history="1">
+        <w:hyperlink r:id="rId29" w:history="1">
           <w:r>
             <w:rPr>
               <w:rStyle w:val="Hyperlink"/>
@@ -5067,7 +5080,7 @@
           <w:sz w:val="24"/>
           <w:u w:val="single"/>
         </w:rPr>
-        <w:hyperlink r:id="rId31" w:history="1">
+        <w:hyperlink r:id="rId30" w:history="1">
           <w:r>
             <w:rPr>
               <w:rStyle w:val="Hyperlink"/>
@@ -5085,7 +5098,7 @@
           <w:sz w:val="24"/>
           <w:u w:val="single"/>
         </w:rPr>
-        <w:hyperlink r:id="rId31" w:history="1">
+        <w:hyperlink r:id="rId30" w:history="1">
           <w:r>
             <w:rPr>
               <w:rStyle w:val="Hyperlink"/>
@@ -5103,7 +5116,7 @@
           <w:sz w:val="24"/>
           <w:u w:val="single"/>
         </w:rPr>
-        <w:hyperlink r:id="rId31" w:history="1">
+        <w:hyperlink r:id="rId30" w:history="1">
           <w:r>
             <w:rPr>
               <w:rStyle w:val="Hyperlink"/>
@@ -5131,7 +5144,7 @@
           <w:sz w:val="24"/>
           <w:u w:val="single"/>
         </w:rPr>
-        <w:hyperlink r:id="rId32" w:history="1">
+        <w:hyperlink r:id="rId31" w:history="1">
           <w:r>
             <w:rPr>
               <w:rStyle w:val="Hyperlink"/>
@@ -5160,7 +5173,7 @@
           <w:sz w:val="24"/>
           <w:u w:val="single"/>
         </w:rPr>
-        <w:hyperlink r:id="rId32" w:history="1">
+        <w:hyperlink r:id="rId31" w:history="1">
           <w:r>
             <w:rPr>
               <w:rStyle w:val="Hyperlink"/>
@@ -5188,7 +5201,7 @@
           <w:sz w:val="24"/>
           <w:u w:val="single"/>
         </w:rPr>
-        <w:hyperlink r:id="rId31" w:history="1">
+        <w:hyperlink r:id="rId30" w:history="1">
           <w:r>
             <w:rPr>
               <w:rStyle w:val="Hyperlink"/>
@@ -5206,7 +5219,7 @@
           <w:sz w:val="24"/>
           <w:u w:val="single"/>
         </w:rPr>
-        <w:hyperlink r:id="rId31" w:history="1">
+        <w:hyperlink r:id="rId30" w:history="1">
           <w:r>
             <w:rPr>
               <w:rStyle w:val="Hyperlink"/>
@@ -5235,7 +5248,7 @@
           <w:sz w:val="24"/>
           <w:u w:val="single"/>
         </w:rPr>
-        <w:hyperlink r:id="rId31" w:history="1">
+        <w:hyperlink r:id="rId30" w:history="1">
           <w:r>
             <w:rPr>
               <w:rStyle w:val="Hyperlink"/>

--- a/EXPORTS/DOCX/published/niveau2/English/CivilServants.docx
+++ b/EXPORTS/DOCX/published/niveau2/English/CivilServants.docx
@@ -242,7 +242,25 @@
           <w:color w:val="000000"/>
           <w:sz w:val="24"/>
         </w:rPr>
-        <w:t xml:space="preserve"> in particular had a large number of civil servants, who were par</w:t>
+        <w:t xml:space="preserve"> in particular had a large number of civil servants, who we</w:t>
+      </w:r>
+      <w:r>
+        <w:rPr>
+          <w:u w:val="single" w:color="0000ff"/>
+          <w:rFonts w:ascii="Charis SIL Regular" w:hAnsi="Charis SIL Regular" w:eastAsia="Charis SIL Regular"/>
+          <w:b w:val="0"/>
+          <w:i w:val="0"/>
+          <w:color w:val="000000"/>
+          <w:sz w:val="24"/>
+        </w:rPr>
+        <w:hyperlink r:id="rId9" w:history="1">
+          <w:r>
+            <w:rPr>
+              <w:rStyle w:val="Hyperlink"/>
+            </w:rPr>
+            <w:t>re par</w:t>
+          </w:r>
+        </w:hyperlink>
       </w:r>
       <w:r>
         <w:rPr>
@@ -810,21 +828,13 @@
       </w:r>
       <w:r>
         <w:rPr>
-          <w:u w:val="single" w:color="0000ff"/>
           <w:rFonts w:ascii="Charis SIL Regular" w:hAnsi="Charis SIL Regular" w:eastAsia="Charis SIL Regular"/>
           <w:b w:val="0"/>
           <w:i w:val="0"/>
           <w:color w:val="000000"/>
           <w:sz w:val="24"/>
         </w:rPr>
-        <w:hyperlink r:id="rId12" w:history="1">
-          <w:r>
-            <w:rPr>
-              <w:rStyle w:val="Hyperlink"/>
-            </w:rPr>
-            <w:t>Sciences), w</w:t>
-          </w:r>
-        </w:hyperlink>
+        <w:t>Sciences), w</w:t>
       </w:r>
       <w:r>
         <w:rPr>
@@ -1748,29 +1758,13 @@
             <w:rPr>
               <w:rStyle w:val="Hyperlink"/>
             </w:rPr>
-            <w:t>affair</w:t>
+            <w:t>affairs</w:t>
           </w:r>
         </w:hyperlink>
       </w:r>
       <w:r>
         <w:rPr>
-          <w:rFonts w:ascii="Charis SIL Regular" w:hAnsi="Charis SIL Regular" w:eastAsia="Charis SIL Regular"/>
-          <w:b w:val="0"/>
-          <w:i w:val="0"/>
-          <w:color w:val="000000"/>
-          <w:sz w:val="24"/>
-        </w:rPr>
-        <w:hyperlink r:id="rId17" w:history="1">
-          <w:r>
-            <w:rPr>
-              <w:rStyle w:val="Hyperlink"/>
-            </w:rPr>
-            <w:t>s</w:t>
-          </w:r>
-        </w:hyperlink>
-      </w:r>
-      <w:r>
-        <w:rPr>
+          <w:u w:val="single" w:color="0000ff"/>
           <w:rFonts w:ascii="Charis SIL Regular" w:hAnsi="Charis SIL Regular" w:eastAsia="Charis SIL Regular"/>
           <w:b w:val="0"/>
           <w:i w:val="0"/>
@@ -1811,7 +1805,7 @@
             <w:rPr>
               <w:rStyle w:val="Hyperlink"/>
             </w:rPr>
-            <w:t xml:space="preserve">n the </w:t>
+            <w:t>n the</w:t>
           </w:r>
         </w:hyperlink>
       </w:r>
@@ -1823,7 +1817,7 @@
           <w:color w:val="000000"/>
           <w:sz w:val="24"/>
         </w:rPr>
-        <w:t xml:space="preserve">various colonies through the Koloniaal Verslag (Colonial Report). This </w:t>
+        <w:t xml:space="preserve"> various colonies through the Koloniaal Verslag (Colonial Report). This </w:t>
       </w:r>
       <w:r>
         <w:br/>
@@ -3367,15 +3361,9 @@
           <w:i w:val="0"/>
           <w:color w:val="0000FF"/>
           <w:sz w:val="24"/>
-        </w:rPr>
-        <w:hyperlink r:id="rId22" w:history="1">
-          <w:r>
-            <w:rPr>
-              <w:rStyle w:val="Hyperlink"/>
-            </w:rPr>
-            <w:t>.n</w:t>
-          </w:r>
-        </w:hyperlink>
+          <w:u w:val="single"/>
+        </w:rPr>
+        <w:t>.n</w:t>
       </w:r>
       <w:r>
         <w:rPr>
@@ -4932,7 +4920,7 @@
           <w:sz w:val="24"/>
           <w:u w:val="single"/>
         </w:rPr>
-        <w:hyperlink r:id="rId29" w:history="1">
+        <w:hyperlink r:id="rId30" w:history="1">
           <w:r>
             <w:rPr>
               <w:rStyle w:val="Hyperlink"/>
@@ -4950,7 +4938,7 @@
           <w:sz w:val="24"/>
           <w:u w:val="single"/>
         </w:rPr>
-        <w:hyperlink r:id="rId29" w:history="1">
+        <w:hyperlink r:id="rId30" w:history="1">
           <w:r>
             <w:rPr>
               <w:rStyle w:val="Hyperlink"/>
@@ -4979,7 +4967,7 @@
           <w:sz w:val="24"/>
           <w:u w:val="single"/>
         </w:rPr>
-        <w:hyperlink r:id="rId29" w:history="1">
+        <w:hyperlink r:id="rId30" w:history="1">
           <w:r>
             <w:rPr>
               <w:rStyle w:val="Hyperlink"/>
@@ -5080,7 +5068,7 @@
           <w:sz w:val="24"/>
           <w:u w:val="single"/>
         </w:rPr>
-        <w:hyperlink r:id="rId30" w:history="1">
+        <w:hyperlink r:id="rId31" w:history="1">
           <w:r>
             <w:rPr>
               <w:rStyle w:val="Hyperlink"/>
@@ -5098,7 +5086,7 @@
           <w:sz w:val="24"/>
           <w:u w:val="single"/>
         </w:rPr>
-        <w:hyperlink r:id="rId30" w:history="1">
+        <w:hyperlink r:id="rId31" w:history="1">
           <w:r>
             <w:rPr>
               <w:rStyle w:val="Hyperlink"/>
@@ -5116,7 +5104,7 @@
           <w:sz w:val="24"/>
           <w:u w:val="single"/>
         </w:rPr>
-        <w:hyperlink r:id="rId30" w:history="1">
+        <w:hyperlink r:id="rId31" w:history="1">
           <w:r>
             <w:rPr>
               <w:rStyle w:val="Hyperlink"/>
@@ -5144,7 +5132,7 @@
           <w:sz w:val="24"/>
           <w:u w:val="single"/>
         </w:rPr>
-        <w:hyperlink r:id="rId31" w:history="1">
+        <w:hyperlink r:id="rId32" w:history="1">
           <w:r>
             <w:rPr>
               <w:rStyle w:val="Hyperlink"/>
@@ -5173,7 +5161,7 @@
           <w:sz w:val="24"/>
           <w:u w:val="single"/>
         </w:rPr>
-        <w:hyperlink r:id="rId31" w:history="1">
+        <w:hyperlink r:id="rId32" w:history="1">
           <w:r>
             <w:rPr>
               <w:rStyle w:val="Hyperlink"/>
@@ -5201,7 +5189,7 @@
           <w:sz w:val="24"/>
           <w:u w:val="single"/>
         </w:rPr>
-        <w:hyperlink r:id="rId30" w:history="1">
+        <w:hyperlink r:id="rId31" w:history="1">
           <w:r>
             <w:rPr>
               <w:rStyle w:val="Hyperlink"/>
@@ -5219,7 +5207,7 @@
           <w:sz w:val="24"/>
           <w:u w:val="single"/>
         </w:rPr>
-        <w:hyperlink r:id="rId30" w:history="1">
+        <w:hyperlink r:id="rId31" w:history="1">
           <w:r>
             <w:rPr>
               <w:rStyle w:val="Hyperlink"/>
@@ -5248,7 +5236,7 @@
           <w:sz w:val="24"/>
           <w:u w:val="single"/>
         </w:rPr>
-        <w:hyperlink r:id="rId30" w:history="1">
+        <w:hyperlink r:id="rId31" w:history="1">
           <w:r>
             <w:rPr>
               <w:rStyle w:val="Hyperlink"/>

--- a/EXPORTS/DOCX/published/niveau2/English/CivilServants.docx
+++ b/EXPORTS/DOCX/published/niveau2/English/CivilServants.docx
@@ -253,14 +253,7 @@
           <w:color w:val="000000"/>
           <w:sz w:val="24"/>
         </w:rPr>
-        <w:hyperlink r:id="rId9" w:history="1">
-          <w:r>
-            <w:rPr>
-              <w:rStyle w:val="Hyperlink"/>
-            </w:rPr>
-            <w:t>re par</w:t>
-          </w:r>
-        </w:hyperlink>
+        <w:t>re par</w:t>
       </w:r>
       <w:r>
         <w:rPr>
@@ -558,9 +551,15 @@
           <w:i w:val="0"/>
           <w:color w:val="0000FF"/>
           <w:sz w:val="24"/>
-          <w:u w:val="single"/>
-        </w:rPr>
-        <w:t>fl</w:t>
+        </w:rPr>
+        <w:hyperlink r:id="rId11" w:history="1">
+          <w:r>
+            <w:rPr>
+              <w:rStyle w:val="Hyperlink"/>
+            </w:rPr>
+            <w:t>fl</w:t>
+          </w:r>
+        </w:hyperlink>
       </w:r>
       <w:r>
         <w:rPr>
@@ -828,13 +827,21 @@
       </w:r>
       <w:r>
         <w:rPr>
+          <w:u w:val="single" w:color="0000ff"/>
           <w:rFonts w:ascii="Charis SIL Regular" w:hAnsi="Charis SIL Regular" w:eastAsia="Charis SIL Regular"/>
           <w:b w:val="0"/>
           <w:i w:val="0"/>
           <w:color w:val="000000"/>
           <w:sz w:val="24"/>
         </w:rPr>
-        <w:t>Sciences), w</w:t>
+        <w:hyperlink r:id="rId12" w:history="1">
+          <w:r>
+            <w:rPr>
+              <w:rStyle w:val="Hyperlink"/>
+            </w:rPr>
+            <w:t>Sciences), w</w:t>
+          </w:r>
+        </w:hyperlink>
       </w:r>
       <w:r>
         <w:rPr>
@@ -4920,7 +4927,7 @@
           <w:sz w:val="24"/>
           <w:u w:val="single"/>
         </w:rPr>
-        <w:hyperlink r:id="rId30" w:history="1">
+        <w:hyperlink r:id="rId29" w:history="1">
           <w:r>
             <w:rPr>
               <w:rStyle w:val="Hyperlink"/>
@@ -4938,7 +4945,7 @@
           <w:sz w:val="24"/>
           <w:u w:val="single"/>
         </w:rPr>
-        <w:hyperlink r:id="rId30" w:history="1">
+        <w:hyperlink r:id="rId29" w:history="1">
           <w:r>
             <w:rPr>
               <w:rStyle w:val="Hyperlink"/>
@@ -4967,7 +4974,7 @@
           <w:sz w:val="24"/>
           <w:u w:val="single"/>
         </w:rPr>
-        <w:hyperlink r:id="rId30" w:history="1">
+        <w:hyperlink r:id="rId29" w:history="1">
           <w:r>
             <w:rPr>
               <w:rStyle w:val="Hyperlink"/>
@@ -5068,7 +5075,7 @@
           <w:sz w:val="24"/>
           <w:u w:val="single"/>
         </w:rPr>
-        <w:hyperlink r:id="rId31" w:history="1">
+        <w:hyperlink r:id="rId30" w:history="1">
           <w:r>
             <w:rPr>
               <w:rStyle w:val="Hyperlink"/>
@@ -5086,7 +5093,7 @@
           <w:sz w:val="24"/>
           <w:u w:val="single"/>
         </w:rPr>
-        <w:hyperlink r:id="rId31" w:history="1">
+        <w:hyperlink r:id="rId30" w:history="1">
           <w:r>
             <w:rPr>
               <w:rStyle w:val="Hyperlink"/>
@@ -5104,7 +5111,7 @@
           <w:sz w:val="24"/>
           <w:u w:val="single"/>
         </w:rPr>
-        <w:hyperlink r:id="rId31" w:history="1">
+        <w:hyperlink r:id="rId30" w:history="1">
           <w:r>
             <w:rPr>
               <w:rStyle w:val="Hyperlink"/>
@@ -5132,7 +5139,7 @@
           <w:sz w:val="24"/>
           <w:u w:val="single"/>
         </w:rPr>
-        <w:hyperlink r:id="rId32" w:history="1">
+        <w:hyperlink r:id="rId31" w:history="1">
           <w:r>
             <w:rPr>
               <w:rStyle w:val="Hyperlink"/>
@@ -5161,7 +5168,7 @@
           <w:sz w:val="24"/>
           <w:u w:val="single"/>
         </w:rPr>
-        <w:hyperlink r:id="rId32" w:history="1">
+        <w:hyperlink r:id="rId31" w:history="1">
           <w:r>
             <w:rPr>
               <w:rStyle w:val="Hyperlink"/>
@@ -5189,7 +5196,7 @@
           <w:sz w:val="24"/>
           <w:u w:val="single"/>
         </w:rPr>
-        <w:hyperlink r:id="rId31" w:history="1">
+        <w:hyperlink r:id="rId30" w:history="1">
           <w:r>
             <w:rPr>
               <w:rStyle w:val="Hyperlink"/>
@@ -5207,7 +5214,7 @@
           <w:sz w:val="24"/>
           <w:u w:val="single"/>
         </w:rPr>
-        <w:hyperlink r:id="rId31" w:history="1">
+        <w:hyperlink r:id="rId30" w:history="1">
           <w:r>
             <w:rPr>
               <w:rStyle w:val="Hyperlink"/>
@@ -5236,7 +5243,7 @@
           <w:sz w:val="24"/>
           <w:u w:val="single"/>
         </w:rPr>
-        <w:hyperlink r:id="rId31" w:history="1">
+        <w:hyperlink r:id="rId30" w:history="1">
           <w:r>
             <w:rPr>
               <w:rStyle w:val="Hyperlink"/>

--- a/EXPORTS/DOCX/published/niveau2/English/CivilServants.docx
+++ b/EXPORTS/DOCX/published/niveau2/English/CivilServants.docx
@@ -253,25 +253,24 @@
           <w:color w:val="000000"/>
           <w:sz w:val="24"/>
         </w:rPr>
-        <w:t>re par</w:t>
-      </w:r>
-      <w:r>
-        <w:rPr>
-          <w:u w:val="single" w:color="0000ff"/>
-          <w:rFonts w:ascii="Charis SIL Regular" w:hAnsi="Charis SIL Regular" w:eastAsia="Charis SIL Regular"/>
-          <w:b w:val="0"/>
-          <w:i w:val="0"/>
-          <w:color w:val="000000"/>
-          <w:sz w:val="24"/>
-        </w:rPr>
         <w:hyperlink r:id="rId9" w:history="1">
           <w:r>
             <w:rPr>
               <w:rStyle w:val="Hyperlink"/>
             </w:rPr>
-            <w:t>tly m</w:t>
+            <w:t>re par</w:t>
           </w:r>
         </w:hyperlink>
+      </w:r>
+      <w:r>
+        <w:rPr>
+          <w:rFonts w:ascii="Charis SIL Regular" w:hAnsi="Charis SIL Regular" w:eastAsia="Charis SIL Regular"/>
+          <w:b w:val="0"/>
+          <w:i w:val="0"/>
+          <w:color w:val="000000"/>
+          <w:sz w:val="24"/>
+        </w:rPr>
+        <w:t>tly m</w:t>
       </w:r>
       <w:r>
         <w:rPr>
@@ -827,21 +826,13 @@
       </w:r>
       <w:r>
         <w:rPr>
-          <w:u w:val="single" w:color="0000ff"/>
           <w:rFonts w:ascii="Charis SIL Regular" w:hAnsi="Charis SIL Regular" w:eastAsia="Charis SIL Regular"/>
           <w:b w:val="0"/>
           <w:i w:val="0"/>
           <w:color w:val="000000"/>
           <w:sz w:val="24"/>
         </w:rPr>
-        <w:hyperlink r:id="rId12" w:history="1">
-          <w:r>
-            <w:rPr>
-              <w:rStyle w:val="Hyperlink"/>
-            </w:rPr>
-            <w:t>Sciences), w</w:t>
-          </w:r>
-        </w:hyperlink>
+        <w:t>Sciences), w</w:t>
       </w:r>
       <w:r>
         <w:rPr>
@@ -942,14 +933,7 @@
           <w:color w:val="000000"/>
           <w:sz w:val="24"/>
         </w:rPr>
-        <w:hyperlink r:id="rId12" w:history="1">
-          <w:r>
-            <w:rPr>
-              <w:rStyle w:val="Hyperlink"/>
-            </w:rPr>
-            <w:t xml:space="preserve"> th</w:t>
-          </w:r>
-        </w:hyperlink>
+        <w:t xml:space="preserve"> th</w:t>
       </w:r>
       <w:r>
         <w:rPr>
@@ -1765,13 +1749,29 @@
             <w:rPr>
               <w:rStyle w:val="Hyperlink"/>
             </w:rPr>
-            <w:t>affairs</w:t>
+            <w:t>affair</w:t>
           </w:r>
         </w:hyperlink>
       </w:r>
       <w:r>
         <w:rPr>
-          <w:u w:val="single" w:color="0000ff"/>
+          <w:rFonts w:ascii="Charis SIL Regular" w:hAnsi="Charis SIL Regular" w:eastAsia="Charis SIL Regular"/>
+          <w:b w:val="0"/>
+          <w:i w:val="0"/>
+          <w:color w:val="000000"/>
+          <w:sz w:val="24"/>
+        </w:rPr>
+        <w:hyperlink r:id="rId17" w:history="1">
+          <w:r>
+            <w:rPr>
+              <w:rStyle w:val="Hyperlink"/>
+            </w:rPr>
+            <w:t>s</w:t>
+          </w:r>
+        </w:hyperlink>
+      </w:r>
+      <w:r>
+        <w:rPr>
           <w:rFonts w:ascii="Charis SIL Regular" w:hAnsi="Charis SIL Regular" w:eastAsia="Charis SIL Regular"/>
           <w:b w:val="0"/>
           <w:i w:val="0"/>
@@ -1812,7 +1812,7 @@
             <w:rPr>
               <w:rStyle w:val="Hyperlink"/>
             </w:rPr>
-            <w:t>n the</w:t>
+            <w:t xml:space="preserve">n the </w:t>
           </w:r>
         </w:hyperlink>
       </w:r>
@@ -1824,7 +1824,7 @@
           <w:color w:val="000000"/>
           <w:sz w:val="24"/>
         </w:rPr>
-        <w:t xml:space="preserve"> various colonies through the Koloniaal Verslag (Colonial Report). This </w:t>
+        <w:t xml:space="preserve">various colonies through the Koloniaal Verslag (Colonial Report). This </w:t>
       </w:r>
       <w:r>
         <w:br/>

--- a/EXPORTS/DOCX/published/niveau2/English/CivilServants.docx
+++ b/EXPORTS/DOCX/published/niveau2/English/CivilServants.docx
@@ -264,13 +264,21 @@
       </w:r>
       <w:r>
         <w:rPr>
+          <w:u w:val="single" w:color="0000ff"/>
           <w:rFonts w:ascii="Charis SIL Regular" w:hAnsi="Charis SIL Regular" w:eastAsia="Charis SIL Regular"/>
           <w:b w:val="0"/>
           <w:i w:val="0"/>
           <w:color w:val="000000"/>
           <w:sz w:val="24"/>
         </w:rPr>
-        <w:t>tly m</w:t>
+        <w:hyperlink r:id="rId9" w:history="1">
+          <w:r>
+            <w:rPr>
+              <w:rStyle w:val="Hyperlink"/>
+            </w:rPr>
+            <w:t>tly m</w:t>
+          </w:r>
+        </w:hyperlink>
       </w:r>
       <w:r>
         <w:rPr>
@@ -550,15 +558,9 @@
           <w:i w:val="0"/>
           <w:color w:val="0000FF"/>
           <w:sz w:val="24"/>
-        </w:rPr>
-        <w:hyperlink r:id="rId11" w:history="1">
-          <w:r>
-            <w:rPr>
-              <w:rStyle w:val="Hyperlink"/>
-            </w:rPr>
-            <w:t>fl</w:t>
-          </w:r>
-        </w:hyperlink>
+          <w:u w:val="single"/>
+        </w:rPr>
+        <w:t>fl</w:t>
       </w:r>
       <w:r>
         <w:rPr>
@@ -826,13 +828,21 @@
       </w:r>
       <w:r>
         <w:rPr>
+          <w:u w:val="single" w:color="0000ff"/>
           <w:rFonts w:ascii="Charis SIL Regular" w:hAnsi="Charis SIL Regular" w:eastAsia="Charis SIL Regular"/>
           <w:b w:val="0"/>
           <w:i w:val="0"/>
           <w:color w:val="000000"/>
           <w:sz w:val="24"/>
         </w:rPr>
-        <w:t>Sciences), w</w:t>
+        <w:hyperlink r:id="rId12" w:history="1">
+          <w:r>
+            <w:rPr>
+              <w:rStyle w:val="Hyperlink"/>
+            </w:rPr>
+            <w:t>Sciences), w</w:t>
+          </w:r>
+        </w:hyperlink>
       </w:r>
       <w:r>
         <w:rPr>
@@ -933,7 +943,14 @@
           <w:color w:val="000000"/>
           <w:sz w:val="24"/>
         </w:rPr>
-        <w:t xml:space="preserve"> th</w:t>
+        <w:hyperlink r:id="rId12" w:history="1">
+          <w:r>
+            <w:rPr>
+              <w:rStyle w:val="Hyperlink"/>
+            </w:rPr>
+            <w:t xml:space="preserve"> th</w:t>
+          </w:r>
+        </w:hyperlink>
       </w:r>
       <w:r>
         <w:rPr>
@@ -1749,29 +1766,13 @@
             <w:rPr>
               <w:rStyle w:val="Hyperlink"/>
             </w:rPr>
-            <w:t>affair</w:t>
+            <w:t>affairs</w:t>
           </w:r>
         </w:hyperlink>
       </w:r>
       <w:r>
         <w:rPr>
-          <w:rFonts w:ascii="Charis SIL Regular" w:hAnsi="Charis SIL Regular" w:eastAsia="Charis SIL Regular"/>
-          <w:b w:val="0"/>
-          <w:i w:val="0"/>
-          <w:color w:val="000000"/>
-          <w:sz w:val="24"/>
-        </w:rPr>
-        <w:hyperlink r:id="rId17" w:history="1">
-          <w:r>
-            <w:rPr>
-              <w:rStyle w:val="Hyperlink"/>
-            </w:rPr>
-            <w:t>s</w:t>
-          </w:r>
-        </w:hyperlink>
-      </w:r>
-      <w:r>
-        <w:rPr>
+          <w:u w:val="single" w:color="0000ff"/>
           <w:rFonts w:ascii="Charis SIL Regular" w:hAnsi="Charis SIL Regular" w:eastAsia="Charis SIL Regular"/>
           <w:b w:val="0"/>
           <w:i w:val="0"/>
@@ -1812,7 +1813,7 @@
             <w:rPr>
               <w:rStyle w:val="Hyperlink"/>
             </w:rPr>
-            <w:t xml:space="preserve">n the </w:t>
+            <w:t>n the</w:t>
           </w:r>
         </w:hyperlink>
       </w:r>
@@ -1824,7 +1825,7 @@
           <w:color w:val="000000"/>
           <w:sz w:val="24"/>
         </w:rPr>
-        <w:t xml:space="preserve">various colonies through the Koloniaal Verslag (Colonial Report). This </w:t>
+        <w:t xml:space="preserve"> various colonies through the Koloniaal Verslag (Colonial Report). This </w:t>
       </w:r>
       <w:r>
         <w:br/>
@@ -3368,9 +3369,15 @@
           <w:i w:val="0"/>
           <w:color w:val="0000FF"/>
           <w:sz w:val="24"/>
-          <w:u w:val="single"/>
-        </w:rPr>
-        <w:t>.n</w:t>
+        </w:rPr>
+        <w:hyperlink r:id="rId22" w:history="1">
+          <w:r>
+            <w:rPr>
+              <w:rStyle w:val="Hyperlink"/>
+            </w:rPr>
+            <w:t>.n</w:t>
+          </w:r>
+        </w:hyperlink>
       </w:r>
       <w:r>
         <w:rPr>
@@ -4927,7 +4934,7 @@
           <w:sz w:val="24"/>
           <w:u w:val="single"/>
         </w:rPr>
-        <w:hyperlink r:id="rId29" w:history="1">
+        <w:hyperlink r:id="rId30" w:history="1">
           <w:r>
             <w:rPr>
               <w:rStyle w:val="Hyperlink"/>
@@ -5075,7 +5082,7 @@
           <w:sz w:val="24"/>
           <w:u w:val="single"/>
         </w:rPr>
-        <w:hyperlink r:id="rId30" w:history="1">
+        <w:hyperlink r:id="rId31" w:history="1">
           <w:r>
             <w:rPr>
               <w:rStyle w:val="Hyperlink"/>
@@ -5093,7 +5100,7 @@
           <w:sz w:val="24"/>
           <w:u w:val="single"/>
         </w:rPr>
-        <w:hyperlink r:id="rId30" w:history="1">
+        <w:hyperlink r:id="rId31" w:history="1">
           <w:r>
             <w:rPr>
               <w:rStyle w:val="Hyperlink"/>
@@ -5111,7 +5118,7 @@
           <w:sz w:val="24"/>
           <w:u w:val="single"/>
         </w:rPr>
-        <w:hyperlink r:id="rId30" w:history="1">
+        <w:hyperlink r:id="rId31" w:history="1">
           <w:r>
             <w:rPr>
               <w:rStyle w:val="Hyperlink"/>
@@ -5139,7 +5146,7 @@
           <w:sz w:val="24"/>
           <w:u w:val="single"/>
         </w:rPr>
-        <w:hyperlink r:id="rId31" w:history="1">
+        <w:hyperlink r:id="rId32" w:history="1">
           <w:r>
             <w:rPr>
               <w:rStyle w:val="Hyperlink"/>
@@ -5168,7 +5175,7 @@
           <w:sz w:val="24"/>
           <w:u w:val="single"/>
         </w:rPr>
-        <w:hyperlink r:id="rId31" w:history="1">
+        <w:hyperlink r:id="rId32" w:history="1">
           <w:r>
             <w:rPr>
               <w:rStyle w:val="Hyperlink"/>
@@ -5196,7 +5203,7 @@
           <w:sz w:val="24"/>
           <w:u w:val="single"/>
         </w:rPr>
-        <w:hyperlink r:id="rId30" w:history="1">
+        <w:hyperlink r:id="rId31" w:history="1">
           <w:r>
             <w:rPr>
               <w:rStyle w:val="Hyperlink"/>
@@ -5214,7 +5221,7 @@
           <w:sz w:val="24"/>
           <w:u w:val="single"/>
         </w:rPr>
-        <w:hyperlink r:id="rId30" w:history="1">
+        <w:hyperlink r:id="rId31" w:history="1">
           <w:r>
             <w:rPr>
               <w:rStyle w:val="Hyperlink"/>
@@ -5243,7 +5250,7 @@
           <w:sz w:val="24"/>
           <w:u w:val="single"/>
         </w:rPr>
-        <w:hyperlink r:id="rId30" w:history="1">
+        <w:hyperlink r:id="rId31" w:history="1">
           <w:r>
             <w:rPr>
               <w:rStyle w:val="Hyperlink"/>

--- a/EXPORTS/DOCX/published/niveau2/English/CivilServants.docx
+++ b/EXPORTS/DOCX/published/niveau2/English/CivilServants.docx
@@ -242,25 +242,7 @@
           <w:color w:val="000000"/>
           <w:sz w:val="24"/>
         </w:rPr>
-        <w:t xml:space="preserve"> in particular had a large number of civil servants, who we</w:t>
-      </w:r>
-      <w:r>
-        <w:rPr>
-          <w:u w:val="single" w:color="0000ff"/>
-          <w:rFonts w:ascii="Charis SIL Regular" w:hAnsi="Charis SIL Regular" w:eastAsia="Charis SIL Regular"/>
-          <w:b w:val="0"/>
-          <w:i w:val="0"/>
-          <w:color w:val="000000"/>
-          <w:sz w:val="24"/>
-        </w:rPr>
-        <w:hyperlink r:id="rId9" w:history="1">
-          <w:r>
-            <w:rPr>
-              <w:rStyle w:val="Hyperlink"/>
-            </w:rPr>
-            <w:t>re par</w:t>
-          </w:r>
-        </w:hyperlink>
+        <w:t xml:space="preserve"> in particular had a large number of civil servants, who were par</w:t>
       </w:r>
       <w:r>
         <w:rPr>
@@ -925,32 +907,7 @@
           <w:color w:val="000000"/>
           <w:sz w:val="24"/>
         </w:rPr>
-        <w:hyperlink r:id="rId12" w:history="1">
-          <w:r>
-            <w:rPr>
-              <w:rStyle w:val="Hyperlink"/>
-            </w:rPr>
-            <w:t>istribute</w:t>
-          </w:r>
-        </w:hyperlink>
-      </w:r>
-      <w:r>
-        <w:rPr>
-          <w:u w:val="single" w:color="0000ff"/>
-          <w:rFonts w:ascii="Charis SIL Regular" w:hAnsi="Charis SIL Regular" w:eastAsia="Charis SIL Regular"/>
-          <w:b w:val="0"/>
-          <w:i w:val="0"/>
-          <w:color w:val="000000"/>
-          <w:sz w:val="24"/>
-        </w:rPr>
-        <w:hyperlink r:id="rId12" w:history="1">
-          <w:r>
-            <w:rPr>
-              <w:rStyle w:val="Hyperlink"/>
-            </w:rPr>
-            <w:t xml:space="preserve"> th</w:t>
-          </w:r>
-        </w:hyperlink>
+        <w:t>istribute th</w:t>
       </w:r>
       <w:r>
         <w:rPr>
@@ -2308,7 +2265,7 @@
           <w:sz w:val="24"/>
           <w:u w:val="single"/>
         </w:rPr>
-        <w:t>Scientific research in col</w:t>
+        <w:t>Scientific research in colo</w:t>
       </w:r>
       <w:r>
         <w:rPr>
@@ -2319,7 +2276,7 @@
           <w:sz w:val="24"/>
           <w:u w:val="single"/>
         </w:rPr>
-        <w:t>o</w:t>
+        <w:t>nised territorie</w:t>
       </w:r>
       <w:r>
         <w:rPr>
@@ -2328,9 +2285,8 @@
           <w:i w:val="0"/>
           <w:color w:val="0000FF"/>
           <w:sz w:val="24"/>
-          <w:u w:val="single"/>
-        </w:rPr>
-        <w:t>nised territories</w:t>
+        </w:rPr>
+        <w:t>s</w:t>
       </w:r>
       <w:r>
         <w:br/>
@@ -4952,7 +4908,7 @@
           <w:sz w:val="24"/>
           <w:u w:val="single"/>
         </w:rPr>
-        <w:hyperlink r:id="rId29" w:history="1">
+        <w:hyperlink r:id="rId30" w:history="1">
           <w:r>
             <w:rPr>
               <w:rStyle w:val="Hyperlink"/>
@@ -4981,7 +4937,7 @@
           <w:sz w:val="24"/>
           <w:u w:val="single"/>
         </w:rPr>
-        <w:hyperlink r:id="rId29" w:history="1">
+        <w:hyperlink r:id="rId30" w:history="1">
           <w:r>
             <w:rPr>
               <w:rStyle w:val="Hyperlink"/>

--- a/EXPORTS/DOCX/published/niveau2/English/CivilServants.docx
+++ b/EXPORTS/DOCX/published/niveau2/English/CivilServants.docx
@@ -242,25 +242,7 @@
           <w:color w:val="000000"/>
           <w:sz w:val="24"/>
         </w:rPr>
-        <w:t xml:space="preserve"> in particular had a large number of civil servants, who were par</w:t>
-      </w:r>
-      <w:r>
-        <w:rPr>
-          <w:u w:val="single" w:color="0000ff"/>
-          <w:rFonts w:ascii="Charis SIL Regular" w:hAnsi="Charis SIL Regular" w:eastAsia="Charis SIL Regular"/>
-          <w:b w:val="0"/>
-          <w:i w:val="0"/>
-          <w:color w:val="000000"/>
-          <w:sz w:val="24"/>
-        </w:rPr>
-        <w:hyperlink r:id="rId9" w:history="1">
-          <w:r>
-            <w:rPr>
-              <w:rStyle w:val="Hyperlink"/>
-            </w:rPr>
-            <w:t>tly m</w:t>
-          </w:r>
-        </w:hyperlink>
+        <w:t xml:space="preserve"> in particular had a large number of civil servants, who were partly m</w:t>
       </w:r>
       <w:r>
         <w:rPr>
@@ -907,7 +889,32 @@
           <w:color w:val="000000"/>
           <w:sz w:val="24"/>
         </w:rPr>
-        <w:t>istribute th</w:t>
+        <w:hyperlink r:id="rId12" w:history="1">
+          <w:r>
+            <w:rPr>
+              <w:rStyle w:val="Hyperlink"/>
+            </w:rPr>
+            <w:t>istribute</w:t>
+          </w:r>
+        </w:hyperlink>
+      </w:r>
+      <w:r>
+        <w:rPr>
+          <w:u w:val="single" w:color="0000ff"/>
+          <w:rFonts w:ascii="Charis SIL Regular" w:hAnsi="Charis SIL Regular" w:eastAsia="Charis SIL Regular"/>
+          <w:b w:val="0"/>
+          <w:i w:val="0"/>
+          <w:color w:val="000000"/>
+          <w:sz w:val="24"/>
+        </w:rPr>
+        <w:hyperlink r:id="rId12" w:history="1">
+          <w:r>
+            <w:rPr>
+              <w:rStyle w:val="Hyperlink"/>
+            </w:rPr>
+            <w:t xml:space="preserve"> th</w:t>
+          </w:r>
+        </w:hyperlink>
       </w:r>
       <w:r>
         <w:rPr>
@@ -1723,13 +1730,29 @@
             <w:rPr>
               <w:rStyle w:val="Hyperlink"/>
             </w:rPr>
-            <w:t>affairs</w:t>
+            <w:t>affair</w:t>
           </w:r>
         </w:hyperlink>
       </w:r>
       <w:r>
         <w:rPr>
-          <w:u w:val="single" w:color="0000ff"/>
+          <w:rFonts w:ascii="Charis SIL Regular" w:hAnsi="Charis SIL Regular" w:eastAsia="Charis SIL Regular"/>
+          <w:b w:val="0"/>
+          <w:i w:val="0"/>
+          <w:color w:val="000000"/>
+          <w:sz w:val="24"/>
+        </w:rPr>
+        <w:hyperlink r:id="rId17" w:history="1">
+          <w:r>
+            <w:rPr>
+              <w:rStyle w:val="Hyperlink"/>
+            </w:rPr>
+            <w:t>s</w:t>
+          </w:r>
+        </w:hyperlink>
+      </w:r>
+      <w:r>
+        <w:rPr>
           <w:rFonts w:ascii="Charis SIL Regular" w:hAnsi="Charis SIL Regular" w:eastAsia="Charis SIL Regular"/>
           <w:b w:val="0"/>
           <w:i w:val="0"/>
@@ -1770,7 +1793,7 @@
             <w:rPr>
               <w:rStyle w:val="Hyperlink"/>
             </w:rPr>
-            <w:t>n the</w:t>
+            <w:t xml:space="preserve">n the </w:t>
           </w:r>
         </w:hyperlink>
       </w:r>
@@ -1782,7 +1805,7 @@
           <w:color w:val="000000"/>
           <w:sz w:val="24"/>
         </w:rPr>
-        <w:t xml:space="preserve"> various colonies through the Koloniaal Verslag (Colonial Report). This </w:t>
+        <w:t xml:space="preserve">various colonies through the Koloniaal Verslag (Colonial Report). This </w:t>
       </w:r>
       <w:r>
         <w:br/>
@@ -2265,7 +2288,7 @@
           <w:sz w:val="24"/>
           <w:u w:val="single"/>
         </w:rPr>
-        <w:t>Scientific research in colo</w:t>
+        <w:t>Scientific research in col</w:t>
       </w:r>
       <w:r>
         <w:rPr>
@@ -2276,7 +2299,7 @@
           <w:sz w:val="24"/>
           <w:u w:val="single"/>
         </w:rPr>
-        <w:t>nised territorie</w:t>
+        <w:t>o</w:t>
       </w:r>
       <w:r>
         <w:rPr>
@@ -2285,8 +2308,9 @@
           <w:i w:val="0"/>
           <w:color w:val="0000FF"/>
           <w:sz w:val="24"/>
-        </w:rPr>
-        <w:t>s</w:t>
+          <w:u w:val="single"/>
+        </w:rPr>
+        <w:t>nised territories</w:t>
       </w:r>
       <w:r>
         <w:br/>
@@ -3325,15 +3349,9 @@
           <w:i w:val="0"/>
           <w:color w:val="0000FF"/>
           <w:sz w:val="24"/>
-        </w:rPr>
-        <w:hyperlink r:id="rId22" w:history="1">
-          <w:r>
-            <w:rPr>
-              <w:rStyle w:val="Hyperlink"/>
-            </w:rPr>
-            <w:t>.n</w:t>
-          </w:r>
-        </w:hyperlink>
+          <w:u w:val="single"/>
+        </w:rPr>
+        <w:t>.n</w:t>
       </w:r>
       <w:r>
         <w:rPr>
@@ -4890,7 +4908,7 @@
           <w:sz w:val="24"/>
           <w:u w:val="single"/>
         </w:rPr>
-        <w:hyperlink r:id="rId30" w:history="1">
+        <w:hyperlink r:id="rId29" w:history="1">
           <w:r>
             <w:rPr>
               <w:rStyle w:val="Hyperlink"/>
@@ -4908,7 +4926,7 @@
           <w:sz w:val="24"/>
           <w:u w:val="single"/>
         </w:rPr>
-        <w:hyperlink r:id="rId30" w:history="1">
+        <w:hyperlink r:id="rId29" w:history="1">
           <w:r>
             <w:rPr>
               <w:rStyle w:val="Hyperlink"/>
@@ -4937,7 +4955,7 @@
           <w:sz w:val="24"/>
           <w:u w:val="single"/>
         </w:rPr>
-        <w:hyperlink r:id="rId30" w:history="1">
+        <w:hyperlink r:id="rId29" w:history="1">
           <w:r>
             <w:rPr>
               <w:rStyle w:val="Hyperlink"/>
@@ -5038,7 +5056,7 @@
           <w:sz w:val="24"/>
           <w:u w:val="single"/>
         </w:rPr>
-        <w:hyperlink r:id="rId31" w:history="1">
+        <w:hyperlink r:id="rId30" w:history="1">
           <w:r>
             <w:rPr>
               <w:rStyle w:val="Hyperlink"/>
@@ -5056,7 +5074,7 @@
           <w:sz w:val="24"/>
           <w:u w:val="single"/>
         </w:rPr>
-        <w:hyperlink r:id="rId31" w:history="1">
+        <w:hyperlink r:id="rId30" w:history="1">
           <w:r>
             <w:rPr>
               <w:rStyle w:val="Hyperlink"/>
@@ -5074,7 +5092,7 @@
           <w:sz w:val="24"/>
           <w:u w:val="single"/>
         </w:rPr>
-        <w:hyperlink r:id="rId31" w:history="1">
+        <w:hyperlink r:id="rId30" w:history="1">
           <w:r>
             <w:rPr>
               <w:rStyle w:val="Hyperlink"/>
@@ -5102,7 +5120,7 @@
           <w:sz w:val="24"/>
           <w:u w:val="single"/>
         </w:rPr>
-        <w:hyperlink r:id="rId32" w:history="1">
+        <w:hyperlink r:id="rId31" w:history="1">
           <w:r>
             <w:rPr>
               <w:rStyle w:val="Hyperlink"/>
@@ -5131,7 +5149,7 @@
           <w:sz w:val="24"/>
           <w:u w:val="single"/>
         </w:rPr>
-        <w:hyperlink r:id="rId32" w:history="1">
+        <w:hyperlink r:id="rId31" w:history="1">
           <w:r>
             <w:rPr>
               <w:rStyle w:val="Hyperlink"/>
@@ -5159,7 +5177,7 @@
           <w:sz w:val="24"/>
           <w:u w:val="single"/>
         </w:rPr>
-        <w:hyperlink r:id="rId31" w:history="1">
+        <w:hyperlink r:id="rId30" w:history="1">
           <w:r>
             <w:rPr>
               <w:rStyle w:val="Hyperlink"/>
@@ -5177,7 +5195,7 @@
           <w:sz w:val="24"/>
           <w:u w:val="single"/>
         </w:rPr>
-        <w:hyperlink r:id="rId31" w:history="1">
+        <w:hyperlink r:id="rId30" w:history="1">
           <w:r>
             <w:rPr>
               <w:rStyle w:val="Hyperlink"/>
@@ -5206,7 +5224,7 @@
           <w:sz w:val="24"/>
           <w:u w:val="single"/>
         </w:rPr>
-        <w:hyperlink r:id="rId31" w:history="1">
+        <w:hyperlink r:id="rId30" w:history="1">
           <w:r>
             <w:rPr>
               <w:rStyle w:val="Hyperlink"/>

--- a/EXPORTS/DOCX/published/niveau2/English/CivilServants.docx
+++ b/EXPORTS/DOCX/published/niveau2/English/CivilServants.docx
@@ -242,7 +242,43 @@
           <w:color w:val="000000"/>
           <w:sz w:val="24"/>
         </w:rPr>
-        <w:t xml:space="preserve"> in particular had a large number of civil servants, who were partly m</w:t>
+        <w:t xml:space="preserve"> in particular had a large number of civil servants, who we</w:t>
+      </w:r>
+      <w:r>
+        <w:rPr>
+          <w:u w:val="single" w:color="0000ff"/>
+          <w:rFonts w:ascii="Charis SIL Regular" w:hAnsi="Charis SIL Regular" w:eastAsia="Charis SIL Regular"/>
+          <w:b w:val="0"/>
+          <w:i w:val="0"/>
+          <w:color w:val="000000"/>
+          <w:sz w:val="24"/>
+        </w:rPr>
+        <w:hyperlink r:id="rId9" w:history="1">
+          <w:r>
+            <w:rPr>
+              <w:rStyle w:val="Hyperlink"/>
+            </w:rPr>
+            <w:t>re par</w:t>
+          </w:r>
+        </w:hyperlink>
+      </w:r>
+      <w:r>
+        <w:rPr>
+          <w:u w:val="single" w:color="0000ff"/>
+          <w:rFonts w:ascii="Charis SIL Regular" w:hAnsi="Charis SIL Regular" w:eastAsia="Charis SIL Regular"/>
+          <w:b w:val="0"/>
+          <w:i w:val="0"/>
+          <w:color w:val="000000"/>
+          <w:sz w:val="24"/>
+        </w:rPr>
+        <w:hyperlink r:id="rId9" w:history="1">
+          <w:r>
+            <w:rPr>
+              <w:rStyle w:val="Hyperlink"/>
+            </w:rPr>
+            <w:t>tly m</w:t>
+          </w:r>
+        </w:hyperlink>
       </w:r>
       <w:r>
         <w:rPr>
@@ -792,111 +828,13 @@
       </w:r>
       <w:r>
         <w:rPr>
-          <w:u w:val="single" w:color="0000ff"/>
           <w:rFonts w:ascii="Charis SIL Regular" w:hAnsi="Charis SIL Regular" w:eastAsia="Charis SIL Regular"/>
           <w:b w:val="0"/>
           <w:i w:val="0"/>
           <w:color w:val="000000"/>
           <w:sz w:val="24"/>
         </w:rPr>
-        <w:hyperlink r:id="rId12" w:history="1">
-          <w:r>
-            <w:rPr>
-              <w:rStyle w:val="Hyperlink"/>
-            </w:rPr>
-            <w:t>Sciences), w</w:t>
-          </w:r>
-        </w:hyperlink>
-      </w:r>
-      <w:r>
-        <w:rPr>
-          <w:u w:val="single" w:color="0000ff"/>
-          <w:rFonts w:ascii="Charis SIL Regular" w:hAnsi="Charis SIL Regular" w:eastAsia="Charis SIL Regular"/>
-          <w:b w:val="0"/>
-          <w:i w:val="0"/>
-          <w:color w:val="000000"/>
-          <w:sz w:val="24"/>
-        </w:rPr>
-        <w:hyperlink r:id="rId12" w:history="1">
-          <w:r>
-            <w:rPr>
-              <w:rStyle w:val="Hyperlink"/>
-            </w:rPr>
-            <w:t>hich would t</w:t>
-          </w:r>
-        </w:hyperlink>
-      </w:r>
-      <w:r>
-        <w:rPr>
-          <w:u w:val="single" w:color="0000ff"/>
-          <w:rFonts w:ascii="Charis SIL Regular" w:hAnsi="Charis SIL Regular" w:eastAsia="Charis SIL Regular"/>
-          <w:b w:val="0"/>
-          <w:i w:val="0"/>
-          <w:color w:val="000000"/>
-          <w:sz w:val="24"/>
-        </w:rPr>
-        <w:hyperlink r:id="rId12" w:history="1">
-          <w:r>
-            <w:rPr>
-              <w:rStyle w:val="Hyperlink"/>
-            </w:rPr>
-            <w:t>h</w:t>
-          </w:r>
-        </w:hyperlink>
-      </w:r>
-      <w:r>
-        <w:rPr>
-          <w:u w:val="single" w:color="0000ff"/>
-          <w:rFonts w:ascii="Charis SIL Regular" w:hAnsi="Charis SIL Regular" w:eastAsia="Charis SIL Regular"/>
-          <w:b w:val="0"/>
-          <w:i w:val="0"/>
-          <w:color w:val="000000"/>
-          <w:sz w:val="24"/>
-        </w:rPr>
-        <w:hyperlink r:id="rId12" w:history="1">
-          <w:r>
-            <w:rPr>
-              <w:rStyle w:val="Hyperlink"/>
-            </w:rPr>
-            <w:t xml:space="preserve">en </w:t>
-          </w:r>
-        </w:hyperlink>
-      </w:r>
-      <w:r>
-        <w:rPr>
-          <w:u w:val="single" w:color="0000ff"/>
-          <w:rFonts w:ascii="Charis SIL Regular" w:hAnsi="Charis SIL Regular" w:eastAsia="Charis SIL Regular"/>
-          <w:b w:val="0"/>
-          <w:i w:val="0"/>
-          <w:color w:val="000000"/>
-          <w:sz w:val="24"/>
-        </w:rPr>
-        <w:hyperlink r:id="rId12" w:history="1">
-          <w:r>
-            <w:rPr>
-              <w:rStyle w:val="Hyperlink"/>
-            </w:rPr>
-            <w:t>d</w:t>
-          </w:r>
-        </w:hyperlink>
-      </w:r>
-      <w:r>
-        <w:rPr>
-          <w:u w:val="single" w:color="0000ff"/>
-          <w:rFonts w:ascii="Charis SIL Regular" w:hAnsi="Charis SIL Regular" w:eastAsia="Charis SIL Regular"/>
-          <w:b w:val="0"/>
-          <w:i w:val="0"/>
-          <w:color w:val="000000"/>
-          <w:sz w:val="24"/>
-        </w:rPr>
-        <w:hyperlink r:id="rId12" w:history="1">
-          <w:r>
-            <w:rPr>
-              <w:rStyle w:val="Hyperlink"/>
-            </w:rPr>
-            <w:t>istribute</w:t>
-          </w:r>
-        </w:hyperlink>
+        <w:t>Sciences), which would then distribute</w:t>
       </w:r>
       <w:r>
         <w:rPr>
@@ -1730,29 +1668,13 @@
             <w:rPr>
               <w:rStyle w:val="Hyperlink"/>
             </w:rPr>
-            <w:t>affair</w:t>
+            <w:t>affairs</w:t>
           </w:r>
         </w:hyperlink>
       </w:r>
       <w:r>
         <w:rPr>
-          <w:rFonts w:ascii="Charis SIL Regular" w:hAnsi="Charis SIL Regular" w:eastAsia="Charis SIL Regular"/>
-          <w:b w:val="0"/>
-          <w:i w:val="0"/>
-          <w:color w:val="000000"/>
-          <w:sz w:val="24"/>
-        </w:rPr>
-        <w:hyperlink r:id="rId17" w:history="1">
-          <w:r>
-            <w:rPr>
-              <w:rStyle w:val="Hyperlink"/>
-            </w:rPr>
-            <w:t>s</w:t>
-          </w:r>
-        </w:hyperlink>
-      </w:r>
-      <w:r>
-        <w:rPr>
+          <w:u w:val="single" w:color="0000ff"/>
           <w:rFonts w:ascii="Charis SIL Regular" w:hAnsi="Charis SIL Regular" w:eastAsia="Charis SIL Regular"/>
           <w:b w:val="0"/>
           <w:i w:val="0"/>
@@ -1793,7 +1715,7 @@
             <w:rPr>
               <w:rStyle w:val="Hyperlink"/>
             </w:rPr>
-            <w:t xml:space="preserve">n the </w:t>
+            <w:t>n the</w:t>
           </w:r>
         </w:hyperlink>
       </w:r>
@@ -1805,7 +1727,7 @@
           <w:color w:val="000000"/>
           <w:sz w:val="24"/>
         </w:rPr>
-        <w:t xml:space="preserve">various colonies through the Koloniaal Verslag (Colonial Report). This </w:t>
+        <w:t xml:space="preserve"> various colonies through the Koloniaal Verslag (Colonial Report). This </w:t>
       </w:r>
       <w:r>
         <w:br/>
@@ -2288,7 +2210,7 @@
           <w:sz w:val="24"/>
           <w:u w:val="single"/>
         </w:rPr>
-        <w:t>Scientific research in col</w:t>
+        <w:t>Scientific research in colo</w:t>
       </w:r>
       <w:r>
         <w:rPr>
@@ -2299,7 +2221,7 @@
           <w:sz w:val="24"/>
           <w:u w:val="single"/>
         </w:rPr>
-        <w:t>o</w:t>
+        <w:t>nised territorie</w:t>
       </w:r>
       <w:r>
         <w:rPr>
@@ -2308,9 +2230,8 @@
           <w:i w:val="0"/>
           <w:color w:val="0000FF"/>
           <w:sz w:val="24"/>
-          <w:u w:val="single"/>
-        </w:rPr>
-        <w:t>nised territories</w:t>
+        </w:rPr>
+        <w:t>s</w:t>
       </w:r>
       <w:r>
         <w:br/>
@@ -4955,7 +4876,7 @@
           <w:sz w:val="24"/>
           <w:u w:val="single"/>
         </w:rPr>
-        <w:hyperlink r:id="rId29" w:history="1">
+        <w:hyperlink r:id="rId30" w:history="1">
           <w:r>
             <w:rPr>
               <w:rStyle w:val="Hyperlink"/>
@@ -5056,7 +4977,7 @@
           <w:sz w:val="24"/>
           <w:u w:val="single"/>
         </w:rPr>
-        <w:hyperlink r:id="rId30" w:history="1">
+        <w:hyperlink r:id="rId31" w:history="1">
           <w:r>
             <w:rPr>
               <w:rStyle w:val="Hyperlink"/>
@@ -5074,7 +4995,7 @@
           <w:sz w:val="24"/>
           <w:u w:val="single"/>
         </w:rPr>
-        <w:hyperlink r:id="rId30" w:history="1">
+        <w:hyperlink r:id="rId31" w:history="1">
           <w:r>
             <w:rPr>
               <w:rStyle w:val="Hyperlink"/>
@@ -5092,7 +5013,7 @@
           <w:sz w:val="24"/>
           <w:u w:val="single"/>
         </w:rPr>
-        <w:hyperlink r:id="rId30" w:history="1">
+        <w:hyperlink r:id="rId31" w:history="1">
           <w:r>
             <w:rPr>
               <w:rStyle w:val="Hyperlink"/>
@@ -5120,7 +5041,7 @@
           <w:sz w:val="24"/>
           <w:u w:val="single"/>
         </w:rPr>
-        <w:hyperlink r:id="rId31" w:history="1">
+        <w:hyperlink r:id="rId32" w:history="1">
           <w:r>
             <w:rPr>
               <w:rStyle w:val="Hyperlink"/>
@@ -5149,7 +5070,7 @@
           <w:sz w:val="24"/>
           <w:u w:val="single"/>
         </w:rPr>
-        <w:hyperlink r:id="rId31" w:history="1">
+        <w:hyperlink r:id="rId32" w:history="1">
           <w:r>
             <w:rPr>
               <w:rStyle w:val="Hyperlink"/>
@@ -5177,7 +5098,7 @@
           <w:sz w:val="24"/>
           <w:u w:val="single"/>
         </w:rPr>
-        <w:hyperlink r:id="rId30" w:history="1">
+        <w:hyperlink r:id="rId31" w:history="1">
           <w:r>
             <w:rPr>
               <w:rStyle w:val="Hyperlink"/>
@@ -5195,7 +5116,7 @@
           <w:sz w:val="24"/>
           <w:u w:val="single"/>
         </w:rPr>
-        <w:hyperlink r:id="rId30" w:history="1">
+        <w:hyperlink r:id="rId31" w:history="1">
           <w:r>
             <w:rPr>
               <w:rStyle w:val="Hyperlink"/>
@@ -5224,7 +5145,7 @@
           <w:sz w:val="24"/>
           <w:u w:val="single"/>
         </w:rPr>
-        <w:hyperlink r:id="rId30" w:history="1">
+        <w:hyperlink r:id="rId31" w:history="1">
           <w:r>
             <w:rPr>
               <w:rStyle w:val="Hyperlink"/>

--- a/EXPORTS/DOCX/published/niveau2/English/CivilServants.docx
+++ b/EXPORTS/DOCX/published/niveau2/English/CivilServants.docx
@@ -828,13 +828,111 @@
       </w:r>
       <w:r>
         <w:rPr>
+          <w:u w:val="single" w:color="0000ff"/>
           <w:rFonts w:ascii="Charis SIL Regular" w:hAnsi="Charis SIL Regular" w:eastAsia="Charis SIL Regular"/>
           <w:b w:val="0"/>
           <w:i w:val="0"/>
           <w:color w:val="000000"/>
           <w:sz w:val="24"/>
         </w:rPr>
-        <w:t>Sciences), which would then distribute</w:t>
+        <w:hyperlink r:id="rId12" w:history="1">
+          <w:r>
+            <w:rPr>
+              <w:rStyle w:val="Hyperlink"/>
+            </w:rPr>
+            <w:t>Sciences), w</w:t>
+          </w:r>
+        </w:hyperlink>
+      </w:r>
+      <w:r>
+        <w:rPr>
+          <w:u w:val="single" w:color="0000ff"/>
+          <w:rFonts w:ascii="Charis SIL Regular" w:hAnsi="Charis SIL Regular" w:eastAsia="Charis SIL Regular"/>
+          <w:b w:val="0"/>
+          <w:i w:val="0"/>
+          <w:color w:val="000000"/>
+          <w:sz w:val="24"/>
+        </w:rPr>
+        <w:hyperlink r:id="rId12" w:history="1">
+          <w:r>
+            <w:rPr>
+              <w:rStyle w:val="Hyperlink"/>
+            </w:rPr>
+            <w:t>hich would t</w:t>
+          </w:r>
+        </w:hyperlink>
+      </w:r>
+      <w:r>
+        <w:rPr>
+          <w:u w:val="single" w:color="0000ff"/>
+          <w:rFonts w:ascii="Charis SIL Regular" w:hAnsi="Charis SIL Regular" w:eastAsia="Charis SIL Regular"/>
+          <w:b w:val="0"/>
+          <w:i w:val="0"/>
+          <w:color w:val="000000"/>
+          <w:sz w:val="24"/>
+        </w:rPr>
+        <w:hyperlink r:id="rId12" w:history="1">
+          <w:r>
+            <w:rPr>
+              <w:rStyle w:val="Hyperlink"/>
+            </w:rPr>
+            <w:t>h</w:t>
+          </w:r>
+        </w:hyperlink>
+      </w:r>
+      <w:r>
+        <w:rPr>
+          <w:u w:val="single" w:color="0000ff"/>
+          <w:rFonts w:ascii="Charis SIL Regular" w:hAnsi="Charis SIL Regular" w:eastAsia="Charis SIL Regular"/>
+          <w:b w:val="0"/>
+          <w:i w:val="0"/>
+          <w:color w:val="000000"/>
+          <w:sz w:val="24"/>
+        </w:rPr>
+        <w:hyperlink r:id="rId12" w:history="1">
+          <w:r>
+            <w:rPr>
+              <w:rStyle w:val="Hyperlink"/>
+            </w:rPr>
+            <w:t xml:space="preserve">en </w:t>
+          </w:r>
+        </w:hyperlink>
+      </w:r>
+      <w:r>
+        <w:rPr>
+          <w:u w:val="single" w:color="0000ff"/>
+          <w:rFonts w:ascii="Charis SIL Regular" w:hAnsi="Charis SIL Regular" w:eastAsia="Charis SIL Regular"/>
+          <w:b w:val="0"/>
+          <w:i w:val="0"/>
+          <w:color w:val="000000"/>
+          <w:sz w:val="24"/>
+        </w:rPr>
+        <w:hyperlink r:id="rId12" w:history="1">
+          <w:r>
+            <w:rPr>
+              <w:rStyle w:val="Hyperlink"/>
+            </w:rPr>
+            <w:t>d</w:t>
+          </w:r>
+        </w:hyperlink>
+      </w:r>
+      <w:r>
+        <w:rPr>
+          <w:u w:val="single" w:color="0000ff"/>
+          <w:rFonts w:ascii="Charis SIL Regular" w:hAnsi="Charis SIL Regular" w:eastAsia="Charis SIL Regular"/>
+          <w:b w:val="0"/>
+          <w:i w:val="0"/>
+          <w:color w:val="000000"/>
+          <w:sz w:val="24"/>
+        </w:rPr>
+        <w:hyperlink r:id="rId12" w:history="1">
+          <w:r>
+            <w:rPr>
+              <w:rStyle w:val="Hyperlink"/>
+            </w:rPr>
+            <w:t>istribute</w:t>
+          </w:r>
+        </w:hyperlink>
       </w:r>
       <w:r>
         <w:rPr>
@@ -3270,9 +3368,15 @@
           <w:i w:val="0"/>
           <w:color w:val="0000FF"/>
           <w:sz w:val="24"/>
-          <w:u w:val="single"/>
-        </w:rPr>
-        <w:t>.n</w:t>
+        </w:rPr>
+        <w:hyperlink r:id="rId22" w:history="1">
+          <w:r>
+            <w:rPr>
+              <w:rStyle w:val="Hyperlink"/>
+            </w:rPr>
+            <w:t>.n</w:t>
+          </w:r>
+        </w:hyperlink>
       </w:r>
       <w:r>
         <w:rPr>
@@ -4829,7 +4933,7 @@
           <w:sz w:val="24"/>
           <w:u w:val="single"/>
         </w:rPr>
-        <w:hyperlink r:id="rId29" w:history="1">
+        <w:hyperlink r:id="rId30" w:history="1">
           <w:r>
             <w:rPr>
               <w:rStyle w:val="Hyperlink"/>
@@ -4847,7 +4951,7 @@
           <w:sz w:val="24"/>
           <w:u w:val="single"/>
         </w:rPr>
-        <w:hyperlink r:id="rId29" w:history="1">
+        <w:hyperlink r:id="rId30" w:history="1">
           <w:r>
             <w:rPr>
               <w:rStyle w:val="Hyperlink"/>

--- a/EXPORTS/DOCX/published/niveau2/English/CivilServants.docx
+++ b/EXPORTS/DOCX/published/niveau2/English/CivilServants.docx
@@ -828,129 +828,13 @@
       </w:r>
       <w:r>
         <w:rPr>
-          <w:u w:val="single" w:color="0000ff"/>
           <w:rFonts w:ascii="Charis SIL Regular" w:hAnsi="Charis SIL Regular" w:eastAsia="Charis SIL Regular"/>
           <w:b w:val="0"/>
           <w:i w:val="0"/>
           <w:color w:val="000000"/>
           <w:sz w:val="24"/>
         </w:rPr>
-        <w:hyperlink r:id="rId12" w:history="1">
-          <w:r>
-            <w:rPr>
-              <w:rStyle w:val="Hyperlink"/>
-            </w:rPr>
-            <w:t>Sciences), w</w:t>
-          </w:r>
-        </w:hyperlink>
-      </w:r>
-      <w:r>
-        <w:rPr>
-          <w:u w:val="single" w:color="0000ff"/>
-          <w:rFonts w:ascii="Charis SIL Regular" w:hAnsi="Charis SIL Regular" w:eastAsia="Charis SIL Regular"/>
-          <w:b w:val="0"/>
-          <w:i w:val="0"/>
-          <w:color w:val="000000"/>
-          <w:sz w:val="24"/>
-        </w:rPr>
-        <w:hyperlink r:id="rId12" w:history="1">
-          <w:r>
-            <w:rPr>
-              <w:rStyle w:val="Hyperlink"/>
-            </w:rPr>
-            <w:t>hich would t</w:t>
-          </w:r>
-        </w:hyperlink>
-      </w:r>
-      <w:r>
-        <w:rPr>
-          <w:u w:val="single" w:color="0000ff"/>
-          <w:rFonts w:ascii="Charis SIL Regular" w:hAnsi="Charis SIL Regular" w:eastAsia="Charis SIL Regular"/>
-          <w:b w:val="0"/>
-          <w:i w:val="0"/>
-          <w:color w:val="000000"/>
-          <w:sz w:val="24"/>
-        </w:rPr>
-        <w:hyperlink r:id="rId12" w:history="1">
-          <w:r>
-            <w:rPr>
-              <w:rStyle w:val="Hyperlink"/>
-            </w:rPr>
-            <w:t>h</w:t>
-          </w:r>
-        </w:hyperlink>
-      </w:r>
-      <w:r>
-        <w:rPr>
-          <w:u w:val="single" w:color="0000ff"/>
-          <w:rFonts w:ascii="Charis SIL Regular" w:hAnsi="Charis SIL Regular" w:eastAsia="Charis SIL Regular"/>
-          <w:b w:val="0"/>
-          <w:i w:val="0"/>
-          <w:color w:val="000000"/>
-          <w:sz w:val="24"/>
-        </w:rPr>
-        <w:hyperlink r:id="rId12" w:history="1">
-          <w:r>
-            <w:rPr>
-              <w:rStyle w:val="Hyperlink"/>
-            </w:rPr>
-            <w:t xml:space="preserve">en </w:t>
-          </w:r>
-        </w:hyperlink>
-      </w:r>
-      <w:r>
-        <w:rPr>
-          <w:u w:val="single" w:color="0000ff"/>
-          <w:rFonts w:ascii="Charis SIL Regular" w:hAnsi="Charis SIL Regular" w:eastAsia="Charis SIL Regular"/>
-          <w:b w:val="0"/>
-          <w:i w:val="0"/>
-          <w:color w:val="000000"/>
-          <w:sz w:val="24"/>
-        </w:rPr>
-        <w:hyperlink r:id="rId12" w:history="1">
-          <w:r>
-            <w:rPr>
-              <w:rStyle w:val="Hyperlink"/>
-            </w:rPr>
-            <w:t>d</w:t>
-          </w:r>
-        </w:hyperlink>
-      </w:r>
-      <w:r>
-        <w:rPr>
-          <w:u w:val="single" w:color="0000ff"/>
-          <w:rFonts w:ascii="Charis SIL Regular" w:hAnsi="Charis SIL Regular" w:eastAsia="Charis SIL Regular"/>
-          <w:b w:val="0"/>
-          <w:i w:val="0"/>
-          <w:color w:val="000000"/>
-          <w:sz w:val="24"/>
-        </w:rPr>
-        <w:hyperlink r:id="rId12" w:history="1">
-          <w:r>
-            <w:rPr>
-              <w:rStyle w:val="Hyperlink"/>
-            </w:rPr>
-            <w:t>istribute</w:t>
-          </w:r>
-        </w:hyperlink>
-      </w:r>
-      <w:r>
-        <w:rPr>
-          <w:u w:val="single" w:color="0000ff"/>
-          <w:rFonts w:ascii="Charis SIL Regular" w:hAnsi="Charis SIL Regular" w:eastAsia="Charis SIL Regular"/>
-          <w:b w:val="0"/>
-          <w:i w:val="0"/>
-          <w:color w:val="000000"/>
-          <w:sz w:val="24"/>
-        </w:rPr>
-        <w:hyperlink r:id="rId12" w:history="1">
-          <w:r>
-            <w:rPr>
-              <w:rStyle w:val="Hyperlink"/>
-            </w:rPr>
-            <w:t xml:space="preserve"> th</w:t>
-          </w:r>
-        </w:hyperlink>
+        <w:t>Sciences), which would then distribute th</w:t>
       </w:r>
       <w:r>
         <w:rPr>
@@ -2308,7 +2192,7 @@
           <w:sz w:val="24"/>
           <w:u w:val="single"/>
         </w:rPr>
-        <w:t>Scientific research in colo</w:t>
+        <w:t>Scientific research in col</w:t>
       </w:r>
       <w:r>
         <w:rPr>
@@ -2319,7 +2203,7 @@
           <w:sz w:val="24"/>
           <w:u w:val="single"/>
         </w:rPr>
-        <w:t>nised territorie</w:t>
+        <w:t>o</w:t>
       </w:r>
       <w:r>
         <w:rPr>
@@ -2328,8 +2212,9 @@
           <w:i w:val="0"/>
           <w:color w:val="0000FF"/>
           <w:sz w:val="24"/>
-        </w:rPr>
-        <w:t>s</w:t>
+          <w:u w:val="single"/>
+        </w:rPr>
+        <w:t>nised territories</w:t>
       </w:r>
       <w:r>
         <w:br/>
@@ -3368,15 +3253,9 @@
           <w:i w:val="0"/>
           <w:color w:val="0000FF"/>
           <w:sz w:val="24"/>
-        </w:rPr>
-        <w:hyperlink r:id="rId22" w:history="1">
-          <w:r>
-            <w:rPr>
-              <w:rStyle w:val="Hyperlink"/>
-            </w:rPr>
-            <w:t>.n</w:t>
-          </w:r>
-        </w:hyperlink>
+          <w:u w:val="single"/>
+        </w:rPr>
+        <w:t>.n</w:t>
       </w:r>
       <w:r>
         <w:rPr>
@@ -4933,7 +4812,7 @@
           <w:sz w:val="24"/>
           <w:u w:val="single"/>
         </w:rPr>
-        <w:hyperlink r:id="rId30" w:history="1">
+        <w:hyperlink r:id="rId29" w:history="1">
           <w:r>
             <w:rPr>
               <w:rStyle w:val="Hyperlink"/>
@@ -4951,7 +4830,7 @@
           <w:sz w:val="24"/>
           <w:u w:val="single"/>
         </w:rPr>
-        <w:hyperlink r:id="rId30" w:history="1">
+        <w:hyperlink r:id="rId29" w:history="1">
           <w:r>
             <w:rPr>
               <w:rStyle w:val="Hyperlink"/>
@@ -4980,7 +4859,7 @@
           <w:sz w:val="24"/>
           <w:u w:val="single"/>
         </w:rPr>
-        <w:hyperlink r:id="rId30" w:history="1">
+        <w:hyperlink r:id="rId29" w:history="1">
           <w:r>
             <w:rPr>
               <w:rStyle w:val="Hyperlink"/>
@@ -5081,7 +4960,7 @@
           <w:sz w:val="24"/>
           <w:u w:val="single"/>
         </w:rPr>
-        <w:hyperlink r:id="rId31" w:history="1">
+        <w:hyperlink r:id="rId30" w:history="1">
           <w:r>
             <w:rPr>
               <w:rStyle w:val="Hyperlink"/>
@@ -5099,7 +4978,7 @@
           <w:sz w:val="24"/>
           <w:u w:val="single"/>
         </w:rPr>
-        <w:hyperlink r:id="rId31" w:history="1">
+        <w:hyperlink r:id="rId30" w:history="1">
           <w:r>
             <w:rPr>
               <w:rStyle w:val="Hyperlink"/>
@@ -5117,7 +4996,7 @@
           <w:sz w:val="24"/>
           <w:u w:val="single"/>
         </w:rPr>
-        <w:hyperlink r:id="rId31" w:history="1">
+        <w:hyperlink r:id="rId30" w:history="1">
           <w:r>
             <w:rPr>
               <w:rStyle w:val="Hyperlink"/>
@@ -5145,7 +5024,7 @@
           <w:sz w:val="24"/>
           <w:u w:val="single"/>
         </w:rPr>
-        <w:hyperlink r:id="rId32" w:history="1">
+        <w:hyperlink r:id="rId31" w:history="1">
           <w:r>
             <w:rPr>
               <w:rStyle w:val="Hyperlink"/>
@@ -5174,7 +5053,7 @@
           <w:sz w:val="24"/>
           <w:u w:val="single"/>
         </w:rPr>
-        <w:hyperlink r:id="rId32" w:history="1">
+        <w:hyperlink r:id="rId31" w:history="1">
           <w:r>
             <w:rPr>
               <w:rStyle w:val="Hyperlink"/>
@@ -5202,7 +5081,7 @@
           <w:sz w:val="24"/>
           <w:u w:val="single"/>
         </w:rPr>
-        <w:hyperlink r:id="rId31" w:history="1">
+        <w:hyperlink r:id="rId30" w:history="1">
           <w:r>
             <w:rPr>
               <w:rStyle w:val="Hyperlink"/>
@@ -5220,7 +5099,7 @@
           <w:sz w:val="24"/>
           <w:u w:val="single"/>
         </w:rPr>
-        <w:hyperlink r:id="rId31" w:history="1">
+        <w:hyperlink r:id="rId30" w:history="1">
           <w:r>
             <w:rPr>
               <w:rStyle w:val="Hyperlink"/>
@@ -5249,7 +5128,7 @@
           <w:sz w:val="24"/>
           <w:u w:val="single"/>
         </w:rPr>
-        <w:hyperlink r:id="rId31" w:history="1">
+        <w:hyperlink r:id="rId30" w:history="1">
           <w:r>
             <w:rPr>
               <w:rStyle w:val="Hyperlink"/>

--- a/EXPORTS/DOCX/published/niveau2/English/CivilServants.docx
+++ b/EXPORTS/DOCX/published/niveau2/English/CivilServants.docx
@@ -828,13 +828,129 @@
       </w:r>
       <w:r>
         <w:rPr>
+          <w:u w:val="single" w:color="0000ff"/>
           <w:rFonts w:ascii="Charis SIL Regular" w:hAnsi="Charis SIL Regular" w:eastAsia="Charis SIL Regular"/>
           <w:b w:val="0"/>
           <w:i w:val="0"/>
           <w:color w:val="000000"/>
           <w:sz w:val="24"/>
         </w:rPr>
-        <w:t>Sciences), which would then distribute th</w:t>
+        <w:hyperlink r:id="rId12" w:history="1">
+          <w:r>
+            <w:rPr>
+              <w:rStyle w:val="Hyperlink"/>
+            </w:rPr>
+            <w:t>Sciences), w</w:t>
+          </w:r>
+        </w:hyperlink>
+      </w:r>
+      <w:r>
+        <w:rPr>
+          <w:u w:val="single" w:color="0000ff"/>
+          <w:rFonts w:ascii="Charis SIL Regular" w:hAnsi="Charis SIL Regular" w:eastAsia="Charis SIL Regular"/>
+          <w:b w:val="0"/>
+          <w:i w:val="0"/>
+          <w:color w:val="000000"/>
+          <w:sz w:val="24"/>
+        </w:rPr>
+        <w:hyperlink r:id="rId12" w:history="1">
+          <w:r>
+            <w:rPr>
+              <w:rStyle w:val="Hyperlink"/>
+            </w:rPr>
+            <w:t>hich would t</w:t>
+          </w:r>
+        </w:hyperlink>
+      </w:r>
+      <w:r>
+        <w:rPr>
+          <w:u w:val="single" w:color="0000ff"/>
+          <w:rFonts w:ascii="Charis SIL Regular" w:hAnsi="Charis SIL Regular" w:eastAsia="Charis SIL Regular"/>
+          <w:b w:val="0"/>
+          <w:i w:val="0"/>
+          <w:color w:val="000000"/>
+          <w:sz w:val="24"/>
+        </w:rPr>
+        <w:hyperlink r:id="rId12" w:history="1">
+          <w:r>
+            <w:rPr>
+              <w:rStyle w:val="Hyperlink"/>
+            </w:rPr>
+            <w:t>h</w:t>
+          </w:r>
+        </w:hyperlink>
+      </w:r>
+      <w:r>
+        <w:rPr>
+          <w:u w:val="single" w:color="0000ff"/>
+          <w:rFonts w:ascii="Charis SIL Regular" w:hAnsi="Charis SIL Regular" w:eastAsia="Charis SIL Regular"/>
+          <w:b w:val="0"/>
+          <w:i w:val="0"/>
+          <w:color w:val="000000"/>
+          <w:sz w:val="24"/>
+        </w:rPr>
+        <w:hyperlink r:id="rId12" w:history="1">
+          <w:r>
+            <w:rPr>
+              <w:rStyle w:val="Hyperlink"/>
+            </w:rPr>
+            <w:t xml:space="preserve">en </w:t>
+          </w:r>
+        </w:hyperlink>
+      </w:r>
+      <w:r>
+        <w:rPr>
+          <w:u w:val="single" w:color="0000ff"/>
+          <w:rFonts w:ascii="Charis SIL Regular" w:hAnsi="Charis SIL Regular" w:eastAsia="Charis SIL Regular"/>
+          <w:b w:val="0"/>
+          <w:i w:val="0"/>
+          <w:color w:val="000000"/>
+          <w:sz w:val="24"/>
+        </w:rPr>
+        <w:hyperlink r:id="rId12" w:history="1">
+          <w:r>
+            <w:rPr>
+              <w:rStyle w:val="Hyperlink"/>
+            </w:rPr>
+            <w:t>d</w:t>
+          </w:r>
+        </w:hyperlink>
+      </w:r>
+      <w:r>
+        <w:rPr>
+          <w:u w:val="single" w:color="0000ff"/>
+          <w:rFonts w:ascii="Charis SIL Regular" w:hAnsi="Charis SIL Regular" w:eastAsia="Charis SIL Regular"/>
+          <w:b w:val="0"/>
+          <w:i w:val="0"/>
+          <w:color w:val="000000"/>
+          <w:sz w:val="24"/>
+        </w:rPr>
+        <w:hyperlink r:id="rId12" w:history="1">
+          <w:r>
+            <w:rPr>
+              <w:rStyle w:val="Hyperlink"/>
+            </w:rPr>
+            <w:t>istribute</w:t>
+          </w:r>
+        </w:hyperlink>
+      </w:r>
+      <w:r>
+        <w:rPr>
+          <w:u w:val="single" w:color="0000ff"/>
+          <w:rFonts w:ascii="Charis SIL Regular" w:hAnsi="Charis SIL Regular" w:eastAsia="Charis SIL Regular"/>
+          <w:b w:val="0"/>
+          <w:i w:val="0"/>
+          <w:color w:val="000000"/>
+          <w:sz w:val="24"/>
+        </w:rPr>
+        <w:hyperlink r:id="rId12" w:history="1">
+          <w:r>
+            <w:rPr>
+              <w:rStyle w:val="Hyperlink"/>
+            </w:rPr>
+            <w:t xml:space="preserve"> th</w:t>
+          </w:r>
+        </w:hyperlink>
       </w:r>
       <w:r>
         <w:rPr>
@@ -1667,6 +1783,16 @@
       </w:r>
       <w:r>
         <w:rPr>
+          <w:rFonts w:ascii="Charis SIL Regular" w:hAnsi="Charis SIL Regular" w:eastAsia="Charis SIL Regular"/>
+          <w:b w:val="0"/>
+          <w:i w:val="0"/>
+          <w:color w:val="000000"/>
+          <w:sz w:val="24"/>
+        </w:rPr>
+        <w:t>i</w:t>
+      </w:r>
+      <w:r>
+        <w:rPr>
           <w:u w:val="single" w:color="0000ff"/>
           <w:rFonts w:ascii="Charis SIL Regular" w:hAnsi="Charis SIL Regular" w:eastAsia="Charis SIL Regular"/>
           <w:b w:val="0"/>
@@ -1679,37 +1805,19 @@
             <w:rPr>
               <w:rStyle w:val="Hyperlink"/>
             </w:rPr>
-            <w:t>i</w:t>
+            <w:t xml:space="preserve">n the </w:t>
           </w:r>
         </w:hyperlink>
       </w:r>
       <w:r>
         <w:rPr>
-          <w:u w:val="single" w:color="0000ff"/>
           <w:rFonts w:ascii="Charis SIL Regular" w:hAnsi="Charis SIL Regular" w:eastAsia="Charis SIL Regular"/>
           <w:b w:val="0"/>
           <w:i w:val="0"/>
           <w:color w:val="000000"/>
           <w:sz w:val="24"/>
         </w:rPr>
-        <w:hyperlink r:id="rId17" w:history="1">
-          <w:r>
-            <w:rPr>
-              <w:rStyle w:val="Hyperlink"/>
-            </w:rPr>
-            <w:t>n the</w:t>
-          </w:r>
-        </w:hyperlink>
-      </w:r>
-      <w:r>
-        <w:rPr>
-          <w:rFonts w:ascii="Charis SIL Regular" w:hAnsi="Charis SIL Regular" w:eastAsia="Charis SIL Regular"/>
-          <w:b w:val="0"/>
-          <w:i w:val="0"/>
-          <w:color w:val="000000"/>
-          <w:sz w:val="24"/>
-        </w:rPr>
-        <w:t xml:space="preserve"> various colonies through the Koloniaal Verslag (Colonial Report). This </w:t>
+        <w:t xml:space="preserve">various colonies through the Koloniaal Verslag (Colonial Report). This </w:t>
       </w:r>
       <w:r>
         <w:br/>
@@ -3253,9 +3361,15 @@
           <w:i w:val="0"/>
           <w:color w:val="0000FF"/>
           <w:sz w:val="24"/>
-          <w:u w:val="single"/>
-        </w:rPr>
-        <w:t>.n</w:t>
+        </w:rPr>
+        <w:hyperlink r:id="rId22" w:history="1">
+          <w:r>
+            <w:rPr>
+              <w:rStyle w:val="Hyperlink"/>
+            </w:rPr>
+            <w:t>.n</w:t>
+          </w:r>
+        </w:hyperlink>
       </w:r>
       <w:r>
         <w:rPr>

--- a/EXPORTS/DOCX/published/niveau2/English/CivilServants.docx
+++ b/EXPORTS/DOCX/published/niveau2/English/CivilServants.docx
@@ -835,104 +835,7 @@
           <w:color w:val="000000"/>
           <w:sz w:val="24"/>
         </w:rPr>
-        <w:hyperlink r:id="rId12" w:history="1">
-          <w:r>
-            <w:rPr>
-              <w:rStyle w:val="Hyperlink"/>
-            </w:rPr>
-            <w:t>Sciences), w</w:t>
-          </w:r>
-        </w:hyperlink>
-      </w:r>
-      <w:r>
-        <w:rPr>
-          <w:u w:val="single" w:color="0000ff"/>
-          <w:rFonts w:ascii="Charis SIL Regular" w:hAnsi="Charis SIL Regular" w:eastAsia="Charis SIL Regular"/>
-          <w:b w:val="0"/>
-          <w:i w:val="0"/>
-          <w:color w:val="000000"/>
-          <w:sz w:val="24"/>
-        </w:rPr>
-        <w:hyperlink r:id="rId12" w:history="1">
-          <w:r>
-            <w:rPr>
-              <w:rStyle w:val="Hyperlink"/>
-            </w:rPr>
-            <w:t>hich would t</w:t>
-          </w:r>
-        </w:hyperlink>
-      </w:r>
-      <w:r>
-        <w:rPr>
-          <w:u w:val="single" w:color="0000ff"/>
-          <w:rFonts w:ascii="Charis SIL Regular" w:hAnsi="Charis SIL Regular" w:eastAsia="Charis SIL Regular"/>
-          <w:b w:val="0"/>
-          <w:i w:val="0"/>
-          <w:color w:val="000000"/>
-          <w:sz w:val="24"/>
-        </w:rPr>
-        <w:hyperlink r:id="rId12" w:history="1">
-          <w:r>
-            <w:rPr>
-              <w:rStyle w:val="Hyperlink"/>
-            </w:rPr>
-            <w:t>h</w:t>
-          </w:r>
-        </w:hyperlink>
-      </w:r>
-      <w:r>
-        <w:rPr>
-          <w:u w:val="single" w:color="0000ff"/>
-          <w:rFonts w:ascii="Charis SIL Regular" w:hAnsi="Charis SIL Regular" w:eastAsia="Charis SIL Regular"/>
-          <w:b w:val="0"/>
-          <w:i w:val="0"/>
-          <w:color w:val="000000"/>
-          <w:sz w:val="24"/>
-        </w:rPr>
-        <w:hyperlink r:id="rId12" w:history="1">
-          <w:r>
-            <w:rPr>
-              <w:rStyle w:val="Hyperlink"/>
-            </w:rPr>
-            <w:t xml:space="preserve">en </w:t>
-          </w:r>
-        </w:hyperlink>
-      </w:r>
-      <w:r>
-        <w:rPr>
-          <w:u w:val="single" w:color="0000ff"/>
-          <w:rFonts w:ascii="Charis SIL Regular" w:hAnsi="Charis SIL Regular" w:eastAsia="Charis SIL Regular"/>
-          <w:b w:val="0"/>
-          <w:i w:val="0"/>
-          <w:color w:val="000000"/>
-          <w:sz w:val="24"/>
-        </w:rPr>
-        <w:hyperlink r:id="rId12" w:history="1">
-          <w:r>
-            <w:rPr>
-              <w:rStyle w:val="Hyperlink"/>
-            </w:rPr>
-            <w:t>d</w:t>
-          </w:r>
-        </w:hyperlink>
-      </w:r>
-      <w:r>
-        <w:rPr>
-          <w:u w:val="single" w:color="0000ff"/>
-          <w:rFonts w:ascii="Charis SIL Regular" w:hAnsi="Charis SIL Regular" w:eastAsia="Charis SIL Regular"/>
-          <w:b w:val="0"/>
-          <w:i w:val="0"/>
-          <w:color w:val="000000"/>
-          <w:sz w:val="24"/>
-        </w:rPr>
-        <w:hyperlink r:id="rId12" w:history="1">
-          <w:r>
-            <w:rPr>
-              <w:rStyle w:val="Hyperlink"/>
-            </w:rPr>
-            <w:t>istribute</w:t>
-          </w:r>
-        </w:hyperlink>
+        <w:t>Sciences), which would then distribute</w:t>
       </w:r>
       <w:r>
         <w:rPr>
@@ -1426,14 +1329,7 @@
           <w:color w:val="000000"/>
           <w:sz w:val="24"/>
         </w:rPr>
-        <w:hyperlink r:id="rId15" w:history="1">
-          <w:r>
-            <w:rPr>
-              <w:rStyle w:val="Hyperlink"/>
-            </w:rPr>
-            <w:t>East Indi</w:t>
-          </w:r>
-        </w:hyperlink>
+        <w:t>East Indi</w:t>
       </w:r>
       <w:r>
         <w:rPr>
@@ -1783,16 +1679,6 @@
       </w:r>
       <w:r>
         <w:rPr>
-          <w:rFonts w:ascii="Charis SIL Regular" w:hAnsi="Charis SIL Regular" w:eastAsia="Charis SIL Regular"/>
-          <w:b w:val="0"/>
-          <w:i w:val="0"/>
-          <w:color w:val="000000"/>
-          <w:sz w:val="24"/>
-        </w:rPr>
-        <w:t>i</w:t>
-      </w:r>
-      <w:r>
-        <w:rPr>
           <w:u w:val="single" w:color="0000ff"/>
           <w:rFonts w:ascii="Charis SIL Regular" w:hAnsi="Charis SIL Regular" w:eastAsia="Charis SIL Regular"/>
           <w:b w:val="0"/>
@@ -1805,19 +1691,37 @@
             <w:rPr>
               <w:rStyle w:val="Hyperlink"/>
             </w:rPr>
-            <w:t xml:space="preserve">n the </w:t>
+            <w:t>i</w:t>
           </w:r>
         </w:hyperlink>
       </w:r>
       <w:r>
         <w:rPr>
+          <w:u w:val="single" w:color="0000ff"/>
           <w:rFonts w:ascii="Charis SIL Regular" w:hAnsi="Charis SIL Regular" w:eastAsia="Charis SIL Regular"/>
           <w:b w:val="0"/>
           <w:i w:val="0"/>
           <w:color w:val="000000"/>
           <w:sz w:val="24"/>
         </w:rPr>
-        <w:t xml:space="preserve">various colonies through the Koloniaal Verslag (Colonial Report). This </w:t>
+        <w:hyperlink r:id="rId17" w:history="1">
+          <w:r>
+            <w:rPr>
+              <w:rStyle w:val="Hyperlink"/>
+            </w:rPr>
+            <w:t>n the</w:t>
+          </w:r>
+        </w:hyperlink>
+      </w:r>
+      <w:r>
+        <w:rPr>
+          <w:rFonts w:ascii="Charis SIL Regular" w:hAnsi="Charis SIL Regular" w:eastAsia="Charis SIL Regular"/>
+          <w:b w:val="0"/>
+          <w:i w:val="0"/>
+          <w:color w:val="000000"/>
+          <w:sz w:val="24"/>
+        </w:rPr>
+        <w:t xml:space="preserve"> various colonies through the Koloniaal Verslag (Colonial Report). This </w:t>
       </w:r>
       <w:r>
         <w:br/>
@@ -3361,15 +3265,9 @@
           <w:i w:val="0"/>
           <w:color w:val="0000FF"/>
           <w:sz w:val="24"/>
-        </w:rPr>
-        <w:hyperlink r:id="rId22" w:history="1">
-          <w:r>
-            <w:rPr>
-              <w:rStyle w:val="Hyperlink"/>
-            </w:rPr>
-            <w:t>.n</w:t>
-          </w:r>
-        </w:hyperlink>
+          <w:u w:val="single"/>
+        </w:rPr>
+        <w:t>.n</w:t>
       </w:r>
       <w:r>
         <w:rPr>

--- a/EXPORTS/DOCX/published/niveau2/English/CivilServants.docx
+++ b/EXPORTS/DOCX/published/niveau2/English/CivilServants.docx
@@ -828,6 +828,16 @@
       </w:r>
       <w:r>
         <w:rPr>
+          <w:rFonts w:ascii="Charis SIL Regular" w:hAnsi="Charis SIL Regular" w:eastAsia="Charis SIL Regular"/>
+          <w:b w:val="0"/>
+          <w:i w:val="0"/>
+          <w:color w:val="000000"/>
+          <w:sz w:val="24"/>
+        </w:rPr>
+        <w:t>Sciences), w</w:t>
+      </w:r>
+      <w:r>
+        <w:rPr>
           <w:u w:val="single" w:color="0000ff"/>
           <w:rFonts w:ascii="Charis SIL Regular" w:hAnsi="Charis SIL Regular" w:eastAsia="Charis SIL Regular"/>
           <w:b w:val="0"/>
@@ -835,7 +845,86 @@
           <w:color w:val="000000"/>
           <w:sz w:val="24"/>
         </w:rPr>
-        <w:t>Sciences), which would then distribute</w:t>
+        <w:hyperlink r:id="rId12" w:history="1">
+          <w:r>
+            <w:rPr>
+              <w:rStyle w:val="Hyperlink"/>
+            </w:rPr>
+            <w:t>hich would t</w:t>
+          </w:r>
+        </w:hyperlink>
+      </w:r>
+      <w:r>
+        <w:rPr>
+          <w:u w:val="single" w:color="0000ff"/>
+          <w:rFonts w:ascii="Charis SIL Regular" w:hAnsi="Charis SIL Regular" w:eastAsia="Charis SIL Regular"/>
+          <w:b w:val="0"/>
+          <w:i w:val="0"/>
+          <w:color w:val="000000"/>
+          <w:sz w:val="24"/>
+        </w:rPr>
+        <w:hyperlink r:id="rId12" w:history="1">
+          <w:r>
+            <w:rPr>
+              <w:rStyle w:val="Hyperlink"/>
+            </w:rPr>
+            <w:t>h</w:t>
+          </w:r>
+        </w:hyperlink>
+      </w:r>
+      <w:r>
+        <w:rPr>
+          <w:u w:val="single" w:color="0000ff"/>
+          <w:rFonts w:ascii="Charis SIL Regular" w:hAnsi="Charis SIL Regular" w:eastAsia="Charis SIL Regular"/>
+          <w:b w:val="0"/>
+          <w:i w:val="0"/>
+          <w:color w:val="000000"/>
+          <w:sz w:val="24"/>
+        </w:rPr>
+        <w:hyperlink r:id="rId12" w:history="1">
+          <w:r>
+            <w:rPr>
+              <w:rStyle w:val="Hyperlink"/>
+            </w:rPr>
+            <w:t xml:space="preserve">en </w:t>
+          </w:r>
+        </w:hyperlink>
+      </w:r>
+      <w:r>
+        <w:rPr>
+          <w:u w:val="single" w:color="0000ff"/>
+          <w:rFonts w:ascii="Charis SIL Regular" w:hAnsi="Charis SIL Regular" w:eastAsia="Charis SIL Regular"/>
+          <w:b w:val="0"/>
+          <w:i w:val="0"/>
+          <w:color w:val="000000"/>
+          <w:sz w:val="24"/>
+        </w:rPr>
+        <w:hyperlink r:id="rId12" w:history="1">
+          <w:r>
+            <w:rPr>
+              <w:rStyle w:val="Hyperlink"/>
+            </w:rPr>
+            <w:t>d</w:t>
+          </w:r>
+        </w:hyperlink>
+      </w:r>
+      <w:r>
+        <w:rPr>
+          <w:u w:val="single" w:color="0000ff"/>
+          <w:rFonts w:ascii="Charis SIL Regular" w:hAnsi="Charis SIL Regular" w:eastAsia="Charis SIL Regular"/>
+          <w:b w:val="0"/>
+          <w:i w:val="0"/>
+          <w:color w:val="000000"/>
+          <w:sz w:val="24"/>
+        </w:rPr>
+        <w:hyperlink r:id="rId12" w:history="1">
+          <w:r>
+            <w:rPr>
+              <w:rStyle w:val="Hyperlink"/>
+            </w:rPr>
+            <w:t>istribute</w:t>
+          </w:r>
+        </w:hyperlink>
       </w:r>
       <w:r>
         <w:rPr>
@@ -1329,7 +1418,14 @@
           <w:color w:val="000000"/>
           <w:sz w:val="24"/>
         </w:rPr>
-        <w:t>East Indi</w:t>
+        <w:hyperlink r:id="rId15" w:history="1">
+          <w:r>
+            <w:rPr>
+              <w:rStyle w:val="Hyperlink"/>
+            </w:rPr>
+            <w:t>East Indi</w:t>
+          </w:r>
+        </w:hyperlink>
       </w:r>
       <w:r>
         <w:rPr>
@@ -4824,7 +4920,7 @@
           <w:sz w:val="24"/>
           <w:u w:val="single"/>
         </w:rPr>
-        <w:hyperlink r:id="rId29" w:history="1">
+        <w:hyperlink r:id="rId30" w:history="1">
           <w:r>
             <w:rPr>
               <w:rStyle w:val="Hyperlink"/>
@@ -4842,7 +4938,7 @@
           <w:sz w:val="24"/>
           <w:u w:val="single"/>
         </w:rPr>
-        <w:hyperlink r:id="rId29" w:history="1">
+        <w:hyperlink r:id="rId30" w:history="1">
           <w:r>
             <w:rPr>
               <w:rStyle w:val="Hyperlink"/>
@@ -4871,7 +4967,7 @@
           <w:sz w:val="24"/>
           <w:u w:val="single"/>
         </w:rPr>
-        <w:hyperlink r:id="rId29" w:history="1">
+        <w:hyperlink r:id="rId30" w:history="1">
           <w:r>
             <w:rPr>
               <w:rStyle w:val="Hyperlink"/>
@@ -4972,7 +5068,7 @@
           <w:sz w:val="24"/>
           <w:u w:val="single"/>
         </w:rPr>
-        <w:hyperlink r:id="rId30" w:history="1">
+        <w:hyperlink r:id="rId31" w:history="1">
           <w:r>
             <w:rPr>
               <w:rStyle w:val="Hyperlink"/>
@@ -4990,7 +5086,7 @@
           <w:sz w:val="24"/>
           <w:u w:val="single"/>
         </w:rPr>
-        <w:hyperlink r:id="rId30" w:history="1">
+        <w:hyperlink r:id="rId31" w:history="1">
           <w:r>
             <w:rPr>
               <w:rStyle w:val="Hyperlink"/>
@@ -5008,7 +5104,7 @@
           <w:sz w:val="24"/>
           <w:u w:val="single"/>
         </w:rPr>
-        <w:hyperlink r:id="rId30" w:history="1">
+        <w:hyperlink r:id="rId31" w:history="1">
           <w:r>
             <w:rPr>
               <w:rStyle w:val="Hyperlink"/>
@@ -5036,7 +5132,7 @@
           <w:sz w:val="24"/>
           <w:u w:val="single"/>
         </w:rPr>
-        <w:hyperlink r:id="rId31" w:history="1">
+        <w:hyperlink r:id="rId32" w:history="1">
           <w:r>
             <w:rPr>
               <w:rStyle w:val="Hyperlink"/>
@@ -5065,7 +5161,7 @@
           <w:sz w:val="24"/>
           <w:u w:val="single"/>
         </w:rPr>
-        <w:hyperlink r:id="rId31" w:history="1">
+        <w:hyperlink r:id="rId32" w:history="1">
           <w:r>
             <w:rPr>
               <w:rStyle w:val="Hyperlink"/>
@@ -5093,7 +5189,7 @@
           <w:sz w:val="24"/>
           <w:u w:val="single"/>
         </w:rPr>
-        <w:hyperlink r:id="rId30" w:history="1">
+        <w:hyperlink r:id="rId31" w:history="1">
           <w:r>
             <w:rPr>
               <w:rStyle w:val="Hyperlink"/>
@@ -5111,7 +5207,7 @@
           <w:sz w:val="24"/>
           <w:u w:val="single"/>
         </w:rPr>
-        <w:hyperlink r:id="rId30" w:history="1">
+        <w:hyperlink r:id="rId31" w:history="1">
           <w:r>
             <w:rPr>
               <w:rStyle w:val="Hyperlink"/>
@@ -5140,7 +5236,7 @@
           <w:sz w:val="24"/>
           <w:u w:val="single"/>
         </w:rPr>
-        <w:hyperlink r:id="rId30" w:history="1">
+        <w:hyperlink r:id="rId31" w:history="1">
           <w:r>
             <w:rPr>
               <w:rStyle w:val="Hyperlink"/>

--- a/EXPORTS/DOCX/published/niveau2/English/CivilServants.docx
+++ b/EXPORTS/DOCX/published/niveau2/English/CivilServants.docx
@@ -828,13 +828,21 @@
       </w:r>
       <w:r>
         <w:rPr>
+          <w:u w:val="single" w:color="0000ff"/>
           <w:rFonts w:ascii="Charis SIL Regular" w:hAnsi="Charis SIL Regular" w:eastAsia="Charis SIL Regular"/>
           <w:b w:val="0"/>
           <w:i w:val="0"/>
           <w:color w:val="000000"/>
           <w:sz w:val="24"/>
         </w:rPr>
-        <w:t>Sciences), w</w:t>
+        <w:hyperlink r:id="rId12" w:history="1">
+          <w:r>
+            <w:rPr>
+              <w:rStyle w:val="Hyperlink"/>
+            </w:rPr>
+            <w:t>Sciences), w</w:t>
+          </w:r>
+        </w:hyperlink>
       </w:r>
       <w:r>
         <w:rPr>
@@ -1758,7 +1766,24 @@
             <w:rPr>
               <w:rStyle w:val="Hyperlink"/>
             </w:rPr>
-            <w:t>affairs</w:t>
+            <w:t>affair</w:t>
+          </w:r>
+        </w:hyperlink>
+      </w:r>
+      <w:r>
+        <w:rPr>
+          <w:rFonts w:ascii="Charis SIL Regular" w:hAnsi="Charis SIL Regular" w:eastAsia="Charis SIL Regular"/>
+          <w:b w:val="0"/>
+          <w:i w:val="0"/>
+          <w:color w:val="000000"/>
+          <w:sz w:val="24"/>
+        </w:rPr>
+        <w:hyperlink r:id="rId17" w:history="1">
+          <w:r>
+            <w:rPr>
+              <w:rStyle w:val="Hyperlink"/>
+            </w:rPr>
+            <w:t>s</w:t>
           </w:r>
         </w:hyperlink>
       </w:r>
@@ -1805,7 +1830,7 @@
             <w:rPr>
               <w:rStyle w:val="Hyperlink"/>
             </w:rPr>
-            <w:t>n the</w:t>
+            <w:t xml:space="preserve">n the </w:t>
           </w:r>
         </w:hyperlink>
       </w:r>
@@ -1817,7 +1842,7 @@
           <w:color w:val="000000"/>
           <w:sz w:val="24"/>
         </w:rPr>
-        <w:t xml:space="preserve"> various colonies through the Koloniaal Verslag (Colonial Report). This </w:t>
+        <w:t xml:space="preserve">various colonies through the Koloniaal Verslag (Colonial Report). This </w:t>
       </w:r>
       <w:r>
         <w:br/>
@@ -4920,7 +4945,7 @@
           <w:sz w:val="24"/>
           <w:u w:val="single"/>
         </w:rPr>
-        <w:hyperlink r:id="rId30" w:history="1">
+        <w:hyperlink r:id="rId29" w:history="1">
           <w:r>
             <w:rPr>
               <w:rStyle w:val="Hyperlink"/>
@@ -4938,7 +4963,7 @@
           <w:sz w:val="24"/>
           <w:u w:val="single"/>
         </w:rPr>
-        <w:hyperlink r:id="rId30" w:history="1">
+        <w:hyperlink r:id="rId29" w:history="1">
           <w:r>
             <w:rPr>
               <w:rStyle w:val="Hyperlink"/>
@@ -4967,7 +4992,7 @@
           <w:sz w:val="24"/>
           <w:u w:val="single"/>
         </w:rPr>
-        <w:hyperlink r:id="rId30" w:history="1">
+        <w:hyperlink r:id="rId29" w:history="1">
           <w:r>
             <w:rPr>
               <w:rStyle w:val="Hyperlink"/>
@@ -5068,7 +5093,7 @@
           <w:sz w:val="24"/>
           <w:u w:val="single"/>
         </w:rPr>
-        <w:hyperlink r:id="rId31" w:history="1">
+        <w:hyperlink r:id="rId30" w:history="1">
           <w:r>
             <w:rPr>
               <w:rStyle w:val="Hyperlink"/>
@@ -5086,7 +5111,7 @@
           <w:sz w:val="24"/>
           <w:u w:val="single"/>
         </w:rPr>
-        <w:hyperlink r:id="rId31" w:history="1">
+        <w:hyperlink r:id="rId30" w:history="1">
           <w:r>
             <w:rPr>
               <w:rStyle w:val="Hyperlink"/>
@@ -5104,7 +5129,7 @@
           <w:sz w:val="24"/>
           <w:u w:val="single"/>
         </w:rPr>
-        <w:hyperlink r:id="rId31" w:history="1">
+        <w:hyperlink r:id="rId30" w:history="1">
           <w:r>
             <w:rPr>
               <w:rStyle w:val="Hyperlink"/>
@@ -5132,7 +5157,7 @@
           <w:sz w:val="24"/>
           <w:u w:val="single"/>
         </w:rPr>
-        <w:hyperlink r:id="rId32" w:history="1">
+        <w:hyperlink r:id="rId31" w:history="1">
           <w:r>
             <w:rPr>
               <w:rStyle w:val="Hyperlink"/>
@@ -5161,7 +5186,7 @@
           <w:sz w:val="24"/>
           <w:u w:val="single"/>
         </w:rPr>
-        <w:hyperlink r:id="rId32" w:history="1">
+        <w:hyperlink r:id="rId31" w:history="1">
           <w:r>
             <w:rPr>
               <w:rStyle w:val="Hyperlink"/>
@@ -5189,7 +5214,7 @@
           <w:sz w:val="24"/>
           <w:u w:val="single"/>
         </w:rPr>
-        <w:hyperlink r:id="rId31" w:history="1">
+        <w:hyperlink r:id="rId30" w:history="1">
           <w:r>
             <w:rPr>
               <w:rStyle w:val="Hyperlink"/>
@@ -5207,7 +5232,7 @@
           <w:sz w:val="24"/>
           <w:u w:val="single"/>
         </w:rPr>
-        <w:hyperlink r:id="rId31" w:history="1">
+        <w:hyperlink r:id="rId30" w:history="1">
           <w:r>
             <w:rPr>
               <w:rStyle w:val="Hyperlink"/>
@@ -5236,7 +5261,7 @@
           <w:sz w:val="24"/>
           <w:u w:val="single"/>
         </w:rPr>
-        <w:hyperlink r:id="rId31" w:history="1">
+        <w:hyperlink r:id="rId30" w:history="1">
           <w:r>
             <w:rPr>
               <w:rStyle w:val="Hyperlink"/>

--- a/EXPORTS/DOCX/published/niveau2/English/CivilServants.docx
+++ b/EXPORTS/DOCX/published/niveau2/English/CivilServants.docx
@@ -242,43 +242,7 @@
           <w:color w:val="000000"/>
           <w:sz w:val="24"/>
         </w:rPr>
-        <w:t xml:space="preserve"> in particular had a large number of civil servants, who we</w:t>
-      </w:r>
-      <w:r>
-        <w:rPr>
-          <w:u w:val="single" w:color="0000ff"/>
-          <w:rFonts w:ascii="Charis SIL Regular" w:hAnsi="Charis SIL Regular" w:eastAsia="Charis SIL Regular"/>
-          <w:b w:val="0"/>
-          <w:i w:val="0"/>
-          <w:color w:val="000000"/>
-          <w:sz w:val="24"/>
-        </w:rPr>
-        <w:hyperlink r:id="rId9" w:history="1">
-          <w:r>
-            <w:rPr>
-              <w:rStyle w:val="Hyperlink"/>
-            </w:rPr>
-            <w:t>re par</w:t>
-          </w:r>
-        </w:hyperlink>
-      </w:r>
-      <w:r>
-        <w:rPr>
-          <w:u w:val="single" w:color="0000ff"/>
-          <w:rFonts w:ascii="Charis SIL Regular" w:hAnsi="Charis SIL Regular" w:eastAsia="Charis SIL Regular"/>
-          <w:b w:val="0"/>
-          <w:i w:val="0"/>
-          <w:color w:val="000000"/>
-          <w:sz w:val="24"/>
-        </w:rPr>
-        <w:hyperlink r:id="rId9" w:history="1">
-          <w:r>
-            <w:rPr>
-              <w:rStyle w:val="Hyperlink"/>
-            </w:rPr>
-            <w:t>tly m</w:t>
-          </w:r>
-        </w:hyperlink>
+        <w:t xml:space="preserve"> in particular had a large number of civil servants, who were partly m</w:t>
       </w:r>
       <w:r>
         <w:rPr>
@@ -1789,7 +1753,6 @@
       </w:r>
       <w:r>
         <w:rPr>
-          <w:u w:val="single" w:color="0000ff"/>
           <w:rFonts w:ascii="Charis SIL Regular" w:hAnsi="Charis SIL Regular" w:eastAsia="Charis SIL Regular"/>
           <w:b w:val="0"/>
           <w:i w:val="0"/>
@@ -3386,9 +3349,15 @@
           <w:i w:val="0"/>
           <w:color w:val="0000FF"/>
           <w:sz w:val="24"/>
-          <w:u w:val="single"/>
-        </w:rPr>
-        <w:t>.n</w:t>
+        </w:rPr>
+        <w:hyperlink r:id="rId22" w:history="1">
+          <w:r>
+            <w:rPr>
+              <w:rStyle w:val="Hyperlink"/>
+            </w:rPr>
+            <w:t>.n</w:t>
+          </w:r>
+        </w:hyperlink>
       </w:r>
       <w:r>
         <w:rPr>
@@ -4945,7 +4914,7 @@
           <w:sz w:val="24"/>
           <w:u w:val="single"/>
         </w:rPr>
-        <w:hyperlink r:id="rId29" w:history="1">
+        <w:hyperlink r:id="rId30" w:history="1">
           <w:r>
             <w:rPr>
               <w:rStyle w:val="Hyperlink"/>
@@ -4963,7 +4932,7 @@
           <w:sz w:val="24"/>
           <w:u w:val="single"/>
         </w:rPr>
-        <w:hyperlink r:id="rId29" w:history="1">
+        <w:hyperlink r:id="rId30" w:history="1">
           <w:r>
             <w:rPr>
               <w:rStyle w:val="Hyperlink"/>
@@ -4992,7 +4961,7 @@
           <w:sz w:val="24"/>
           <w:u w:val="single"/>
         </w:rPr>
-        <w:hyperlink r:id="rId29" w:history="1">
+        <w:hyperlink r:id="rId30" w:history="1">
           <w:r>
             <w:rPr>
               <w:rStyle w:val="Hyperlink"/>
@@ -5093,7 +5062,7 @@
           <w:sz w:val="24"/>
           <w:u w:val="single"/>
         </w:rPr>
-        <w:hyperlink r:id="rId30" w:history="1">
+        <w:hyperlink r:id="rId31" w:history="1">
           <w:r>
             <w:rPr>
               <w:rStyle w:val="Hyperlink"/>
@@ -5111,7 +5080,7 @@
           <w:sz w:val="24"/>
           <w:u w:val="single"/>
         </w:rPr>
-        <w:hyperlink r:id="rId30" w:history="1">
+        <w:hyperlink r:id="rId31" w:history="1">
           <w:r>
             <w:rPr>
               <w:rStyle w:val="Hyperlink"/>
@@ -5129,7 +5098,7 @@
           <w:sz w:val="24"/>
           <w:u w:val="single"/>
         </w:rPr>
-        <w:hyperlink r:id="rId30" w:history="1">
+        <w:hyperlink r:id="rId31" w:history="1">
           <w:r>
             <w:rPr>
               <w:rStyle w:val="Hyperlink"/>
@@ -5157,7 +5126,7 @@
           <w:sz w:val="24"/>
           <w:u w:val="single"/>
         </w:rPr>
-        <w:hyperlink r:id="rId31" w:history="1">
+        <w:hyperlink r:id="rId32" w:history="1">
           <w:r>
             <w:rPr>
               <w:rStyle w:val="Hyperlink"/>
@@ -5186,7 +5155,7 @@
           <w:sz w:val="24"/>
           <w:u w:val="single"/>
         </w:rPr>
-        <w:hyperlink r:id="rId31" w:history="1">
+        <w:hyperlink r:id="rId32" w:history="1">
           <w:r>
             <w:rPr>
               <w:rStyle w:val="Hyperlink"/>
@@ -5214,7 +5183,7 @@
           <w:sz w:val="24"/>
           <w:u w:val="single"/>
         </w:rPr>
-        <w:hyperlink r:id="rId30" w:history="1">
+        <w:hyperlink r:id="rId31" w:history="1">
           <w:r>
             <w:rPr>
               <w:rStyle w:val="Hyperlink"/>
@@ -5232,7 +5201,7 @@
           <w:sz w:val="24"/>
           <w:u w:val="single"/>
         </w:rPr>
-        <w:hyperlink r:id="rId30" w:history="1">
+        <w:hyperlink r:id="rId31" w:history="1">
           <w:r>
             <w:rPr>
               <w:rStyle w:val="Hyperlink"/>
@@ -5261,7 +5230,7 @@
           <w:sz w:val="24"/>
           <w:u w:val="single"/>
         </w:rPr>
-        <w:hyperlink r:id="rId30" w:history="1">
+        <w:hyperlink r:id="rId31" w:history="1">
           <w:r>
             <w:rPr>
               <w:rStyle w:val="Hyperlink"/>

--- a/EXPORTS/DOCX/published/niveau2/English/CivilServants.docx
+++ b/EXPORTS/DOCX/published/niveau2/English/CivilServants.docx
@@ -242,7 +242,25 @@
           <w:color w:val="000000"/>
           <w:sz w:val="24"/>
         </w:rPr>
-        <w:t xml:space="preserve"> in particular had a large number of civil servants, who were partly m</w:t>
+        <w:t xml:space="preserve"> in particular had a large number of civil servants, who were par</w:t>
+      </w:r>
+      <w:r>
+        <w:rPr>
+          <w:u w:val="single" w:color="0000ff"/>
+          <w:rFonts w:ascii="Charis SIL Regular" w:hAnsi="Charis SIL Regular" w:eastAsia="Charis SIL Regular"/>
+          <w:b w:val="0"/>
+          <w:i w:val="0"/>
+          <w:color w:val="000000"/>
+          <w:sz w:val="24"/>
+        </w:rPr>
+        <w:hyperlink r:id="rId9" w:history="1">
+          <w:r>
+            <w:rPr>
+              <w:rStyle w:val="Hyperlink"/>
+            </w:rPr>
+            <w:t>tly m</w:t>
+          </w:r>
+        </w:hyperlink>
       </w:r>
       <w:r>
         <w:rPr>
@@ -1350,54 +1368,7 @@
           <w:color w:val="000000"/>
           <w:sz w:val="24"/>
         </w:rPr>
-        <w:t>relating to the Du</w:t>
-      </w:r>
-      <w:r>
-        <w:rPr>
-          <w:u w:val="single" w:color="0000ff"/>
-          <w:rFonts w:ascii="Charis SIL Regular" w:hAnsi="Charis SIL Regular" w:eastAsia="Charis SIL Regular"/>
-          <w:b w:val="0"/>
-          <w:i w:val="0"/>
-          <w:color w:val="000000"/>
-          <w:sz w:val="24"/>
-        </w:rPr>
-        <w:hyperlink r:id="rId15" w:history="1">
-          <w:r>
-            <w:rPr>
-              <w:rStyle w:val="Hyperlink"/>
-            </w:rPr>
-            <w:t>tch</w:t>
-          </w:r>
-        </w:hyperlink>
-      </w:r>
-      <w:r>
-        <w:rPr>
-          <w:u w:val="single" w:color="0000ff"/>
-          <w:rFonts w:ascii="Charis SIL Regular" w:hAnsi="Charis SIL Regular" w:eastAsia="Charis SIL Regular"/>
-          <w:b w:val="0"/>
-          <w:i w:val="0"/>
-          <w:color w:val="000000"/>
-          <w:sz w:val="24"/>
-        </w:rPr>
-        <w:t xml:space="preserve"> </w:t>
-      </w:r>
-      <w:r>
-        <w:rPr>
-          <w:u w:val="single" w:color="0000ff"/>
-          <w:rFonts w:ascii="Charis SIL Regular" w:hAnsi="Charis SIL Regular" w:eastAsia="Charis SIL Regular"/>
-          <w:b w:val="0"/>
-          <w:i w:val="0"/>
-          <w:color w:val="000000"/>
-          <w:sz w:val="24"/>
-        </w:rPr>
-        <w:hyperlink r:id="rId15" w:history="1">
-          <w:r>
-            <w:rPr>
-              <w:rStyle w:val="Hyperlink"/>
-            </w:rPr>
-            <w:t>East Indi</w:t>
-          </w:r>
-        </w:hyperlink>
+        <w:t>relating to the Dutch East Indi</w:t>
       </w:r>
       <w:r>
         <w:rPr>
@@ -1736,20 +1707,14 @@
       </w:r>
       <w:r>
         <w:rPr>
+          <w:u w:val="single" w:color="0000ff"/>
           <w:rFonts w:ascii="Charis SIL Regular" w:hAnsi="Charis SIL Regular" w:eastAsia="Charis SIL Regular"/>
           <w:b w:val="0"/>
           <w:i w:val="0"/>
           <w:color w:val="000000"/>
           <w:sz w:val="24"/>
         </w:rPr>
-        <w:hyperlink r:id="rId17" w:history="1">
-          <w:r>
-            <w:rPr>
-              <w:rStyle w:val="Hyperlink"/>
-            </w:rPr>
-            <w:t>s</w:t>
-          </w:r>
-        </w:hyperlink>
+        <w:t>s</w:t>
       </w:r>
       <w:r>
         <w:rPr>

--- a/EXPORTS/DOCX/published/niveau2/English/CivilServants.docx
+++ b/EXPORTS/DOCX/published/niveau2/English/CivilServants.docx
@@ -242,7 +242,25 @@
           <w:color w:val="000000"/>
           <w:sz w:val="24"/>
         </w:rPr>
-        <w:t xml:space="preserve"> in particular had a large number of civil servants, who were par</w:t>
+        <w:t xml:space="preserve"> in particular had a large number of civil servants, who we</w:t>
+      </w:r>
+      <w:r>
+        <w:rPr>
+          <w:u w:val="single" w:color="0000ff"/>
+          <w:rFonts w:ascii="Charis SIL Regular" w:hAnsi="Charis SIL Regular" w:eastAsia="Charis SIL Regular"/>
+          <w:b w:val="0"/>
+          <w:i w:val="0"/>
+          <w:color w:val="000000"/>
+          <w:sz w:val="24"/>
+        </w:rPr>
+        <w:hyperlink r:id="rId9" w:history="1">
+          <w:r>
+            <w:rPr>
+              <w:rStyle w:val="Hyperlink"/>
+            </w:rPr>
+            <w:t>re par</w:t>
+          </w:r>
+        </w:hyperlink>
       </w:r>
       <w:r>
         <w:rPr>
@@ -1368,7 +1386,54 @@
           <w:color w:val="000000"/>
           <w:sz w:val="24"/>
         </w:rPr>
-        <w:t>relating to the Dutch East Indi</w:t>
+        <w:t>relating to the Du</w:t>
+      </w:r>
+      <w:r>
+        <w:rPr>
+          <w:u w:val="single" w:color="0000ff"/>
+          <w:rFonts w:ascii="Charis SIL Regular" w:hAnsi="Charis SIL Regular" w:eastAsia="Charis SIL Regular"/>
+          <w:b w:val="0"/>
+          <w:i w:val="0"/>
+          <w:color w:val="000000"/>
+          <w:sz w:val="24"/>
+        </w:rPr>
+        <w:hyperlink r:id="rId15" w:history="1">
+          <w:r>
+            <w:rPr>
+              <w:rStyle w:val="Hyperlink"/>
+            </w:rPr>
+            <w:t>tch</w:t>
+          </w:r>
+        </w:hyperlink>
+      </w:r>
+      <w:r>
+        <w:rPr>
+          <w:u w:val="single" w:color="0000ff"/>
+          <w:rFonts w:ascii="Charis SIL Regular" w:hAnsi="Charis SIL Regular" w:eastAsia="Charis SIL Regular"/>
+          <w:b w:val="0"/>
+          <w:i w:val="0"/>
+          <w:color w:val="000000"/>
+          <w:sz w:val="24"/>
+        </w:rPr>
+        <w:t xml:space="preserve"> </w:t>
+      </w:r>
+      <w:r>
+        <w:rPr>
+          <w:u w:val="single" w:color="0000ff"/>
+          <w:rFonts w:ascii="Charis SIL Regular" w:hAnsi="Charis SIL Regular" w:eastAsia="Charis SIL Regular"/>
+          <w:b w:val="0"/>
+          <w:i w:val="0"/>
+          <w:color w:val="000000"/>
+          <w:sz w:val="24"/>
+        </w:rPr>
+        <w:hyperlink r:id="rId15" w:history="1">
+          <w:r>
+            <w:rPr>
+              <w:rStyle w:val="Hyperlink"/>
+            </w:rPr>
+            <w:t>East Indi</w:t>
+          </w:r>
+        </w:hyperlink>
       </w:r>
       <w:r>
         <w:rPr>
@@ -1701,23 +1766,13 @@
             <w:rPr>
               <w:rStyle w:val="Hyperlink"/>
             </w:rPr>
-            <w:t>affair</w:t>
+            <w:t>affairs</w:t>
           </w:r>
         </w:hyperlink>
       </w:r>
       <w:r>
         <w:rPr>
           <w:u w:val="single" w:color="0000ff"/>
-          <w:rFonts w:ascii="Charis SIL Regular" w:hAnsi="Charis SIL Regular" w:eastAsia="Charis SIL Regular"/>
-          <w:b w:val="0"/>
-          <w:i w:val="0"/>
-          <w:color w:val="000000"/>
-          <w:sz w:val="24"/>
-        </w:rPr>
-        <w:t>s</w:t>
-      </w:r>
-      <w:r>
-        <w:rPr>
           <w:rFonts w:ascii="Charis SIL Regular" w:hAnsi="Charis SIL Regular" w:eastAsia="Charis SIL Regular"/>
           <w:b w:val="0"/>
           <w:i w:val="0"/>
@@ -1758,7 +1813,7 @@
             <w:rPr>
               <w:rStyle w:val="Hyperlink"/>
             </w:rPr>
-            <w:t xml:space="preserve">n the </w:t>
+            <w:t>n the</w:t>
           </w:r>
         </w:hyperlink>
       </w:r>
@@ -1770,7 +1825,7 @@
           <w:color w:val="000000"/>
           <w:sz w:val="24"/>
         </w:rPr>
-        <w:t xml:space="preserve">various colonies through the Koloniaal Verslag (Colonial Report). This </w:t>
+        <w:t xml:space="preserve"> various colonies through the Koloniaal Verslag (Colonial Report). This </w:t>
       </w:r>
       <w:r>
         <w:br/>
@@ -4879,7 +4934,7 @@
           <w:sz w:val="24"/>
           <w:u w:val="single"/>
         </w:rPr>
-        <w:hyperlink r:id="rId30" w:history="1">
+        <w:hyperlink r:id="rId29" w:history="1">
           <w:r>
             <w:rPr>
               <w:rStyle w:val="Hyperlink"/>
@@ -4897,7 +4952,7 @@
           <w:sz w:val="24"/>
           <w:u w:val="single"/>
         </w:rPr>
-        <w:hyperlink r:id="rId30" w:history="1">
+        <w:hyperlink r:id="rId29" w:history="1">
           <w:r>
             <w:rPr>
               <w:rStyle w:val="Hyperlink"/>
@@ -4926,7 +4981,7 @@
           <w:sz w:val="24"/>
           <w:u w:val="single"/>
         </w:rPr>
-        <w:hyperlink r:id="rId30" w:history="1">
+        <w:hyperlink r:id="rId29" w:history="1">
           <w:r>
             <w:rPr>
               <w:rStyle w:val="Hyperlink"/>
@@ -5027,7 +5082,7 @@
           <w:sz w:val="24"/>
           <w:u w:val="single"/>
         </w:rPr>
-        <w:hyperlink r:id="rId31" w:history="1">
+        <w:hyperlink r:id="rId30" w:history="1">
           <w:r>
             <w:rPr>
               <w:rStyle w:val="Hyperlink"/>
@@ -5045,7 +5100,7 @@
           <w:sz w:val="24"/>
           <w:u w:val="single"/>
         </w:rPr>
-        <w:hyperlink r:id="rId31" w:history="1">
+        <w:hyperlink r:id="rId30" w:history="1">
           <w:r>
             <w:rPr>
               <w:rStyle w:val="Hyperlink"/>
@@ -5063,7 +5118,7 @@
           <w:sz w:val="24"/>
           <w:u w:val="single"/>
         </w:rPr>
-        <w:hyperlink r:id="rId31" w:history="1">
+        <w:hyperlink r:id="rId30" w:history="1">
           <w:r>
             <w:rPr>
               <w:rStyle w:val="Hyperlink"/>
@@ -5091,7 +5146,7 @@
           <w:sz w:val="24"/>
           <w:u w:val="single"/>
         </w:rPr>
-        <w:hyperlink r:id="rId32" w:history="1">
+        <w:hyperlink r:id="rId31" w:history="1">
           <w:r>
             <w:rPr>
               <w:rStyle w:val="Hyperlink"/>
@@ -5120,7 +5175,7 @@
           <w:sz w:val="24"/>
           <w:u w:val="single"/>
         </w:rPr>
-        <w:hyperlink r:id="rId32" w:history="1">
+        <w:hyperlink r:id="rId31" w:history="1">
           <w:r>
             <w:rPr>
               <w:rStyle w:val="Hyperlink"/>
@@ -5148,7 +5203,7 @@
           <w:sz w:val="24"/>
           <w:u w:val="single"/>
         </w:rPr>
-        <w:hyperlink r:id="rId31" w:history="1">
+        <w:hyperlink r:id="rId30" w:history="1">
           <w:r>
             <w:rPr>
               <w:rStyle w:val="Hyperlink"/>
@@ -5166,7 +5221,7 @@
           <w:sz w:val="24"/>
           <w:u w:val="single"/>
         </w:rPr>
-        <w:hyperlink r:id="rId31" w:history="1">
+        <w:hyperlink r:id="rId30" w:history="1">
           <w:r>
             <w:rPr>
               <w:rStyle w:val="Hyperlink"/>
@@ -5195,7 +5250,7 @@
           <w:sz w:val="24"/>
           <w:u w:val="single"/>
         </w:rPr>
-        <w:hyperlink r:id="rId31" w:history="1">
+        <w:hyperlink r:id="rId30" w:history="1">
           <w:r>
             <w:rPr>
               <w:rStyle w:val="Hyperlink"/>

--- a/EXPORTS/DOCX/published/niveau2/English/CivilServants.docx
+++ b/EXPORTS/DOCX/published/niveau2/English/CivilServants.docx
@@ -828,111 +828,13 @@
       </w:r>
       <w:r>
         <w:rPr>
-          <w:u w:val="single" w:color="0000ff"/>
           <w:rFonts w:ascii="Charis SIL Regular" w:hAnsi="Charis SIL Regular" w:eastAsia="Charis SIL Regular"/>
           <w:b w:val="0"/>
           <w:i w:val="0"/>
           <w:color w:val="000000"/>
           <w:sz w:val="24"/>
         </w:rPr>
-        <w:hyperlink r:id="rId12" w:history="1">
-          <w:r>
-            <w:rPr>
-              <w:rStyle w:val="Hyperlink"/>
-            </w:rPr>
-            <w:t>Sciences), w</w:t>
-          </w:r>
-        </w:hyperlink>
-      </w:r>
-      <w:r>
-        <w:rPr>
-          <w:u w:val="single" w:color="0000ff"/>
-          <w:rFonts w:ascii="Charis SIL Regular" w:hAnsi="Charis SIL Regular" w:eastAsia="Charis SIL Regular"/>
-          <w:b w:val="0"/>
-          <w:i w:val="0"/>
-          <w:color w:val="000000"/>
-          <w:sz w:val="24"/>
-        </w:rPr>
-        <w:hyperlink r:id="rId12" w:history="1">
-          <w:r>
-            <w:rPr>
-              <w:rStyle w:val="Hyperlink"/>
-            </w:rPr>
-            <w:t>hich would t</w:t>
-          </w:r>
-        </w:hyperlink>
-      </w:r>
-      <w:r>
-        <w:rPr>
-          <w:u w:val="single" w:color="0000ff"/>
-          <w:rFonts w:ascii="Charis SIL Regular" w:hAnsi="Charis SIL Regular" w:eastAsia="Charis SIL Regular"/>
-          <w:b w:val="0"/>
-          <w:i w:val="0"/>
-          <w:color w:val="000000"/>
-          <w:sz w:val="24"/>
-        </w:rPr>
-        <w:hyperlink r:id="rId12" w:history="1">
-          <w:r>
-            <w:rPr>
-              <w:rStyle w:val="Hyperlink"/>
-            </w:rPr>
-            <w:t>h</w:t>
-          </w:r>
-        </w:hyperlink>
-      </w:r>
-      <w:r>
-        <w:rPr>
-          <w:u w:val="single" w:color="0000ff"/>
-          <w:rFonts w:ascii="Charis SIL Regular" w:hAnsi="Charis SIL Regular" w:eastAsia="Charis SIL Regular"/>
-          <w:b w:val="0"/>
-          <w:i w:val="0"/>
-          <w:color w:val="000000"/>
-          <w:sz w:val="24"/>
-        </w:rPr>
-        <w:hyperlink r:id="rId12" w:history="1">
-          <w:r>
-            <w:rPr>
-              <w:rStyle w:val="Hyperlink"/>
-            </w:rPr>
-            <w:t xml:space="preserve">en </w:t>
-          </w:r>
-        </w:hyperlink>
-      </w:r>
-      <w:r>
-        <w:rPr>
-          <w:u w:val="single" w:color="0000ff"/>
-          <w:rFonts w:ascii="Charis SIL Regular" w:hAnsi="Charis SIL Regular" w:eastAsia="Charis SIL Regular"/>
-          <w:b w:val="0"/>
-          <w:i w:val="0"/>
-          <w:color w:val="000000"/>
-          <w:sz w:val="24"/>
-        </w:rPr>
-        <w:hyperlink r:id="rId12" w:history="1">
-          <w:r>
-            <w:rPr>
-              <w:rStyle w:val="Hyperlink"/>
-            </w:rPr>
-            <w:t>d</w:t>
-          </w:r>
-        </w:hyperlink>
-      </w:r>
-      <w:r>
-        <w:rPr>
-          <w:u w:val="single" w:color="0000ff"/>
-          <w:rFonts w:ascii="Charis SIL Regular" w:hAnsi="Charis SIL Regular" w:eastAsia="Charis SIL Regular"/>
-          <w:b w:val="0"/>
-          <w:i w:val="0"/>
-          <w:color w:val="000000"/>
-          <w:sz w:val="24"/>
-        </w:rPr>
-        <w:hyperlink r:id="rId12" w:history="1">
-          <w:r>
-            <w:rPr>
-              <w:rStyle w:val="Hyperlink"/>
-            </w:rPr>
-            <w:t>istribute</w:t>
-          </w:r>
-        </w:hyperlink>
+        <w:t>Sciences), which would then distribute</w:t>
       </w:r>
       <w:r>
         <w:rPr>
@@ -1766,13 +1668,29 @@
             <w:rPr>
               <w:rStyle w:val="Hyperlink"/>
             </w:rPr>
-            <w:t>affairs</w:t>
+            <w:t>affair</w:t>
           </w:r>
         </w:hyperlink>
       </w:r>
       <w:r>
         <w:rPr>
-          <w:u w:val="single" w:color="0000ff"/>
+          <w:rFonts w:ascii="Charis SIL Regular" w:hAnsi="Charis SIL Regular" w:eastAsia="Charis SIL Regular"/>
+          <w:b w:val="0"/>
+          <w:i w:val="0"/>
+          <w:color w:val="000000"/>
+          <w:sz w:val="24"/>
+        </w:rPr>
+        <w:hyperlink r:id="rId17" w:history="1">
+          <w:r>
+            <w:rPr>
+              <w:rStyle w:val="Hyperlink"/>
+            </w:rPr>
+            <w:t>s</w:t>
+          </w:r>
+        </w:hyperlink>
+      </w:r>
+      <w:r>
+        <w:rPr>
           <w:rFonts w:ascii="Charis SIL Regular" w:hAnsi="Charis SIL Regular" w:eastAsia="Charis SIL Regular"/>
           <w:b w:val="0"/>
           <w:i w:val="0"/>
@@ -1813,7 +1731,7 @@
             <w:rPr>
               <w:rStyle w:val="Hyperlink"/>
             </w:rPr>
-            <w:t>n the</w:t>
+            <w:t xml:space="preserve">n the </w:t>
           </w:r>
         </w:hyperlink>
       </w:r>
@@ -1825,7 +1743,7 @@
           <w:color w:val="000000"/>
           <w:sz w:val="24"/>
         </w:rPr>
-        <w:t xml:space="preserve"> various colonies through the Koloniaal Verslag (Colonial Report). This </w:t>
+        <w:t xml:space="preserve">various colonies through the Koloniaal Verslag (Colonial Report). This </w:t>
       </w:r>
       <w:r>
         <w:br/>
@@ -2308,7 +2226,7 @@
           <w:sz w:val="24"/>
           <w:u w:val="single"/>
         </w:rPr>
-        <w:t>Scientific research in col</w:t>
+        <w:t>Scientific research in colo</w:t>
       </w:r>
       <w:r>
         <w:rPr>
@@ -2319,7 +2237,7 @@
           <w:sz w:val="24"/>
           <w:u w:val="single"/>
         </w:rPr>
-        <w:t>o</w:t>
+        <w:t>nised territorie</w:t>
       </w:r>
       <w:r>
         <w:rPr>
@@ -2328,9 +2246,8 @@
           <w:i w:val="0"/>
           <w:color w:val="0000FF"/>
           <w:sz w:val="24"/>
-          <w:u w:val="single"/>
-        </w:rPr>
-        <w:t>nised territories</w:t>
+        </w:rPr>
+        <w:t>s</w:t>
       </w:r>
       <w:r>
         <w:br/>
@@ -3369,15 +3286,9 @@
           <w:i w:val="0"/>
           <w:color w:val="0000FF"/>
           <w:sz w:val="24"/>
-        </w:rPr>
-        <w:hyperlink r:id="rId22" w:history="1">
-          <w:r>
-            <w:rPr>
-              <w:rStyle w:val="Hyperlink"/>
-            </w:rPr>
-            <w:t>.n</w:t>
-          </w:r>
-        </w:hyperlink>
+          <w:u w:val="single"/>
+        </w:rPr>
+        <w:t>.n</w:t>
       </w:r>
       <w:r>
         <w:rPr>

--- a/EXPORTS/DOCX/published/niveau2/English/CivilServants.docx
+++ b/EXPORTS/DOCX/published/niveau2/English/CivilServants.docx
@@ -828,13 +828,111 @@
       </w:r>
       <w:r>
         <w:rPr>
+          <w:u w:val="single" w:color="0000ff"/>
           <w:rFonts w:ascii="Charis SIL Regular" w:hAnsi="Charis SIL Regular" w:eastAsia="Charis SIL Regular"/>
           <w:b w:val="0"/>
           <w:i w:val="0"/>
           <w:color w:val="000000"/>
           <w:sz w:val="24"/>
         </w:rPr>
-        <w:t>Sciences), which would then distribute</w:t>
+        <w:hyperlink r:id="rId12" w:history="1">
+          <w:r>
+            <w:rPr>
+              <w:rStyle w:val="Hyperlink"/>
+            </w:rPr>
+            <w:t>Sciences), w</w:t>
+          </w:r>
+        </w:hyperlink>
+      </w:r>
+      <w:r>
+        <w:rPr>
+          <w:u w:val="single" w:color="0000ff"/>
+          <w:rFonts w:ascii="Charis SIL Regular" w:hAnsi="Charis SIL Regular" w:eastAsia="Charis SIL Regular"/>
+          <w:b w:val="0"/>
+          <w:i w:val="0"/>
+          <w:color w:val="000000"/>
+          <w:sz w:val="24"/>
+        </w:rPr>
+        <w:hyperlink r:id="rId12" w:history="1">
+          <w:r>
+            <w:rPr>
+              <w:rStyle w:val="Hyperlink"/>
+            </w:rPr>
+            <w:t>hich would t</w:t>
+          </w:r>
+        </w:hyperlink>
+      </w:r>
+      <w:r>
+        <w:rPr>
+          <w:u w:val="single" w:color="0000ff"/>
+          <w:rFonts w:ascii="Charis SIL Regular" w:hAnsi="Charis SIL Regular" w:eastAsia="Charis SIL Regular"/>
+          <w:b w:val="0"/>
+          <w:i w:val="0"/>
+          <w:color w:val="000000"/>
+          <w:sz w:val="24"/>
+        </w:rPr>
+        <w:hyperlink r:id="rId12" w:history="1">
+          <w:r>
+            <w:rPr>
+              <w:rStyle w:val="Hyperlink"/>
+            </w:rPr>
+            <w:t>h</w:t>
+          </w:r>
+        </w:hyperlink>
+      </w:r>
+      <w:r>
+        <w:rPr>
+          <w:u w:val="single" w:color="0000ff"/>
+          <w:rFonts w:ascii="Charis SIL Regular" w:hAnsi="Charis SIL Regular" w:eastAsia="Charis SIL Regular"/>
+          <w:b w:val="0"/>
+          <w:i w:val="0"/>
+          <w:color w:val="000000"/>
+          <w:sz w:val="24"/>
+        </w:rPr>
+        <w:hyperlink r:id="rId12" w:history="1">
+          <w:r>
+            <w:rPr>
+              <w:rStyle w:val="Hyperlink"/>
+            </w:rPr>
+            <w:t xml:space="preserve">en </w:t>
+          </w:r>
+        </w:hyperlink>
+      </w:r>
+      <w:r>
+        <w:rPr>
+          <w:u w:val="single" w:color="0000ff"/>
+          <w:rFonts w:ascii="Charis SIL Regular" w:hAnsi="Charis SIL Regular" w:eastAsia="Charis SIL Regular"/>
+          <w:b w:val="0"/>
+          <w:i w:val="0"/>
+          <w:color w:val="000000"/>
+          <w:sz w:val="24"/>
+        </w:rPr>
+        <w:hyperlink r:id="rId12" w:history="1">
+          <w:r>
+            <w:rPr>
+              <w:rStyle w:val="Hyperlink"/>
+            </w:rPr>
+            <w:t>d</w:t>
+          </w:r>
+        </w:hyperlink>
+      </w:r>
+      <w:r>
+        <w:rPr>
+          <w:u w:val="single" w:color="0000ff"/>
+          <w:rFonts w:ascii="Charis SIL Regular" w:hAnsi="Charis SIL Regular" w:eastAsia="Charis SIL Regular"/>
+          <w:b w:val="0"/>
+          <w:i w:val="0"/>
+          <w:color w:val="000000"/>
+          <w:sz w:val="24"/>
+        </w:rPr>
+        <w:hyperlink r:id="rId12" w:history="1">
+          <w:r>
+            <w:rPr>
+              <w:rStyle w:val="Hyperlink"/>
+            </w:rPr>
+            <w:t>istribute</w:t>
+          </w:r>
+        </w:hyperlink>
       </w:r>
       <w:r>
         <w:rPr>
@@ -1668,39 +1766,12 @@
             <w:rPr>
               <w:rStyle w:val="Hyperlink"/>
             </w:rPr>
-            <w:t>affair</w:t>
+            <w:t>affairs</w:t>
           </w:r>
         </w:hyperlink>
       </w:r>
       <w:r>
         <w:rPr>
-          <w:rFonts w:ascii="Charis SIL Regular" w:hAnsi="Charis SIL Regular" w:eastAsia="Charis SIL Regular"/>
-          <w:b w:val="0"/>
-          <w:i w:val="0"/>
-          <w:color w:val="000000"/>
-          <w:sz w:val="24"/>
-        </w:rPr>
-        <w:hyperlink r:id="rId17" w:history="1">
-          <w:r>
-            <w:rPr>
-              <w:rStyle w:val="Hyperlink"/>
-            </w:rPr>
-            <w:t>s</w:t>
-          </w:r>
-        </w:hyperlink>
-      </w:r>
-      <w:r>
-        <w:rPr>
-          <w:rFonts w:ascii="Charis SIL Regular" w:hAnsi="Charis SIL Regular" w:eastAsia="Charis SIL Regular"/>
-          <w:b w:val="0"/>
-          <w:i w:val="0"/>
-          <w:color w:val="000000"/>
-          <w:sz w:val="24"/>
-        </w:rPr>
-        <w:t xml:space="preserve"> </w:t>
-      </w:r>
-      <w:r>
-        <w:rPr>
           <w:u w:val="single" w:color="0000ff"/>
           <w:rFonts w:ascii="Charis SIL Regular" w:hAnsi="Charis SIL Regular" w:eastAsia="Charis SIL Regular"/>
           <w:b w:val="0"/>
@@ -1708,14 +1779,17 @@
           <w:color w:val="000000"/>
           <w:sz w:val="24"/>
         </w:rPr>
-        <w:hyperlink r:id="rId17" w:history="1">
-          <w:r>
-            <w:rPr>
-              <w:rStyle w:val="Hyperlink"/>
-            </w:rPr>
-            <w:t>i</w:t>
-          </w:r>
-        </w:hyperlink>
+        <w:t xml:space="preserve"> </w:t>
+      </w:r>
+      <w:r>
+        <w:rPr>
+          <w:rFonts w:ascii="Charis SIL Regular" w:hAnsi="Charis SIL Regular" w:eastAsia="Charis SIL Regular"/>
+          <w:b w:val="0"/>
+          <w:i w:val="0"/>
+          <w:color w:val="000000"/>
+          <w:sz w:val="24"/>
+        </w:rPr>
+        <w:t>i</w:t>
       </w:r>
       <w:r>
         <w:rPr>
@@ -2226,7 +2300,7 @@
           <w:sz w:val="24"/>
           <w:u w:val="single"/>
         </w:rPr>
-        <w:t>Scientific research in colo</w:t>
+        <w:t>Scientific research in col</w:t>
       </w:r>
       <w:r>
         <w:rPr>
@@ -2237,7 +2311,7 @@
           <w:sz w:val="24"/>
           <w:u w:val="single"/>
         </w:rPr>
-        <w:t>nised territorie</w:t>
+        <w:t>o</w:t>
       </w:r>
       <w:r>
         <w:rPr>
@@ -2246,8 +2320,9 @@
           <w:i w:val="0"/>
           <w:color w:val="0000FF"/>
           <w:sz w:val="24"/>
-        </w:rPr>
-        <w:t>s</w:t>
+          <w:u w:val="single"/>
+        </w:rPr>
+        <w:t>nised territories</w:t>
       </w:r>
       <w:r>
         <w:br/>
@@ -3286,9 +3361,15 @@
           <w:i w:val="0"/>
           <w:color w:val="0000FF"/>
           <w:sz w:val="24"/>
-          <w:u w:val="single"/>
-        </w:rPr>
-        <w:t>.n</w:t>
+        </w:rPr>
+        <w:hyperlink r:id="rId22" w:history="1">
+          <w:r>
+            <w:rPr>
+              <w:rStyle w:val="Hyperlink"/>
+            </w:rPr>
+            <w:t>.n</w:t>
+          </w:r>
+        </w:hyperlink>
       </w:r>
       <w:r>
         <w:rPr>
@@ -4845,7 +4926,7 @@
           <w:sz w:val="24"/>
           <w:u w:val="single"/>
         </w:rPr>
-        <w:hyperlink r:id="rId29" w:history="1">
+        <w:hyperlink r:id="rId30" w:history="1">
           <w:r>
             <w:rPr>
               <w:rStyle w:val="Hyperlink"/>
@@ -4863,7 +4944,7 @@
           <w:sz w:val="24"/>
           <w:u w:val="single"/>
         </w:rPr>
-        <w:hyperlink r:id="rId29" w:history="1">
+        <w:hyperlink r:id="rId30" w:history="1">
           <w:r>
             <w:rPr>
               <w:rStyle w:val="Hyperlink"/>
@@ -4892,7 +4973,7 @@
           <w:sz w:val="24"/>
           <w:u w:val="single"/>
         </w:rPr>
-        <w:hyperlink r:id="rId29" w:history="1">
+        <w:hyperlink r:id="rId30" w:history="1">
           <w:r>
             <w:rPr>
               <w:rStyle w:val="Hyperlink"/>
@@ -4993,7 +5074,7 @@
           <w:sz w:val="24"/>
           <w:u w:val="single"/>
         </w:rPr>
-        <w:hyperlink r:id="rId30" w:history="1">
+        <w:hyperlink r:id="rId31" w:history="1">
           <w:r>
             <w:rPr>
               <w:rStyle w:val="Hyperlink"/>
@@ -5011,7 +5092,7 @@
           <w:sz w:val="24"/>
           <w:u w:val="single"/>
         </w:rPr>
-        <w:hyperlink r:id="rId30" w:history="1">
+        <w:hyperlink r:id="rId31" w:history="1">
           <w:r>
             <w:rPr>
               <w:rStyle w:val="Hyperlink"/>
@@ -5029,7 +5110,7 @@
           <w:sz w:val="24"/>
           <w:u w:val="single"/>
         </w:rPr>
-        <w:hyperlink r:id="rId30" w:history="1">
+        <w:hyperlink r:id="rId31" w:history="1">
           <w:r>
             <w:rPr>
               <w:rStyle w:val="Hyperlink"/>
@@ -5057,7 +5138,7 @@
           <w:sz w:val="24"/>
           <w:u w:val="single"/>
         </w:rPr>
-        <w:hyperlink r:id="rId31" w:history="1">
+        <w:hyperlink r:id="rId32" w:history="1">
           <w:r>
             <w:rPr>
               <w:rStyle w:val="Hyperlink"/>
@@ -5086,7 +5167,7 @@
           <w:sz w:val="24"/>
           <w:u w:val="single"/>
         </w:rPr>
-        <w:hyperlink r:id="rId31" w:history="1">
+        <w:hyperlink r:id="rId32" w:history="1">
           <w:r>
             <w:rPr>
               <w:rStyle w:val="Hyperlink"/>
@@ -5114,7 +5195,7 @@
           <w:sz w:val="24"/>
           <w:u w:val="single"/>
         </w:rPr>
-        <w:hyperlink r:id="rId30" w:history="1">
+        <w:hyperlink r:id="rId31" w:history="1">
           <w:r>
             <w:rPr>
               <w:rStyle w:val="Hyperlink"/>
@@ -5132,7 +5213,7 @@
           <w:sz w:val="24"/>
           <w:u w:val="single"/>
         </w:rPr>
-        <w:hyperlink r:id="rId30" w:history="1">
+        <w:hyperlink r:id="rId31" w:history="1">
           <w:r>
             <w:rPr>
               <w:rStyle w:val="Hyperlink"/>
@@ -5161,7 +5242,7 @@
           <w:sz w:val="24"/>
           <w:u w:val="single"/>
         </w:rPr>
-        <w:hyperlink r:id="rId30" w:history="1">
+        <w:hyperlink r:id="rId31" w:history="1">
           <w:r>
             <w:rPr>
               <w:rStyle w:val="Hyperlink"/>

--- a/EXPORTS/DOCX/published/niveau2/English/CivilServants.docx
+++ b/EXPORTS/DOCX/published/niveau2/English/CivilServants.docx
@@ -242,25 +242,7 @@
           <w:color w:val="000000"/>
           <w:sz w:val="24"/>
         </w:rPr>
-        <w:t xml:space="preserve"> in particular had a large number of civil servants, who we</w:t>
-      </w:r>
-      <w:r>
-        <w:rPr>
-          <w:u w:val="single" w:color="0000ff"/>
-          <w:rFonts w:ascii="Charis SIL Regular" w:hAnsi="Charis SIL Regular" w:eastAsia="Charis SIL Regular"/>
-          <w:b w:val="0"/>
-          <w:i w:val="0"/>
-          <w:color w:val="000000"/>
-          <w:sz w:val="24"/>
-        </w:rPr>
-        <w:hyperlink r:id="rId9" w:history="1">
-          <w:r>
-            <w:rPr>
-              <w:rStyle w:val="Hyperlink"/>
-            </w:rPr>
-            <w:t>re par</w:t>
-          </w:r>
-        </w:hyperlink>
+        <w:t xml:space="preserve"> in particular had a large number of civil servants, who were par</w:t>
       </w:r>
       <w:r>
         <w:rPr>
@@ -1386,54 +1368,7 @@
           <w:color w:val="000000"/>
           <w:sz w:val="24"/>
         </w:rPr>
-        <w:t>relating to the Du</w:t>
-      </w:r>
-      <w:r>
-        <w:rPr>
-          <w:u w:val="single" w:color="0000ff"/>
-          <w:rFonts w:ascii="Charis SIL Regular" w:hAnsi="Charis SIL Regular" w:eastAsia="Charis SIL Regular"/>
-          <w:b w:val="0"/>
-          <w:i w:val="0"/>
-          <w:color w:val="000000"/>
-          <w:sz w:val="24"/>
-        </w:rPr>
-        <w:hyperlink r:id="rId15" w:history="1">
-          <w:r>
-            <w:rPr>
-              <w:rStyle w:val="Hyperlink"/>
-            </w:rPr>
-            <w:t>tch</w:t>
-          </w:r>
-        </w:hyperlink>
-      </w:r>
-      <w:r>
-        <w:rPr>
-          <w:u w:val="single" w:color="0000ff"/>
-          <w:rFonts w:ascii="Charis SIL Regular" w:hAnsi="Charis SIL Regular" w:eastAsia="Charis SIL Regular"/>
-          <w:b w:val="0"/>
-          <w:i w:val="0"/>
-          <w:color w:val="000000"/>
-          <w:sz w:val="24"/>
-        </w:rPr>
-        <w:t xml:space="preserve"> </w:t>
-      </w:r>
-      <w:r>
-        <w:rPr>
-          <w:u w:val="single" w:color="0000ff"/>
-          <w:rFonts w:ascii="Charis SIL Regular" w:hAnsi="Charis SIL Regular" w:eastAsia="Charis SIL Regular"/>
-          <w:b w:val="0"/>
-          <w:i w:val="0"/>
-          <w:color w:val="000000"/>
-          <w:sz w:val="24"/>
-        </w:rPr>
-        <w:hyperlink r:id="rId15" w:history="1">
-          <w:r>
-            <w:rPr>
-              <w:rStyle w:val="Hyperlink"/>
-            </w:rPr>
-            <w:t>East Indi</w:t>
-          </w:r>
-        </w:hyperlink>
+        <w:t>relating to the Dutch East Indi</w:t>
       </w:r>
       <w:r>
         <w:rPr>
@@ -1766,12 +1701,39 @@
             <w:rPr>
               <w:rStyle w:val="Hyperlink"/>
             </w:rPr>
-            <w:t>affairs</w:t>
+            <w:t>affair</w:t>
           </w:r>
         </w:hyperlink>
       </w:r>
       <w:r>
         <w:rPr>
+          <w:rFonts w:ascii="Charis SIL Regular" w:hAnsi="Charis SIL Regular" w:eastAsia="Charis SIL Regular"/>
+          <w:b w:val="0"/>
+          <w:i w:val="0"/>
+          <w:color w:val="000000"/>
+          <w:sz w:val="24"/>
+        </w:rPr>
+        <w:hyperlink r:id="rId17" w:history="1">
+          <w:r>
+            <w:rPr>
+              <w:rStyle w:val="Hyperlink"/>
+            </w:rPr>
+            <w:t>s</w:t>
+          </w:r>
+        </w:hyperlink>
+      </w:r>
+      <w:r>
+        <w:rPr>
+          <w:rFonts w:ascii="Charis SIL Regular" w:hAnsi="Charis SIL Regular" w:eastAsia="Charis SIL Regular"/>
+          <w:b w:val="0"/>
+          <w:i w:val="0"/>
+          <w:color w:val="000000"/>
+          <w:sz w:val="24"/>
+        </w:rPr>
+        <w:t xml:space="preserve"> </w:t>
+      </w:r>
+      <w:r>
+        <w:rPr>
           <w:u w:val="single" w:color="0000ff"/>
           <w:rFonts w:ascii="Charis SIL Regular" w:hAnsi="Charis SIL Regular" w:eastAsia="Charis SIL Regular"/>
           <w:b w:val="0"/>
@@ -1779,17 +1741,14 @@
           <w:color w:val="000000"/>
           <w:sz w:val="24"/>
         </w:rPr>
-        <w:t xml:space="preserve"> </w:t>
-      </w:r>
-      <w:r>
-        <w:rPr>
-          <w:rFonts w:ascii="Charis SIL Regular" w:hAnsi="Charis SIL Regular" w:eastAsia="Charis SIL Regular"/>
-          <w:b w:val="0"/>
-          <w:i w:val="0"/>
-          <w:color w:val="000000"/>
-          <w:sz w:val="24"/>
-        </w:rPr>
-        <w:t>i</w:t>
+        <w:hyperlink r:id="rId17" w:history="1">
+          <w:r>
+            <w:rPr>
+              <w:rStyle w:val="Hyperlink"/>
+            </w:rPr>
+            <w:t>i</w:t>
+          </w:r>
+        </w:hyperlink>
       </w:r>
       <w:r>
         <w:rPr>

--- a/EXPORTS/DOCX/published/niveau2/English/CivilServants.docx
+++ b/EXPORTS/DOCX/published/niveau2/English/CivilServants.docx
@@ -242,7 +242,25 @@
           <w:color w:val="000000"/>
           <w:sz w:val="24"/>
         </w:rPr>
-        <w:t xml:space="preserve"> in particular had a large number of civil servants, who were par</w:t>
+        <w:t xml:space="preserve"> in particular had a large number of civil servants, who we</w:t>
+      </w:r>
+      <w:r>
+        <w:rPr>
+          <w:u w:val="single" w:color="0000ff"/>
+          <w:rFonts w:ascii="Charis SIL Regular" w:hAnsi="Charis SIL Regular" w:eastAsia="Charis SIL Regular"/>
+          <w:b w:val="0"/>
+          <w:i w:val="0"/>
+          <w:color w:val="000000"/>
+          <w:sz w:val="24"/>
+        </w:rPr>
+        <w:hyperlink r:id="rId9" w:history="1">
+          <w:r>
+            <w:rPr>
+              <w:rStyle w:val="Hyperlink"/>
+            </w:rPr>
+            <w:t>re par</w:t>
+          </w:r>
+        </w:hyperlink>
       </w:r>
       <w:r>
         <w:rPr>
@@ -810,129 +828,13 @@
       </w:r>
       <w:r>
         <w:rPr>
-          <w:u w:val="single" w:color="0000ff"/>
           <w:rFonts w:ascii="Charis SIL Regular" w:hAnsi="Charis SIL Regular" w:eastAsia="Charis SIL Regular"/>
           <w:b w:val="0"/>
           <w:i w:val="0"/>
           <w:color w:val="000000"/>
           <w:sz w:val="24"/>
         </w:rPr>
-        <w:hyperlink r:id="rId12" w:history="1">
-          <w:r>
-            <w:rPr>
-              <w:rStyle w:val="Hyperlink"/>
-            </w:rPr>
-            <w:t>Sciences), w</w:t>
-          </w:r>
-        </w:hyperlink>
-      </w:r>
-      <w:r>
-        <w:rPr>
-          <w:u w:val="single" w:color="0000ff"/>
-          <w:rFonts w:ascii="Charis SIL Regular" w:hAnsi="Charis SIL Regular" w:eastAsia="Charis SIL Regular"/>
-          <w:b w:val="0"/>
-          <w:i w:val="0"/>
-          <w:color w:val="000000"/>
-          <w:sz w:val="24"/>
-        </w:rPr>
-        <w:hyperlink r:id="rId12" w:history="1">
-          <w:r>
-            <w:rPr>
-              <w:rStyle w:val="Hyperlink"/>
-            </w:rPr>
-            <w:t>hich would t</w:t>
-          </w:r>
-        </w:hyperlink>
-      </w:r>
-      <w:r>
-        <w:rPr>
-          <w:u w:val="single" w:color="0000ff"/>
-          <w:rFonts w:ascii="Charis SIL Regular" w:hAnsi="Charis SIL Regular" w:eastAsia="Charis SIL Regular"/>
-          <w:b w:val="0"/>
-          <w:i w:val="0"/>
-          <w:color w:val="000000"/>
-          <w:sz w:val="24"/>
-        </w:rPr>
-        <w:hyperlink r:id="rId12" w:history="1">
-          <w:r>
-            <w:rPr>
-              <w:rStyle w:val="Hyperlink"/>
-            </w:rPr>
-            <w:t>h</w:t>
-          </w:r>
-        </w:hyperlink>
-      </w:r>
-      <w:r>
-        <w:rPr>
-          <w:u w:val="single" w:color="0000ff"/>
-          <w:rFonts w:ascii="Charis SIL Regular" w:hAnsi="Charis SIL Regular" w:eastAsia="Charis SIL Regular"/>
-          <w:b w:val="0"/>
-          <w:i w:val="0"/>
-          <w:color w:val="000000"/>
-          <w:sz w:val="24"/>
-        </w:rPr>
-        <w:hyperlink r:id="rId12" w:history="1">
-          <w:r>
-            <w:rPr>
-              <w:rStyle w:val="Hyperlink"/>
-            </w:rPr>
-            <w:t xml:space="preserve">en </w:t>
-          </w:r>
-        </w:hyperlink>
-      </w:r>
-      <w:r>
-        <w:rPr>
-          <w:u w:val="single" w:color="0000ff"/>
-          <w:rFonts w:ascii="Charis SIL Regular" w:hAnsi="Charis SIL Regular" w:eastAsia="Charis SIL Regular"/>
-          <w:b w:val="0"/>
-          <w:i w:val="0"/>
-          <w:color w:val="000000"/>
-          <w:sz w:val="24"/>
-        </w:rPr>
-        <w:hyperlink r:id="rId12" w:history="1">
-          <w:r>
-            <w:rPr>
-              <w:rStyle w:val="Hyperlink"/>
-            </w:rPr>
-            <w:t>d</w:t>
-          </w:r>
-        </w:hyperlink>
-      </w:r>
-      <w:r>
-        <w:rPr>
-          <w:u w:val="single" w:color="0000ff"/>
-          <w:rFonts w:ascii="Charis SIL Regular" w:hAnsi="Charis SIL Regular" w:eastAsia="Charis SIL Regular"/>
-          <w:b w:val="0"/>
-          <w:i w:val="0"/>
-          <w:color w:val="000000"/>
-          <w:sz w:val="24"/>
-        </w:rPr>
-        <w:hyperlink r:id="rId12" w:history="1">
-          <w:r>
-            <w:rPr>
-              <w:rStyle w:val="Hyperlink"/>
-            </w:rPr>
-            <w:t>istribute</w:t>
-          </w:r>
-        </w:hyperlink>
-      </w:r>
-      <w:r>
-        <w:rPr>
-          <w:u w:val="single" w:color="0000ff"/>
-          <w:rFonts w:ascii="Charis SIL Regular" w:hAnsi="Charis SIL Regular" w:eastAsia="Charis SIL Regular"/>
-          <w:b w:val="0"/>
-          <w:i w:val="0"/>
-          <w:color w:val="000000"/>
-          <w:sz w:val="24"/>
-        </w:rPr>
-        <w:hyperlink r:id="rId12" w:history="1">
-          <w:r>
-            <w:rPr>
-              <w:rStyle w:val="Hyperlink"/>
-            </w:rPr>
-            <w:t xml:space="preserve"> th</w:t>
-          </w:r>
-        </w:hyperlink>
+        <w:t>Sciences), which would then distribute th</w:t>
       </w:r>
       <w:r>
         <w:rPr>
@@ -1368,7 +1270,54 @@
           <w:color w:val="000000"/>
           <w:sz w:val="24"/>
         </w:rPr>
-        <w:t>relating to the Dutch East Indi</w:t>
+        <w:t>relating to the Du</w:t>
+      </w:r>
+      <w:r>
+        <w:rPr>
+          <w:u w:val="single" w:color="0000ff"/>
+          <w:rFonts w:ascii="Charis SIL Regular" w:hAnsi="Charis SIL Regular" w:eastAsia="Charis SIL Regular"/>
+          <w:b w:val="0"/>
+          <w:i w:val="0"/>
+          <w:color w:val="000000"/>
+          <w:sz w:val="24"/>
+        </w:rPr>
+        <w:hyperlink r:id="rId15" w:history="1">
+          <w:r>
+            <w:rPr>
+              <w:rStyle w:val="Hyperlink"/>
+            </w:rPr>
+            <w:t>tch</w:t>
+          </w:r>
+        </w:hyperlink>
+      </w:r>
+      <w:r>
+        <w:rPr>
+          <w:u w:val="single" w:color="0000ff"/>
+          <w:rFonts w:ascii="Charis SIL Regular" w:hAnsi="Charis SIL Regular" w:eastAsia="Charis SIL Regular"/>
+          <w:b w:val="0"/>
+          <w:i w:val="0"/>
+          <w:color w:val="000000"/>
+          <w:sz w:val="24"/>
+        </w:rPr>
+        <w:t xml:space="preserve"> </w:t>
+      </w:r>
+      <w:r>
+        <w:rPr>
+          <w:u w:val="single" w:color="0000ff"/>
+          <w:rFonts w:ascii="Charis SIL Regular" w:hAnsi="Charis SIL Regular" w:eastAsia="Charis SIL Regular"/>
+          <w:b w:val="0"/>
+          <w:i w:val="0"/>
+          <w:color w:val="000000"/>
+          <w:sz w:val="24"/>
+        </w:rPr>
+        <w:hyperlink r:id="rId15" w:history="1">
+          <w:r>
+            <w:rPr>
+              <w:rStyle w:val="Hyperlink"/>
+            </w:rPr>
+            <w:t>East Indi</w:t>
+          </w:r>
+        </w:hyperlink>
       </w:r>
       <w:r>
         <w:rPr>
@@ -1701,29 +1650,13 @@
             <w:rPr>
               <w:rStyle w:val="Hyperlink"/>
             </w:rPr>
-            <w:t>affair</w:t>
+            <w:t>affairs</w:t>
           </w:r>
         </w:hyperlink>
       </w:r>
       <w:r>
         <w:rPr>
-          <w:rFonts w:ascii="Charis SIL Regular" w:hAnsi="Charis SIL Regular" w:eastAsia="Charis SIL Regular"/>
-          <w:b w:val="0"/>
-          <w:i w:val="0"/>
-          <w:color w:val="000000"/>
-          <w:sz w:val="24"/>
-        </w:rPr>
-        <w:hyperlink r:id="rId17" w:history="1">
-          <w:r>
-            <w:rPr>
-              <w:rStyle w:val="Hyperlink"/>
-            </w:rPr>
-            <w:t>s</w:t>
-          </w:r>
-        </w:hyperlink>
-      </w:r>
-      <w:r>
-        <w:rPr>
+          <w:u w:val="single" w:color="0000ff"/>
           <w:rFonts w:ascii="Charis SIL Regular" w:hAnsi="Charis SIL Regular" w:eastAsia="Charis SIL Regular"/>
           <w:b w:val="0"/>
           <w:i w:val="0"/>
@@ -1764,7 +1697,7 @@
             <w:rPr>
               <w:rStyle w:val="Hyperlink"/>
             </w:rPr>
-            <w:t xml:space="preserve">n the </w:t>
+            <w:t>n the</w:t>
           </w:r>
         </w:hyperlink>
       </w:r>
@@ -1776,7 +1709,7 @@
           <w:color w:val="000000"/>
           <w:sz w:val="24"/>
         </w:rPr>
-        <w:t xml:space="preserve">various colonies through the Koloniaal Verslag (Colonial Report). This </w:t>
+        <w:t xml:space="preserve"> various colonies through the Koloniaal Verslag (Colonial Report). This </w:t>
       </w:r>
       <w:r>
         <w:br/>
@@ -2259,7 +2192,7 @@
           <w:sz w:val="24"/>
           <w:u w:val="single"/>
         </w:rPr>
-        <w:t>Scientific research in col</w:t>
+        <w:t>Scientific research in colo</w:t>
       </w:r>
       <w:r>
         <w:rPr>
@@ -2270,7 +2203,7 @@
           <w:sz w:val="24"/>
           <w:u w:val="single"/>
         </w:rPr>
-        <w:t>o</w:t>
+        <w:t>nised territorie</w:t>
       </w:r>
       <w:r>
         <w:rPr>
@@ -2279,9 +2212,8 @@
           <w:i w:val="0"/>
           <w:color w:val="0000FF"/>
           <w:sz w:val="24"/>
-          <w:u w:val="single"/>
-        </w:rPr>
-        <w:t>nised territories</w:t>
+        </w:rPr>
+        <w:t>s</w:t>
       </w:r>
       <w:r>
         <w:br/>

--- a/EXPORTS/DOCX/published/niveau2/English/CivilServants.docx
+++ b/EXPORTS/DOCX/published/niveau2/English/CivilServants.docx
@@ -828,13 +828,129 @@
       </w:r>
       <w:r>
         <w:rPr>
+          <w:u w:val="single" w:color="0000ff"/>
           <w:rFonts w:ascii="Charis SIL Regular" w:hAnsi="Charis SIL Regular" w:eastAsia="Charis SIL Regular"/>
           <w:b w:val="0"/>
           <w:i w:val="0"/>
           <w:color w:val="000000"/>
           <w:sz w:val="24"/>
         </w:rPr>
-        <w:t>Sciences), which would then distribute th</w:t>
+        <w:hyperlink r:id="rId12" w:history="1">
+          <w:r>
+            <w:rPr>
+              <w:rStyle w:val="Hyperlink"/>
+            </w:rPr>
+            <w:t>Sciences), w</w:t>
+          </w:r>
+        </w:hyperlink>
+      </w:r>
+      <w:r>
+        <w:rPr>
+          <w:u w:val="single" w:color="0000ff"/>
+          <w:rFonts w:ascii="Charis SIL Regular" w:hAnsi="Charis SIL Regular" w:eastAsia="Charis SIL Regular"/>
+          <w:b w:val="0"/>
+          <w:i w:val="0"/>
+          <w:color w:val="000000"/>
+          <w:sz w:val="24"/>
+        </w:rPr>
+        <w:hyperlink r:id="rId12" w:history="1">
+          <w:r>
+            <w:rPr>
+              <w:rStyle w:val="Hyperlink"/>
+            </w:rPr>
+            <w:t>hich would t</w:t>
+          </w:r>
+        </w:hyperlink>
+      </w:r>
+      <w:r>
+        <w:rPr>
+          <w:u w:val="single" w:color="0000ff"/>
+          <w:rFonts w:ascii="Charis SIL Regular" w:hAnsi="Charis SIL Regular" w:eastAsia="Charis SIL Regular"/>
+          <w:b w:val="0"/>
+          <w:i w:val="0"/>
+          <w:color w:val="000000"/>
+          <w:sz w:val="24"/>
+        </w:rPr>
+        <w:hyperlink r:id="rId12" w:history="1">
+          <w:r>
+            <w:rPr>
+              <w:rStyle w:val="Hyperlink"/>
+            </w:rPr>
+            <w:t>h</w:t>
+          </w:r>
+        </w:hyperlink>
+      </w:r>
+      <w:r>
+        <w:rPr>
+          <w:u w:val="single" w:color="0000ff"/>
+          <w:rFonts w:ascii="Charis SIL Regular" w:hAnsi="Charis SIL Regular" w:eastAsia="Charis SIL Regular"/>
+          <w:b w:val="0"/>
+          <w:i w:val="0"/>
+          <w:color w:val="000000"/>
+          <w:sz w:val="24"/>
+        </w:rPr>
+        <w:hyperlink r:id="rId12" w:history="1">
+          <w:r>
+            <w:rPr>
+              <w:rStyle w:val="Hyperlink"/>
+            </w:rPr>
+            <w:t xml:space="preserve">en </w:t>
+          </w:r>
+        </w:hyperlink>
+      </w:r>
+      <w:r>
+        <w:rPr>
+          <w:u w:val="single" w:color="0000ff"/>
+          <w:rFonts w:ascii="Charis SIL Regular" w:hAnsi="Charis SIL Regular" w:eastAsia="Charis SIL Regular"/>
+          <w:b w:val="0"/>
+          <w:i w:val="0"/>
+          <w:color w:val="000000"/>
+          <w:sz w:val="24"/>
+        </w:rPr>
+        <w:hyperlink r:id="rId12" w:history="1">
+          <w:r>
+            <w:rPr>
+              <w:rStyle w:val="Hyperlink"/>
+            </w:rPr>
+            <w:t>d</w:t>
+          </w:r>
+        </w:hyperlink>
+      </w:r>
+      <w:r>
+        <w:rPr>
+          <w:u w:val="single" w:color="0000ff"/>
+          <w:rFonts w:ascii="Charis SIL Regular" w:hAnsi="Charis SIL Regular" w:eastAsia="Charis SIL Regular"/>
+          <w:b w:val="0"/>
+          <w:i w:val="0"/>
+          <w:color w:val="000000"/>
+          <w:sz w:val="24"/>
+        </w:rPr>
+        <w:hyperlink r:id="rId12" w:history="1">
+          <w:r>
+            <w:rPr>
+              <w:rStyle w:val="Hyperlink"/>
+            </w:rPr>
+            <w:t>istribute</w:t>
+          </w:r>
+        </w:hyperlink>
+      </w:r>
+      <w:r>
+        <w:rPr>
+          <w:u w:val="single" w:color="0000ff"/>
+          <w:rFonts w:ascii="Charis SIL Regular" w:hAnsi="Charis SIL Regular" w:eastAsia="Charis SIL Regular"/>
+          <w:b w:val="0"/>
+          <w:i w:val="0"/>
+          <w:color w:val="000000"/>
+          <w:sz w:val="24"/>
+        </w:rPr>
+        <w:hyperlink r:id="rId12" w:history="1">
+          <w:r>
+            <w:rPr>
+              <w:rStyle w:val="Hyperlink"/>
+            </w:rPr>
+            <w:t xml:space="preserve"> th</w:t>
+          </w:r>
+        </w:hyperlink>
       </w:r>
       <w:r>
         <w:rPr>
@@ -2192,7 +2308,7 @@
           <w:sz w:val="24"/>
           <w:u w:val="single"/>
         </w:rPr>
-        <w:t>Scientific research in colo</w:t>
+        <w:t>Scientific research in col</w:t>
       </w:r>
       <w:r>
         <w:rPr>
@@ -2203,7 +2319,7 @@
           <w:sz w:val="24"/>
           <w:u w:val="single"/>
         </w:rPr>
-        <w:t>nised territorie</w:t>
+        <w:t>o</w:t>
       </w:r>
       <w:r>
         <w:rPr>
@@ -2212,8 +2328,9 @@
           <w:i w:val="0"/>
           <w:color w:val="0000FF"/>
           <w:sz w:val="24"/>
-        </w:rPr>
-        <w:t>s</w:t>
+          <w:u w:val="single"/>
+        </w:rPr>
+        <w:t>nised territories</w:t>
       </w:r>
       <w:r>
         <w:br/>

--- a/EXPORTS/DOCX/published/niveau2/English/CivilServants.docx
+++ b/EXPORTS/DOCX/published/niveau2/English/CivilServants.docx
@@ -828,129 +828,13 @@
       </w:r>
       <w:r>
         <w:rPr>
-          <w:u w:val="single" w:color="0000ff"/>
           <w:rFonts w:ascii="Charis SIL Regular" w:hAnsi="Charis SIL Regular" w:eastAsia="Charis SIL Regular"/>
           <w:b w:val="0"/>
           <w:i w:val="0"/>
           <w:color w:val="000000"/>
           <w:sz w:val="24"/>
         </w:rPr>
-        <w:hyperlink r:id="rId12" w:history="1">
-          <w:r>
-            <w:rPr>
-              <w:rStyle w:val="Hyperlink"/>
-            </w:rPr>
-            <w:t>Sciences), w</w:t>
-          </w:r>
-        </w:hyperlink>
-      </w:r>
-      <w:r>
-        <w:rPr>
-          <w:u w:val="single" w:color="0000ff"/>
-          <w:rFonts w:ascii="Charis SIL Regular" w:hAnsi="Charis SIL Regular" w:eastAsia="Charis SIL Regular"/>
-          <w:b w:val="0"/>
-          <w:i w:val="0"/>
-          <w:color w:val="000000"/>
-          <w:sz w:val="24"/>
-        </w:rPr>
-        <w:hyperlink r:id="rId12" w:history="1">
-          <w:r>
-            <w:rPr>
-              <w:rStyle w:val="Hyperlink"/>
-            </w:rPr>
-            <w:t>hich would t</w:t>
-          </w:r>
-        </w:hyperlink>
-      </w:r>
-      <w:r>
-        <w:rPr>
-          <w:u w:val="single" w:color="0000ff"/>
-          <w:rFonts w:ascii="Charis SIL Regular" w:hAnsi="Charis SIL Regular" w:eastAsia="Charis SIL Regular"/>
-          <w:b w:val="0"/>
-          <w:i w:val="0"/>
-          <w:color w:val="000000"/>
-          <w:sz w:val="24"/>
-        </w:rPr>
-        <w:hyperlink r:id="rId12" w:history="1">
-          <w:r>
-            <w:rPr>
-              <w:rStyle w:val="Hyperlink"/>
-            </w:rPr>
-            <w:t>h</w:t>
-          </w:r>
-        </w:hyperlink>
-      </w:r>
-      <w:r>
-        <w:rPr>
-          <w:u w:val="single" w:color="0000ff"/>
-          <w:rFonts w:ascii="Charis SIL Regular" w:hAnsi="Charis SIL Regular" w:eastAsia="Charis SIL Regular"/>
-          <w:b w:val="0"/>
-          <w:i w:val="0"/>
-          <w:color w:val="000000"/>
-          <w:sz w:val="24"/>
-        </w:rPr>
-        <w:hyperlink r:id="rId12" w:history="1">
-          <w:r>
-            <w:rPr>
-              <w:rStyle w:val="Hyperlink"/>
-            </w:rPr>
-            <w:t xml:space="preserve">en </w:t>
-          </w:r>
-        </w:hyperlink>
-      </w:r>
-      <w:r>
-        <w:rPr>
-          <w:u w:val="single" w:color="0000ff"/>
-          <w:rFonts w:ascii="Charis SIL Regular" w:hAnsi="Charis SIL Regular" w:eastAsia="Charis SIL Regular"/>
-          <w:b w:val="0"/>
-          <w:i w:val="0"/>
-          <w:color w:val="000000"/>
-          <w:sz w:val="24"/>
-        </w:rPr>
-        <w:hyperlink r:id="rId12" w:history="1">
-          <w:r>
-            <w:rPr>
-              <w:rStyle w:val="Hyperlink"/>
-            </w:rPr>
-            <w:t>d</w:t>
-          </w:r>
-        </w:hyperlink>
-      </w:r>
-      <w:r>
-        <w:rPr>
-          <w:u w:val="single" w:color="0000ff"/>
-          <w:rFonts w:ascii="Charis SIL Regular" w:hAnsi="Charis SIL Regular" w:eastAsia="Charis SIL Regular"/>
-          <w:b w:val="0"/>
-          <w:i w:val="0"/>
-          <w:color w:val="000000"/>
-          <w:sz w:val="24"/>
-        </w:rPr>
-        <w:hyperlink r:id="rId12" w:history="1">
-          <w:r>
-            <w:rPr>
-              <w:rStyle w:val="Hyperlink"/>
-            </w:rPr>
-            <w:t>istribute</w:t>
-          </w:r>
-        </w:hyperlink>
-      </w:r>
-      <w:r>
-        <w:rPr>
-          <w:u w:val="single" w:color="0000ff"/>
-          <w:rFonts w:ascii="Charis SIL Regular" w:hAnsi="Charis SIL Regular" w:eastAsia="Charis SIL Regular"/>
-          <w:b w:val="0"/>
-          <w:i w:val="0"/>
-          <w:color w:val="000000"/>
-          <w:sz w:val="24"/>
-        </w:rPr>
-        <w:hyperlink r:id="rId12" w:history="1">
-          <w:r>
-            <w:rPr>
-              <w:rStyle w:val="Hyperlink"/>
-            </w:rPr>
-            <w:t xml:space="preserve"> th</w:t>
-          </w:r>
-        </w:hyperlink>
+        <w:t>Sciences), which would then distribute th</w:t>
       </w:r>
       <w:r>
         <w:rPr>
@@ -1766,13 +1650,29 @@
             <w:rPr>
               <w:rStyle w:val="Hyperlink"/>
             </w:rPr>
-            <w:t>affairs</w:t>
+            <w:t>affair</w:t>
           </w:r>
         </w:hyperlink>
       </w:r>
       <w:r>
         <w:rPr>
-          <w:u w:val="single" w:color="0000ff"/>
+          <w:rFonts w:ascii="Charis SIL Regular" w:hAnsi="Charis SIL Regular" w:eastAsia="Charis SIL Regular"/>
+          <w:b w:val="0"/>
+          <w:i w:val="0"/>
+          <w:color w:val="000000"/>
+          <w:sz w:val="24"/>
+        </w:rPr>
+        <w:hyperlink r:id="rId17" w:history="1">
+          <w:r>
+            <w:rPr>
+              <w:rStyle w:val="Hyperlink"/>
+            </w:rPr>
+            <w:t>s</w:t>
+          </w:r>
+        </w:hyperlink>
+      </w:r>
+      <w:r>
+        <w:rPr>
           <w:rFonts w:ascii="Charis SIL Regular" w:hAnsi="Charis SIL Regular" w:eastAsia="Charis SIL Regular"/>
           <w:b w:val="0"/>
           <w:i w:val="0"/>
@@ -1813,7 +1713,7 @@
             <w:rPr>
               <w:rStyle w:val="Hyperlink"/>
             </w:rPr>
-            <w:t>n the</w:t>
+            <w:t xml:space="preserve">n the </w:t>
           </w:r>
         </w:hyperlink>
       </w:r>
@@ -1825,7 +1725,7 @@
           <w:color w:val="000000"/>
           <w:sz w:val="24"/>
         </w:rPr>
-        <w:t xml:space="preserve"> various colonies through the Koloniaal Verslag (Colonial Report). This </w:t>
+        <w:t xml:space="preserve">various colonies through the Koloniaal Verslag (Colonial Report). This </w:t>
       </w:r>
       <w:r>
         <w:br/>
@@ -3369,15 +3269,9 @@
           <w:i w:val="0"/>
           <w:color w:val="0000FF"/>
           <w:sz w:val="24"/>
-        </w:rPr>
-        <w:hyperlink r:id="rId22" w:history="1">
-          <w:r>
-            <w:rPr>
-              <w:rStyle w:val="Hyperlink"/>
-            </w:rPr>
-            <w:t>.n</w:t>
-          </w:r>
-        </w:hyperlink>
+          <w:u w:val="single"/>
+        </w:rPr>
+        <w:t>.n</w:t>
       </w:r>
       <w:r>
         <w:rPr>

--- a/EXPORTS/DOCX/published/niveau2/English/CivilServants.docx
+++ b/EXPORTS/DOCX/published/niveau2/English/CivilServants.docx
@@ -558,9 +558,15 @@
           <w:i w:val="0"/>
           <w:color w:val="0000FF"/>
           <w:sz w:val="24"/>
-          <w:u w:val="single"/>
-        </w:rPr>
-        <w:t>fl</w:t>
+        </w:rPr>
+        <w:hyperlink r:id="rId11" w:history="1">
+          <w:r>
+            <w:rPr>
+              <w:rStyle w:val="Hyperlink"/>
+            </w:rPr>
+            <w:t>fl</w:t>
+          </w:r>
+        </w:hyperlink>
       </w:r>
       <w:r>
         <w:rPr>
@@ -828,13 +834,129 @@
       </w:r>
       <w:r>
         <w:rPr>
+          <w:u w:val="single" w:color="0000ff"/>
           <w:rFonts w:ascii="Charis SIL Regular" w:hAnsi="Charis SIL Regular" w:eastAsia="Charis SIL Regular"/>
           <w:b w:val="0"/>
           <w:i w:val="0"/>
           <w:color w:val="000000"/>
           <w:sz w:val="24"/>
         </w:rPr>
-        <w:t>Sciences), which would then distribute th</w:t>
+        <w:hyperlink r:id="rId12" w:history="1">
+          <w:r>
+            <w:rPr>
+              <w:rStyle w:val="Hyperlink"/>
+            </w:rPr>
+            <w:t>Sciences), w</w:t>
+          </w:r>
+        </w:hyperlink>
+      </w:r>
+      <w:r>
+        <w:rPr>
+          <w:u w:val="single" w:color="0000ff"/>
+          <w:rFonts w:ascii="Charis SIL Regular" w:hAnsi="Charis SIL Regular" w:eastAsia="Charis SIL Regular"/>
+          <w:b w:val="0"/>
+          <w:i w:val="0"/>
+          <w:color w:val="000000"/>
+          <w:sz w:val="24"/>
+        </w:rPr>
+        <w:hyperlink r:id="rId12" w:history="1">
+          <w:r>
+            <w:rPr>
+              <w:rStyle w:val="Hyperlink"/>
+            </w:rPr>
+            <w:t>hich would t</w:t>
+          </w:r>
+        </w:hyperlink>
+      </w:r>
+      <w:r>
+        <w:rPr>
+          <w:u w:val="single" w:color="0000ff"/>
+          <w:rFonts w:ascii="Charis SIL Regular" w:hAnsi="Charis SIL Regular" w:eastAsia="Charis SIL Regular"/>
+          <w:b w:val="0"/>
+          <w:i w:val="0"/>
+          <w:color w:val="000000"/>
+          <w:sz w:val="24"/>
+        </w:rPr>
+        <w:hyperlink r:id="rId12" w:history="1">
+          <w:r>
+            <w:rPr>
+              <w:rStyle w:val="Hyperlink"/>
+            </w:rPr>
+            <w:t>h</w:t>
+          </w:r>
+        </w:hyperlink>
+      </w:r>
+      <w:r>
+        <w:rPr>
+          <w:u w:val="single" w:color="0000ff"/>
+          <w:rFonts w:ascii="Charis SIL Regular" w:hAnsi="Charis SIL Regular" w:eastAsia="Charis SIL Regular"/>
+          <w:b w:val="0"/>
+          <w:i w:val="0"/>
+          <w:color w:val="000000"/>
+          <w:sz w:val="24"/>
+        </w:rPr>
+        <w:hyperlink r:id="rId12" w:history="1">
+          <w:r>
+            <w:rPr>
+              <w:rStyle w:val="Hyperlink"/>
+            </w:rPr>
+            <w:t xml:space="preserve">en </w:t>
+          </w:r>
+        </w:hyperlink>
+      </w:r>
+      <w:r>
+        <w:rPr>
+          <w:u w:val="single" w:color="0000ff"/>
+          <w:rFonts w:ascii="Charis SIL Regular" w:hAnsi="Charis SIL Regular" w:eastAsia="Charis SIL Regular"/>
+          <w:b w:val="0"/>
+          <w:i w:val="0"/>
+          <w:color w:val="000000"/>
+          <w:sz w:val="24"/>
+        </w:rPr>
+        <w:hyperlink r:id="rId12" w:history="1">
+          <w:r>
+            <w:rPr>
+              <w:rStyle w:val="Hyperlink"/>
+            </w:rPr>
+            <w:t>d</w:t>
+          </w:r>
+        </w:hyperlink>
+      </w:r>
+      <w:r>
+        <w:rPr>
+          <w:u w:val="single" w:color="0000ff"/>
+          <w:rFonts w:ascii="Charis SIL Regular" w:hAnsi="Charis SIL Regular" w:eastAsia="Charis SIL Regular"/>
+          <w:b w:val="0"/>
+          <w:i w:val="0"/>
+          <w:color w:val="000000"/>
+          <w:sz w:val="24"/>
+        </w:rPr>
+        <w:hyperlink r:id="rId12" w:history="1">
+          <w:r>
+            <w:rPr>
+              <w:rStyle w:val="Hyperlink"/>
+            </w:rPr>
+            <w:t>istribute</w:t>
+          </w:r>
+        </w:hyperlink>
+      </w:r>
+      <w:r>
+        <w:rPr>
+          <w:u w:val="single" w:color="0000ff"/>
+          <w:rFonts w:ascii="Charis SIL Regular" w:hAnsi="Charis SIL Regular" w:eastAsia="Charis SIL Regular"/>
+          <w:b w:val="0"/>
+          <w:i w:val="0"/>
+          <w:color w:val="000000"/>
+          <w:sz w:val="24"/>
+        </w:rPr>
+        <w:hyperlink r:id="rId12" w:history="1">
+          <w:r>
+            <w:rPr>
+              <w:rStyle w:val="Hyperlink"/>
+            </w:rPr>
+            <w:t xml:space="preserve"> th</w:t>
+          </w:r>
+        </w:hyperlink>
       </w:r>
       <w:r>
         <w:rPr>
@@ -1645,14 +1767,7 @@
           <w:color w:val="000000"/>
           <w:sz w:val="24"/>
         </w:rPr>
-        <w:hyperlink r:id="rId17" w:history="1">
-          <w:r>
-            <w:rPr>
-              <w:rStyle w:val="Hyperlink"/>
-            </w:rPr>
-            <w:t>affair</w:t>
-          </w:r>
-        </w:hyperlink>
+        <w:t xml:space="preserve">affairs </w:t>
       </w:r>
       <w:r>
         <w:rPr>
@@ -1662,42 +1777,7 @@
           <w:color w:val="000000"/>
           <w:sz w:val="24"/>
         </w:rPr>
-        <w:hyperlink r:id="rId17" w:history="1">
-          <w:r>
-            <w:rPr>
-              <w:rStyle w:val="Hyperlink"/>
-            </w:rPr>
-            <w:t>s</w:t>
-          </w:r>
-        </w:hyperlink>
-      </w:r>
-      <w:r>
-        <w:rPr>
-          <w:rFonts w:ascii="Charis SIL Regular" w:hAnsi="Charis SIL Regular" w:eastAsia="Charis SIL Regular"/>
-          <w:b w:val="0"/>
-          <w:i w:val="0"/>
-          <w:color w:val="000000"/>
-          <w:sz w:val="24"/>
-        </w:rPr>
-        <w:t xml:space="preserve"> </w:t>
-      </w:r>
-      <w:r>
-        <w:rPr>
-          <w:u w:val="single" w:color="0000ff"/>
-          <w:rFonts w:ascii="Charis SIL Regular" w:hAnsi="Charis SIL Regular" w:eastAsia="Charis SIL Regular"/>
-          <w:b w:val="0"/>
-          <w:i w:val="0"/>
-          <w:color w:val="000000"/>
-          <w:sz w:val="24"/>
-        </w:rPr>
-        <w:hyperlink r:id="rId17" w:history="1">
-          <w:r>
-            <w:rPr>
-              <w:rStyle w:val="Hyperlink"/>
-            </w:rPr>
-            <w:t>i</w:t>
-          </w:r>
-        </w:hyperlink>
+        <w:t>i</w:t>
       </w:r>
       <w:r>
         <w:rPr>
@@ -3269,9 +3349,15 @@
           <w:i w:val="0"/>
           <w:color w:val="0000FF"/>
           <w:sz w:val="24"/>
-          <w:u w:val="single"/>
-        </w:rPr>
-        <w:t>.n</w:t>
+        </w:rPr>
+        <w:hyperlink r:id="rId22" w:history="1">
+          <w:r>
+            <w:rPr>
+              <w:rStyle w:val="Hyperlink"/>
+            </w:rPr>
+            <w:t>.n</w:t>
+          </w:r>
+        </w:hyperlink>
       </w:r>
       <w:r>
         <w:rPr>
@@ -4846,7 +4932,7 @@
           <w:sz w:val="24"/>
           <w:u w:val="single"/>
         </w:rPr>
-        <w:hyperlink r:id="rId30" w:history="1">
+        <w:hyperlink r:id="rId29" w:history="1">
           <w:r>
             <w:rPr>
               <w:rStyle w:val="Hyperlink"/>
@@ -4875,7 +4961,7 @@
           <w:sz w:val="24"/>
           <w:u w:val="single"/>
         </w:rPr>
-        <w:hyperlink r:id="rId30" w:history="1">
+        <w:hyperlink r:id="rId29" w:history="1">
           <w:r>
             <w:rPr>
               <w:rStyle w:val="Hyperlink"/>

--- a/EXPORTS/DOCX/published/niveau2/English/CivilServants.docx
+++ b/EXPORTS/DOCX/published/niveau2/English/CivilServants.docx
@@ -242,25 +242,7 @@
           <w:color w:val="000000"/>
           <w:sz w:val="24"/>
         </w:rPr>
-        <w:t xml:space="preserve"> in particular had a large number of civil servants, who we</w:t>
-      </w:r>
-      <w:r>
-        <w:rPr>
-          <w:u w:val="single" w:color="0000ff"/>
-          <w:rFonts w:ascii="Charis SIL Regular" w:hAnsi="Charis SIL Regular" w:eastAsia="Charis SIL Regular"/>
-          <w:b w:val="0"/>
-          <w:i w:val="0"/>
-          <w:color w:val="000000"/>
-          <w:sz w:val="24"/>
-        </w:rPr>
-        <w:hyperlink r:id="rId9" w:history="1">
-          <w:r>
-            <w:rPr>
-              <w:rStyle w:val="Hyperlink"/>
-            </w:rPr>
-            <w:t>re par</w:t>
-          </w:r>
-        </w:hyperlink>
+        <w:t xml:space="preserve"> in particular had a large number of civil servants, who were par</w:t>
       </w:r>
       <w:r>
         <w:rPr>
@@ -1767,45 +1749,71 @@
           <w:color w:val="000000"/>
           <w:sz w:val="24"/>
         </w:rPr>
-        <w:t xml:space="preserve">affairs </w:t>
-      </w:r>
-      <w:r>
-        <w:rPr>
-          <w:rFonts w:ascii="Charis SIL Regular" w:hAnsi="Charis SIL Regular" w:eastAsia="Charis SIL Regular"/>
-          <w:b w:val="0"/>
-          <w:i w:val="0"/>
-          <w:color w:val="000000"/>
-          <w:sz w:val="24"/>
-        </w:rPr>
-        <w:t>i</w:t>
-      </w:r>
-      <w:r>
-        <w:rPr>
-          <w:u w:val="single" w:color="0000ff"/>
-          <w:rFonts w:ascii="Charis SIL Regular" w:hAnsi="Charis SIL Regular" w:eastAsia="Charis SIL Regular"/>
-          <w:b w:val="0"/>
-          <w:i w:val="0"/>
-          <w:color w:val="000000"/>
-          <w:sz w:val="24"/>
-        </w:rPr>
         <w:hyperlink r:id="rId17" w:history="1">
           <w:r>
             <w:rPr>
               <w:rStyle w:val="Hyperlink"/>
             </w:rPr>
-            <w:t xml:space="preserve">n the </w:t>
+            <w:t>affairs</w:t>
           </w:r>
         </w:hyperlink>
       </w:r>
       <w:r>
         <w:rPr>
+          <w:u w:val="single" w:color="0000ff"/>
           <w:rFonts w:ascii="Charis SIL Regular" w:hAnsi="Charis SIL Regular" w:eastAsia="Charis SIL Regular"/>
           <w:b w:val="0"/>
           <w:i w:val="0"/>
           <w:color w:val="000000"/>
           <w:sz w:val="24"/>
         </w:rPr>
-        <w:t xml:space="preserve">various colonies through the Koloniaal Verslag (Colonial Report). This </w:t>
+        <w:t xml:space="preserve"> </w:t>
+      </w:r>
+      <w:r>
+        <w:rPr>
+          <w:u w:val="single" w:color="0000ff"/>
+          <w:rFonts w:ascii="Charis SIL Regular" w:hAnsi="Charis SIL Regular" w:eastAsia="Charis SIL Regular"/>
+          <w:b w:val="0"/>
+          <w:i w:val="0"/>
+          <w:color w:val="000000"/>
+          <w:sz w:val="24"/>
+        </w:rPr>
+        <w:hyperlink r:id="rId17" w:history="1">
+          <w:r>
+            <w:rPr>
+              <w:rStyle w:val="Hyperlink"/>
+            </w:rPr>
+            <w:t>i</w:t>
+          </w:r>
+        </w:hyperlink>
+      </w:r>
+      <w:r>
+        <w:rPr>
+          <w:u w:val="single" w:color="0000ff"/>
+          <w:rFonts w:ascii="Charis SIL Regular" w:hAnsi="Charis SIL Regular" w:eastAsia="Charis SIL Regular"/>
+          <w:b w:val="0"/>
+          <w:i w:val="0"/>
+          <w:color w:val="000000"/>
+          <w:sz w:val="24"/>
+        </w:rPr>
+        <w:hyperlink r:id="rId17" w:history="1">
+          <w:r>
+            <w:rPr>
+              <w:rStyle w:val="Hyperlink"/>
+            </w:rPr>
+            <w:t>n the</w:t>
+          </w:r>
+        </w:hyperlink>
+      </w:r>
+      <w:r>
+        <w:rPr>
+          <w:rFonts w:ascii="Charis SIL Regular" w:hAnsi="Charis SIL Regular" w:eastAsia="Charis SIL Regular"/>
+          <w:b w:val="0"/>
+          <w:i w:val="0"/>
+          <w:color w:val="000000"/>
+          <w:sz w:val="24"/>
+        </w:rPr>
+        <w:t xml:space="preserve"> various colonies through the Koloniaal Verslag (Colonial Report). This </w:t>
       </w:r>
       <w:r>
         <w:br/>
@@ -4914,7 +4922,7 @@
           <w:sz w:val="24"/>
           <w:u w:val="single"/>
         </w:rPr>
-        <w:hyperlink r:id="rId30" w:history="1">
+        <w:hyperlink r:id="rId29" w:history="1">
           <w:r>
             <w:rPr>
               <w:rStyle w:val="Hyperlink"/>
@@ -5062,7 +5070,7 @@
           <w:sz w:val="24"/>
           <w:u w:val="single"/>
         </w:rPr>
-        <w:hyperlink r:id="rId31" w:history="1">
+        <w:hyperlink r:id="rId30" w:history="1">
           <w:r>
             <w:rPr>
               <w:rStyle w:val="Hyperlink"/>
@@ -5080,7 +5088,7 @@
           <w:sz w:val="24"/>
           <w:u w:val="single"/>
         </w:rPr>
-        <w:hyperlink r:id="rId31" w:history="1">
+        <w:hyperlink r:id="rId30" w:history="1">
           <w:r>
             <w:rPr>
               <w:rStyle w:val="Hyperlink"/>
@@ -5098,7 +5106,7 @@
           <w:sz w:val="24"/>
           <w:u w:val="single"/>
         </w:rPr>
-        <w:hyperlink r:id="rId31" w:history="1">
+        <w:hyperlink r:id="rId30" w:history="1">
           <w:r>
             <w:rPr>
               <w:rStyle w:val="Hyperlink"/>
@@ -5126,7 +5134,7 @@
           <w:sz w:val="24"/>
           <w:u w:val="single"/>
         </w:rPr>
-        <w:hyperlink r:id="rId32" w:history="1">
+        <w:hyperlink r:id="rId31" w:history="1">
           <w:r>
             <w:rPr>
               <w:rStyle w:val="Hyperlink"/>
@@ -5155,7 +5163,7 @@
           <w:sz w:val="24"/>
           <w:u w:val="single"/>
         </w:rPr>
-        <w:hyperlink r:id="rId32" w:history="1">
+        <w:hyperlink r:id="rId31" w:history="1">
           <w:r>
             <w:rPr>
               <w:rStyle w:val="Hyperlink"/>
@@ -5183,7 +5191,7 @@
           <w:sz w:val="24"/>
           <w:u w:val="single"/>
         </w:rPr>
-        <w:hyperlink r:id="rId31" w:history="1">
+        <w:hyperlink r:id="rId30" w:history="1">
           <w:r>
             <w:rPr>
               <w:rStyle w:val="Hyperlink"/>
@@ -5201,7 +5209,7 @@
           <w:sz w:val="24"/>
           <w:u w:val="single"/>
         </w:rPr>
-        <w:hyperlink r:id="rId31" w:history="1">
+        <w:hyperlink r:id="rId30" w:history="1">
           <w:r>
             <w:rPr>
               <w:rStyle w:val="Hyperlink"/>
@@ -5230,7 +5238,7 @@
           <w:sz w:val="24"/>
           <w:u w:val="single"/>
         </w:rPr>
-        <w:hyperlink r:id="rId31" w:history="1">
+        <w:hyperlink r:id="rId30" w:history="1">
           <w:r>
             <w:rPr>
               <w:rStyle w:val="Hyperlink"/>

--- a/EXPORTS/DOCX/published/niveau2/English/CivilServants.docx
+++ b/EXPORTS/DOCX/published/niveau2/English/CivilServants.docx
@@ -242,7 +242,25 @@
           <w:color w:val="000000"/>
           <w:sz w:val="24"/>
         </w:rPr>
-        <w:t xml:space="preserve"> in particular had a large number of civil servants, who were par</w:t>
+        <w:t xml:space="preserve"> in particular had a large number of civil servants, who we</w:t>
+      </w:r>
+      <w:r>
+        <w:rPr>
+          <w:u w:val="single" w:color="0000ff"/>
+          <w:rFonts w:ascii="Charis SIL Regular" w:hAnsi="Charis SIL Regular" w:eastAsia="Charis SIL Regular"/>
+          <w:b w:val="0"/>
+          <w:i w:val="0"/>
+          <w:color w:val="000000"/>
+          <w:sz w:val="24"/>
+        </w:rPr>
+        <w:hyperlink r:id="rId9" w:history="1">
+          <w:r>
+            <w:rPr>
+              <w:rStyle w:val="Hyperlink"/>
+            </w:rPr>
+            <w:t>re par</w:t>
+          </w:r>
+        </w:hyperlink>
       </w:r>
       <w:r>
         <w:rPr>
@@ -540,15 +558,9 @@
           <w:i w:val="0"/>
           <w:color w:val="0000FF"/>
           <w:sz w:val="24"/>
-        </w:rPr>
-        <w:hyperlink r:id="rId11" w:history="1">
-          <w:r>
-            <w:rPr>
-              <w:rStyle w:val="Hyperlink"/>
-            </w:rPr>
-            <w:t>fl</w:t>
-          </w:r>
-        </w:hyperlink>
+          <w:u w:val="single"/>
+        </w:rPr>
+        <w:t>fl</w:t>
       </w:r>
       <w:r>
         <w:rPr>

--- a/EXPORTS/DOCX/published/niveau2/English/CivilServants.docx
+++ b/EXPORTS/DOCX/published/niveau2/English/CivilServants.docx
@@ -828,111 +828,13 @@
       </w:r>
       <w:r>
         <w:rPr>
-          <w:u w:val="single" w:color="0000ff"/>
           <w:rFonts w:ascii="Charis SIL Regular" w:hAnsi="Charis SIL Regular" w:eastAsia="Charis SIL Regular"/>
           <w:b w:val="0"/>
           <w:i w:val="0"/>
           <w:color w:val="000000"/>
           <w:sz w:val="24"/>
         </w:rPr>
-        <w:hyperlink r:id="rId12" w:history="1">
-          <w:r>
-            <w:rPr>
-              <w:rStyle w:val="Hyperlink"/>
-            </w:rPr>
-            <w:t>Sciences), w</w:t>
-          </w:r>
-        </w:hyperlink>
-      </w:r>
-      <w:r>
-        <w:rPr>
-          <w:u w:val="single" w:color="0000ff"/>
-          <w:rFonts w:ascii="Charis SIL Regular" w:hAnsi="Charis SIL Regular" w:eastAsia="Charis SIL Regular"/>
-          <w:b w:val="0"/>
-          <w:i w:val="0"/>
-          <w:color w:val="000000"/>
-          <w:sz w:val="24"/>
-        </w:rPr>
-        <w:hyperlink r:id="rId12" w:history="1">
-          <w:r>
-            <w:rPr>
-              <w:rStyle w:val="Hyperlink"/>
-            </w:rPr>
-            <w:t>hich would t</w:t>
-          </w:r>
-        </w:hyperlink>
-      </w:r>
-      <w:r>
-        <w:rPr>
-          <w:u w:val="single" w:color="0000ff"/>
-          <w:rFonts w:ascii="Charis SIL Regular" w:hAnsi="Charis SIL Regular" w:eastAsia="Charis SIL Regular"/>
-          <w:b w:val="0"/>
-          <w:i w:val="0"/>
-          <w:color w:val="000000"/>
-          <w:sz w:val="24"/>
-        </w:rPr>
-        <w:hyperlink r:id="rId12" w:history="1">
-          <w:r>
-            <w:rPr>
-              <w:rStyle w:val="Hyperlink"/>
-            </w:rPr>
-            <w:t>h</w:t>
-          </w:r>
-        </w:hyperlink>
-      </w:r>
-      <w:r>
-        <w:rPr>
-          <w:u w:val="single" w:color="0000ff"/>
-          <w:rFonts w:ascii="Charis SIL Regular" w:hAnsi="Charis SIL Regular" w:eastAsia="Charis SIL Regular"/>
-          <w:b w:val="0"/>
-          <w:i w:val="0"/>
-          <w:color w:val="000000"/>
-          <w:sz w:val="24"/>
-        </w:rPr>
-        <w:hyperlink r:id="rId12" w:history="1">
-          <w:r>
-            <w:rPr>
-              <w:rStyle w:val="Hyperlink"/>
-            </w:rPr>
-            <w:t xml:space="preserve">en </w:t>
-          </w:r>
-        </w:hyperlink>
-      </w:r>
-      <w:r>
-        <w:rPr>
-          <w:u w:val="single" w:color="0000ff"/>
-          <w:rFonts w:ascii="Charis SIL Regular" w:hAnsi="Charis SIL Regular" w:eastAsia="Charis SIL Regular"/>
-          <w:b w:val="0"/>
-          <w:i w:val="0"/>
-          <w:color w:val="000000"/>
-          <w:sz w:val="24"/>
-        </w:rPr>
-        <w:hyperlink r:id="rId12" w:history="1">
-          <w:r>
-            <w:rPr>
-              <w:rStyle w:val="Hyperlink"/>
-            </w:rPr>
-            <w:t>d</w:t>
-          </w:r>
-        </w:hyperlink>
-      </w:r>
-      <w:r>
-        <w:rPr>
-          <w:u w:val="single" w:color="0000ff"/>
-          <w:rFonts w:ascii="Charis SIL Regular" w:hAnsi="Charis SIL Regular" w:eastAsia="Charis SIL Regular"/>
-          <w:b w:val="0"/>
-          <w:i w:val="0"/>
-          <w:color w:val="000000"/>
-          <w:sz w:val="24"/>
-        </w:rPr>
-        <w:hyperlink r:id="rId12" w:history="1">
-          <w:r>
-            <w:rPr>
-              <w:rStyle w:val="Hyperlink"/>
-            </w:rPr>
-            <w:t>istribute</w:t>
-          </w:r>
-        </w:hyperlink>
+        <w:t>Sciences), which would then distribute</w:t>
       </w:r>
       <w:r>
         <w:rPr>
@@ -3369,15 +3271,9 @@
           <w:i w:val="0"/>
           <w:color w:val="0000FF"/>
           <w:sz w:val="24"/>
-        </w:rPr>
-        <w:hyperlink r:id="rId22" w:history="1">
-          <w:r>
-            <w:rPr>
-              <w:rStyle w:val="Hyperlink"/>
-            </w:rPr>
-            <w:t>.n</w:t>
-          </w:r>
-        </w:hyperlink>
+          <w:u w:val="single"/>
+        </w:rPr>
+        <w:t>.n</w:t>
       </w:r>
       <w:r>
         <w:rPr>
@@ -4934,7 +4830,7 @@
           <w:sz w:val="24"/>
           <w:u w:val="single"/>
         </w:rPr>
-        <w:hyperlink r:id="rId29" w:history="1">
+        <w:hyperlink r:id="rId30" w:history="1">
           <w:r>
             <w:rPr>
               <w:rStyle w:val="Hyperlink"/>
@@ -4952,7 +4848,7 @@
           <w:sz w:val="24"/>
           <w:u w:val="single"/>
         </w:rPr>
-        <w:hyperlink r:id="rId29" w:history="1">
+        <w:hyperlink r:id="rId30" w:history="1">
           <w:r>
             <w:rPr>
               <w:rStyle w:val="Hyperlink"/>
@@ -4981,7 +4877,7 @@
           <w:sz w:val="24"/>
           <w:u w:val="single"/>
         </w:rPr>
-        <w:hyperlink r:id="rId29" w:history="1">
+        <w:hyperlink r:id="rId30" w:history="1">
           <w:r>
             <w:rPr>
               <w:rStyle w:val="Hyperlink"/>
@@ -5082,7 +4978,7 @@
           <w:sz w:val="24"/>
           <w:u w:val="single"/>
         </w:rPr>
-        <w:hyperlink r:id="rId30" w:history="1">
+        <w:hyperlink r:id="rId31" w:history="1">
           <w:r>
             <w:rPr>
               <w:rStyle w:val="Hyperlink"/>
@@ -5100,7 +4996,7 @@
           <w:sz w:val="24"/>
           <w:u w:val="single"/>
         </w:rPr>
-        <w:hyperlink r:id="rId30" w:history="1">
+        <w:hyperlink r:id="rId31" w:history="1">
           <w:r>
             <w:rPr>
               <w:rStyle w:val="Hyperlink"/>
@@ -5118,7 +5014,7 @@
           <w:sz w:val="24"/>
           <w:u w:val="single"/>
         </w:rPr>
-        <w:hyperlink r:id="rId30" w:history="1">
+        <w:hyperlink r:id="rId31" w:history="1">
           <w:r>
             <w:rPr>
               <w:rStyle w:val="Hyperlink"/>
@@ -5146,7 +5042,7 @@
           <w:sz w:val="24"/>
           <w:u w:val="single"/>
         </w:rPr>
-        <w:hyperlink r:id="rId31" w:history="1">
+        <w:hyperlink r:id="rId32" w:history="1">
           <w:r>
             <w:rPr>
               <w:rStyle w:val="Hyperlink"/>
@@ -5175,7 +5071,7 @@
           <w:sz w:val="24"/>
           <w:u w:val="single"/>
         </w:rPr>
-        <w:hyperlink r:id="rId31" w:history="1">
+        <w:hyperlink r:id="rId32" w:history="1">
           <w:r>
             <w:rPr>
               <w:rStyle w:val="Hyperlink"/>
@@ -5203,7 +5099,7 @@
           <w:sz w:val="24"/>
           <w:u w:val="single"/>
         </w:rPr>
-        <w:hyperlink r:id="rId30" w:history="1">
+        <w:hyperlink r:id="rId31" w:history="1">
           <w:r>
             <w:rPr>
               <w:rStyle w:val="Hyperlink"/>
@@ -5221,7 +5117,7 @@
           <w:sz w:val="24"/>
           <w:u w:val="single"/>
         </w:rPr>
-        <w:hyperlink r:id="rId30" w:history="1">
+        <w:hyperlink r:id="rId31" w:history="1">
           <w:r>
             <w:rPr>
               <w:rStyle w:val="Hyperlink"/>
@@ -5250,7 +5146,7 @@
           <w:sz w:val="24"/>
           <w:u w:val="single"/>
         </w:rPr>
-        <w:hyperlink r:id="rId30" w:history="1">
+        <w:hyperlink r:id="rId31" w:history="1">
           <w:r>
             <w:rPr>
               <w:rStyle w:val="Hyperlink"/>

--- a/EXPORTS/DOCX/published/niveau2/English/CivilServants.docx
+++ b/EXPORTS/DOCX/published/niveau2/English/CivilServants.docx
@@ -828,13 +828,111 @@
       </w:r>
       <w:r>
         <w:rPr>
+          <w:u w:val="single" w:color="0000ff"/>
           <w:rFonts w:ascii="Charis SIL Regular" w:hAnsi="Charis SIL Regular" w:eastAsia="Charis SIL Regular"/>
           <w:b w:val="0"/>
           <w:i w:val="0"/>
           <w:color w:val="000000"/>
           <w:sz w:val="24"/>
         </w:rPr>
-        <w:t>Sciences), which would then distribute</w:t>
+        <w:hyperlink r:id="rId12" w:history="1">
+          <w:r>
+            <w:rPr>
+              <w:rStyle w:val="Hyperlink"/>
+            </w:rPr>
+            <w:t>Sciences), w</w:t>
+          </w:r>
+        </w:hyperlink>
+      </w:r>
+      <w:r>
+        <w:rPr>
+          <w:u w:val="single" w:color="0000ff"/>
+          <w:rFonts w:ascii="Charis SIL Regular" w:hAnsi="Charis SIL Regular" w:eastAsia="Charis SIL Regular"/>
+          <w:b w:val="0"/>
+          <w:i w:val="0"/>
+          <w:color w:val="000000"/>
+          <w:sz w:val="24"/>
+        </w:rPr>
+        <w:hyperlink r:id="rId12" w:history="1">
+          <w:r>
+            <w:rPr>
+              <w:rStyle w:val="Hyperlink"/>
+            </w:rPr>
+            <w:t>hich would t</w:t>
+          </w:r>
+        </w:hyperlink>
+      </w:r>
+      <w:r>
+        <w:rPr>
+          <w:u w:val="single" w:color="0000ff"/>
+          <w:rFonts w:ascii="Charis SIL Regular" w:hAnsi="Charis SIL Regular" w:eastAsia="Charis SIL Regular"/>
+          <w:b w:val="0"/>
+          <w:i w:val="0"/>
+          <w:color w:val="000000"/>
+          <w:sz w:val="24"/>
+        </w:rPr>
+        <w:hyperlink r:id="rId12" w:history="1">
+          <w:r>
+            <w:rPr>
+              <w:rStyle w:val="Hyperlink"/>
+            </w:rPr>
+            <w:t>h</w:t>
+          </w:r>
+        </w:hyperlink>
+      </w:r>
+      <w:r>
+        <w:rPr>
+          <w:u w:val="single" w:color="0000ff"/>
+          <w:rFonts w:ascii="Charis SIL Regular" w:hAnsi="Charis SIL Regular" w:eastAsia="Charis SIL Regular"/>
+          <w:b w:val="0"/>
+          <w:i w:val="0"/>
+          <w:color w:val="000000"/>
+          <w:sz w:val="24"/>
+        </w:rPr>
+        <w:hyperlink r:id="rId12" w:history="1">
+          <w:r>
+            <w:rPr>
+              <w:rStyle w:val="Hyperlink"/>
+            </w:rPr>
+            <w:t xml:space="preserve">en </w:t>
+          </w:r>
+        </w:hyperlink>
+      </w:r>
+      <w:r>
+        <w:rPr>
+          <w:u w:val="single" w:color="0000ff"/>
+          <w:rFonts w:ascii="Charis SIL Regular" w:hAnsi="Charis SIL Regular" w:eastAsia="Charis SIL Regular"/>
+          <w:b w:val="0"/>
+          <w:i w:val="0"/>
+          <w:color w:val="000000"/>
+          <w:sz w:val="24"/>
+        </w:rPr>
+        <w:hyperlink r:id="rId12" w:history="1">
+          <w:r>
+            <w:rPr>
+              <w:rStyle w:val="Hyperlink"/>
+            </w:rPr>
+            <w:t>d</w:t>
+          </w:r>
+        </w:hyperlink>
+      </w:r>
+      <w:r>
+        <w:rPr>
+          <w:u w:val="single" w:color="0000ff"/>
+          <w:rFonts w:ascii="Charis SIL Regular" w:hAnsi="Charis SIL Regular" w:eastAsia="Charis SIL Regular"/>
+          <w:b w:val="0"/>
+          <w:i w:val="0"/>
+          <w:color w:val="000000"/>
+          <w:sz w:val="24"/>
+        </w:rPr>
+        <w:hyperlink r:id="rId12" w:history="1">
+          <w:r>
+            <w:rPr>
+              <w:rStyle w:val="Hyperlink"/>
+            </w:rPr>
+            <w:t>istribute</w:t>
+          </w:r>
+        </w:hyperlink>
       </w:r>
       <w:r>
         <w:rPr>
@@ -2210,7 +2308,7 @@
           <w:sz w:val="24"/>
           <w:u w:val="single"/>
         </w:rPr>
-        <w:t>Scientific research in col</w:t>
+        <w:t>Scientific research in colo</w:t>
       </w:r>
       <w:r>
         <w:rPr>
@@ -2221,7 +2319,7 @@
           <w:sz w:val="24"/>
           <w:u w:val="single"/>
         </w:rPr>
-        <w:t>o</w:t>
+        <w:t>nised territorie</w:t>
       </w:r>
       <w:r>
         <w:rPr>
@@ -2230,9 +2328,8 @@
           <w:i w:val="0"/>
           <w:color w:val="0000FF"/>
           <w:sz w:val="24"/>
-          <w:u w:val="single"/>
-        </w:rPr>
-        <w:t>nised territories</w:t>
+        </w:rPr>
+        <w:t>s</w:t>
       </w:r>
       <w:r>
         <w:br/>
@@ -4830,7 +4927,7 @@
           <w:sz w:val="24"/>
           <w:u w:val="single"/>
         </w:rPr>
-        <w:hyperlink r:id="rId30" w:history="1">
+        <w:hyperlink r:id="rId29" w:history="1">
           <w:r>
             <w:rPr>
               <w:rStyle w:val="Hyperlink"/>
@@ -4848,7 +4945,7 @@
           <w:sz w:val="24"/>
           <w:u w:val="single"/>
         </w:rPr>
-        <w:hyperlink r:id="rId30" w:history="1">
+        <w:hyperlink r:id="rId29" w:history="1">
           <w:r>
             <w:rPr>
               <w:rStyle w:val="Hyperlink"/>

--- a/EXPORTS/DOCX/published/niveau2/English/CivilServants.docx
+++ b/EXPORTS/DOCX/published/niveau2/English/CivilServants.docx
@@ -558,9 +558,15 @@
           <w:i w:val="0"/>
           <w:color w:val="0000FF"/>
           <w:sz w:val="24"/>
-          <w:u w:val="single"/>
-        </w:rPr>
-        <w:t>fl</w:t>
+        </w:rPr>
+        <w:hyperlink r:id="rId11" w:history="1">
+          <w:r>
+            <w:rPr>
+              <w:rStyle w:val="Hyperlink"/>
+            </w:rPr>
+            <w:t>fl</w:t>
+          </w:r>
+        </w:hyperlink>
       </w:r>
       <w:r>
         <w:rPr>
@@ -1783,16 +1789,6 @@
       </w:r>
       <w:r>
         <w:rPr>
-          <w:rFonts w:ascii="Charis SIL Regular" w:hAnsi="Charis SIL Regular" w:eastAsia="Charis SIL Regular"/>
-          <w:b w:val="0"/>
-          <w:i w:val="0"/>
-          <w:color w:val="000000"/>
-          <w:sz w:val="24"/>
-        </w:rPr>
-        <w:t>i</w:t>
-      </w:r>
-      <w:r>
-        <w:rPr>
           <w:u w:val="single" w:color="0000ff"/>
           <w:rFonts w:ascii="Charis SIL Regular" w:hAnsi="Charis SIL Regular" w:eastAsia="Charis SIL Regular"/>
           <w:b w:val="0"/>
@@ -1805,19 +1801,37 @@
             <w:rPr>
               <w:rStyle w:val="Hyperlink"/>
             </w:rPr>
-            <w:t xml:space="preserve">n the </w:t>
+            <w:t>i</w:t>
           </w:r>
         </w:hyperlink>
       </w:r>
       <w:r>
         <w:rPr>
+          <w:u w:val="single" w:color="0000ff"/>
           <w:rFonts w:ascii="Charis SIL Regular" w:hAnsi="Charis SIL Regular" w:eastAsia="Charis SIL Regular"/>
           <w:b w:val="0"/>
           <w:i w:val="0"/>
           <w:color w:val="000000"/>
           <w:sz w:val="24"/>
         </w:rPr>
-        <w:t xml:space="preserve">various colonies through the Koloniaal Verslag (Colonial Report). This </w:t>
+        <w:hyperlink r:id="rId17" w:history="1">
+          <w:r>
+            <w:rPr>
+              <w:rStyle w:val="Hyperlink"/>
+            </w:rPr>
+            <w:t>n the</w:t>
+          </w:r>
+        </w:hyperlink>
+      </w:r>
+      <w:r>
+        <w:rPr>
+          <w:rFonts w:ascii="Charis SIL Regular" w:hAnsi="Charis SIL Regular" w:eastAsia="Charis SIL Regular"/>
+          <w:b w:val="0"/>
+          <w:i w:val="0"/>
+          <w:color w:val="000000"/>
+          <w:sz w:val="24"/>
+        </w:rPr>
+        <w:t xml:space="preserve"> various colonies through the Koloniaal Verslag (Colonial Report). This </w:t>
       </w:r>
       <w:r>
         <w:br/>
@@ -2300,7 +2314,7 @@
           <w:sz w:val="24"/>
           <w:u w:val="single"/>
         </w:rPr>
-        <w:t>Scientific research in col</w:t>
+        <w:t>Scientific research in colo</w:t>
       </w:r>
       <w:r>
         <w:rPr>
@@ -2311,7 +2325,7 @@
           <w:sz w:val="24"/>
           <w:u w:val="single"/>
         </w:rPr>
-        <w:t>o</w:t>
+        <w:t>nised territorie</w:t>
       </w:r>
       <w:r>
         <w:rPr>
@@ -2320,9 +2334,8 @@
           <w:i w:val="0"/>
           <w:color w:val="0000FF"/>
           <w:sz w:val="24"/>
-          <w:u w:val="single"/>
-        </w:rPr>
-        <w:t>nised territories</w:t>
+        </w:rPr>
+        <w:t>s</w:t>
       </w:r>
       <w:r>
         <w:br/>
@@ -3361,15 +3374,9 @@
           <w:i w:val="0"/>
           <w:color w:val="0000FF"/>
           <w:sz w:val="24"/>
-        </w:rPr>
-        <w:hyperlink r:id="rId22" w:history="1">
-          <w:r>
-            <w:rPr>
-              <w:rStyle w:val="Hyperlink"/>
-            </w:rPr>
-            <w:t>.n</w:t>
-          </w:r>
-        </w:hyperlink>
+          <w:u w:val="single"/>
+        </w:rPr>
+        <w:t>.n</w:t>
       </w:r>
       <w:r>
         <w:rPr>
@@ -4944,7 +4951,7 @@
           <w:sz w:val="24"/>
           <w:u w:val="single"/>
         </w:rPr>
-        <w:hyperlink r:id="rId29" w:history="1">
+        <w:hyperlink r:id="rId30" w:history="1">
           <w:r>
             <w:rPr>
               <w:rStyle w:val="Hyperlink"/>
@@ -4973,7 +4980,7 @@
           <w:sz w:val="24"/>
           <w:u w:val="single"/>
         </w:rPr>
-        <w:hyperlink r:id="rId29" w:history="1">
+        <w:hyperlink r:id="rId30" w:history="1">
           <w:r>
             <w:rPr>
               <w:rStyle w:val="Hyperlink"/>

--- a/EXPORTS/DOCX/published/niveau2/English/CivilServants.docx
+++ b/EXPORTS/DOCX/published/niveau2/English/CivilServants.docx
@@ -242,7 +242,43 @@
           <w:color w:val="000000"/>
           <w:sz w:val="24"/>
         </w:rPr>
-        <w:t xml:space="preserve"> in particular had a large number of civil servants, who were partly m</w:t>
+        <w:t xml:space="preserve"> in particular had a large number of civil servants, who we</w:t>
+      </w:r>
+      <w:r>
+        <w:rPr>
+          <w:u w:val="single" w:color="0000ff"/>
+          <w:rFonts w:ascii="Charis SIL Regular" w:hAnsi="Charis SIL Regular" w:eastAsia="Charis SIL Regular"/>
+          <w:b w:val="0"/>
+          <w:i w:val="0"/>
+          <w:color w:val="000000"/>
+          <w:sz w:val="24"/>
+        </w:rPr>
+        <w:hyperlink r:id="rId9" w:history="1">
+          <w:r>
+            <w:rPr>
+              <w:rStyle w:val="Hyperlink"/>
+            </w:rPr>
+            <w:t>re par</w:t>
+          </w:r>
+        </w:hyperlink>
+      </w:r>
+      <w:r>
+        <w:rPr>
+          <w:u w:val="single" w:color="0000ff"/>
+          <w:rFonts w:ascii="Charis SIL Regular" w:hAnsi="Charis SIL Regular" w:eastAsia="Charis SIL Regular"/>
+          <w:b w:val="0"/>
+          <w:i w:val="0"/>
+          <w:color w:val="000000"/>
+          <w:sz w:val="24"/>
+        </w:rPr>
+        <w:hyperlink r:id="rId9" w:history="1">
+          <w:r>
+            <w:rPr>
+              <w:rStyle w:val="Hyperlink"/>
+            </w:rPr>
+            <w:t>tly m</w:t>
+          </w:r>
+        </w:hyperlink>
       </w:r>
       <w:r>
         <w:rPr>
@@ -1730,24 +1766,7 @@
             <w:rPr>
               <w:rStyle w:val="Hyperlink"/>
             </w:rPr>
-            <w:t>affair</w:t>
-          </w:r>
-        </w:hyperlink>
-      </w:r>
-      <w:r>
-        <w:rPr>
-          <w:rFonts w:ascii="Charis SIL Regular" w:hAnsi="Charis SIL Regular" w:eastAsia="Charis SIL Regular"/>
-          <w:b w:val="0"/>
-          <w:i w:val="0"/>
-          <w:color w:val="000000"/>
-          <w:sz w:val="24"/>
-        </w:rPr>
-        <w:hyperlink r:id="rId17" w:history="1">
-          <w:r>
-            <w:rPr>
-              <w:rStyle w:val="Hyperlink"/>
-            </w:rPr>
-            <w:t>s</w:t>
+            <w:t>affairs</w:t>
           </w:r>
         </w:hyperlink>
       </w:r>
@@ -1794,7 +1813,7 @@
             <w:rPr>
               <w:rStyle w:val="Hyperlink"/>
             </w:rPr>
-            <w:t xml:space="preserve">n the </w:t>
+            <w:t>n the</w:t>
           </w:r>
         </w:hyperlink>
       </w:r>
@@ -1806,7 +1825,7 @@
           <w:color w:val="000000"/>
           <w:sz w:val="24"/>
         </w:rPr>
-        <w:t xml:space="preserve">various colonies through the Koloniaal Verslag (Colonial Report). This </w:t>
+        <w:t xml:space="preserve"> various colonies through the Koloniaal Verslag (Colonial Report). This </w:t>
       </w:r>
       <w:r>
         <w:br/>
@@ -2289,7 +2308,7 @@
           <w:sz w:val="24"/>
           <w:u w:val="single"/>
         </w:rPr>
-        <w:t>Scientific research in col</w:t>
+        <w:t>Scientific research in colo</w:t>
       </w:r>
       <w:r>
         <w:rPr>
@@ -2300,7 +2319,7 @@
           <w:sz w:val="24"/>
           <w:u w:val="single"/>
         </w:rPr>
-        <w:t>o</w:t>
+        <w:t>nised territorie</w:t>
       </w:r>
       <w:r>
         <w:rPr>
@@ -2309,9 +2328,8 @@
           <w:i w:val="0"/>
           <w:color w:val="0000FF"/>
           <w:sz w:val="24"/>
-          <w:u w:val="single"/>
-        </w:rPr>
-        <w:t>nised territories</w:t>
+        </w:rPr>
+        <w:t>s</w:t>
       </w:r>
       <w:r>
         <w:br/>
@@ -3350,15 +3368,9 @@
           <w:i w:val="0"/>
           <w:color w:val="0000FF"/>
           <w:sz w:val="24"/>
-        </w:rPr>
-        <w:hyperlink r:id="rId22" w:history="1">
-          <w:r>
-            <w:rPr>
-              <w:rStyle w:val="Hyperlink"/>
-            </w:rPr>
-            <w:t>.n</w:t>
-          </w:r>
-        </w:hyperlink>
+          <w:u w:val="single"/>
+        </w:rPr>
+        <w:t>.n</w:t>
       </w:r>
       <w:r>
         <w:rPr>
@@ -4915,7 +4927,7 @@
           <w:sz w:val="24"/>
           <w:u w:val="single"/>
         </w:rPr>
-        <w:hyperlink r:id="rId30" w:history="1">
+        <w:hyperlink r:id="rId29" w:history="1">
           <w:r>
             <w:rPr>
               <w:rStyle w:val="Hyperlink"/>
@@ -4933,7 +4945,7 @@
           <w:sz w:val="24"/>
           <w:u w:val="single"/>
         </w:rPr>
-        <w:hyperlink r:id="rId30" w:history="1">
+        <w:hyperlink r:id="rId29" w:history="1">
           <w:r>
             <w:rPr>
               <w:rStyle w:val="Hyperlink"/>
@@ -4962,7 +4974,7 @@
           <w:sz w:val="24"/>
           <w:u w:val="single"/>
         </w:rPr>
-        <w:hyperlink r:id="rId29" w:history="1">
+        <w:hyperlink r:id="rId30" w:history="1">
           <w:r>
             <w:rPr>
               <w:rStyle w:val="Hyperlink"/>

--- a/EXPORTS/DOCX/published/niveau2/English/CivilServants.docx
+++ b/EXPORTS/DOCX/published/niveau2/English/CivilServants.docx
@@ -828,129 +828,13 @@
       </w:r>
       <w:r>
         <w:rPr>
-          <w:u w:val="single" w:color="0000ff"/>
           <w:rFonts w:ascii="Charis SIL Regular" w:hAnsi="Charis SIL Regular" w:eastAsia="Charis SIL Regular"/>
           <w:b w:val="0"/>
           <w:i w:val="0"/>
           <w:color w:val="000000"/>
           <w:sz w:val="24"/>
         </w:rPr>
-        <w:hyperlink r:id="rId12" w:history="1">
-          <w:r>
-            <w:rPr>
-              <w:rStyle w:val="Hyperlink"/>
-            </w:rPr>
-            <w:t>Sciences), w</w:t>
-          </w:r>
-        </w:hyperlink>
-      </w:r>
-      <w:r>
-        <w:rPr>
-          <w:u w:val="single" w:color="0000ff"/>
-          <w:rFonts w:ascii="Charis SIL Regular" w:hAnsi="Charis SIL Regular" w:eastAsia="Charis SIL Regular"/>
-          <w:b w:val="0"/>
-          <w:i w:val="0"/>
-          <w:color w:val="000000"/>
-          <w:sz w:val="24"/>
-        </w:rPr>
-        <w:hyperlink r:id="rId12" w:history="1">
-          <w:r>
-            <w:rPr>
-              <w:rStyle w:val="Hyperlink"/>
-            </w:rPr>
-            <w:t>hich would t</w:t>
-          </w:r>
-        </w:hyperlink>
-      </w:r>
-      <w:r>
-        <w:rPr>
-          <w:u w:val="single" w:color="0000ff"/>
-          <w:rFonts w:ascii="Charis SIL Regular" w:hAnsi="Charis SIL Regular" w:eastAsia="Charis SIL Regular"/>
-          <w:b w:val="0"/>
-          <w:i w:val="0"/>
-          <w:color w:val="000000"/>
-          <w:sz w:val="24"/>
-        </w:rPr>
-        <w:hyperlink r:id="rId12" w:history="1">
-          <w:r>
-            <w:rPr>
-              <w:rStyle w:val="Hyperlink"/>
-            </w:rPr>
-            <w:t>h</w:t>
-          </w:r>
-        </w:hyperlink>
-      </w:r>
-      <w:r>
-        <w:rPr>
-          <w:u w:val="single" w:color="0000ff"/>
-          <w:rFonts w:ascii="Charis SIL Regular" w:hAnsi="Charis SIL Regular" w:eastAsia="Charis SIL Regular"/>
-          <w:b w:val="0"/>
-          <w:i w:val="0"/>
-          <w:color w:val="000000"/>
-          <w:sz w:val="24"/>
-        </w:rPr>
-        <w:hyperlink r:id="rId12" w:history="1">
-          <w:r>
-            <w:rPr>
-              <w:rStyle w:val="Hyperlink"/>
-            </w:rPr>
-            <w:t xml:space="preserve">en </w:t>
-          </w:r>
-        </w:hyperlink>
-      </w:r>
-      <w:r>
-        <w:rPr>
-          <w:u w:val="single" w:color="0000ff"/>
-          <w:rFonts w:ascii="Charis SIL Regular" w:hAnsi="Charis SIL Regular" w:eastAsia="Charis SIL Regular"/>
-          <w:b w:val="0"/>
-          <w:i w:val="0"/>
-          <w:color w:val="000000"/>
-          <w:sz w:val="24"/>
-        </w:rPr>
-        <w:hyperlink r:id="rId12" w:history="1">
-          <w:r>
-            <w:rPr>
-              <w:rStyle w:val="Hyperlink"/>
-            </w:rPr>
-            <w:t>d</w:t>
-          </w:r>
-        </w:hyperlink>
-      </w:r>
-      <w:r>
-        <w:rPr>
-          <w:u w:val="single" w:color="0000ff"/>
-          <w:rFonts w:ascii="Charis SIL Regular" w:hAnsi="Charis SIL Regular" w:eastAsia="Charis SIL Regular"/>
-          <w:b w:val="0"/>
-          <w:i w:val="0"/>
-          <w:color w:val="000000"/>
-          <w:sz w:val="24"/>
-        </w:rPr>
-        <w:hyperlink r:id="rId12" w:history="1">
-          <w:r>
-            <w:rPr>
-              <w:rStyle w:val="Hyperlink"/>
-            </w:rPr>
-            <w:t>istribute</w:t>
-          </w:r>
-        </w:hyperlink>
-      </w:r>
-      <w:r>
-        <w:rPr>
-          <w:u w:val="single" w:color="0000ff"/>
-          <w:rFonts w:ascii="Charis SIL Regular" w:hAnsi="Charis SIL Regular" w:eastAsia="Charis SIL Regular"/>
-          <w:b w:val="0"/>
-          <w:i w:val="0"/>
-          <w:color w:val="000000"/>
-          <w:sz w:val="24"/>
-        </w:rPr>
-        <w:hyperlink r:id="rId12" w:history="1">
-          <w:r>
-            <w:rPr>
-              <w:rStyle w:val="Hyperlink"/>
-            </w:rPr>
-            <w:t xml:space="preserve"> th</w:t>
-          </w:r>
-        </w:hyperlink>
+        <w:t>Sciences), which would then distribute th</w:t>
       </w:r>
       <w:r>
         <w:rPr>
@@ -4974,7 +4858,7 @@
           <w:sz w:val="24"/>
           <w:u w:val="single"/>
         </w:rPr>
-        <w:hyperlink r:id="rId30" w:history="1">
+        <w:hyperlink r:id="rId29" w:history="1">
           <w:r>
             <w:rPr>
               <w:rStyle w:val="Hyperlink"/>
@@ -5075,7 +4959,7 @@
           <w:sz w:val="24"/>
           <w:u w:val="single"/>
         </w:rPr>
-        <w:hyperlink r:id="rId31" w:history="1">
+        <w:hyperlink r:id="rId30" w:history="1">
           <w:r>
             <w:rPr>
               <w:rStyle w:val="Hyperlink"/>
@@ -5093,7 +4977,7 @@
           <w:sz w:val="24"/>
           <w:u w:val="single"/>
         </w:rPr>
-        <w:hyperlink r:id="rId31" w:history="1">
+        <w:hyperlink r:id="rId30" w:history="1">
           <w:r>
             <w:rPr>
               <w:rStyle w:val="Hyperlink"/>
@@ -5111,7 +4995,7 @@
           <w:sz w:val="24"/>
           <w:u w:val="single"/>
         </w:rPr>
-        <w:hyperlink r:id="rId31" w:history="1">
+        <w:hyperlink r:id="rId30" w:history="1">
           <w:r>
             <w:rPr>
               <w:rStyle w:val="Hyperlink"/>
@@ -5139,7 +5023,7 @@
           <w:sz w:val="24"/>
           <w:u w:val="single"/>
         </w:rPr>
-        <w:hyperlink r:id="rId32" w:history="1">
+        <w:hyperlink r:id="rId31" w:history="1">
           <w:r>
             <w:rPr>
               <w:rStyle w:val="Hyperlink"/>
@@ -5168,7 +5052,7 @@
           <w:sz w:val="24"/>
           <w:u w:val="single"/>
         </w:rPr>
-        <w:hyperlink r:id="rId32" w:history="1">
+        <w:hyperlink r:id="rId31" w:history="1">
           <w:r>
             <w:rPr>
               <w:rStyle w:val="Hyperlink"/>
@@ -5196,7 +5080,7 @@
           <w:sz w:val="24"/>
           <w:u w:val="single"/>
         </w:rPr>
-        <w:hyperlink r:id="rId31" w:history="1">
+        <w:hyperlink r:id="rId30" w:history="1">
           <w:r>
             <w:rPr>
               <w:rStyle w:val="Hyperlink"/>
@@ -5214,7 +5098,7 @@
           <w:sz w:val="24"/>
           <w:u w:val="single"/>
         </w:rPr>
-        <w:hyperlink r:id="rId31" w:history="1">
+        <w:hyperlink r:id="rId30" w:history="1">
           <w:r>
             <w:rPr>
               <w:rStyle w:val="Hyperlink"/>
@@ -5243,7 +5127,7 @@
           <w:sz w:val="24"/>
           <w:u w:val="single"/>
         </w:rPr>
-        <w:hyperlink r:id="rId31" w:history="1">
+        <w:hyperlink r:id="rId30" w:history="1">
           <w:r>
             <w:rPr>
               <w:rStyle w:val="Hyperlink"/>
@@ -5258,7 +5142,7 @@
         <w:autoSpaceDN w:val="0"/>
         <w:autoSpaceDE w:val="0"/>
         <w:widowControl/>
-        <w:spacing w:line="540" w:lineRule="exact" w:before="478" w:after="0"/>
+        <w:spacing w:line="540" w:lineRule="exact" w:before="458" w:after="0"/>
         <w:ind w:left="0" w:right="0" w:firstLine="0"/>
         <w:jc w:val="left"/>
       </w:pPr>
@@ -5297,7 +5181,7 @@
       <w:pPr>
         <w:sectPr>
           <w:pgSz w:w="11900" w:h="16840"/>
-          <w:pgMar w:top="324" w:right="940" w:bottom="424" w:left="960" w:header="720" w:footer="720" w:gutter="0"/>
+          <w:pgMar w:top="324" w:right="940" w:bottom="436" w:left="960" w:header="720" w:footer="720" w:gutter="0"/>
           <w:cols/>
           <w:docGrid w:linePitch="360"/>
         </w:sectPr>

--- a/EXPORTS/DOCX/published/niveau2/English/CivilServants.docx
+++ b/EXPORTS/DOCX/published/niveau2/English/CivilServants.docx
@@ -242,43 +242,7 @@
           <w:color w:val="000000"/>
           <w:sz w:val="24"/>
         </w:rPr>
-        <w:t xml:space="preserve"> in particular had a large number of civil servants, who we</w:t>
-      </w:r>
-      <w:r>
-        <w:rPr>
-          <w:u w:val="single" w:color="0000ff"/>
-          <w:rFonts w:ascii="Charis SIL Regular" w:hAnsi="Charis SIL Regular" w:eastAsia="Charis SIL Regular"/>
-          <w:b w:val="0"/>
-          <w:i w:val="0"/>
-          <w:color w:val="000000"/>
-          <w:sz w:val="24"/>
-        </w:rPr>
-        <w:hyperlink r:id="rId9" w:history="1">
-          <w:r>
-            <w:rPr>
-              <w:rStyle w:val="Hyperlink"/>
-            </w:rPr>
-            <w:t>re par</w:t>
-          </w:r>
-        </w:hyperlink>
-      </w:r>
-      <w:r>
-        <w:rPr>
-          <w:u w:val="single" w:color="0000ff"/>
-          <w:rFonts w:ascii="Charis SIL Regular" w:hAnsi="Charis SIL Regular" w:eastAsia="Charis SIL Regular"/>
-          <w:b w:val="0"/>
-          <w:i w:val="0"/>
-          <w:color w:val="000000"/>
-          <w:sz w:val="24"/>
-        </w:rPr>
-        <w:hyperlink r:id="rId9" w:history="1">
-          <w:r>
-            <w:rPr>
-              <w:rStyle w:val="Hyperlink"/>
-            </w:rPr>
-            <w:t>tly m</w:t>
-          </w:r>
-        </w:hyperlink>
+        <w:t xml:space="preserve"> in particular had a large number of civil servants, who were partly m</w:t>
       </w:r>
       <w:r>
         <w:rPr>
@@ -558,9 +522,15 @@
           <w:i w:val="0"/>
           <w:color w:val="0000FF"/>
           <w:sz w:val="24"/>
-          <w:u w:val="single"/>
-        </w:rPr>
-        <w:t>fl</w:t>
+        </w:rPr>
+        <w:hyperlink r:id="rId11" w:history="1">
+          <w:r>
+            <w:rPr>
+              <w:rStyle w:val="Hyperlink"/>
+            </w:rPr>
+            <w:t>fl</w:t>
+          </w:r>
+        </w:hyperlink>
       </w:r>
       <w:r>
         <w:rPr>
@@ -828,13 +798,129 @@
       </w:r>
       <w:r>
         <w:rPr>
+          <w:u w:val="single" w:color="0000ff"/>
           <w:rFonts w:ascii="Charis SIL Regular" w:hAnsi="Charis SIL Regular" w:eastAsia="Charis SIL Regular"/>
           <w:b w:val="0"/>
           <w:i w:val="0"/>
           <w:color w:val="000000"/>
           <w:sz w:val="24"/>
         </w:rPr>
-        <w:t>Sciences), which would then distribute th</w:t>
+        <w:hyperlink r:id="rId12" w:history="1">
+          <w:r>
+            <w:rPr>
+              <w:rStyle w:val="Hyperlink"/>
+            </w:rPr>
+            <w:t>Sciences), w</w:t>
+          </w:r>
+        </w:hyperlink>
+      </w:r>
+      <w:r>
+        <w:rPr>
+          <w:u w:val="single" w:color="0000ff"/>
+          <w:rFonts w:ascii="Charis SIL Regular" w:hAnsi="Charis SIL Regular" w:eastAsia="Charis SIL Regular"/>
+          <w:b w:val="0"/>
+          <w:i w:val="0"/>
+          <w:color w:val="000000"/>
+          <w:sz w:val="24"/>
+        </w:rPr>
+        <w:hyperlink r:id="rId12" w:history="1">
+          <w:r>
+            <w:rPr>
+              <w:rStyle w:val="Hyperlink"/>
+            </w:rPr>
+            <w:t>hich would t</w:t>
+          </w:r>
+        </w:hyperlink>
+      </w:r>
+      <w:r>
+        <w:rPr>
+          <w:u w:val="single" w:color="0000ff"/>
+          <w:rFonts w:ascii="Charis SIL Regular" w:hAnsi="Charis SIL Regular" w:eastAsia="Charis SIL Regular"/>
+          <w:b w:val="0"/>
+          <w:i w:val="0"/>
+          <w:color w:val="000000"/>
+          <w:sz w:val="24"/>
+        </w:rPr>
+        <w:hyperlink r:id="rId12" w:history="1">
+          <w:r>
+            <w:rPr>
+              <w:rStyle w:val="Hyperlink"/>
+            </w:rPr>
+            <w:t>h</w:t>
+          </w:r>
+        </w:hyperlink>
+      </w:r>
+      <w:r>
+        <w:rPr>
+          <w:u w:val="single" w:color="0000ff"/>
+          <w:rFonts w:ascii="Charis SIL Regular" w:hAnsi="Charis SIL Regular" w:eastAsia="Charis SIL Regular"/>
+          <w:b w:val="0"/>
+          <w:i w:val="0"/>
+          <w:color w:val="000000"/>
+          <w:sz w:val="24"/>
+        </w:rPr>
+        <w:hyperlink r:id="rId12" w:history="1">
+          <w:r>
+            <w:rPr>
+              <w:rStyle w:val="Hyperlink"/>
+            </w:rPr>
+            <w:t xml:space="preserve">en </w:t>
+          </w:r>
+        </w:hyperlink>
+      </w:r>
+      <w:r>
+        <w:rPr>
+          <w:u w:val="single" w:color="0000ff"/>
+          <w:rFonts w:ascii="Charis SIL Regular" w:hAnsi="Charis SIL Regular" w:eastAsia="Charis SIL Regular"/>
+          <w:b w:val="0"/>
+          <w:i w:val="0"/>
+          <w:color w:val="000000"/>
+          <w:sz w:val="24"/>
+        </w:rPr>
+        <w:hyperlink r:id="rId12" w:history="1">
+          <w:r>
+            <w:rPr>
+              <w:rStyle w:val="Hyperlink"/>
+            </w:rPr>
+            <w:t>d</w:t>
+          </w:r>
+        </w:hyperlink>
+      </w:r>
+      <w:r>
+        <w:rPr>
+          <w:u w:val="single" w:color="0000ff"/>
+          <w:rFonts w:ascii="Charis SIL Regular" w:hAnsi="Charis SIL Regular" w:eastAsia="Charis SIL Regular"/>
+          <w:b w:val="0"/>
+          <w:i w:val="0"/>
+          <w:color w:val="000000"/>
+          <w:sz w:val="24"/>
+        </w:rPr>
+        <w:hyperlink r:id="rId12" w:history="1">
+          <w:r>
+            <w:rPr>
+              <w:rStyle w:val="Hyperlink"/>
+            </w:rPr>
+            <w:t>istribute</w:t>
+          </w:r>
+        </w:hyperlink>
+      </w:r>
+      <w:r>
+        <w:rPr>
+          <w:u w:val="single" w:color="0000ff"/>
+          <w:rFonts w:ascii="Charis SIL Regular" w:hAnsi="Charis SIL Regular" w:eastAsia="Charis SIL Regular"/>
+          <w:b w:val="0"/>
+          <w:i w:val="0"/>
+          <w:color w:val="000000"/>
+          <w:sz w:val="24"/>
+        </w:rPr>
+        <w:hyperlink r:id="rId12" w:history="1">
+          <w:r>
+            <w:rPr>
+              <w:rStyle w:val="Hyperlink"/>
+            </w:rPr>
+            <w:t xml:space="preserve"> th</w:t>
+          </w:r>
+        </w:hyperlink>
       </w:r>
       <w:r>
         <w:rPr>
@@ -1650,13 +1736,29 @@
             <w:rPr>
               <w:rStyle w:val="Hyperlink"/>
             </w:rPr>
-            <w:t>affairs</w:t>
+            <w:t>affair</w:t>
           </w:r>
         </w:hyperlink>
       </w:r>
       <w:r>
         <w:rPr>
-          <w:u w:val="single" w:color="0000ff"/>
+          <w:rFonts w:ascii="Charis SIL Regular" w:hAnsi="Charis SIL Regular" w:eastAsia="Charis SIL Regular"/>
+          <w:b w:val="0"/>
+          <w:i w:val="0"/>
+          <w:color w:val="000000"/>
+          <w:sz w:val="24"/>
+        </w:rPr>
+        <w:hyperlink r:id="rId17" w:history="1">
+          <w:r>
+            <w:rPr>
+              <w:rStyle w:val="Hyperlink"/>
+            </w:rPr>
+            <w:t>s</w:t>
+          </w:r>
+        </w:hyperlink>
+      </w:r>
+      <w:r>
+        <w:rPr>
           <w:rFonts w:ascii="Charis SIL Regular" w:hAnsi="Charis SIL Regular" w:eastAsia="Charis SIL Regular"/>
           <w:b w:val="0"/>
           <w:i w:val="0"/>
@@ -1697,7 +1799,7 @@
             <w:rPr>
               <w:rStyle w:val="Hyperlink"/>
             </w:rPr>
-            <w:t>n the</w:t>
+            <w:t xml:space="preserve">n the </w:t>
           </w:r>
         </w:hyperlink>
       </w:r>
@@ -1709,7 +1811,7 @@
           <w:color w:val="000000"/>
           <w:sz w:val="24"/>
         </w:rPr>
-        <w:t xml:space="preserve"> various colonies through the Koloniaal Verslag (Colonial Report). This </w:t>
+        <w:t xml:space="preserve">various colonies through the Koloniaal Verslag (Colonial Report). This </w:t>
       </w:r>
       <w:r>
         <w:br/>
@@ -2192,7 +2294,7 @@
           <w:sz w:val="24"/>
           <w:u w:val="single"/>
         </w:rPr>
-        <w:t>Scientific research in colo</w:t>
+        <w:t>Scientific research in col</w:t>
       </w:r>
       <w:r>
         <w:rPr>
@@ -2203,7 +2305,7 @@
           <w:sz w:val="24"/>
           <w:u w:val="single"/>
         </w:rPr>
-        <w:t>nised territorie</w:t>
+        <w:t>o</w:t>
       </w:r>
       <w:r>
         <w:rPr>
@@ -2212,8 +2314,9 @@
           <w:i w:val="0"/>
           <w:color w:val="0000FF"/>
           <w:sz w:val="24"/>
-        </w:rPr>
-        <w:t>s</w:t>
+          <w:u w:val="single"/>
+        </w:rPr>
+        <w:t>nised territories</w:t>
       </w:r>
       <w:r>
         <w:br/>
@@ -3252,9 +3355,15 @@
           <w:i w:val="0"/>
           <w:color w:val="0000FF"/>
           <w:sz w:val="24"/>
-          <w:u w:val="single"/>
-        </w:rPr>
-        <w:t>.n</w:t>
+        </w:rPr>
+        <w:hyperlink r:id="rId22" w:history="1">
+          <w:r>
+            <w:rPr>
+              <w:rStyle w:val="Hyperlink"/>
+            </w:rPr>
+            <w:t>.n</w:t>
+          </w:r>
+        </w:hyperlink>
       </w:r>
       <w:r>
         <w:rPr>
@@ -4811,7 +4920,7 @@
           <w:sz w:val="24"/>
           <w:u w:val="single"/>
         </w:rPr>
-        <w:hyperlink r:id="rId29" w:history="1">
+        <w:hyperlink r:id="rId30" w:history="1">
           <w:r>
             <w:rPr>
               <w:rStyle w:val="Hyperlink"/>
@@ -4959,7 +5068,7 @@
           <w:sz w:val="24"/>
           <w:u w:val="single"/>
         </w:rPr>
-        <w:hyperlink r:id="rId30" w:history="1">
+        <w:hyperlink r:id="rId31" w:history="1">
           <w:r>
             <w:rPr>
               <w:rStyle w:val="Hyperlink"/>
@@ -4977,7 +5086,7 @@
           <w:sz w:val="24"/>
           <w:u w:val="single"/>
         </w:rPr>
-        <w:hyperlink r:id="rId30" w:history="1">
+        <w:hyperlink r:id="rId31" w:history="1">
           <w:r>
             <w:rPr>
               <w:rStyle w:val="Hyperlink"/>
@@ -4995,7 +5104,7 @@
           <w:sz w:val="24"/>
           <w:u w:val="single"/>
         </w:rPr>
-        <w:hyperlink r:id="rId30" w:history="1">
+        <w:hyperlink r:id="rId31" w:history="1">
           <w:r>
             <w:rPr>
               <w:rStyle w:val="Hyperlink"/>
@@ -5023,7 +5132,7 @@
           <w:sz w:val="24"/>
           <w:u w:val="single"/>
         </w:rPr>
-        <w:hyperlink r:id="rId31" w:history="1">
+        <w:hyperlink r:id="rId32" w:history="1">
           <w:r>
             <w:rPr>
               <w:rStyle w:val="Hyperlink"/>
@@ -5052,7 +5161,7 @@
           <w:sz w:val="24"/>
           <w:u w:val="single"/>
         </w:rPr>
-        <w:hyperlink r:id="rId31" w:history="1">
+        <w:hyperlink r:id="rId32" w:history="1">
           <w:r>
             <w:rPr>
               <w:rStyle w:val="Hyperlink"/>
@@ -5080,7 +5189,7 @@
           <w:sz w:val="24"/>
           <w:u w:val="single"/>
         </w:rPr>
-        <w:hyperlink r:id="rId30" w:history="1">
+        <w:hyperlink r:id="rId31" w:history="1">
           <w:r>
             <w:rPr>
               <w:rStyle w:val="Hyperlink"/>
@@ -5098,7 +5207,7 @@
           <w:sz w:val="24"/>
           <w:u w:val="single"/>
         </w:rPr>
-        <w:hyperlink r:id="rId30" w:history="1">
+        <w:hyperlink r:id="rId31" w:history="1">
           <w:r>
             <w:rPr>
               <w:rStyle w:val="Hyperlink"/>
@@ -5127,7 +5236,7 @@
           <w:sz w:val="24"/>
           <w:u w:val="single"/>
         </w:rPr>
-        <w:hyperlink r:id="rId30" w:history="1">
+        <w:hyperlink r:id="rId31" w:history="1">
           <w:r>
             <w:rPr>
               <w:rStyle w:val="Hyperlink"/>

--- a/EXPORTS/DOCX/published/niveau2/English/CivilServants.docx
+++ b/EXPORTS/DOCX/published/niveau2/English/CivilServants.docx
@@ -242,7 +242,43 @@
           <w:color w:val="000000"/>
           <w:sz w:val="24"/>
         </w:rPr>
-        <w:t xml:space="preserve"> in particular had a large number of civil servants, who were partly m</w:t>
+        <w:t xml:space="preserve"> in particular had a large number of civil servants, who we</w:t>
+      </w:r>
+      <w:r>
+        <w:rPr>
+          <w:u w:val="single" w:color="0000ff"/>
+          <w:rFonts w:ascii="Charis SIL Regular" w:hAnsi="Charis SIL Regular" w:eastAsia="Charis SIL Regular"/>
+          <w:b w:val="0"/>
+          <w:i w:val="0"/>
+          <w:color w:val="000000"/>
+          <w:sz w:val="24"/>
+        </w:rPr>
+        <w:hyperlink r:id="rId9" w:history="1">
+          <w:r>
+            <w:rPr>
+              <w:rStyle w:val="Hyperlink"/>
+            </w:rPr>
+            <w:t>re par</w:t>
+          </w:r>
+        </w:hyperlink>
+      </w:r>
+      <w:r>
+        <w:rPr>
+          <w:u w:val="single" w:color="0000ff"/>
+          <w:rFonts w:ascii="Charis SIL Regular" w:hAnsi="Charis SIL Regular" w:eastAsia="Charis SIL Regular"/>
+          <w:b w:val="0"/>
+          <w:i w:val="0"/>
+          <w:color w:val="000000"/>
+          <w:sz w:val="24"/>
+        </w:rPr>
+        <w:hyperlink r:id="rId9" w:history="1">
+          <w:r>
+            <w:rPr>
+              <w:rStyle w:val="Hyperlink"/>
+            </w:rPr>
+            <w:t>tly m</w:t>
+          </w:r>
+        </w:hyperlink>
       </w:r>
       <w:r>
         <w:rPr>
@@ -522,15 +558,9 @@
           <w:i w:val="0"/>
           <w:color w:val="0000FF"/>
           <w:sz w:val="24"/>
-        </w:rPr>
-        <w:hyperlink r:id="rId11" w:history="1">
-          <w:r>
-            <w:rPr>
-              <w:rStyle w:val="Hyperlink"/>
-            </w:rPr>
-            <w:t>fl</w:t>
-          </w:r>
-        </w:hyperlink>
+          <w:u w:val="single"/>
+        </w:rPr>
+        <w:t>fl</w:t>
       </w:r>
       <w:r>
         <w:rPr>
@@ -1736,29 +1766,13 @@
             <w:rPr>
               <w:rStyle w:val="Hyperlink"/>
             </w:rPr>
-            <w:t>affair</w:t>
+            <w:t>affairs</w:t>
           </w:r>
         </w:hyperlink>
       </w:r>
       <w:r>
         <w:rPr>
-          <w:rFonts w:ascii="Charis SIL Regular" w:hAnsi="Charis SIL Regular" w:eastAsia="Charis SIL Regular"/>
-          <w:b w:val="0"/>
-          <w:i w:val="0"/>
-          <w:color w:val="000000"/>
-          <w:sz w:val="24"/>
-        </w:rPr>
-        <w:hyperlink r:id="rId17" w:history="1">
-          <w:r>
-            <w:rPr>
-              <w:rStyle w:val="Hyperlink"/>
-            </w:rPr>
-            <w:t>s</w:t>
-          </w:r>
-        </w:hyperlink>
-      </w:r>
-      <w:r>
-        <w:rPr>
+          <w:u w:val="single" w:color="0000ff"/>
           <w:rFonts w:ascii="Charis SIL Regular" w:hAnsi="Charis SIL Regular" w:eastAsia="Charis SIL Regular"/>
           <w:b w:val="0"/>
           <w:i w:val="0"/>
@@ -1799,7 +1813,7 @@
             <w:rPr>
               <w:rStyle w:val="Hyperlink"/>
             </w:rPr>
-            <w:t xml:space="preserve">n the </w:t>
+            <w:t>n the</w:t>
           </w:r>
         </w:hyperlink>
       </w:r>
@@ -1811,7 +1825,7 @@
           <w:color w:val="000000"/>
           <w:sz w:val="24"/>
         </w:rPr>
-        <w:t xml:space="preserve">various colonies through the Koloniaal Verslag (Colonial Report). This </w:t>
+        <w:t xml:space="preserve"> various colonies through the Koloniaal Verslag (Colonial Report). This </w:t>
       </w:r>
       <w:r>
         <w:br/>
@@ -2294,7 +2308,7 @@
           <w:sz w:val="24"/>
           <w:u w:val="single"/>
         </w:rPr>
-        <w:t>Scientific research in col</w:t>
+        <w:t>Scientific research in colo</w:t>
       </w:r>
       <w:r>
         <w:rPr>
@@ -2305,7 +2319,7 @@
           <w:sz w:val="24"/>
           <w:u w:val="single"/>
         </w:rPr>
-        <w:t>o</w:t>
+        <w:t>nised territorie</w:t>
       </w:r>
       <w:r>
         <w:rPr>
@@ -2314,9 +2328,8 @@
           <w:i w:val="0"/>
           <w:color w:val="0000FF"/>
           <w:sz w:val="24"/>
-          <w:u w:val="single"/>
-        </w:rPr>
-        <w:t>nised territories</w:t>
+        </w:rPr>
+        <w:t>s</w:t>
       </w:r>
       <w:r>
         <w:br/>
@@ -4938,7 +4951,7 @@
           <w:sz w:val="24"/>
           <w:u w:val="single"/>
         </w:rPr>
-        <w:hyperlink r:id="rId29" w:history="1">
+        <w:hyperlink r:id="rId30" w:history="1">
           <w:r>
             <w:rPr>
               <w:rStyle w:val="Hyperlink"/>
@@ -4967,7 +4980,7 @@
           <w:sz w:val="24"/>
           <w:u w:val="single"/>
         </w:rPr>
-        <w:hyperlink r:id="rId29" w:history="1">
+        <w:hyperlink r:id="rId30" w:history="1">
           <w:r>
             <w:rPr>
               <w:rStyle w:val="Hyperlink"/>

--- a/EXPORTS/DOCX/published/niveau2/English/CivilServants.docx
+++ b/EXPORTS/DOCX/published/niveau2/English/CivilServants.docx
@@ -828,129 +828,13 @@
       </w:r>
       <w:r>
         <w:rPr>
-          <w:u w:val="single" w:color="0000ff"/>
           <w:rFonts w:ascii="Charis SIL Regular" w:hAnsi="Charis SIL Regular" w:eastAsia="Charis SIL Regular"/>
           <w:b w:val="0"/>
           <w:i w:val="0"/>
           <w:color w:val="000000"/>
           <w:sz w:val="24"/>
         </w:rPr>
-        <w:hyperlink r:id="rId12" w:history="1">
-          <w:r>
-            <w:rPr>
-              <w:rStyle w:val="Hyperlink"/>
-            </w:rPr>
-            <w:t>Sciences), w</w:t>
-          </w:r>
-        </w:hyperlink>
-      </w:r>
-      <w:r>
-        <w:rPr>
-          <w:u w:val="single" w:color="0000ff"/>
-          <w:rFonts w:ascii="Charis SIL Regular" w:hAnsi="Charis SIL Regular" w:eastAsia="Charis SIL Regular"/>
-          <w:b w:val="0"/>
-          <w:i w:val="0"/>
-          <w:color w:val="000000"/>
-          <w:sz w:val="24"/>
-        </w:rPr>
-        <w:hyperlink r:id="rId12" w:history="1">
-          <w:r>
-            <w:rPr>
-              <w:rStyle w:val="Hyperlink"/>
-            </w:rPr>
-            <w:t>hich would t</w:t>
-          </w:r>
-        </w:hyperlink>
-      </w:r>
-      <w:r>
-        <w:rPr>
-          <w:u w:val="single" w:color="0000ff"/>
-          <w:rFonts w:ascii="Charis SIL Regular" w:hAnsi="Charis SIL Regular" w:eastAsia="Charis SIL Regular"/>
-          <w:b w:val="0"/>
-          <w:i w:val="0"/>
-          <w:color w:val="000000"/>
-          <w:sz w:val="24"/>
-        </w:rPr>
-        <w:hyperlink r:id="rId12" w:history="1">
-          <w:r>
-            <w:rPr>
-              <w:rStyle w:val="Hyperlink"/>
-            </w:rPr>
-            <w:t>h</w:t>
-          </w:r>
-        </w:hyperlink>
-      </w:r>
-      <w:r>
-        <w:rPr>
-          <w:u w:val="single" w:color="0000ff"/>
-          <w:rFonts w:ascii="Charis SIL Regular" w:hAnsi="Charis SIL Regular" w:eastAsia="Charis SIL Regular"/>
-          <w:b w:val="0"/>
-          <w:i w:val="0"/>
-          <w:color w:val="000000"/>
-          <w:sz w:val="24"/>
-        </w:rPr>
-        <w:hyperlink r:id="rId12" w:history="1">
-          <w:r>
-            <w:rPr>
-              <w:rStyle w:val="Hyperlink"/>
-            </w:rPr>
-            <w:t xml:space="preserve">en </w:t>
-          </w:r>
-        </w:hyperlink>
-      </w:r>
-      <w:r>
-        <w:rPr>
-          <w:u w:val="single" w:color="0000ff"/>
-          <w:rFonts w:ascii="Charis SIL Regular" w:hAnsi="Charis SIL Regular" w:eastAsia="Charis SIL Regular"/>
-          <w:b w:val="0"/>
-          <w:i w:val="0"/>
-          <w:color w:val="000000"/>
-          <w:sz w:val="24"/>
-        </w:rPr>
-        <w:hyperlink r:id="rId12" w:history="1">
-          <w:r>
-            <w:rPr>
-              <w:rStyle w:val="Hyperlink"/>
-            </w:rPr>
-            <w:t>d</w:t>
-          </w:r>
-        </w:hyperlink>
-      </w:r>
-      <w:r>
-        <w:rPr>
-          <w:u w:val="single" w:color="0000ff"/>
-          <w:rFonts w:ascii="Charis SIL Regular" w:hAnsi="Charis SIL Regular" w:eastAsia="Charis SIL Regular"/>
-          <w:b w:val="0"/>
-          <w:i w:val="0"/>
-          <w:color w:val="000000"/>
-          <w:sz w:val="24"/>
-        </w:rPr>
-        <w:hyperlink r:id="rId12" w:history="1">
-          <w:r>
-            <w:rPr>
-              <w:rStyle w:val="Hyperlink"/>
-            </w:rPr>
-            <w:t>istribute</w:t>
-          </w:r>
-        </w:hyperlink>
-      </w:r>
-      <w:r>
-        <w:rPr>
-          <w:u w:val="single" w:color="0000ff"/>
-          <w:rFonts w:ascii="Charis SIL Regular" w:hAnsi="Charis SIL Regular" w:eastAsia="Charis SIL Regular"/>
-          <w:b w:val="0"/>
-          <w:i w:val="0"/>
-          <w:color w:val="000000"/>
-          <w:sz w:val="24"/>
-        </w:rPr>
-        <w:hyperlink r:id="rId12" w:history="1">
-          <w:r>
-            <w:rPr>
-              <w:rStyle w:val="Hyperlink"/>
-            </w:rPr>
-            <w:t xml:space="preserve"> th</w:t>
-          </w:r>
-        </w:hyperlink>
+        <w:t>Sciences), which would then distribute th</w:t>
       </w:r>
       <w:r>
         <w:rPr>
@@ -1783,6 +1667,16 @@
       </w:r>
       <w:r>
         <w:rPr>
+          <w:rFonts w:ascii="Charis SIL Regular" w:hAnsi="Charis SIL Regular" w:eastAsia="Charis SIL Regular"/>
+          <w:b w:val="0"/>
+          <w:i w:val="0"/>
+          <w:color w:val="000000"/>
+          <w:sz w:val="24"/>
+        </w:rPr>
+        <w:t>i</w:t>
+      </w:r>
+      <w:r>
+        <w:rPr>
           <w:u w:val="single" w:color="0000ff"/>
           <w:rFonts w:ascii="Charis SIL Regular" w:hAnsi="Charis SIL Regular" w:eastAsia="Charis SIL Regular"/>
           <w:b w:val="0"/>
@@ -1795,37 +1689,19 @@
             <w:rPr>
               <w:rStyle w:val="Hyperlink"/>
             </w:rPr>
-            <w:t>i</w:t>
+            <w:t xml:space="preserve">n the </w:t>
           </w:r>
         </w:hyperlink>
       </w:r>
       <w:r>
         <w:rPr>
-          <w:u w:val="single" w:color="0000ff"/>
           <w:rFonts w:ascii="Charis SIL Regular" w:hAnsi="Charis SIL Regular" w:eastAsia="Charis SIL Regular"/>
           <w:b w:val="0"/>
           <w:i w:val="0"/>
           <w:color w:val="000000"/>
           <w:sz w:val="24"/>
         </w:rPr>
-        <w:hyperlink r:id="rId17" w:history="1">
-          <w:r>
-            <w:rPr>
-              <w:rStyle w:val="Hyperlink"/>
-            </w:rPr>
-            <w:t>n the</w:t>
-          </w:r>
-        </w:hyperlink>
-      </w:r>
-      <w:r>
-        <w:rPr>
-          <w:rFonts w:ascii="Charis SIL Regular" w:hAnsi="Charis SIL Regular" w:eastAsia="Charis SIL Regular"/>
-          <w:b w:val="0"/>
-          <w:i w:val="0"/>
-          <w:color w:val="000000"/>
-          <w:sz w:val="24"/>
-        </w:rPr>
-        <w:t xml:space="preserve"> various colonies through the Koloniaal Verslag (Colonial Report). This </w:t>
+        <w:t xml:space="preserve">various colonies through the Koloniaal Verslag (Colonial Report). This </w:t>
       </w:r>
       <w:r>
         <w:br/>
@@ -2308,7 +2184,7 @@
           <w:sz w:val="24"/>
           <w:u w:val="single"/>
         </w:rPr>
-        <w:t>Scientific research in colo</w:t>
+        <w:t>Scientific research in col</w:t>
       </w:r>
       <w:r>
         <w:rPr>
@@ -2319,7 +2195,7 @@
           <w:sz w:val="24"/>
           <w:u w:val="single"/>
         </w:rPr>
-        <w:t>nised territorie</w:t>
+        <w:t>o</w:t>
       </w:r>
       <w:r>
         <w:rPr>
@@ -2328,8 +2204,9 @@
           <w:i w:val="0"/>
           <w:color w:val="0000FF"/>
           <w:sz w:val="24"/>
-        </w:rPr>
-        <w:t>s</w:t>
+          <w:u w:val="single"/>
+        </w:rPr>
+        <w:t>nised territories</w:t>
       </w:r>
       <w:r>
         <w:br/>
@@ -4933,7 +4810,7 @@
           <w:sz w:val="24"/>
           <w:u w:val="single"/>
         </w:rPr>
-        <w:hyperlink r:id="rId30" w:history="1">
+        <w:hyperlink r:id="rId29" w:history="1">
           <w:r>
             <w:rPr>
               <w:rStyle w:val="Hyperlink"/>
@@ -4951,7 +4828,7 @@
           <w:sz w:val="24"/>
           <w:u w:val="single"/>
         </w:rPr>
-        <w:hyperlink r:id="rId30" w:history="1">
+        <w:hyperlink r:id="rId29" w:history="1">
           <w:r>
             <w:rPr>
               <w:rStyle w:val="Hyperlink"/>

--- a/EXPORTS/DOCX/published/niveau2/English/CivilServants.docx
+++ b/EXPORTS/DOCX/published/niveau2/English/CivilServants.docx
@@ -828,13 +828,129 @@
       </w:r>
       <w:r>
         <w:rPr>
+          <w:u w:val="single" w:color="0000ff"/>
           <w:rFonts w:ascii="Charis SIL Regular" w:hAnsi="Charis SIL Regular" w:eastAsia="Charis SIL Regular"/>
           <w:b w:val="0"/>
           <w:i w:val="0"/>
           <w:color w:val="000000"/>
           <w:sz w:val="24"/>
         </w:rPr>
-        <w:t>Sciences), which would then distribute th</w:t>
+        <w:hyperlink r:id="rId12" w:history="1">
+          <w:r>
+            <w:rPr>
+              <w:rStyle w:val="Hyperlink"/>
+            </w:rPr>
+            <w:t>Sciences), w</w:t>
+          </w:r>
+        </w:hyperlink>
+      </w:r>
+      <w:r>
+        <w:rPr>
+          <w:u w:val="single" w:color="0000ff"/>
+          <w:rFonts w:ascii="Charis SIL Regular" w:hAnsi="Charis SIL Regular" w:eastAsia="Charis SIL Regular"/>
+          <w:b w:val="0"/>
+          <w:i w:val="0"/>
+          <w:color w:val="000000"/>
+          <w:sz w:val="24"/>
+        </w:rPr>
+        <w:hyperlink r:id="rId12" w:history="1">
+          <w:r>
+            <w:rPr>
+              <w:rStyle w:val="Hyperlink"/>
+            </w:rPr>
+            <w:t>hich would t</w:t>
+          </w:r>
+        </w:hyperlink>
+      </w:r>
+      <w:r>
+        <w:rPr>
+          <w:u w:val="single" w:color="0000ff"/>
+          <w:rFonts w:ascii="Charis SIL Regular" w:hAnsi="Charis SIL Regular" w:eastAsia="Charis SIL Regular"/>
+          <w:b w:val="0"/>
+          <w:i w:val="0"/>
+          <w:color w:val="000000"/>
+          <w:sz w:val="24"/>
+        </w:rPr>
+        <w:hyperlink r:id="rId12" w:history="1">
+          <w:r>
+            <w:rPr>
+              <w:rStyle w:val="Hyperlink"/>
+            </w:rPr>
+            <w:t>h</w:t>
+          </w:r>
+        </w:hyperlink>
+      </w:r>
+      <w:r>
+        <w:rPr>
+          <w:u w:val="single" w:color="0000ff"/>
+          <w:rFonts w:ascii="Charis SIL Regular" w:hAnsi="Charis SIL Regular" w:eastAsia="Charis SIL Regular"/>
+          <w:b w:val="0"/>
+          <w:i w:val="0"/>
+          <w:color w:val="000000"/>
+          <w:sz w:val="24"/>
+        </w:rPr>
+        <w:hyperlink r:id="rId12" w:history="1">
+          <w:r>
+            <w:rPr>
+              <w:rStyle w:val="Hyperlink"/>
+            </w:rPr>
+            <w:t xml:space="preserve">en </w:t>
+          </w:r>
+        </w:hyperlink>
+      </w:r>
+      <w:r>
+        <w:rPr>
+          <w:u w:val="single" w:color="0000ff"/>
+          <w:rFonts w:ascii="Charis SIL Regular" w:hAnsi="Charis SIL Regular" w:eastAsia="Charis SIL Regular"/>
+          <w:b w:val="0"/>
+          <w:i w:val="0"/>
+          <w:color w:val="000000"/>
+          <w:sz w:val="24"/>
+        </w:rPr>
+        <w:hyperlink r:id="rId12" w:history="1">
+          <w:r>
+            <w:rPr>
+              <w:rStyle w:val="Hyperlink"/>
+            </w:rPr>
+            <w:t>d</w:t>
+          </w:r>
+        </w:hyperlink>
+      </w:r>
+      <w:r>
+        <w:rPr>
+          <w:u w:val="single" w:color="0000ff"/>
+          <w:rFonts w:ascii="Charis SIL Regular" w:hAnsi="Charis SIL Regular" w:eastAsia="Charis SIL Regular"/>
+          <w:b w:val="0"/>
+          <w:i w:val="0"/>
+          <w:color w:val="000000"/>
+          <w:sz w:val="24"/>
+        </w:rPr>
+        <w:hyperlink r:id="rId12" w:history="1">
+          <w:r>
+            <w:rPr>
+              <w:rStyle w:val="Hyperlink"/>
+            </w:rPr>
+            <w:t>istribute</w:t>
+          </w:r>
+        </w:hyperlink>
+      </w:r>
+      <w:r>
+        <w:rPr>
+          <w:u w:val="single" w:color="0000ff"/>
+          <w:rFonts w:ascii="Charis SIL Regular" w:hAnsi="Charis SIL Regular" w:eastAsia="Charis SIL Regular"/>
+          <w:b w:val="0"/>
+          <w:i w:val="0"/>
+          <w:color w:val="000000"/>
+          <w:sz w:val="24"/>
+        </w:rPr>
+        <w:hyperlink r:id="rId12" w:history="1">
+          <w:r>
+            <w:rPr>
+              <w:rStyle w:val="Hyperlink"/>
+            </w:rPr>
+            <w:t xml:space="preserve"> th</w:t>
+          </w:r>
+        </w:hyperlink>
       </w:r>
       <w:r>
         <w:rPr>

--- a/EXPORTS/DOCX/published/niveau2/English/CivilServants.docx
+++ b/EXPORTS/DOCX/published/niveau2/English/CivilServants.docx
@@ -253,14 +253,7 @@
           <w:color w:val="000000"/>
           <w:sz w:val="24"/>
         </w:rPr>
-        <w:hyperlink r:id="rId9" w:history="1">
-          <w:r>
-            <w:rPr>
-              <w:rStyle w:val="Hyperlink"/>
-            </w:rPr>
-            <w:t>re par</w:t>
-          </w:r>
-        </w:hyperlink>
+        <w:t>re par</w:t>
       </w:r>
       <w:r>
         <w:rPr>
@@ -1766,7 +1759,7 @@
             <w:rPr>
               <w:rStyle w:val="Hyperlink"/>
             </w:rPr>
-            <w:t>affairs</w:t>
+            <w:t>affair</w:t>
           </w:r>
         </w:hyperlink>
       </w:r>
@@ -1779,17 +1772,35 @@
           <w:color w:val="000000"/>
           <w:sz w:val="24"/>
         </w:rPr>
+        <w:t>s</w:t>
+      </w:r>
+      <w:r>
+        <w:rPr>
+          <w:rFonts w:ascii="Charis SIL Regular" w:hAnsi="Charis SIL Regular" w:eastAsia="Charis SIL Regular"/>
+          <w:b w:val="0"/>
+          <w:i w:val="0"/>
+          <w:color w:val="000000"/>
+          <w:sz w:val="24"/>
+        </w:rPr>
         <w:t xml:space="preserve"> </w:t>
       </w:r>
       <w:r>
         <w:rPr>
+          <w:u w:val="single" w:color="0000ff"/>
           <w:rFonts w:ascii="Charis SIL Regular" w:hAnsi="Charis SIL Regular" w:eastAsia="Charis SIL Regular"/>
           <w:b w:val="0"/>
           <w:i w:val="0"/>
           <w:color w:val="000000"/>
           <w:sz w:val="24"/>
         </w:rPr>
-        <w:t>i</w:t>
+        <w:hyperlink r:id="rId17" w:history="1">
+          <w:r>
+            <w:rPr>
+              <w:rStyle w:val="Hyperlink"/>
+            </w:rPr>
+            <w:t>i</w:t>
+          </w:r>
+        </w:hyperlink>
       </w:r>
       <w:r>
         <w:rPr>
@@ -4926,7 +4937,7 @@
           <w:sz w:val="24"/>
           <w:u w:val="single"/>
         </w:rPr>
-        <w:hyperlink r:id="rId29" w:history="1">
+        <w:hyperlink r:id="rId30" w:history="1">
           <w:r>
             <w:rPr>
               <w:rStyle w:val="Hyperlink"/>
@@ -4973,7 +4984,7 @@
           <w:sz w:val="24"/>
           <w:u w:val="single"/>
         </w:rPr>
-        <w:hyperlink r:id="rId30" w:history="1">
+        <w:hyperlink r:id="rId29" w:history="1">
           <w:r>
             <w:rPr>
               <w:rStyle w:val="Hyperlink"/>

--- a/EXPORTS/DOCX/published/niveau2/English/CivilServants.docx
+++ b/EXPORTS/DOCX/published/niveau2/English/CivilServants.docx
@@ -253,7 +253,14 @@
           <w:color w:val="000000"/>
           <w:sz w:val="24"/>
         </w:rPr>
-        <w:t>re par</w:t>
+        <w:hyperlink r:id="rId9" w:history="1">
+          <w:r>
+            <w:rPr>
+              <w:rStyle w:val="Hyperlink"/>
+            </w:rPr>
+            <w:t>re par</w:t>
+          </w:r>
+        </w:hyperlink>
       </w:r>
       <w:r>
         <w:rPr>
@@ -551,9 +558,15 @@
           <w:i w:val="0"/>
           <w:color w:val="0000FF"/>
           <w:sz w:val="24"/>
-          <w:u w:val="single"/>
-        </w:rPr>
-        <w:t>fl</w:t>
+        </w:rPr>
+        <w:hyperlink r:id="rId11" w:history="1">
+          <w:r>
+            <w:rPr>
+              <w:rStyle w:val="Hyperlink"/>
+            </w:rPr>
+            <w:t>fl</w:t>
+          </w:r>
+        </w:hyperlink>
       </w:r>
       <w:r>
         <w:rPr>
@@ -1765,14 +1778,20 @@
       </w:r>
       <w:r>
         <w:rPr>
-          <w:u w:val="single" w:color="0000ff"/>
           <w:rFonts w:ascii="Charis SIL Regular" w:hAnsi="Charis SIL Regular" w:eastAsia="Charis SIL Regular"/>
           <w:b w:val="0"/>
           <w:i w:val="0"/>
           <w:color w:val="000000"/>
           <w:sz w:val="24"/>
         </w:rPr>
-        <w:t>s</w:t>
+        <w:hyperlink r:id="rId17" w:history="1">
+          <w:r>
+            <w:rPr>
+              <w:rStyle w:val="Hyperlink"/>
+            </w:rPr>
+            <w:t>s</w:t>
+          </w:r>
+        </w:hyperlink>
       </w:r>
       <w:r>
         <w:rPr>
@@ -2311,7 +2330,7 @@
           <w:sz w:val="24"/>
           <w:u w:val="single"/>
         </w:rPr>
-        <w:t>Scientific research in col</w:t>
+        <w:t>Scientific research in colo</w:t>
       </w:r>
       <w:r>
         <w:rPr>
@@ -2322,7 +2341,7 @@
           <w:sz w:val="24"/>
           <w:u w:val="single"/>
         </w:rPr>
-        <w:t>o</w:t>
+        <w:t>nised territorie</w:t>
       </w:r>
       <w:r>
         <w:rPr>
@@ -2331,9 +2350,8 @@
           <w:i w:val="0"/>
           <w:color w:val="0000FF"/>
           <w:sz w:val="24"/>
-          <w:u w:val="single"/>
-        </w:rPr>
-        <w:t>nised territories</w:t>
+        </w:rPr>
+        <w:t>s</w:t>
       </w:r>
       <w:r>
         <w:br/>
@@ -3372,15 +3390,9 @@
           <w:i w:val="0"/>
           <w:color w:val="0000FF"/>
           <w:sz w:val="24"/>
-        </w:rPr>
-        <w:hyperlink r:id="rId22" w:history="1">
-          <w:r>
-            <w:rPr>
-              <w:rStyle w:val="Hyperlink"/>
-            </w:rPr>
-            <w:t>.n</w:t>
-          </w:r>
-        </w:hyperlink>
+          <w:u w:val="single"/>
+        </w:rPr>
+        <w:t>.n</w:t>
       </w:r>
       <w:r>
         <w:rPr>
@@ -4937,7 +4949,7 @@
           <w:sz w:val="24"/>
           <w:u w:val="single"/>
         </w:rPr>
-        <w:hyperlink r:id="rId30" w:history="1">
+        <w:hyperlink r:id="rId29" w:history="1">
           <w:r>
             <w:rPr>
               <w:rStyle w:val="Hyperlink"/>
@@ -5085,7 +5097,7 @@
           <w:sz w:val="24"/>
           <w:u w:val="single"/>
         </w:rPr>
-        <w:hyperlink r:id="rId31" w:history="1">
+        <w:hyperlink r:id="rId30" w:history="1">
           <w:r>
             <w:rPr>
               <w:rStyle w:val="Hyperlink"/>
@@ -5103,7 +5115,7 @@
           <w:sz w:val="24"/>
           <w:u w:val="single"/>
         </w:rPr>
-        <w:hyperlink r:id="rId31" w:history="1">
+        <w:hyperlink r:id="rId30" w:history="1">
           <w:r>
             <w:rPr>
               <w:rStyle w:val="Hyperlink"/>
@@ -5121,7 +5133,7 @@
           <w:sz w:val="24"/>
           <w:u w:val="single"/>
         </w:rPr>
-        <w:hyperlink r:id="rId31" w:history="1">
+        <w:hyperlink r:id="rId30" w:history="1">
           <w:r>
             <w:rPr>
               <w:rStyle w:val="Hyperlink"/>
@@ -5149,7 +5161,7 @@
           <w:sz w:val="24"/>
           <w:u w:val="single"/>
         </w:rPr>
-        <w:hyperlink r:id="rId32" w:history="1">
+        <w:hyperlink r:id="rId31" w:history="1">
           <w:r>
             <w:rPr>
               <w:rStyle w:val="Hyperlink"/>
@@ -5178,7 +5190,7 @@
           <w:sz w:val="24"/>
           <w:u w:val="single"/>
         </w:rPr>
-        <w:hyperlink r:id="rId32" w:history="1">
+        <w:hyperlink r:id="rId31" w:history="1">
           <w:r>
             <w:rPr>
               <w:rStyle w:val="Hyperlink"/>
@@ -5206,7 +5218,7 @@
           <w:sz w:val="24"/>
           <w:u w:val="single"/>
         </w:rPr>
-        <w:hyperlink r:id="rId31" w:history="1">
+        <w:hyperlink r:id="rId30" w:history="1">
           <w:r>
             <w:rPr>
               <w:rStyle w:val="Hyperlink"/>
@@ -5224,7 +5236,7 @@
           <w:sz w:val="24"/>
           <w:u w:val="single"/>
         </w:rPr>
-        <w:hyperlink r:id="rId31" w:history="1">
+        <w:hyperlink r:id="rId30" w:history="1">
           <w:r>
             <w:rPr>
               <w:rStyle w:val="Hyperlink"/>
@@ -5253,7 +5265,7 @@
           <w:sz w:val="24"/>
           <w:u w:val="single"/>
         </w:rPr>
-        <w:hyperlink r:id="rId31" w:history="1">
+        <w:hyperlink r:id="rId30" w:history="1">
           <w:r>
             <w:rPr>
               <w:rStyle w:val="Hyperlink"/>

--- a/EXPORTS/DOCX/published/niveau2/English/CivilServants.docx
+++ b/EXPORTS/DOCX/published/niveau2/English/CivilServants.docx
@@ -242,43 +242,7 @@
           <w:color w:val="000000"/>
           <w:sz w:val="24"/>
         </w:rPr>
-        <w:t xml:space="preserve"> in particular had a large number of civil servants, who we</w:t>
-      </w:r>
-      <w:r>
-        <w:rPr>
-          <w:u w:val="single" w:color="0000ff"/>
-          <w:rFonts w:ascii="Charis SIL Regular" w:hAnsi="Charis SIL Regular" w:eastAsia="Charis SIL Regular"/>
-          <w:b w:val="0"/>
-          <w:i w:val="0"/>
-          <w:color w:val="000000"/>
-          <w:sz w:val="24"/>
-        </w:rPr>
-        <w:hyperlink r:id="rId9" w:history="1">
-          <w:r>
-            <w:rPr>
-              <w:rStyle w:val="Hyperlink"/>
-            </w:rPr>
-            <w:t>re par</w:t>
-          </w:r>
-        </w:hyperlink>
-      </w:r>
-      <w:r>
-        <w:rPr>
-          <w:u w:val="single" w:color="0000ff"/>
-          <w:rFonts w:ascii="Charis SIL Regular" w:hAnsi="Charis SIL Regular" w:eastAsia="Charis SIL Regular"/>
-          <w:b w:val="0"/>
-          <w:i w:val="0"/>
-          <w:color w:val="000000"/>
-          <w:sz w:val="24"/>
-        </w:rPr>
-        <w:hyperlink r:id="rId9" w:history="1">
-          <w:r>
-            <w:rPr>
-              <w:rStyle w:val="Hyperlink"/>
-            </w:rPr>
-            <w:t>tly m</w:t>
-          </w:r>
-        </w:hyperlink>
+        <w:t xml:space="preserve"> in particular had a large number of civil servants, who were partly m</w:t>
       </w:r>
       <w:r>
         <w:rPr>
@@ -558,15 +522,9 @@
           <w:i w:val="0"/>
           <w:color w:val="0000FF"/>
           <w:sz w:val="24"/>
-        </w:rPr>
-        <w:hyperlink r:id="rId11" w:history="1">
-          <w:r>
-            <w:rPr>
-              <w:rStyle w:val="Hyperlink"/>
-            </w:rPr>
-            <w:t>fl</w:t>
-          </w:r>
-        </w:hyperlink>
+          <w:u w:val="single"/>
+        </w:rPr>
+        <w:t>fl</w:t>
       </w:r>
       <w:r>
         <w:rPr>
@@ -1795,6 +1753,7 @@
       </w:r>
       <w:r>
         <w:rPr>
+          <w:u w:val="single" w:color="0000ff"/>
           <w:rFonts w:ascii="Charis SIL Regular" w:hAnsi="Charis SIL Regular" w:eastAsia="Charis SIL Regular"/>
           <w:b w:val="0"/>
           <w:i w:val="0"/>
@@ -2330,7 +2289,7 @@
           <w:sz w:val="24"/>
           <w:u w:val="single"/>
         </w:rPr>
-        <w:t>Scientific research in colo</w:t>
+        <w:t>Scientific research in col</w:t>
       </w:r>
       <w:r>
         <w:rPr>
@@ -2341,7 +2300,7 @@
           <w:sz w:val="24"/>
           <w:u w:val="single"/>
         </w:rPr>
-        <w:t>nised territorie</w:t>
+        <w:t>o</w:t>
       </w:r>
       <w:r>
         <w:rPr>
@@ -2350,8 +2309,9 @@
           <w:i w:val="0"/>
           <w:color w:val="0000FF"/>
           <w:sz w:val="24"/>
-        </w:rPr>
-        <w:t>s</w:t>
+          <w:u w:val="single"/>
+        </w:rPr>
+        <w:t>nised territories</w:t>
       </w:r>
       <w:r>
         <w:br/>
@@ -4967,7 +4927,7 @@
           <w:sz w:val="24"/>
           <w:u w:val="single"/>
         </w:rPr>
-        <w:hyperlink r:id="rId29" w:history="1">
+        <w:hyperlink r:id="rId30" w:history="1">
           <w:r>
             <w:rPr>
               <w:rStyle w:val="Hyperlink"/>
@@ -4996,7 +4956,7 @@
           <w:sz w:val="24"/>
           <w:u w:val="single"/>
         </w:rPr>
-        <w:hyperlink r:id="rId29" w:history="1">
+        <w:hyperlink r:id="rId30" w:history="1">
           <w:r>
             <w:rPr>
               <w:rStyle w:val="Hyperlink"/>
@@ -5097,7 +5057,7 @@
           <w:sz w:val="24"/>
           <w:u w:val="single"/>
         </w:rPr>
-        <w:hyperlink r:id="rId30" w:history="1">
+        <w:hyperlink r:id="rId31" w:history="1">
           <w:r>
             <w:rPr>
               <w:rStyle w:val="Hyperlink"/>
@@ -5115,7 +5075,7 @@
           <w:sz w:val="24"/>
           <w:u w:val="single"/>
         </w:rPr>
-        <w:hyperlink r:id="rId30" w:history="1">
+        <w:hyperlink r:id="rId31" w:history="1">
           <w:r>
             <w:rPr>
               <w:rStyle w:val="Hyperlink"/>
@@ -5133,7 +5093,7 @@
           <w:sz w:val="24"/>
           <w:u w:val="single"/>
         </w:rPr>
-        <w:hyperlink r:id="rId30" w:history="1">
+        <w:hyperlink r:id="rId31" w:history="1">
           <w:r>
             <w:rPr>
               <w:rStyle w:val="Hyperlink"/>
@@ -5161,7 +5121,7 @@
           <w:sz w:val="24"/>
           <w:u w:val="single"/>
         </w:rPr>
-        <w:hyperlink r:id="rId31" w:history="1">
+        <w:hyperlink r:id="rId32" w:history="1">
           <w:r>
             <w:rPr>
               <w:rStyle w:val="Hyperlink"/>
@@ -5190,7 +5150,7 @@
           <w:sz w:val="24"/>
           <w:u w:val="single"/>
         </w:rPr>
-        <w:hyperlink r:id="rId31" w:history="1">
+        <w:hyperlink r:id="rId32" w:history="1">
           <w:r>
             <w:rPr>
               <w:rStyle w:val="Hyperlink"/>
@@ -5218,7 +5178,7 @@
           <w:sz w:val="24"/>
           <w:u w:val="single"/>
         </w:rPr>
-        <w:hyperlink r:id="rId30" w:history="1">
+        <w:hyperlink r:id="rId31" w:history="1">
           <w:r>
             <w:rPr>
               <w:rStyle w:val="Hyperlink"/>
@@ -5236,7 +5196,7 @@
           <w:sz w:val="24"/>
           <w:u w:val="single"/>
         </w:rPr>
-        <w:hyperlink r:id="rId30" w:history="1">
+        <w:hyperlink r:id="rId31" w:history="1">
           <w:r>
             <w:rPr>
               <w:rStyle w:val="Hyperlink"/>
@@ -5265,7 +5225,7 @@
           <w:sz w:val="24"/>
           <w:u w:val="single"/>
         </w:rPr>
-        <w:hyperlink r:id="rId30" w:history="1">
+        <w:hyperlink r:id="rId31" w:history="1">
           <w:r>
             <w:rPr>
               <w:rStyle w:val="Hyperlink"/>

--- a/EXPORTS/DOCX/published/niveau2/English/CivilServants.docx
+++ b/EXPORTS/DOCX/published/niveau2/English/CivilServants.docx
@@ -242,7 +242,43 @@
           <w:color w:val="000000"/>
           <w:sz w:val="24"/>
         </w:rPr>
-        <w:t xml:space="preserve"> in particular had a large number of civil servants, who were partly m</w:t>
+        <w:t xml:space="preserve"> in particular had a large number of civil servants, who we</w:t>
+      </w:r>
+      <w:r>
+        <w:rPr>
+          <w:u w:val="single" w:color="0000ff"/>
+          <w:rFonts w:ascii="Charis SIL Regular" w:hAnsi="Charis SIL Regular" w:eastAsia="Charis SIL Regular"/>
+          <w:b w:val="0"/>
+          <w:i w:val="0"/>
+          <w:color w:val="000000"/>
+          <w:sz w:val="24"/>
+        </w:rPr>
+        <w:hyperlink r:id="rId9" w:history="1">
+          <w:r>
+            <w:rPr>
+              <w:rStyle w:val="Hyperlink"/>
+            </w:rPr>
+            <w:t>re par</w:t>
+          </w:r>
+        </w:hyperlink>
+      </w:r>
+      <w:r>
+        <w:rPr>
+          <w:u w:val="single" w:color="0000ff"/>
+          <w:rFonts w:ascii="Charis SIL Regular" w:hAnsi="Charis SIL Regular" w:eastAsia="Charis SIL Regular"/>
+          <w:b w:val="0"/>
+          <w:i w:val="0"/>
+          <w:color w:val="000000"/>
+          <w:sz w:val="24"/>
+        </w:rPr>
+        <w:hyperlink r:id="rId9" w:history="1">
+          <w:r>
+            <w:rPr>
+              <w:rStyle w:val="Hyperlink"/>
+            </w:rPr>
+            <w:t>tly m</w:t>
+          </w:r>
+        </w:hyperlink>
       </w:r>
       <w:r>
         <w:rPr>
@@ -1736,24 +1772,17 @@
       </w:r>
       <w:r>
         <w:rPr>
+          <w:u w:val="single" w:color="0000ff"/>
           <w:rFonts w:ascii="Charis SIL Regular" w:hAnsi="Charis SIL Regular" w:eastAsia="Charis SIL Regular"/>
           <w:b w:val="0"/>
           <w:i w:val="0"/>
           <w:color w:val="000000"/>
           <w:sz w:val="24"/>
         </w:rPr>
-        <w:hyperlink r:id="rId17" w:history="1">
-          <w:r>
-            <w:rPr>
-              <w:rStyle w:val="Hyperlink"/>
-            </w:rPr>
-            <w:t>s</w:t>
-          </w:r>
-        </w:hyperlink>
-      </w:r>
-      <w:r>
-        <w:rPr>
-          <w:u w:val="single" w:color="0000ff"/>
+        <w:t>s</w:t>
+      </w:r>
+      <w:r>
+        <w:rPr>
           <w:rFonts w:ascii="Charis SIL Regular" w:hAnsi="Charis SIL Regular" w:eastAsia="Charis SIL Regular"/>
           <w:b w:val="0"/>
           <w:i w:val="0"/>
@@ -3350,9 +3379,15 @@
           <w:i w:val="0"/>
           <w:color w:val="0000FF"/>
           <w:sz w:val="24"/>
-          <w:u w:val="single"/>
-        </w:rPr>
-        <w:t>.n</w:t>
+        </w:rPr>
+        <w:hyperlink r:id="rId22" w:history="1">
+          <w:r>
+            <w:rPr>
+              <w:rStyle w:val="Hyperlink"/>
+            </w:rPr>
+            <w:t>.n</w:t>
+          </w:r>
+        </w:hyperlink>
       </w:r>
       <w:r>
         <w:rPr>
@@ -4909,7 +4944,7 @@
           <w:sz w:val="24"/>
           <w:u w:val="single"/>
         </w:rPr>
-        <w:hyperlink r:id="rId29" w:history="1">
+        <w:hyperlink r:id="rId30" w:history="1">
           <w:r>
             <w:rPr>
               <w:rStyle w:val="Hyperlink"/>

--- a/EXPORTS/DOCX/published/niveau2/English/CivilServants.docx
+++ b/EXPORTS/DOCX/published/niveau2/English/CivilServants.docx
@@ -253,14 +253,7 @@
           <w:color w:val="000000"/>
           <w:sz w:val="24"/>
         </w:rPr>
-        <w:hyperlink r:id="rId9" w:history="1">
-          <w:r>
-            <w:rPr>
-              <w:rStyle w:val="Hyperlink"/>
-            </w:rPr>
-            <w:t>re par</w:t>
-          </w:r>
-        </w:hyperlink>
+        <w:t>re par</w:t>
       </w:r>
       <w:r>
         <w:rPr>
@@ -1386,54 +1379,7 @@
           <w:color w:val="000000"/>
           <w:sz w:val="24"/>
         </w:rPr>
-        <w:t>relating to the Du</w:t>
-      </w:r>
-      <w:r>
-        <w:rPr>
-          <w:u w:val="single" w:color="0000ff"/>
-          <w:rFonts w:ascii="Charis SIL Regular" w:hAnsi="Charis SIL Regular" w:eastAsia="Charis SIL Regular"/>
-          <w:b w:val="0"/>
-          <w:i w:val="0"/>
-          <w:color w:val="000000"/>
-          <w:sz w:val="24"/>
-        </w:rPr>
-        <w:hyperlink r:id="rId15" w:history="1">
-          <w:r>
-            <w:rPr>
-              <w:rStyle w:val="Hyperlink"/>
-            </w:rPr>
-            <w:t>tch</w:t>
-          </w:r>
-        </w:hyperlink>
-      </w:r>
-      <w:r>
-        <w:rPr>
-          <w:u w:val="single" w:color="0000ff"/>
-          <w:rFonts w:ascii="Charis SIL Regular" w:hAnsi="Charis SIL Regular" w:eastAsia="Charis SIL Regular"/>
-          <w:b w:val="0"/>
-          <w:i w:val="0"/>
-          <w:color w:val="000000"/>
-          <w:sz w:val="24"/>
-        </w:rPr>
-        <w:t xml:space="preserve"> </w:t>
-      </w:r>
-      <w:r>
-        <w:rPr>
-          <w:u w:val="single" w:color="0000ff"/>
-          <w:rFonts w:ascii="Charis SIL Regular" w:hAnsi="Charis SIL Regular" w:eastAsia="Charis SIL Regular"/>
-          <w:b w:val="0"/>
-          <w:i w:val="0"/>
-          <w:color w:val="000000"/>
-          <w:sz w:val="24"/>
-        </w:rPr>
-        <w:hyperlink r:id="rId15" w:history="1">
-          <w:r>
-            <w:rPr>
-              <w:rStyle w:val="Hyperlink"/>
-            </w:rPr>
-            <w:t>East Indi</w:t>
-          </w:r>
-        </w:hyperlink>
+        <w:t>relating to the Dutch East Indi</w:t>
       </w:r>
       <w:r>
         <w:rPr>
@@ -1766,23 +1712,13 @@
             <w:rPr>
               <w:rStyle w:val="Hyperlink"/>
             </w:rPr>
-            <w:t>affair</w:t>
+            <w:t>affairs</w:t>
           </w:r>
         </w:hyperlink>
       </w:r>
       <w:r>
         <w:rPr>
           <w:u w:val="single" w:color="0000ff"/>
-          <w:rFonts w:ascii="Charis SIL Regular" w:hAnsi="Charis SIL Regular" w:eastAsia="Charis SIL Regular"/>
-          <w:b w:val="0"/>
-          <w:i w:val="0"/>
-          <w:color w:val="000000"/>
-          <w:sz w:val="24"/>
-        </w:rPr>
-        <w:t>s</w:t>
-      </w:r>
-      <w:r>
-        <w:rPr>
           <w:rFonts w:ascii="Charis SIL Regular" w:hAnsi="Charis SIL Regular" w:eastAsia="Charis SIL Regular"/>
           <w:b w:val="0"/>
           <w:i w:val="0"/>
@@ -1823,7 +1759,7 @@
             <w:rPr>
               <w:rStyle w:val="Hyperlink"/>
             </w:rPr>
-            <w:t xml:space="preserve">n the </w:t>
+            <w:t>n the</w:t>
           </w:r>
         </w:hyperlink>
       </w:r>
@@ -1835,7 +1771,7 @@
           <w:color w:val="000000"/>
           <w:sz w:val="24"/>
         </w:rPr>
-        <w:t xml:space="preserve">various colonies through the Koloniaal Verslag (Colonial Report). This </w:t>
+        <w:t xml:space="preserve"> various colonies through the Koloniaal Verslag (Colonial Report). This </w:t>
       </w:r>
       <w:r>
         <w:br/>
@@ -4944,7 +4880,7 @@
           <w:sz w:val="24"/>
           <w:u w:val="single"/>
         </w:rPr>
-        <w:hyperlink r:id="rId30" w:history="1">
+        <w:hyperlink r:id="rId29" w:history="1">
           <w:r>
             <w:rPr>
               <w:rStyle w:val="Hyperlink"/>
@@ -4962,7 +4898,7 @@
           <w:sz w:val="24"/>
           <w:u w:val="single"/>
         </w:rPr>
-        <w:hyperlink r:id="rId30" w:history="1">
+        <w:hyperlink r:id="rId29" w:history="1">
           <w:r>
             <w:rPr>
               <w:rStyle w:val="Hyperlink"/>
@@ -4991,7 +4927,7 @@
           <w:sz w:val="24"/>
           <w:u w:val="single"/>
         </w:rPr>
-        <w:hyperlink r:id="rId30" w:history="1">
+        <w:hyperlink r:id="rId29" w:history="1">
           <w:r>
             <w:rPr>
               <w:rStyle w:val="Hyperlink"/>
@@ -5092,7 +5028,7 @@
           <w:sz w:val="24"/>
           <w:u w:val="single"/>
         </w:rPr>
-        <w:hyperlink r:id="rId31" w:history="1">
+        <w:hyperlink r:id="rId30" w:history="1">
           <w:r>
             <w:rPr>
               <w:rStyle w:val="Hyperlink"/>
@@ -5110,7 +5046,7 @@
           <w:sz w:val="24"/>
           <w:u w:val="single"/>
         </w:rPr>
-        <w:hyperlink r:id="rId31" w:history="1">
+        <w:hyperlink r:id="rId30" w:history="1">
           <w:r>
             <w:rPr>
               <w:rStyle w:val="Hyperlink"/>
@@ -5128,7 +5064,7 @@
           <w:sz w:val="24"/>
           <w:u w:val="single"/>
         </w:rPr>
-        <w:hyperlink r:id="rId31" w:history="1">
+        <w:hyperlink r:id="rId30" w:history="1">
           <w:r>
             <w:rPr>
               <w:rStyle w:val="Hyperlink"/>
@@ -5156,7 +5092,7 @@
           <w:sz w:val="24"/>
           <w:u w:val="single"/>
         </w:rPr>
-        <w:hyperlink r:id="rId32" w:history="1">
+        <w:hyperlink r:id="rId31" w:history="1">
           <w:r>
             <w:rPr>
               <w:rStyle w:val="Hyperlink"/>
@@ -5185,7 +5121,7 @@
           <w:sz w:val="24"/>
           <w:u w:val="single"/>
         </w:rPr>
-        <w:hyperlink r:id="rId32" w:history="1">
+        <w:hyperlink r:id="rId31" w:history="1">
           <w:r>
             <w:rPr>
               <w:rStyle w:val="Hyperlink"/>
@@ -5213,7 +5149,7 @@
           <w:sz w:val="24"/>
           <w:u w:val="single"/>
         </w:rPr>
-        <w:hyperlink r:id="rId31" w:history="1">
+        <w:hyperlink r:id="rId30" w:history="1">
           <w:r>
             <w:rPr>
               <w:rStyle w:val="Hyperlink"/>
@@ -5231,7 +5167,7 @@
           <w:sz w:val="24"/>
           <w:u w:val="single"/>
         </w:rPr>
-        <w:hyperlink r:id="rId31" w:history="1">
+        <w:hyperlink r:id="rId30" w:history="1">
           <w:r>
             <w:rPr>
               <w:rStyle w:val="Hyperlink"/>
@@ -5260,7 +5196,7 @@
           <w:sz w:val="24"/>
           <w:u w:val="single"/>
         </w:rPr>
-        <w:hyperlink r:id="rId31" w:history="1">
+        <w:hyperlink r:id="rId30" w:history="1">
           <w:r>
             <w:rPr>
               <w:rStyle w:val="Hyperlink"/>

--- a/EXPORTS/DOCX/published/niveau2/English/CivilServants.docx
+++ b/EXPORTS/DOCX/published/niveau2/English/CivilServants.docx
@@ -253,7 +253,14 @@
           <w:color w:val="000000"/>
           <w:sz w:val="24"/>
         </w:rPr>
-        <w:t>re par</w:t>
+        <w:hyperlink r:id="rId9" w:history="1">
+          <w:r>
+            <w:rPr>
+              <w:rStyle w:val="Hyperlink"/>
+            </w:rPr>
+            <w:t>re par</w:t>
+          </w:r>
+        </w:hyperlink>
       </w:r>
       <w:r>
         <w:rPr>
@@ -1379,7 +1386,54 @@
           <w:color w:val="000000"/>
           <w:sz w:val="24"/>
         </w:rPr>
-        <w:t>relating to the Dutch East Indi</w:t>
+        <w:t>relating to the Du</w:t>
+      </w:r>
+      <w:r>
+        <w:rPr>
+          <w:u w:val="single" w:color="0000ff"/>
+          <w:rFonts w:ascii="Charis SIL Regular" w:hAnsi="Charis SIL Regular" w:eastAsia="Charis SIL Regular"/>
+          <w:b w:val="0"/>
+          <w:i w:val="0"/>
+          <w:color w:val="000000"/>
+          <w:sz w:val="24"/>
+        </w:rPr>
+        <w:hyperlink r:id="rId15" w:history="1">
+          <w:r>
+            <w:rPr>
+              <w:rStyle w:val="Hyperlink"/>
+            </w:rPr>
+            <w:t>tch</w:t>
+          </w:r>
+        </w:hyperlink>
+      </w:r>
+      <w:r>
+        <w:rPr>
+          <w:u w:val="single" w:color="0000ff"/>
+          <w:rFonts w:ascii="Charis SIL Regular" w:hAnsi="Charis SIL Regular" w:eastAsia="Charis SIL Regular"/>
+          <w:b w:val="0"/>
+          <w:i w:val="0"/>
+          <w:color w:val="000000"/>
+          <w:sz w:val="24"/>
+        </w:rPr>
+        <w:t xml:space="preserve"> </w:t>
+      </w:r>
+      <w:r>
+        <w:rPr>
+          <w:u w:val="single" w:color="0000ff"/>
+          <w:rFonts w:ascii="Charis SIL Regular" w:hAnsi="Charis SIL Regular" w:eastAsia="Charis SIL Regular"/>
+          <w:b w:val="0"/>
+          <w:i w:val="0"/>
+          <w:color w:val="000000"/>
+          <w:sz w:val="24"/>
+        </w:rPr>
+        <w:hyperlink r:id="rId15" w:history="1">
+          <w:r>
+            <w:rPr>
+              <w:rStyle w:val="Hyperlink"/>
+            </w:rPr>
+            <w:t>East Indi</w:t>
+          </w:r>
+        </w:hyperlink>
       </w:r>
       <w:r>
         <w:rPr>
@@ -1707,71 +1761,45 @@
           <w:color w:val="000000"/>
           <w:sz w:val="24"/>
         </w:rPr>
+        <w:t xml:space="preserve">affairs </w:t>
+      </w:r>
+      <w:r>
+        <w:rPr>
+          <w:rFonts w:ascii="Charis SIL Regular" w:hAnsi="Charis SIL Regular" w:eastAsia="Charis SIL Regular"/>
+          <w:b w:val="0"/>
+          <w:i w:val="0"/>
+          <w:color w:val="000000"/>
+          <w:sz w:val="24"/>
+        </w:rPr>
+        <w:t>i</w:t>
+      </w:r>
+      <w:r>
+        <w:rPr>
+          <w:u w:val="single" w:color="0000ff"/>
+          <w:rFonts w:ascii="Charis SIL Regular" w:hAnsi="Charis SIL Regular" w:eastAsia="Charis SIL Regular"/>
+          <w:b w:val="0"/>
+          <w:i w:val="0"/>
+          <w:color w:val="000000"/>
+          <w:sz w:val="24"/>
+        </w:rPr>
         <w:hyperlink r:id="rId17" w:history="1">
           <w:r>
             <w:rPr>
               <w:rStyle w:val="Hyperlink"/>
             </w:rPr>
-            <w:t>affairs</w:t>
+            <w:t xml:space="preserve">n the </w:t>
           </w:r>
         </w:hyperlink>
       </w:r>
       <w:r>
         <w:rPr>
-          <w:u w:val="single" w:color="0000ff"/>
           <w:rFonts w:ascii="Charis SIL Regular" w:hAnsi="Charis SIL Regular" w:eastAsia="Charis SIL Regular"/>
           <w:b w:val="0"/>
           <w:i w:val="0"/>
           <w:color w:val="000000"/>
           <w:sz w:val="24"/>
         </w:rPr>
-        <w:t xml:space="preserve"> </w:t>
-      </w:r>
-      <w:r>
-        <w:rPr>
-          <w:u w:val="single" w:color="0000ff"/>
-          <w:rFonts w:ascii="Charis SIL Regular" w:hAnsi="Charis SIL Regular" w:eastAsia="Charis SIL Regular"/>
-          <w:b w:val="0"/>
-          <w:i w:val="0"/>
-          <w:color w:val="000000"/>
-          <w:sz w:val="24"/>
-        </w:rPr>
-        <w:hyperlink r:id="rId17" w:history="1">
-          <w:r>
-            <w:rPr>
-              <w:rStyle w:val="Hyperlink"/>
-            </w:rPr>
-            <w:t>i</w:t>
-          </w:r>
-        </w:hyperlink>
-      </w:r>
-      <w:r>
-        <w:rPr>
-          <w:u w:val="single" w:color="0000ff"/>
-          <w:rFonts w:ascii="Charis SIL Regular" w:hAnsi="Charis SIL Regular" w:eastAsia="Charis SIL Regular"/>
-          <w:b w:val="0"/>
-          <w:i w:val="0"/>
-          <w:color w:val="000000"/>
-          <w:sz w:val="24"/>
-        </w:rPr>
-        <w:hyperlink r:id="rId17" w:history="1">
-          <w:r>
-            <w:rPr>
-              <w:rStyle w:val="Hyperlink"/>
-            </w:rPr>
-            <w:t>n the</w:t>
-          </w:r>
-        </w:hyperlink>
-      </w:r>
-      <w:r>
-        <w:rPr>
-          <w:rFonts w:ascii="Charis SIL Regular" w:hAnsi="Charis SIL Regular" w:eastAsia="Charis SIL Regular"/>
-          <w:b w:val="0"/>
-          <w:i w:val="0"/>
-          <w:color w:val="000000"/>
-          <w:sz w:val="24"/>
-        </w:rPr>
-        <w:t xml:space="preserve"> various colonies through the Koloniaal Verslag (Colonial Report). This </w:t>
+        <w:t xml:space="preserve">various colonies through the Koloniaal Verslag (Colonial Report). This </w:t>
       </w:r>
       <w:r>
         <w:br/>

--- a/EXPORTS/DOCX/published/niveau2/English/CivilServants.docx
+++ b/EXPORTS/DOCX/published/niveau2/English/CivilServants.docx
@@ -1761,45 +1761,71 @@
           <w:color w:val="000000"/>
           <w:sz w:val="24"/>
         </w:rPr>
-        <w:t xml:space="preserve">affairs </w:t>
-      </w:r>
-      <w:r>
-        <w:rPr>
-          <w:rFonts w:ascii="Charis SIL Regular" w:hAnsi="Charis SIL Regular" w:eastAsia="Charis SIL Regular"/>
-          <w:b w:val="0"/>
-          <w:i w:val="0"/>
-          <w:color w:val="000000"/>
-          <w:sz w:val="24"/>
-        </w:rPr>
-        <w:t>i</w:t>
-      </w:r>
-      <w:r>
-        <w:rPr>
-          <w:u w:val="single" w:color="0000ff"/>
-          <w:rFonts w:ascii="Charis SIL Regular" w:hAnsi="Charis SIL Regular" w:eastAsia="Charis SIL Regular"/>
-          <w:b w:val="0"/>
-          <w:i w:val="0"/>
-          <w:color w:val="000000"/>
-          <w:sz w:val="24"/>
-        </w:rPr>
         <w:hyperlink r:id="rId17" w:history="1">
           <w:r>
             <w:rPr>
               <w:rStyle w:val="Hyperlink"/>
             </w:rPr>
-            <w:t xml:space="preserve">n the </w:t>
+            <w:t>affairs</w:t>
           </w:r>
         </w:hyperlink>
       </w:r>
       <w:r>
         <w:rPr>
+          <w:u w:val="single" w:color="0000ff"/>
           <w:rFonts w:ascii="Charis SIL Regular" w:hAnsi="Charis SIL Regular" w:eastAsia="Charis SIL Regular"/>
           <w:b w:val="0"/>
           <w:i w:val="0"/>
           <w:color w:val="000000"/>
           <w:sz w:val="24"/>
         </w:rPr>
-        <w:t xml:space="preserve">various colonies through the Koloniaal Verslag (Colonial Report). This </w:t>
+        <w:t xml:space="preserve"> </w:t>
+      </w:r>
+      <w:r>
+        <w:rPr>
+          <w:u w:val="single" w:color="0000ff"/>
+          <w:rFonts w:ascii="Charis SIL Regular" w:hAnsi="Charis SIL Regular" w:eastAsia="Charis SIL Regular"/>
+          <w:b w:val="0"/>
+          <w:i w:val="0"/>
+          <w:color w:val="000000"/>
+          <w:sz w:val="24"/>
+        </w:rPr>
+        <w:hyperlink r:id="rId17" w:history="1">
+          <w:r>
+            <w:rPr>
+              <w:rStyle w:val="Hyperlink"/>
+            </w:rPr>
+            <w:t>i</w:t>
+          </w:r>
+        </w:hyperlink>
+      </w:r>
+      <w:r>
+        <w:rPr>
+          <w:u w:val="single" w:color="0000ff"/>
+          <w:rFonts w:ascii="Charis SIL Regular" w:hAnsi="Charis SIL Regular" w:eastAsia="Charis SIL Regular"/>
+          <w:b w:val="0"/>
+          <w:i w:val="0"/>
+          <w:color w:val="000000"/>
+          <w:sz w:val="24"/>
+        </w:rPr>
+        <w:hyperlink r:id="rId17" w:history="1">
+          <w:r>
+            <w:rPr>
+              <w:rStyle w:val="Hyperlink"/>
+            </w:rPr>
+            <w:t>n the</w:t>
+          </w:r>
+        </w:hyperlink>
+      </w:r>
+      <w:r>
+        <w:rPr>
+          <w:rFonts w:ascii="Charis SIL Regular" w:hAnsi="Charis SIL Regular" w:eastAsia="Charis SIL Regular"/>
+          <w:b w:val="0"/>
+          <w:i w:val="0"/>
+          <w:color w:val="000000"/>
+          <w:sz w:val="24"/>
+        </w:rPr>
+        <w:t xml:space="preserve"> various colonies through the Koloniaal Verslag (Colonial Report). This </w:t>
       </w:r>
       <w:r>
         <w:br/>
@@ -3343,15 +3369,9 @@
           <w:i w:val="0"/>
           <w:color w:val="0000FF"/>
           <w:sz w:val="24"/>
-        </w:rPr>
-        <w:hyperlink r:id="rId22" w:history="1">
-          <w:r>
-            <w:rPr>
-              <w:rStyle w:val="Hyperlink"/>
-            </w:rPr>
-            <w:t>.n</w:t>
-          </w:r>
-        </w:hyperlink>
+          <w:u w:val="single"/>
+        </w:rPr>
+        <w:t>.n</w:t>
       </w:r>
       <w:r>
         <w:rPr>
@@ -4908,7 +4928,7 @@
           <w:sz w:val="24"/>
           <w:u w:val="single"/>
         </w:rPr>
-        <w:hyperlink r:id="rId29" w:history="1">
+        <w:hyperlink r:id="rId30" w:history="1">
           <w:r>
             <w:rPr>
               <w:rStyle w:val="Hyperlink"/>
@@ -4926,7 +4946,7 @@
           <w:sz w:val="24"/>
           <w:u w:val="single"/>
         </w:rPr>
-        <w:hyperlink r:id="rId29" w:history="1">
+        <w:hyperlink r:id="rId30" w:history="1">
           <w:r>
             <w:rPr>
               <w:rStyle w:val="Hyperlink"/>
@@ -4955,7 +4975,7 @@
           <w:sz w:val="24"/>
           <w:u w:val="single"/>
         </w:rPr>
-        <w:hyperlink r:id="rId29" w:history="1">
+        <w:hyperlink r:id="rId30" w:history="1">
           <w:r>
             <w:rPr>
               <w:rStyle w:val="Hyperlink"/>
@@ -5056,7 +5076,7 @@
           <w:sz w:val="24"/>
           <w:u w:val="single"/>
         </w:rPr>
-        <w:hyperlink r:id="rId30" w:history="1">
+        <w:hyperlink r:id="rId31" w:history="1">
           <w:r>
             <w:rPr>
               <w:rStyle w:val="Hyperlink"/>
@@ -5074,7 +5094,7 @@
           <w:sz w:val="24"/>
           <w:u w:val="single"/>
         </w:rPr>
-        <w:hyperlink r:id="rId30" w:history="1">
+        <w:hyperlink r:id="rId31" w:history="1">
           <w:r>
             <w:rPr>
               <w:rStyle w:val="Hyperlink"/>
@@ -5092,7 +5112,7 @@
           <w:sz w:val="24"/>
           <w:u w:val="single"/>
         </w:rPr>
-        <w:hyperlink r:id="rId30" w:history="1">
+        <w:hyperlink r:id="rId31" w:history="1">
           <w:r>
             <w:rPr>
               <w:rStyle w:val="Hyperlink"/>
@@ -5120,7 +5140,7 @@
           <w:sz w:val="24"/>
           <w:u w:val="single"/>
         </w:rPr>
-        <w:hyperlink r:id="rId31" w:history="1">
+        <w:hyperlink r:id="rId32" w:history="1">
           <w:r>
             <w:rPr>
               <w:rStyle w:val="Hyperlink"/>
@@ -5149,7 +5169,7 @@
           <w:sz w:val="24"/>
           <w:u w:val="single"/>
         </w:rPr>
-        <w:hyperlink r:id="rId31" w:history="1">
+        <w:hyperlink r:id="rId32" w:history="1">
           <w:r>
             <w:rPr>
               <w:rStyle w:val="Hyperlink"/>
@@ -5177,7 +5197,7 @@
           <w:sz w:val="24"/>
           <w:u w:val="single"/>
         </w:rPr>
-        <w:hyperlink r:id="rId30" w:history="1">
+        <w:hyperlink r:id="rId31" w:history="1">
           <w:r>
             <w:rPr>
               <w:rStyle w:val="Hyperlink"/>
@@ -5195,7 +5215,7 @@
           <w:sz w:val="24"/>
           <w:u w:val="single"/>
         </w:rPr>
-        <w:hyperlink r:id="rId30" w:history="1">
+        <w:hyperlink r:id="rId31" w:history="1">
           <w:r>
             <w:rPr>
               <w:rStyle w:val="Hyperlink"/>
@@ -5224,7 +5244,7 @@
           <w:sz w:val="24"/>
           <w:u w:val="single"/>
         </w:rPr>
-        <w:hyperlink r:id="rId30" w:history="1">
+        <w:hyperlink r:id="rId31" w:history="1">
           <w:r>
             <w:rPr>
               <w:rStyle w:val="Hyperlink"/>

--- a/EXPORTS/DOCX/published/niveau2/English/CivilServants.docx
+++ b/EXPORTS/DOCX/published/niveau2/English/CivilServants.docx
@@ -264,21 +264,13 @@
       </w:r>
       <w:r>
         <w:rPr>
-          <w:u w:val="single" w:color="0000ff"/>
           <w:rFonts w:ascii="Charis SIL Regular" w:hAnsi="Charis SIL Regular" w:eastAsia="Charis SIL Regular"/>
           <w:b w:val="0"/>
           <w:i w:val="0"/>
           <w:color w:val="000000"/>
           <w:sz w:val="24"/>
         </w:rPr>
-        <w:hyperlink r:id="rId9" w:history="1">
-          <w:r>
-            <w:rPr>
-              <w:rStyle w:val="Hyperlink"/>
-            </w:rPr>
-            <w:t>tly m</w:t>
-          </w:r>
-        </w:hyperlink>
+        <w:t>tly m</w:t>
       </w:r>
       <w:r>
         <w:rPr>
@@ -828,111 +820,13 @@
       </w:r>
       <w:r>
         <w:rPr>
-          <w:u w:val="single" w:color="0000ff"/>
           <w:rFonts w:ascii="Charis SIL Regular" w:hAnsi="Charis SIL Regular" w:eastAsia="Charis SIL Regular"/>
           <w:b w:val="0"/>
           <w:i w:val="0"/>
           <w:color w:val="000000"/>
           <w:sz w:val="24"/>
         </w:rPr>
-        <w:hyperlink r:id="rId12" w:history="1">
-          <w:r>
-            <w:rPr>
-              <w:rStyle w:val="Hyperlink"/>
-            </w:rPr>
-            <w:t>Sciences), w</w:t>
-          </w:r>
-        </w:hyperlink>
-      </w:r>
-      <w:r>
-        <w:rPr>
-          <w:u w:val="single" w:color="0000ff"/>
-          <w:rFonts w:ascii="Charis SIL Regular" w:hAnsi="Charis SIL Regular" w:eastAsia="Charis SIL Regular"/>
-          <w:b w:val="0"/>
-          <w:i w:val="0"/>
-          <w:color w:val="000000"/>
-          <w:sz w:val="24"/>
-        </w:rPr>
-        <w:hyperlink r:id="rId12" w:history="1">
-          <w:r>
-            <w:rPr>
-              <w:rStyle w:val="Hyperlink"/>
-            </w:rPr>
-            <w:t>hich would t</w:t>
-          </w:r>
-        </w:hyperlink>
-      </w:r>
-      <w:r>
-        <w:rPr>
-          <w:u w:val="single" w:color="0000ff"/>
-          <w:rFonts w:ascii="Charis SIL Regular" w:hAnsi="Charis SIL Regular" w:eastAsia="Charis SIL Regular"/>
-          <w:b w:val="0"/>
-          <w:i w:val="0"/>
-          <w:color w:val="000000"/>
-          <w:sz w:val="24"/>
-        </w:rPr>
-        <w:hyperlink r:id="rId12" w:history="1">
-          <w:r>
-            <w:rPr>
-              <w:rStyle w:val="Hyperlink"/>
-            </w:rPr>
-            <w:t>h</w:t>
-          </w:r>
-        </w:hyperlink>
-      </w:r>
-      <w:r>
-        <w:rPr>
-          <w:u w:val="single" w:color="0000ff"/>
-          <w:rFonts w:ascii="Charis SIL Regular" w:hAnsi="Charis SIL Regular" w:eastAsia="Charis SIL Regular"/>
-          <w:b w:val="0"/>
-          <w:i w:val="0"/>
-          <w:color w:val="000000"/>
-          <w:sz w:val="24"/>
-        </w:rPr>
-        <w:hyperlink r:id="rId12" w:history="1">
-          <w:r>
-            <w:rPr>
-              <w:rStyle w:val="Hyperlink"/>
-            </w:rPr>
-            <w:t xml:space="preserve">en </w:t>
-          </w:r>
-        </w:hyperlink>
-      </w:r>
-      <w:r>
-        <w:rPr>
-          <w:u w:val="single" w:color="0000ff"/>
-          <w:rFonts w:ascii="Charis SIL Regular" w:hAnsi="Charis SIL Regular" w:eastAsia="Charis SIL Regular"/>
-          <w:b w:val="0"/>
-          <w:i w:val="0"/>
-          <w:color w:val="000000"/>
-          <w:sz w:val="24"/>
-        </w:rPr>
-        <w:hyperlink r:id="rId12" w:history="1">
-          <w:r>
-            <w:rPr>
-              <w:rStyle w:val="Hyperlink"/>
-            </w:rPr>
-            <w:t>d</w:t>
-          </w:r>
-        </w:hyperlink>
-      </w:r>
-      <w:r>
-        <w:rPr>
-          <w:u w:val="single" w:color="0000ff"/>
-          <w:rFonts w:ascii="Charis SIL Regular" w:hAnsi="Charis SIL Regular" w:eastAsia="Charis SIL Regular"/>
-          <w:b w:val="0"/>
-          <w:i w:val="0"/>
-          <w:color w:val="000000"/>
-          <w:sz w:val="24"/>
-        </w:rPr>
-        <w:hyperlink r:id="rId12" w:history="1">
-          <w:r>
-            <w:rPr>
-              <w:rStyle w:val="Hyperlink"/>
-            </w:rPr>
-            <w:t>istribute</w:t>
-          </w:r>
-        </w:hyperlink>
+        <w:t>Sciences), which would then distribute</w:t>
       </w:r>
       <w:r>
         <w:rPr>
@@ -3369,9 +3263,15 @@
           <w:i w:val="0"/>
           <w:color w:val="0000FF"/>
           <w:sz w:val="24"/>
-          <w:u w:val="single"/>
-        </w:rPr>
-        <w:t>.n</w:t>
+        </w:rPr>
+        <w:hyperlink r:id="rId22" w:history="1">
+          <w:r>
+            <w:rPr>
+              <w:rStyle w:val="Hyperlink"/>
+            </w:rPr>
+            <w:t>.n</w:t>
+          </w:r>
+        </w:hyperlink>
       </w:r>
       <w:r>
         <w:rPr>

--- a/EXPORTS/DOCX/published/niveau2/English/CivilServants.docx
+++ b/EXPORTS/DOCX/published/niveau2/English/CivilServants.docx
@@ -264,13 +264,21 @@
       </w:r>
       <w:r>
         <w:rPr>
+          <w:u w:val="single" w:color="0000ff"/>
           <w:rFonts w:ascii="Charis SIL Regular" w:hAnsi="Charis SIL Regular" w:eastAsia="Charis SIL Regular"/>
           <w:b w:val="0"/>
           <w:i w:val="0"/>
           <w:color w:val="000000"/>
           <w:sz w:val="24"/>
         </w:rPr>
-        <w:t>tly m</w:t>
+        <w:hyperlink r:id="rId9" w:history="1">
+          <w:r>
+            <w:rPr>
+              <w:rStyle w:val="Hyperlink"/>
+            </w:rPr>
+            <w:t>tly m</w:t>
+          </w:r>
+        </w:hyperlink>
       </w:r>
       <w:r>
         <w:rPr>
@@ -820,13 +828,111 @@
       </w:r>
       <w:r>
         <w:rPr>
+          <w:u w:val="single" w:color="0000ff"/>
           <w:rFonts w:ascii="Charis SIL Regular" w:hAnsi="Charis SIL Regular" w:eastAsia="Charis SIL Regular"/>
           <w:b w:val="0"/>
           <w:i w:val="0"/>
           <w:color w:val="000000"/>
           <w:sz w:val="24"/>
         </w:rPr>
-        <w:t>Sciences), which would then distribute</w:t>
+        <w:hyperlink r:id="rId12" w:history="1">
+          <w:r>
+            <w:rPr>
+              <w:rStyle w:val="Hyperlink"/>
+            </w:rPr>
+            <w:t>Sciences), w</w:t>
+          </w:r>
+        </w:hyperlink>
+      </w:r>
+      <w:r>
+        <w:rPr>
+          <w:u w:val="single" w:color="0000ff"/>
+          <w:rFonts w:ascii="Charis SIL Regular" w:hAnsi="Charis SIL Regular" w:eastAsia="Charis SIL Regular"/>
+          <w:b w:val="0"/>
+          <w:i w:val="0"/>
+          <w:color w:val="000000"/>
+          <w:sz w:val="24"/>
+        </w:rPr>
+        <w:hyperlink r:id="rId12" w:history="1">
+          <w:r>
+            <w:rPr>
+              <w:rStyle w:val="Hyperlink"/>
+            </w:rPr>
+            <w:t>hich would t</w:t>
+          </w:r>
+        </w:hyperlink>
+      </w:r>
+      <w:r>
+        <w:rPr>
+          <w:u w:val="single" w:color="0000ff"/>
+          <w:rFonts w:ascii="Charis SIL Regular" w:hAnsi="Charis SIL Regular" w:eastAsia="Charis SIL Regular"/>
+          <w:b w:val="0"/>
+          <w:i w:val="0"/>
+          <w:color w:val="000000"/>
+          <w:sz w:val="24"/>
+        </w:rPr>
+        <w:hyperlink r:id="rId12" w:history="1">
+          <w:r>
+            <w:rPr>
+              <w:rStyle w:val="Hyperlink"/>
+            </w:rPr>
+            <w:t>h</w:t>
+          </w:r>
+        </w:hyperlink>
+      </w:r>
+      <w:r>
+        <w:rPr>
+          <w:u w:val="single" w:color="0000ff"/>
+          <w:rFonts w:ascii="Charis SIL Regular" w:hAnsi="Charis SIL Regular" w:eastAsia="Charis SIL Regular"/>
+          <w:b w:val="0"/>
+          <w:i w:val="0"/>
+          <w:color w:val="000000"/>
+          <w:sz w:val="24"/>
+        </w:rPr>
+        <w:hyperlink r:id="rId12" w:history="1">
+          <w:r>
+            <w:rPr>
+              <w:rStyle w:val="Hyperlink"/>
+            </w:rPr>
+            <w:t xml:space="preserve">en </w:t>
+          </w:r>
+        </w:hyperlink>
+      </w:r>
+      <w:r>
+        <w:rPr>
+          <w:u w:val="single" w:color="0000ff"/>
+          <w:rFonts w:ascii="Charis SIL Regular" w:hAnsi="Charis SIL Regular" w:eastAsia="Charis SIL Regular"/>
+          <w:b w:val="0"/>
+          <w:i w:val="0"/>
+          <w:color w:val="000000"/>
+          <w:sz w:val="24"/>
+        </w:rPr>
+        <w:hyperlink r:id="rId12" w:history="1">
+          <w:r>
+            <w:rPr>
+              <w:rStyle w:val="Hyperlink"/>
+            </w:rPr>
+            <w:t>d</w:t>
+          </w:r>
+        </w:hyperlink>
+      </w:r>
+      <w:r>
+        <w:rPr>
+          <w:u w:val="single" w:color="0000ff"/>
+          <w:rFonts w:ascii="Charis SIL Regular" w:hAnsi="Charis SIL Regular" w:eastAsia="Charis SIL Regular"/>
+          <w:b w:val="0"/>
+          <w:i w:val="0"/>
+          <w:color w:val="000000"/>
+          <w:sz w:val="24"/>
+        </w:rPr>
+        <w:hyperlink r:id="rId12" w:history="1">
+          <w:r>
+            <w:rPr>
+              <w:rStyle w:val="Hyperlink"/>
+            </w:rPr>
+            <w:t>istribute</w:t>
+          </w:r>
+        </w:hyperlink>
       </w:r>
       <w:r>
         <w:rPr>
@@ -1660,13 +1766,29 @@
             <w:rPr>
               <w:rStyle w:val="Hyperlink"/>
             </w:rPr>
-            <w:t>affairs</w:t>
+            <w:t>affair</w:t>
           </w:r>
         </w:hyperlink>
       </w:r>
       <w:r>
         <w:rPr>
-          <w:u w:val="single" w:color="0000ff"/>
+          <w:rFonts w:ascii="Charis SIL Regular" w:hAnsi="Charis SIL Regular" w:eastAsia="Charis SIL Regular"/>
+          <w:b w:val="0"/>
+          <w:i w:val="0"/>
+          <w:color w:val="000000"/>
+          <w:sz w:val="24"/>
+        </w:rPr>
+        <w:hyperlink r:id="rId17" w:history="1">
+          <w:r>
+            <w:rPr>
+              <w:rStyle w:val="Hyperlink"/>
+            </w:rPr>
+            <w:t>s</w:t>
+          </w:r>
+        </w:hyperlink>
+      </w:r>
+      <w:r>
+        <w:rPr>
           <w:rFonts w:ascii="Charis SIL Regular" w:hAnsi="Charis SIL Regular" w:eastAsia="Charis SIL Regular"/>
           <w:b w:val="0"/>
           <w:i w:val="0"/>
@@ -1707,7 +1829,7 @@
             <w:rPr>
               <w:rStyle w:val="Hyperlink"/>
             </w:rPr>
-            <w:t>n the</w:t>
+            <w:t xml:space="preserve">n the </w:t>
           </w:r>
         </w:hyperlink>
       </w:r>
@@ -1719,7 +1841,7 @@
           <w:color w:val="000000"/>
           <w:sz w:val="24"/>
         </w:rPr>
-        <w:t xml:space="preserve"> various colonies through the Koloniaal Verslag (Colonial Report). This </w:t>
+        <w:t xml:space="preserve">various colonies through the Koloniaal Verslag (Colonial Report). This </w:t>
       </w:r>
       <w:r>
         <w:br/>
@@ -2202,7 +2324,7 @@
           <w:sz w:val="24"/>
           <w:u w:val="single"/>
         </w:rPr>
-        <w:t>Scientific research in col</w:t>
+        <w:t>Scientific research in colo</w:t>
       </w:r>
       <w:r>
         <w:rPr>
@@ -2213,7 +2335,7 @@
           <w:sz w:val="24"/>
           <w:u w:val="single"/>
         </w:rPr>
-        <w:t>o</w:t>
+        <w:t>nised territorie</w:t>
       </w:r>
       <w:r>
         <w:rPr>
@@ -2222,9 +2344,8 @@
           <w:i w:val="0"/>
           <w:color w:val="0000FF"/>
           <w:sz w:val="24"/>
-          <w:u w:val="single"/>
-        </w:rPr>
-        <w:t>nised territories</w:t>
+        </w:rPr>
+        <w:t>s</w:t>
       </w:r>
       <w:r>
         <w:br/>

--- a/EXPORTS/DOCX/published/niveau2/English/CivilServants.docx
+++ b/EXPORTS/DOCX/published/niveau2/English/CivilServants.docx
@@ -1772,20 +1772,14 @@
       </w:r>
       <w:r>
         <w:rPr>
+          <w:u w:val="single" w:color="0000ff"/>
           <w:rFonts w:ascii="Charis SIL Regular" w:hAnsi="Charis SIL Regular" w:eastAsia="Charis SIL Regular"/>
           <w:b w:val="0"/>
           <w:i w:val="0"/>
           <w:color w:val="000000"/>
           <w:sz w:val="24"/>
         </w:rPr>
-        <w:hyperlink r:id="rId17" w:history="1">
-          <w:r>
-            <w:rPr>
-              <w:rStyle w:val="Hyperlink"/>
-            </w:rPr>
-            <w:t>s</w:t>
-          </w:r>
-        </w:hyperlink>
+        <w:t>s</w:t>
       </w:r>
       <w:r>
         <w:rPr>
@@ -2324,7 +2318,7 @@
           <w:sz w:val="24"/>
           <w:u w:val="single"/>
         </w:rPr>
-        <w:t>Scientific research in colo</w:t>
+        <w:t>Scientific research in col</w:t>
       </w:r>
       <w:r>
         <w:rPr>
@@ -2335,7 +2329,7 @@
           <w:sz w:val="24"/>
           <w:u w:val="single"/>
         </w:rPr>
-        <w:t>nised territorie</w:t>
+        <w:t>o</w:t>
       </w:r>
       <w:r>
         <w:rPr>
@@ -2344,8 +2338,9 @@
           <w:i w:val="0"/>
           <w:color w:val="0000FF"/>
           <w:sz w:val="24"/>
-        </w:rPr>
-        <w:t>s</w:t>
+          <w:u w:val="single"/>
+        </w:rPr>
+        <w:t>nised territories</w:t>
       </w:r>
       <w:r>
         <w:br/>
@@ -4967,7 +4962,7 @@
           <w:sz w:val="24"/>
           <w:u w:val="single"/>
         </w:rPr>
-        <w:hyperlink r:id="rId30" w:history="1">
+        <w:hyperlink r:id="rId29" w:history="1">
           <w:r>
             <w:rPr>
               <w:rStyle w:val="Hyperlink"/>
@@ -4996,7 +4991,7 @@
           <w:sz w:val="24"/>
           <w:u w:val="single"/>
         </w:rPr>
-        <w:hyperlink r:id="rId30" w:history="1">
+        <w:hyperlink r:id="rId29" w:history="1">
           <w:r>
             <w:rPr>
               <w:rStyle w:val="Hyperlink"/>

--- a/EXPORTS/DOCX/published/niveau2/English/CivilServants.docx
+++ b/EXPORTS/DOCX/published/niveau2/English/CivilServants.docx
@@ -1766,23 +1766,13 @@
             <w:rPr>
               <w:rStyle w:val="Hyperlink"/>
             </w:rPr>
-            <w:t>affair</w:t>
+            <w:t>affairs</w:t>
           </w:r>
         </w:hyperlink>
       </w:r>
       <w:r>
         <w:rPr>
           <w:u w:val="single" w:color="0000ff"/>
-          <w:rFonts w:ascii="Charis SIL Regular" w:hAnsi="Charis SIL Regular" w:eastAsia="Charis SIL Regular"/>
-          <w:b w:val="0"/>
-          <w:i w:val="0"/>
-          <w:color w:val="000000"/>
-          <w:sz w:val="24"/>
-        </w:rPr>
-        <w:t>s</w:t>
-      </w:r>
-      <w:r>
-        <w:rPr>
           <w:rFonts w:ascii="Charis SIL Regular" w:hAnsi="Charis SIL Regular" w:eastAsia="Charis SIL Regular"/>
           <w:b w:val="0"/>
           <w:i w:val="0"/>
@@ -1823,7 +1813,7 @@
             <w:rPr>
               <w:rStyle w:val="Hyperlink"/>
             </w:rPr>
-            <w:t xml:space="preserve">n the </w:t>
+            <w:t>n the</w:t>
           </w:r>
         </w:hyperlink>
       </w:r>
@@ -1835,7 +1825,7 @@
           <w:color w:val="000000"/>
           <w:sz w:val="24"/>
         </w:rPr>
-        <w:t xml:space="preserve">various colonies through the Koloniaal Verslag (Colonial Report). This </w:t>
+        <w:t xml:space="preserve"> various colonies through the Koloniaal Verslag (Colonial Report). This </w:t>
       </w:r>
       <w:r>
         <w:br/>
@@ -4944,7 +4934,7 @@
           <w:sz w:val="24"/>
           <w:u w:val="single"/>
         </w:rPr>
-        <w:hyperlink r:id="rId30" w:history="1">
+        <w:hyperlink r:id="rId29" w:history="1">
           <w:r>
             <w:rPr>
               <w:rStyle w:val="Hyperlink"/>
@@ -4991,7 +4981,7 @@
           <w:sz w:val="24"/>
           <w:u w:val="single"/>
         </w:rPr>
-        <w:hyperlink r:id="rId29" w:history="1">
+        <w:hyperlink r:id="rId30" w:history="1">
           <w:r>
             <w:rPr>
               <w:rStyle w:val="Hyperlink"/>

--- a/EXPORTS/DOCX/published/niveau2/English/CivilServants.docx
+++ b/EXPORTS/DOCX/published/niveau2/English/CivilServants.docx
@@ -558,9 +558,15 @@
           <w:i w:val="0"/>
           <w:color w:val="0000FF"/>
           <w:sz w:val="24"/>
-          <w:u w:val="single"/>
-        </w:rPr>
-        <w:t>fl</w:t>
+        </w:rPr>
+        <w:hyperlink r:id="rId11" w:history="1">
+          <w:r>
+            <w:rPr>
+              <w:rStyle w:val="Hyperlink"/>
+            </w:rPr>
+            <w:t>fl</w:t>
+          </w:r>
+        </w:hyperlink>
       </w:r>
       <w:r>
         <w:rPr>
@@ -3369,15 +3375,9 @@
           <w:i w:val="0"/>
           <w:color w:val="0000FF"/>
           <w:sz w:val="24"/>
-        </w:rPr>
-        <w:hyperlink r:id="rId22" w:history="1">
-          <w:r>
-            <w:rPr>
-              <w:rStyle w:val="Hyperlink"/>
-            </w:rPr>
-            <w:t>.n</w:t>
-          </w:r>
-        </w:hyperlink>
+          <w:u w:val="single"/>
+        </w:rPr>
+        <w:t>.n</w:t>
       </w:r>
       <w:r>
         <w:rPr>
@@ -4981,7 +4981,7 @@
           <w:sz w:val="24"/>
           <w:u w:val="single"/>
         </w:rPr>
-        <w:hyperlink r:id="rId30" w:history="1">
+        <w:hyperlink r:id="rId29" w:history="1">
           <w:r>
             <w:rPr>
               <w:rStyle w:val="Hyperlink"/>
@@ -5082,7 +5082,7 @@
           <w:sz w:val="24"/>
           <w:u w:val="single"/>
         </w:rPr>
-        <w:hyperlink r:id="rId31" w:history="1">
+        <w:hyperlink r:id="rId30" w:history="1">
           <w:r>
             <w:rPr>
               <w:rStyle w:val="Hyperlink"/>
@@ -5100,7 +5100,7 @@
           <w:sz w:val="24"/>
           <w:u w:val="single"/>
         </w:rPr>
-        <w:hyperlink r:id="rId31" w:history="1">
+        <w:hyperlink r:id="rId30" w:history="1">
           <w:r>
             <w:rPr>
               <w:rStyle w:val="Hyperlink"/>
@@ -5118,7 +5118,7 @@
           <w:sz w:val="24"/>
           <w:u w:val="single"/>
         </w:rPr>
-        <w:hyperlink r:id="rId31" w:history="1">
+        <w:hyperlink r:id="rId30" w:history="1">
           <w:r>
             <w:rPr>
               <w:rStyle w:val="Hyperlink"/>
@@ -5146,7 +5146,7 @@
           <w:sz w:val="24"/>
           <w:u w:val="single"/>
         </w:rPr>
-        <w:hyperlink r:id="rId32" w:history="1">
+        <w:hyperlink r:id="rId31" w:history="1">
           <w:r>
             <w:rPr>
               <w:rStyle w:val="Hyperlink"/>
@@ -5175,7 +5175,7 @@
           <w:sz w:val="24"/>
           <w:u w:val="single"/>
         </w:rPr>
-        <w:hyperlink r:id="rId32" w:history="1">
+        <w:hyperlink r:id="rId31" w:history="1">
           <w:r>
             <w:rPr>
               <w:rStyle w:val="Hyperlink"/>
@@ -5203,7 +5203,7 @@
           <w:sz w:val="24"/>
           <w:u w:val="single"/>
         </w:rPr>
-        <w:hyperlink r:id="rId31" w:history="1">
+        <w:hyperlink r:id="rId30" w:history="1">
           <w:r>
             <w:rPr>
               <w:rStyle w:val="Hyperlink"/>
@@ -5221,7 +5221,7 @@
           <w:sz w:val="24"/>
           <w:u w:val="single"/>
         </w:rPr>
-        <w:hyperlink r:id="rId31" w:history="1">
+        <w:hyperlink r:id="rId30" w:history="1">
           <w:r>
             <w:rPr>
               <w:rStyle w:val="Hyperlink"/>
@@ -5250,7 +5250,7 @@
           <w:sz w:val="24"/>
           <w:u w:val="single"/>
         </w:rPr>
-        <w:hyperlink r:id="rId31" w:history="1">
+        <w:hyperlink r:id="rId30" w:history="1">
           <w:r>
             <w:rPr>
               <w:rStyle w:val="Hyperlink"/>

--- a/EXPORTS/DOCX/published/niveau2/English/CivilServants.docx
+++ b/EXPORTS/DOCX/published/niveau2/English/CivilServants.docx
@@ -242,43 +242,7 @@
           <w:color w:val="000000"/>
           <w:sz w:val="24"/>
         </w:rPr>
-        <w:t xml:space="preserve"> in particular had a large number of civil servants, who we</w:t>
-      </w:r>
-      <w:r>
-        <w:rPr>
-          <w:u w:val="single" w:color="0000ff"/>
-          <w:rFonts w:ascii="Charis SIL Regular" w:hAnsi="Charis SIL Regular" w:eastAsia="Charis SIL Regular"/>
-          <w:b w:val="0"/>
-          <w:i w:val="0"/>
-          <w:color w:val="000000"/>
-          <w:sz w:val="24"/>
-        </w:rPr>
-        <w:hyperlink r:id="rId9" w:history="1">
-          <w:r>
-            <w:rPr>
-              <w:rStyle w:val="Hyperlink"/>
-            </w:rPr>
-            <w:t>re par</w:t>
-          </w:r>
-        </w:hyperlink>
-      </w:r>
-      <w:r>
-        <w:rPr>
-          <w:u w:val="single" w:color="0000ff"/>
-          <w:rFonts w:ascii="Charis SIL Regular" w:hAnsi="Charis SIL Regular" w:eastAsia="Charis SIL Regular"/>
-          <w:b w:val="0"/>
-          <w:i w:val="0"/>
-          <w:color w:val="000000"/>
-          <w:sz w:val="24"/>
-        </w:rPr>
-        <w:hyperlink r:id="rId9" w:history="1">
-          <w:r>
-            <w:rPr>
-              <w:rStyle w:val="Hyperlink"/>
-            </w:rPr>
-            <w:t>tly m</w:t>
-          </w:r>
-        </w:hyperlink>
+        <w:t xml:space="preserve"> in particular had a large number of civil servants, who were partly m</w:t>
       </w:r>
       <w:r>
         <w:rPr>
@@ -558,15 +522,9 @@
           <w:i w:val="0"/>
           <w:color w:val="0000FF"/>
           <w:sz w:val="24"/>
-        </w:rPr>
-        <w:hyperlink r:id="rId11" w:history="1">
-          <w:r>
-            <w:rPr>
-              <w:rStyle w:val="Hyperlink"/>
-            </w:rPr>
-            <w:t>fl</w:t>
-          </w:r>
-        </w:hyperlink>
+          <w:u w:val="single"/>
+        </w:rPr>
+        <w:t>fl</w:t>
       </w:r>
       <w:r>
         <w:rPr>
@@ -4934,7 +4892,7 @@
           <w:sz w:val="24"/>
           <w:u w:val="single"/>
         </w:rPr>
-        <w:hyperlink r:id="rId29" w:history="1">
+        <w:hyperlink r:id="rId30" w:history="1">
           <w:r>
             <w:rPr>
               <w:rStyle w:val="Hyperlink"/>
@@ -4952,7 +4910,7 @@
           <w:sz w:val="24"/>
           <w:u w:val="single"/>
         </w:rPr>
-        <w:hyperlink r:id="rId29" w:history="1">
+        <w:hyperlink r:id="rId30" w:history="1">
           <w:r>
             <w:rPr>
               <w:rStyle w:val="Hyperlink"/>
@@ -4981,7 +4939,7 @@
           <w:sz w:val="24"/>
           <w:u w:val="single"/>
         </w:rPr>
-        <w:hyperlink r:id="rId29" w:history="1">
+        <w:hyperlink r:id="rId30" w:history="1">
           <w:r>
             <w:rPr>
               <w:rStyle w:val="Hyperlink"/>
@@ -5082,7 +5040,7 @@
           <w:sz w:val="24"/>
           <w:u w:val="single"/>
         </w:rPr>
-        <w:hyperlink r:id="rId30" w:history="1">
+        <w:hyperlink r:id="rId31" w:history="1">
           <w:r>
             <w:rPr>
               <w:rStyle w:val="Hyperlink"/>
@@ -5100,7 +5058,7 @@
           <w:sz w:val="24"/>
           <w:u w:val="single"/>
         </w:rPr>
-        <w:hyperlink r:id="rId30" w:history="1">
+        <w:hyperlink r:id="rId31" w:history="1">
           <w:r>
             <w:rPr>
               <w:rStyle w:val="Hyperlink"/>
@@ -5118,7 +5076,7 @@
           <w:sz w:val="24"/>
           <w:u w:val="single"/>
         </w:rPr>
-        <w:hyperlink r:id="rId30" w:history="1">
+        <w:hyperlink r:id="rId31" w:history="1">
           <w:r>
             <w:rPr>
               <w:rStyle w:val="Hyperlink"/>
@@ -5146,7 +5104,7 @@
           <w:sz w:val="24"/>
           <w:u w:val="single"/>
         </w:rPr>
-        <w:hyperlink r:id="rId31" w:history="1">
+        <w:hyperlink r:id="rId32" w:history="1">
           <w:r>
             <w:rPr>
               <w:rStyle w:val="Hyperlink"/>
@@ -5175,7 +5133,7 @@
           <w:sz w:val="24"/>
           <w:u w:val="single"/>
         </w:rPr>
-        <w:hyperlink r:id="rId31" w:history="1">
+        <w:hyperlink r:id="rId32" w:history="1">
           <w:r>
             <w:rPr>
               <w:rStyle w:val="Hyperlink"/>
@@ -5203,7 +5161,7 @@
           <w:sz w:val="24"/>
           <w:u w:val="single"/>
         </w:rPr>
-        <w:hyperlink r:id="rId30" w:history="1">
+        <w:hyperlink r:id="rId31" w:history="1">
           <w:r>
             <w:rPr>
               <w:rStyle w:val="Hyperlink"/>
@@ -5221,7 +5179,7 @@
           <w:sz w:val="24"/>
           <w:u w:val="single"/>
         </w:rPr>
-        <w:hyperlink r:id="rId30" w:history="1">
+        <w:hyperlink r:id="rId31" w:history="1">
           <w:r>
             <w:rPr>
               <w:rStyle w:val="Hyperlink"/>
@@ -5250,7 +5208,7 @@
           <w:sz w:val="24"/>
           <w:u w:val="single"/>
         </w:rPr>
-        <w:hyperlink r:id="rId30" w:history="1">
+        <w:hyperlink r:id="rId31" w:history="1">
           <w:r>
             <w:rPr>
               <w:rStyle w:val="Hyperlink"/>

--- a/EXPORTS/DOCX/published/niveau2/English/CivilServants.docx
+++ b/EXPORTS/DOCX/published/niveau2/English/CivilServants.docx
@@ -242,7 +242,43 @@
           <w:color w:val="000000"/>
           <w:sz w:val="24"/>
         </w:rPr>
-        <w:t xml:space="preserve"> in particular had a large number of civil servants, who were partly m</w:t>
+        <w:t xml:space="preserve"> in particular had a large number of civil servants, who we</w:t>
+      </w:r>
+      <w:r>
+        <w:rPr>
+          <w:u w:val="single" w:color="0000ff"/>
+          <w:rFonts w:ascii="Charis SIL Regular" w:hAnsi="Charis SIL Regular" w:eastAsia="Charis SIL Regular"/>
+          <w:b w:val="0"/>
+          <w:i w:val="0"/>
+          <w:color w:val="000000"/>
+          <w:sz w:val="24"/>
+        </w:rPr>
+        <w:hyperlink r:id="rId9" w:history="1">
+          <w:r>
+            <w:rPr>
+              <w:rStyle w:val="Hyperlink"/>
+            </w:rPr>
+            <w:t>re par</w:t>
+          </w:r>
+        </w:hyperlink>
+      </w:r>
+      <w:r>
+        <w:rPr>
+          <w:u w:val="single" w:color="0000ff"/>
+          <w:rFonts w:ascii="Charis SIL Regular" w:hAnsi="Charis SIL Regular" w:eastAsia="Charis SIL Regular"/>
+          <w:b w:val="0"/>
+          <w:i w:val="0"/>
+          <w:color w:val="000000"/>
+          <w:sz w:val="24"/>
+        </w:rPr>
+        <w:hyperlink r:id="rId9" w:history="1">
+          <w:r>
+            <w:rPr>
+              <w:rStyle w:val="Hyperlink"/>
+            </w:rPr>
+            <w:t>tly m</w:t>
+          </w:r>
+        </w:hyperlink>
       </w:r>
       <w:r>
         <w:rPr>
@@ -2272,7 +2308,7 @@
           <w:sz w:val="24"/>
           <w:u w:val="single"/>
         </w:rPr>
-        <w:t>Scientific research in col</w:t>
+        <w:t>Scientific research in colo</w:t>
       </w:r>
       <w:r>
         <w:rPr>
@@ -2283,7 +2319,7 @@
           <w:sz w:val="24"/>
           <w:u w:val="single"/>
         </w:rPr>
-        <w:t>o</w:t>
+        <w:t>nised territorie</w:t>
       </w:r>
       <w:r>
         <w:rPr>
@@ -2292,9 +2328,8 @@
           <w:i w:val="0"/>
           <w:color w:val="0000FF"/>
           <w:sz w:val="24"/>
-          <w:u w:val="single"/>
-        </w:rPr>
-        <w:t>nised territories</w:t>
+        </w:rPr>
+        <w:t>s</w:t>
       </w:r>
       <w:r>
         <w:br/>
@@ -4892,7 +4927,7 @@
           <w:sz w:val="24"/>
           <w:u w:val="single"/>
         </w:rPr>
-        <w:hyperlink r:id="rId30" w:history="1">
+        <w:hyperlink r:id="rId29" w:history="1">
           <w:r>
             <w:rPr>
               <w:rStyle w:val="Hyperlink"/>
@@ -4910,7 +4945,7 @@
           <w:sz w:val="24"/>
           <w:u w:val="single"/>
         </w:rPr>
-        <w:hyperlink r:id="rId30" w:history="1">
+        <w:hyperlink r:id="rId29" w:history="1">
           <w:r>
             <w:rPr>
               <w:rStyle w:val="Hyperlink"/>
@@ -4939,7 +4974,7 @@
           <w:sz w:val="24"/>
           <w:u w:val="single"/>
         </w:rPr>
-        <w:hyperlink r:id="rId30" w:history="1">
+        <w:hyperlink r:id="rId29" w:history="1">
           <w:r>
             <w:rPr>
               <w:rStyle w:val="Hyperlink"/>
@@ -5040,7 +5075,7 @@
           <w:sz w:val="24"/>
           <w:u w:val="single"/>
         </w:rPr>
-        <w:hyperlink r:id="rId31" w:history="1">
+        <w:hyperlink r:id="rId30" w:history="1">
           <w:r>
             <w:rPr>
               <w:rStyle w:val="Hyperlink"/>
@@ -5058,7 +5093,7 @@
           <w:sz w:val="24"/>
           <w:u w:val="single"/>
         </w:rPr>
-        <w:hyperlink r:id="rId31" w:history="1">
+        <w:hyperlink r:id="rId30" w:history="1">
           <w:r>
             <w:rPr>
               <w:rStyle w:val="Hyperlink"/>
@@ -5076,7 +5111,7 @@
           <w:sz w:val="24"/>
           <w:u w:val="single"/>
         </w:rPr>
-        <w:hyperlink r:id="rId31" w:history="1">
+        <w:hyperlink r:id="rId30" w:history="1">
           <w:r>
             <w:rPr>
               <w:rStyle w:val="Hyperlink"/>
@@ -5104,7 +5139,7 @@
           <w:sz w:val="24"/>
           <w:u w:val="single"/>
         </w:rPr>
-        <w:hyperlink r:id="rId32" w:history="1">
+        <w:hyperlink r:id="rId31" w:history="1">
           <w:r>
             <w:rPr>
               <w:rStyle w:val="Hyperlink"/>
@@ -5133,7 +5168,7 @@
           <w:sz w:val="24"/>
           <w:u w:val="single"/>
         </w:rPr>
-        <w:hyperlink r:id="rId32" w:history="1">
+        <w:hyperlink r:id="rId31" w:history="1">
           <w:r>
             <w:rPr>
               <w:rStyle w:val="Hyperlink"/>
@@ -5161,7 +5196,7 @@
           <w:sz w:val="24"/>
           <w:u w:val="single"/>
         </w:rPr>
-        <w:hyperlink r:id="rId31" w:history="1">
+        <w:hyperlink r:id="rId30" w:history="1">
           <w:r>
             <w:rPr>
               <w:rStyle w:val="Hyperlink"/>
@@ -5179,7 +5214,7 @@
           <w:sz w:val="24"/>
           <w:u w:val="single"/>
         </w:rPr>
-        <w:hyperlink r:id="rId31" w:history="1">
+        <w:hyperlink r:id="rId30" w:history="1">
           <w:r>
             <w:rPr>
               <w:rStyle w:val="Hyperlink"/>
@@ -5208,7 +5243,7 @@
           <w:sz w:val="24"/>
           <w:u w:val="single"/>
         </w:rPr>
-        <w:hyperlink r:id="rId31" w:history="1">
+        <w:hyperlink r:id="rId30" w:history="1">
           <w:r>
             <w:rPr>
               <w:rStyle w:val="Hyperlink"/>

--- a/EXPORTS/DOCX/published/niveau2/English/CivilServants.docx
+++ b/EXPORTS/DOCX/published/niveau2/English/CivilServants.docx
@@ -828,111 +828,13 @@
       </w:r>
       <w:r>
         <w:rPr>
-          <w:u w:val="single" w:color="0000ff"/>
           <w:rFonts w:ascii="Charis SIL Regular" w:hAnsi="Charis SIL Regular" w:eastAsia="Charis SIL Regular"/>
           <w:b w:val="0"/>
           <w:i w:val="0"/>
           <w:color w:val="000000"/>
           <w:sz w:val="24"/>
         </w:rPr>
-        <w:hyperlink r:id="rId12" w:history="1">
-          <w:r>
-            <w:rPr>
-              <w:rStyle w:val="Hyperlink"/>
-            </w:rPr>
-            <w:t>Sciences), w</w:t>
-          </w:r>
-        </w:hyperlink>
-      </w:r>
-      <w:r>
-        <w:rPr>
-          <w:u w:val="single" w:color="0000ff"/>
-          <w:rFonts w:ascii="Charis SIL Regular" w:hAnsi="Charis SIL Regular" w:eastAsia="Charis SIL Regular"/>
-          <w:b w:val="0"/>
-          <w:i w:val="0"/>
-          <w:color w:val="000000"/>
-          <w:sz w:val="24"/>
-        </w:rPr>
-        <w:hyperlink r:id="rId12" w:history="1">
-          <w:r>
-            <w:rPr>
-              <w:rStyle w:val="Hyperlink"/>
-            </w:rPr>
-            <w:t>hich would t</w:t>
-          </w:r>
-        </w:hyperlink>
-      </w:r>
-      <w:r>
-        <w:rPr>
-          <w:u w:val="single" w:color="0000ff"/>
-          <w:rFonts w:ascii="Charis SIL Regular" w:hAnsi="Charis SIL Regular" w:eastAsia="Charis SIL Regular"/>
-          <w:b w:val="0"/>
-          <w:i w:val="0"/>
-          <w:color w:val="000000"/>
-          <w:sz w:val="24"/>
-        </w:rPr>
-        <w:hyperlink r:id="rId12" w:history="1">
-          <w:r>
-            <w:rPr>
-              <w:rStyle w:val="Hyperlink"/>
-            </w:rPr>
-            <w:t>h</w:t>
-          </w:r>
-        </w:hyperlink>
-      </w:r>
-      <w:r>
-        <w:rPr>
-          <w:u w:val="single" w:color="0000ff"/>
-          <w:rFonts w:ascii="Charis SIL Regular" w:hAnsi="Charis SIL Regular" w:eastAsia="Charis SIL Regular"/>
-          <w:b w:val="0"/>
-          <w:i w:val="0"/>
-          <w:color w:val="000000"/>
-          <w:sz w:val="24"/>
-        </w:rPr>
-        <w:hyperlink r:id="rId12" w:history="1">
-          <w:r>
-            <w:rPr>
-              <w:rStyle w:val="Hyperlink"/>
-            </w:rPr>
-            <w:t xml:space="preserve">en </w:t>
-          </w:r>
-        </w:hyperlink>
-      </w:r>
-      <w:r>
-        <w:rPr>
-          <w:u w:val="single" w:color="0000ff"/>
-          <w:rFonts w:ascii="Charis SIL Regular" w:hAnsi="Charis SIL Regular" w:eastAsia="Charis SIL Regular"/>
-          <w:b w:val="0"/>
-          <w:i w:val="0"/>
-          <w:color w:val="000000"/>
-          <w:sz w:val="24"/>
-        </w:rPr>
-        <w:hyperlink r:id="rId12" w:history="1">
-          <w:r>
-            <w:rPr>
-              <w:rStyle w:val="Hyperlink"/>
-            </w:rPr>
-            <w:t>d</w:t>
-          </w:r>
-        </w:hyperlink>
-      </w:r>
-      <w:r>
-        <w:rPr>
-          <w:u w:val="single" w:color="0000ff"/>
-          <w:rFonts w:ascii="Charis SIL Regular" w:hAnsi="Charis SIL Regular" w:eastAsia="Charis SIL Regular"/>
-          <w:b w:val="0"/>
-          <w:i w:val="0"/>
-          <w:color w:val="000000"/>
-          <w:sz w:val="24"/>
-        </w:rPr>
-        <w:hyperlink r:id="rId12" w:history="1">
-          <w:r>
-            <w:rPr>
-              <w:rStyle w:val="Hyperlink"/>
-            </w:rPr>
-            <w:t>istribute</w:t>
-          </w:r>
-        </w:hyperlink>
+        <w:t>Sciences), which would then distribute</w:t>
       </w:r>
       <w:r>
         <w:rPr>
@@ -3368,9 +3270,15 @@
           <w:i w:val="0"/>
           <w:color w:val="0000FF"/>
           <w:sz w:val="24"/>
-          <w:u w:val="single"/>
-        </w:rPr>
-        <w:t>.n</w:t>
+        </w:rPr>
+        <w:hyperlink r:id="rId22" w:history="1">
+          <w:r>
+            <w:rPr>
+              <w:rStyle w:val="Hyperlink"/>
+            </w:rPr>
+            <w:t>.n</w:t>
+          </w:r>
+        </w:hyperlink>
       </w:r>
       <w:r>
         <w:rPr>

--- a/EXPORTS/DOCX/published/niveau2/English/CivilServants.docx
+++ b/EXPORTS/DOCX/published/niveau2/English/CivilServants.docx
@@ -558,9 +558,15 @@
           <w:i w:val="0"/>
           <w:color w:val="0000FF"/>
           <w:sz w:val="24"/>
-          <w:u w:val="single"/>
-        </w:rPr>
-        <w:t>fl</w:t>
+        </w:rPr>
+        <w:hyperlink r:id="rId11" w:history="1">
+          <w:r>
+            <w:rPr>
+              <w:rStyle w:val="Hyperlink"/>
+            </w:rPr>
+            <w:t>fl</w:t>
+          </w:r>
+        </w:hyperlink>
       </w:r>
       <w:r>
         <w:rPr>
@@ -834,25 +840,7 @@
           <w:color w:val="000000"/>
           <w:sz w:val="24"/>
         </w:rPr>
-        <w:t>Sciences), which would then distribute</w:t>
-      </w:r>
-      <w:r>
-        <w:rPr>
-          <w:u w:val="single" w:color="0000ff"/>
-          <w:rFonts w:ascii="Charis SIL Regular" w:hAnsi="Charis SIL Regular" w:eastAsia="Charis SIL Regular"/>
-          <w:b w:val="0"/>
-          <w:i w:val="0"/>
-          <w:color w:val="000000"/>
-          <w:sz w:val="24"/>
-        </w:rPr>
-        <w:hyperlink r:id="rId12" w:history="1">
-          <w:r>
-            <w:rPr>
-              <w:rStyle w:val="Hyperlink"/>
-            </w:rPr>
-            <w:t xml:space="preserve"> th</w:t>
-          </w:r>
-        </w:hyperlink>
+        <w:t>Sciences), which would then distribute th</w:t>
       </w:r>
       <w:r>
         <w:rPr>
@@ -2210,7 +2198,7 @@
           <w:sz w:val="24"/>
           <w:u w:val="single"/>
         </w:rPr>
-        <w:t>Scientific research in colo</w:t>
+        <w:t>Scientific research in col</w:t>
       </w:r>
       <w:r>
         <w:rPr>
@@ -2221,7 +2209,7 @@
           <w:sz w:val="24"/>
           <w:u w:val="single"/>
         </w:rPr>
-        <w:t>nised territorie</w:t>
+        <w:t>o</w:t>
       </w:r>
       <w:r>
         <w:rPr>
@@ -2230,8 +2218,9 @@
           <w:i w:val="0"/>
           <w:color w:val="0000FF"/>
           <w:sz w:val="24"/>
-        </w:rPr>
-        <w:t>s</w:t>
+          <w:u w:val="single"/>
+        </w:rPr>
+        <w:t>nised territories</w:t>
       </w:r>
       <w:r>
         <w:br/>
@@ -3270,15 +3259,9 @@
           <w:i w:val="0"/>
           <w:color w:val="0000FF"/>
           <w:sz w:val="24"/>
-        </w:rPr>
-        <w:hyperlink r:id="rId22" w:history="1">
-          <w:r>
-            <w:rPr>
-              <w:rStyle w:val="Hyperlink"/>
-            </w:rPr>
-            <w:t>.n</w:t>
-          </w:r>
-        </w:hyperlink>
+          <w:u w:val="single"/>
+        </w:rPr>
+        <w:t>.n</w:t>
       </w:r>
       <w:r>
         <w:rPr>
@@ -4835,7 +4818,7 @@
           <w:sz w:val="24"/>
           <w:u w:val="single"/>
         </w:rPr>
-        <w:hyperlink r:id="rId29" w:history="1">
+        <w:hyperlink r:id="rId30" w:history="1">
           <w:r>
             <w:rPr>
               <w:rStyle w:val="Hyperlink"/>
@@ -4853,7 +4836,7 @@
           <w:sz w:val="24"/>
           <w:u w:val="single"/>
         </w:rPr>
-        <w:hyperlink r:id="rId29" w:history="1">
+        <w:hyperlink r:id="rId30" w:history="1">
           <w:r>
             <w:rPr>
               <w:rStyle w:val="Hyperlink"/>
@@ -4882,7 +4865,7 @@
           <w:sz w:val="24"/>
           <w:u w:val="single"/>
         </w:rPr>
-        <w:hyperlink r:id="rId29" w:history="1">
+        <w:hyperlink r:id="rId30" w:history="1">
           <w:r>
             <w:rPr>
               <w:rStyle w:val="Hyperlink"/>
@@ -4983,7 +4966,7 @@
           <w:sz w:val="24"/>
           <w:u w:val="single"/>
         </w:rPr>
-        <w:hyperlink r:id="rId30" w:history="1">
+        <w:hyperlink r:id="rId31" w:history="1">
           <w:r>
             <w:rPr>
               <w:rStyle w:val="Hyperlink"/>
@@ -5001,7 +4984,7 @@
           <w:sz w:val="24"/>
           <w:u w:val="single"/>
         </w:rPr>
-        <w:hyperlink r:id="rId30" w:history="1">
+        <w:hyperlink r:id="rId31" w:history="1">
           <w:r>
             <w:rPr>
               <w:rStyle w:val="Hyperlink"/>
@@ -5019,7 +5002,7 @@
           <w:sz w:val="24"/>
           <w:u w:val="single"/>
         </w:rPr>
-        <w:hyperlink r:id="rId30" w:history="1">
+        <w:hyperlink r:id="rId31" w:history="1">
           <w:r>
             <w:rPr>
               <w:rStyle w:val="Hyperlink"/>
@@ -5047,7 +5030,7 @@
           <w:sz w:val="24"/>
           <w:u w:val="single"/>
         </w:rPr>
-        <w:hyperlink r:id="rId31" w:history="1">
+        <w:hyperlink r:id="rId32" w:history="1">
           <w:r>
             <w:rPr>
               <w:rStyle w:val="Hyperlink"/>
@@ -5076,7 +5059,7 @@
           <w:sz w:val="24"/>
           <w:u w:val="single"/>
         </w:rPr>
-        <w:hyperlink r:id="rId31" w:history="1">
+        <w:hyperlink r:id="rId32" w:history="1">
           <w:r>
             <w:rPr>
               <w:rStyle w:val="Hyperlink"/>
@@ -5104,7 +5087,7 @@
           <w:sz w:val="24"/>
           <w:u w:val="single"/>
         </w:rPr>
-        <w:hyperlink r:id="rId30" w:history="1">
+        <w:hyperlink r:id="rId31" w:history="1">
           <w:r>
             <w:rPr>
               <w:rStyle w:val="Hyperlink"/>
@@ -5122,7 +5105,7 @@
           <w:sz w:val="24"/>
           <w:u w:val="single"/>
         </w:rPr>
-        <w:hyperlink r:id="rId30" w:history="1">
+        <w:hyperlink r:id="rId31" w:history="1">
           <w:r>
             <w:rPr>
               <w:rStyle w:val="Hyperlink"/>
@@ -5151,7 +5134,7 @@
           <w:sz w:val="24"/>
           <w:u w:val="single"/>
         </w:rPr>
-        <w:hyperlink r:id="rId30" w:history="1">
+        <w:hyperlink r:id="rId31" w:history="1">
           <w:r>
             <w:rPr>
               <w:rStyle w:val="Hyperlink"/>

--- a/EXPORTS/DOCX/published/niveau2/English/CivilServants.docx
+++ b/EXPORTS/DOCX/published/niveau2/English/CivilServants.docx
@@ -558,15 +558,9 @@
           <w:i w:val="0"/>
           <w:color w:val="0000FF"/>
           <w:sz w:val="24"/>
-        </w:rPr>
-        <w:hyperlink r:id="rId11" w:history="1">
-          <w:r>
-            <w:rPr>
-              <w:rStyle w:val="Hyperlink"/>
-            </w:rPr>
-            <w:t>fl</w:t>
-          </w:r>
-        </w:hyperlink>
+          <w:u w:val="single"/>
+        </w:rPr>
+        <w:t>fl</w:t>
       </w:r>
       <w:r>
         <w:rPr>
@@ -834,13 +828,129 @@
       </w:r>
       <w:r>
         <w:rPr>
+          <w:u w:val="single" w:color="0000ff"/>
           <w:rFonts w:ascii="Charis SIL Regular" w:hAnsi="Charis SIL Regular" w:eastAsia="Charis SIL Regular"/>
           <w:b w:val="0"/>
           <w:i w:val="0"/>
           <w:color w:val="000000"/>
           <w:sz w:val="24"/>
         </w:rPr>
-        <w:t>Sciences), which would then distribute th</w:t>
+        <w:hyperlink r:id="rId12" w:history="1">
+          <w:r>
+            <w:rPr>
+              <w:rStyle w:val="Hyperlink"/>
+            </w:rPr>
+            <w:t>Sciences), w</w:t>
+          </w:r>
+        </w:hyperlink>
+      </w:r>
+      <w:r>
+        <w:rPr>
+          <w:u w:val="single" w:color="0000ff"/>
+          <w:rFonts w:ascii="Charis SIL Regular" w:hAnsi="Charis SIL Regular" w:eastAsia="Charis SIL Regular"/>
+          <w:b w:val="0"/>
+          <w:i w:val="0"/>
+          <w:color w:val="000000"/>
+          <w:sz w:val="24"/>
+        </w:rPr>
+        <w:hyperlink r:id="rId12" w:history="1">
+          <w:r>
+            <w:rPr>
+              <w:rStyle w:val="Hyperlink"/>
+            </w:rPr>
+            <w:t>hich would t</w:t>
+          </w:r>
+        </w:hyperlink>
+      </w:r>
+      <w:r>
+        <w:rPr>
+          <w:u w:val="single" w:color="0000ff"/>
+          <w:rFonts w:ascii="Charis SIL Regular" w:hAnsi="Charis SIL Regular" w:eastAsia="Charis SIL Regular"/>
+          <w:b w:val="0"/>
+          <w:i w:val="0"/>
+          <w:color w:val="000000"/>
+          <w:sz w:val="24"/>
+        </w:rPr>
+        <w:hyperlink r:id="rId12" w:history="1">
+          <w:r>
+            <w:rPr>
+              <w:rStyle w:val="Hyperlink"/>
+            </w:rPr>
+            <w:t>h</w:t>
+          </w:r>
+        </w:hyperlink>
+      </w:r>
+      <w:r>
+        <w:rPr>
+          <w:u w:val="single" w:color="0000ff"/>
+          <w:rFonts w:ascii="Charis SIL Regular" w:hAnsi="Charis SIL Regular" w:eastAsia="Charis SIL Regular"/>
+          <w:b w:val="0"/>
+          <w:i w:val="0"/>
+          <w:color w:val="000000"/>
+          <w:sz w:val="24"/>
+        </w:rPr>
+        <w:hyperlink r:id="rId12" w:history="1">
+          <w:r>
+            <w:rPr>
+              <w:rStyle w:val="Hyperlink"/>
+            </w:rPr>
+            <w:t xml:space="preserve">en </w:t>
+          </w:r>
+        </w:hyperlink>
+      </w:r>
+      <w:r>
+        <w:rPr>
+          <w:u w:val="single" w:color="0000ff"/>
+          <w:rFonts w:ascii="Charis SIL Regular" w:hAnsi="Charis SIL Regular" w:eastAsia="Charis SIL Regular"/>
+          <w:b w:val="0"/>
+          <w:i w:val="0"/>
+          <w:color w:val="000000"/>
+          <w:sz w:val="24"/>
+        </w:rPr>
+        <w:hyperlink r:id="rId12" w:history="1">
+          <w:r>
+            <w:rPr>
+              <w:rStyle w:val="Hyperlink"/>
+            </w:rPr>
+            <w:t>d</w:t>
+          </w:r>
+        </w:hyperlink>
+      </w:r>
+      <w:r>
+        <w:rPr>
+          <w:u w:val="single" w:color="0000ff"/>
+          <w:rFonts w:ascii="Charis SIL Regular" w:hAnsi="Charis SIL Regular" w:eastAsia="Charis SIL Regular"/>
+          <w:b w:val="0"/>
+          <w:i w:val="0"/>
+          <w:color w:val="000000"/>
+          <w:sz w:val="24"/>
+        </w:rPr>
+        <w:hyperlink r:id="rId12" w:history="1">
+          <w:r>
+            <w:rPr>
+              <w:rStyle w:val="Hyperlink"/>
+            </w:rPr>
+            <w:t>istribute</w:t>
+          </w:r>
+        </w:hyperlink>
+      </w:r>
+      <w:r>
+        <w:rPr>
+          <w:u w:val="single" w:color="0000ff"/>
+          <w:rFonts w:ascii="Charis SIL Regular" w:hAnsi="Charis SIL Regular" w:eastAsia="Charis SIL Regular"/>
+          <w:b w:val="0"/>
+          <w:i w:val="0"/>
+          <w:color w:val="000000"/>
+          <w:sz w:val="24"/>
+        </w:rPr>
+        <w:hyperlink r:id="rId12" w:history="1">
+          <w:r>
+            <w:rPr>
+              <w:rStyle w:val="Hyperlink"/>
+            </w:rPr>
+            <w:t xml:space="preserve"> th</w:t>
+          </w:r>
+        </w:hyperlink>
       </w:r>
       <w:r>
         <w:rPr>
@@ -3259,9 +3369,15 @@
           <w:i w:val="0"/>
           <w:color w:val="0000FF"/>
           <w:sz w:val="24"/>
-          <w:u w:val="single"/>
-        </w:rPr>
-        <w:t>.n</w:t>
+        </w:rPr>
+        <w:hyperlink r:id="rId22" w:history="1">
+          <w:r>
+            <w:rPr>
+              <w:rStyle w:val="Hyperlink"/>
+            </w:rPr>
+            <w:t>.n</w:t>
+          </w:r>
+        </w:hyperlink>
       </w:r>
       <w:r>
         <w:rPr>

--- a/EXPORTS/DOCX/published/niveau2/English/CivilServants.docx
+++ b/EXPORTS/DOCX/published/niveau2/English/CivilServants.docx
@@ -1766,13 +1766,29 @@
             <w:rPr>
               <w:rStyle w:val="Hyperlink"/>
             </w:rPr>
-            <w:t>affairs</w:t>
+            <w:t>affair</w:t>
           </w:r>
         </w:hyperlink>
       </w:r>
       <w:r>
         <w:rPr>
-          <w:u w:val="single" w:color="0000ff"/>
+          <w:rFonts w:ascii="Charis SIL Regular" w:hAnsi="Charis SIL Regular" w:eastAsia="Charis SIL Regular"/>
+          <w:b w:val="0"/>
+          <w:i w:val="0"/>
+          <w:color w:val="000000"/>
+          <w:sz w:val="24"/>
+        </w:rPr>
+        <w:hyperlink r:id="rId17" w:history="1">
+          <w:r>
+            <w:rPr>
+              <w:rStyle w:val="Hyperlink"/>
+            </w:rPr>
+            <w:t>s</w:t>
+          </w:r>
+        </w:hyperlink>
+      </w:r>
+      <w:r>
+        <w:rPr>
           <w:rFonts w:ascii="Charis SIL Regular" w:hAnsi="Charis SIL Regular" w:eastAsia="Charis SIL Regular"/>
           <w:b w:val="0"/>
           <w:i w:val="0"/>
@@ -1813,7 +1829,7 @@
             <w:rPr>
               <w:rStyle w:val="Hyperlink"/>
             </w:rPr>
-            <w:t>n the</w:t>
+            <w:t xml:space="preserve">n the </w:t>
           </w:r>
         </w:hyperlink>
       </w:r>
@@ -1825,7 +1841,7 @@
           <w:color w:val="000000"/>
           <w:sz w:val="24"/>
         </w:rPr>
-        <w:t xml:space="preserve"> various colonies through the Koloniaal Verslag (Colonial Report). This </w:t>
+        <w:t xml:space="preserve">various colonies through the Koloniaal Verslag (Colonial Report). This </w:t>
       </w:r>
       <w:r>
         <w:br/>

--- a/EXPORTS/DOCX/published/niveau2/English/CivilServants.docx
+++ b/EXPORTS/DOCX/published/niveau2/English/CivilServants.docx
@@ -242,43 +242,7 @@
           <w:color w:val="000000"/>
           <w:sz w:val="24"/>
         </w:rPr>
-        <w:t xml:space="preserve"> in particular had a large number of civil servants, who we</w:t>
-      </w:r>
-      <w:r>
-        <w:rPr>
-          <w:u w:val="single" w:color="0000ff"/>
-          <w:rFonts w:ascii="Charis SIL Regular" w:hAnsi="Charis SIL Regular" w:eastAsia="Charis SIL Regular"/>
-          <w:b w:val="0"/>
-          <w:i w:val="0"/>
-          <w:color w:val="000000"/>
-          <w:sz w:val="24"/>
-        </w:rPr>
-        <w:hyperlink r:id="rId9" w:history="1">
-          <w:r>
-            <w:rPr>
-              <w:rStyle w:val="Hyperlink"/>
-            </w:rPr>
-            <w:t>re par</w:t>
-          </w:r>
-        </w:hyperlink>
-      </w:r>
-      <w:r>
-        <w:rPr>
-          <w:u w:val="single" w:color="0000ff"/>
-          <w:rFonts w:ascii="Charis SIL Regular" w:hAnsi="Charis SIL Regular" w:eastAsia="Charis SIL Regular"/>
-          <w:b w:val="0"/>
-          <w:i w:val="0"/>
-          <w:color w:val="000000"/>
-          <w:sz w:val="24"/>
-        </w:rPr>
-        <w:hyperlink r:id="rId9" w:history="1">
-          <w:r>
-            <w:rPr>
-              <w:rStyle w:val="Hyperlink"/>
-            </w:rPr>
-            <w:t>tly m</w:t>
-          </w:r>
-        </w:hyperlink>
+        <w:t xml:space="preserve"> in particular had a large number of civil servants, who were partly m</w:t>
       </w:r>
       <w:r>
         <w:rPr>
@@ -3385,15 +3349,9 @@
           <w:i w:val="0"/>
           <w:color w:val="0000FF"/>
           <w:sz w:val="24"/>
-        </w:rPr>
-        <w:hyperlink r:id="rId22" w:history="1">
-          <w:r>
-            <w:rPr>
-              <w:rStyle w:val="Hyperlink"/>
-            </w:rPr>
-            <w:t>.n</w:t>
-          </w:r>
-        </w:hyperlink>
+          <w:u w:val="single"/>
+        </w:rPr>
+        <w:t>.n</w:t>
       </w:r>
       <w:r>
         <w:rPr>
@@ -4950,7 +4908,7 @@
           <w:sz w:val="24"/>
           <w:u w:val="single"/>
         </w:rPr>
-        <w:hyperlink r:id="rId30" w:history="1">
+        <w:hyperlink r:id="rId29" w:history="1">
           <w:r>
             <w:rPr>
               <w:rStyle w:val="Hyperlink"/>
@@ -4968,7 +4926,7 @@
           <w:sz w:val="24"/>
           <w:u w:val="single"/>
         </w:rPr>
-        <w:hyperlink r:id="rId30" w:history="1">
+        <w:hyperlink r:id="rId29" w:history="1">
           <w:r>
             <w:rPr>
               <w:rStyle w:val="Hyperlink"/>
@@ -4997,7 +4955,7 @@
           <w:sz w:val="24"/>
           <w:u w:val="single"/>
         </w:rPr>
-        <w:hyperlink r:id="rId30" w:history="1">
+        <w:hyperlink r:id="rId29" w:history="1">
           <w:r>
             <w:rPr>
               <w:rStyle w:val="Hyperlink"/>
@@ -5098,7 +5056,7 @@
           <w:sz w:val="24"/>
           <w:u w:val="single"/>
         </w:rPr>
-        <w:hyperlink r:id="rId31" w:history="1">
+        <w:hyperlink r:id="rId30" w:history="1">
           <w:r>
             <w:rPr>
               <w:rStyle w:val="Hyperlink"/>
@@ -5116,7 +5074,7 @@
           <w:sz w:val="24"/>
           <w:u w:val="single"/>
         </w:rPr>
-        <w:hyperlink r:id="rId31" w:history="1">
+        <w:hyperlink r:id="rId30" w:history="1">
           <w:r>
             <w:rPr>
               <w:rStyle w:val="Hyperlink"/>
@@ -5134,7 +5092,7 @@
           <w:sz w:val="24"/>
           <w:u w:val="single"/>
         </w:rPr>
-        <w:hyperlink r:id="rId31" w:history="1">
+        <w:hyperlink r:id="rId30" w:history="1">
           <w:r>
             <w:rPr>
               <w:rStyle w:val="Hyperlink"/>
@@ -5162,7 +5120,7 @@
           <w:sz w:val="24"/>
           <w:u w:val="single"/>
         </w:rPr>
-        <w:hyperlink r:id="rId32" w:history="1">
+        <w:hyperlink r:id="rId31" w:history="1">
           <w:r>
             <w:rPr>
               <w:rStyle w:val="Hyperlink"/>
@@ -5191,7 +5149,7 @@
           <w:sz w:val="24"/>
           <w:u w:val="single"/>
         </w:rPr>
-        <w:hyperlink r:id="rId32" w:history="1">
+        <w:hyperlink r:id="rId31" w:history="1">
           <w:r>
             <w:rPr>
               <w:rStyle w:val="Hyperlink"/>
@@ -5219,7 +5177,7 @@
           <w:sz w:val="24"/>
           <w:u w:val="single"/>
         </w:rPr>
-        <w:hyperlink r:id="rId31" w:history="1">
+        <w:hyperlink r:id="rId30" w:history="1">
           <w:r>
             <w:rPr>
               <w:rStyle w:val="Hyperlink"/>
@@ -5237,7 +5195,7 @@
           <w:sz w:val="24"/>
           <w:u w:val="single"/>
         </w:rPr>
-        <w:hyperlink r:id="rId31" w:history="1">
+        <w:hyperlink r:id="rId30" w:history="1">
           <w:r>
             <w:rPr>
               <w:rStyle w:val="Hyperlink"/>
@@ -5266,7 +5224,7 @@
           <w:sz w:val="24"/>
           <w:u w:val="single"/>
         </w:rPr>
-        <w:hyperlink r:id="rId31" w:history="1">
+        <w:hyperlink r:id="rId30" w:history="1">
           <w:r>
             <w:rPr>
               <w:rStyle w:val="Hyperlink"/>
